--- a/素材/策划案/V4/英雄基础成长&全技能特效数值开发定稿文档.docx
+++ b/素材/策划案/V4/英雄基础成长&全技能特效数值开发定稿文档.docx
@@ -18,7 +18,7 @@
     </w:p>
     <w:tbl>
       <w:tblPr>
-        <w:tblStyle w:val="4"/>
+        <w:tblStyle w:val="5"/>
         <w:tblW w:w="0" w:type="auto"/>
         <w:tblInd w:w="0" w:type="dxa"/>
         <w:tblBorders>
@@ -187,7 +187,7 @@
     </w:p>
     <w:tbl>
       <w:tblPr>
-        <w:tblStyle w:val="4"/>
+        <w:tblStyle w:val="5"/>
         <w:tblW w:w="0" w:type="auto"/>
         <w:tblInd w:w="0" w:type="dxa"/>
         <w:tblBorders>
@@ -1330,7 +1330,7 @@
     </w:p>
     <w:tbl>
       <w:tblPr>
-        <w:tblStyle w:val="4"/>
+        <w:tblStyle w:val="5"/>
         <w:tblW w:w="0" w:type="auto"/>
         <w:tblInd w:w="0" w:type="dxa"/>
         <w:tblBorders>
@@ -2112,8 +2112,10 @@
     </w:p>
     <w:p>
       <w:pPr>
-        <w:spacing w:before="120" w:after="120" w:line="288" w:lineRule="auto"/>
-        <w:ind w:left="0"/>
+        <w:keepNext w:val="0"/>
+        <w:keepLines w:val="0"/>
+        <w:widowControl/>
+        <w:suppressLineNumbers w:val="0"/>
         <w:jc w:val="left"/>
       </w:pPr>
       <w:r>
@@ -2129,8 +2131,49 @@
           <w:rFonts w:ascii="Arial" w:hAnsi="Arial" w:eastAsia="等线" w:cs="Arial"/>
           <w:sz w:val="22"/>
         </w:rPr>
-        <w:t>：英雄原地踩踏造成范围物理伤害，附带震退、减速、削攻速效果，满级可打断小怪技能，核心用于前排控场、压制密集人海怪物，削弱敌方输出能力，稳固防线。</w:t>
+        <w:t>：</w:t>
       </w:r>
+      <w:r>
+        <w:rPr>
+          <w:rFonts w:ascii="宋体" w:hAnsi="宋体" w:eastAsia="宋体" w:cs="宋体"/>
+          <w:kern w:val="0"/>
+          <w:sz w:val="24"/>
+          <w:szCs w:val="24"/>
+          <w:lang w:val="en-US" w:eastAsia="zh-CN" w:bidi="ar"/>
+        </w:rPr>
+        <w:t xml:space="preserve">英雄向随机或指定方向投掷“妖光球”，落地后形成 1 个持续存在的圆形沼泽，进入区域内的敌人受到持续物理伤害，并被减速。技能冷却时间固定为 </w:t>
+      </w:r>
+      <w:r>
+        <w:rPr>
+          <w:rFonts w:ascii="宋体" w:hAnsi="宋体" w:eastAsia="宋体" w:cs="宋体"/>
+          <w:b/>
+          <w:bCs/>
+          <w:kern w:val="0"/>
+          <w:sz w:val="24"/>
+          <w:szCs w:val="24"/>
+          <w:lang w:val="en-US" w:eastAsia="zh-CN" w:bidi="ar"/>
+        </w:rPr>
+        <w:t>6秒</w:t>
+      </w:r>
+      <w:r>
+        <w:rPr>
+          <w:rFonts w:ascii="宋体" w:hAnsi="宋体" w:eastAsia="宋体" w:cs="宋体"/>
+          <w:kern w:val="0"/>
+          <w:sz w:val="24"/>
+          <w:szCs w:val="24"/>
+          <w:lang w:val="en-US" w:eastAsia="zh-CN" w:bidi="ar"/>
+        </w:rPr>
+        <w:t>。但在到达数量上限后，新射出的妖光会取代最旧的那个沼泽。这种“自动更替”机制避免了玩家手动操作过多，同时保证了前线始终有沼泽存在。</w:t>
+      </w:r>
+    </w:p>
+    <w:p>
+      <w:pPr>
+        <w:keepNext w:val="0"/>
+        <w:keepLines w:val="0"/>
+        <w:widowControl/>
+        <w:suppressLineNumbers w:val="0"/>
+        <w:jc w:val="left"/>
+      </w:pPr>
     </w:p>
     <w:p>
       <w:pPr>
@@ -2156,51 +2199,84 @@
     </w:p>
     <w:tbl>
       <w:tblPr>
-        <w:tblStyle w:val="4"/>
         <w:tblW w:w="0" w:type="auto"/>
-        <w:tblInd w:w="0" w:type="dxa"/>
+        <w:tblCellSpacing w:w="15" w:type="dxa"/>
+        <w:tblInd w:w="20" w:type="dxa"/>
         <w:tblBorders>
-          <w:top w:val="single" w:color="DEE0E3" w:sz="0" w:space="0"/>
-          <w:left w:val="single" w:color="DEE0E3" w:sz="0" w:space="0"/>
-          <w:bottom w:val="single" w:color="DEE0E3" w:sz="0" w:space="0"/>
-          <w:right w:val="single" w:color="DEE0E3" w:sz="0" w:space="0"/>
-          <w:insideH w:val="single" w:color="DEE0E3" w:sz="0" w:space="0"/>
-          <w:insideV w:val="single" w:color="DEE0E3" w:sz="0" w:space="0"/>
+          <w:top w:val="none" w:color="1F1F1F" w:sz="0" w:space="0"/>
+          <w:left w:val="none" w:color="1F1F1F" w:sz="0" w:space="0"/>
+          <w:bottom w:val="none" w:color="1F1F1F" w:sz="0" w:space="0"/>
+          <w:right w:val="none" w:color="1F1F1F" w:sz="0" w:space="0"/>
+          <w:insideH w:val="none" w:color="auto" w:sz="0" w:space="0"/>
+          <w:insideV w:val="none" w:color="auto" w:sz="0" w:space="0"/>
         </w:tblBorders>
-        <w:tblLayout w:type="fixed"/>
+        <w:shd w:val="clear"/>
+        <w:tblLayout w:type="autofit"/>
         <w:tblCellMar>
           <w:top w:w="0" w:type="dxa"/>
-          <w:left w:w="10" w:type="dxa"/>
+          <w:left w:w="0" w:type="dxa"/>
           <w:bottom w:w="0" w:type="dxa"/>
-          <w:right w:w="10" w:type="dxa"/>
+          <w:right w:w="0" w:type="dxa"/>
         </w:tblCellMar>
       </w:tblPr>
       <w:tblGrid>
-        <w:gridCol w:w="2760"/>
-        <w:gridCol w:w="2760"/>
-        <w:gridCol w:w="2760"/>
+        <w:gridCol w:w="891"/>
+        <w:gridCol w:w="1214"/>
+        <w:gridCol w:w="1063"/>
+        <w:gridCol w:w="1199"/>
+        <w:gridCol w:w="1548"/>
+        <w:gridCol w:w="1336"/>
+        <w:gridCol w:w="1614"/>
       </w:tblGrid>
       <w:tr>
-        <w:tc>
-          <w:tcPr>
-            <w:tcW w:w="2760" w:type="dxa"/>
-            <w:tcMar>
-              <w:top w:w="60" w:type="dxa"/>
-              <w:left w:w="120" w:type="dxa"/>
-              <w:bottom w:w="30" w:type="dxa"/>
-              <w:right w:w="120" w:type="dxa"/>
-            </w:tcMar>
-          </w:tcPr>
-          <w:p>
-            <w:pPr>
-              <w:spacing w:before="120" w:after="120" w:line="288" w:lineRule="auto"/>
-              <w:ind w:left="0"/>
-              <w:jc w:val="left"/>
-            </w:pPr>
-            <w:r>
-              <w:rPr>
-                <w:rFonts w:ascii="Arial" w:hAnsi="Arial" w:eastAsia="等线" w:cs="Arial"/>
-                <w:sz w:val="22"/>
+        <w:trPr>
+          <w:tblHeader/>
+          <w:tblCellSpacing w:w="15" w:type="dxa"/>
+        </w:trPr>
+        <w:tc>
+          <w:tcPr>
+            <w:tcW w:w="0" w:type="auto"/>
+            <w:tcBorders>
+              <w:top w:val="single" w:color="C4C7C5" w:sz="8" w:space="0"/>
+              <w:left w:val="single" w:color="C4C7C5" w:sz="8" w:space="0"/>
+              <w:bottom w:val="single" w:color="C4C7C5" w:sz="8" w:space="0"/>
+              <w:right w:val="single" w:color="C4C7C5" w:sz="8" w:space="0"/>
+            </w:tcBorders>
+            <w:shd w:val="clear"/>
+            <w:tcMar>
+              <w:top w:w="160" w:type="dxa"/>
+              <w:left w:w="240" w:type="dxa"/>
+              <w:bottom w:w="160" w:type="dxa"/>
+              <w:right w:w="240" w:type="dxa"/>
+            </w:tcMar>
+            <w:vAlign w:val="center"/>
+          </w:tcPr>
+          <w:p>
+            <w:pPr>
+              <w:keepNext w:val="0"/>
+              <w:keepLines w:val="0"/>
+              <w:widowControl/>
+              <w:suppressLineNumbers w:val="0"/>
+              <w:bidi w:val="0"/>
+              <w:spacing w:before="0" w:beforeAutospacing="0" w:after="0" w:afterAutospacing="0" w:line="23" w:lineRule="atLeast"/>
+              <w:ind w:left="0" w:right="0"/>
+              <w:jc w:val="left"/>
+              <w:rPr>
+                <w:rFonts w:ascii="sans-serif" w:hAnsi="sans-serif" w:eastAsia="sans-serif" w:cs="sans-serif"/>
+                <w:color w:val="1F1F1F"/>
+              </w:rPr>
+            </w:pPr>
+            <w:bookmarkStart w:id="10" w:name="heading_10"/>
+            <w:r>
+              <w:rPr>
+                <w:rStyle w:val="7"/>
+                <w:rFonts w:hint="default" w:ascii="sans-serif" w:hAnsi="sans-serif" w:eastAsia="sans-serif" w:cs="sans-serif"/>
+                <w:color w:val="1F1F1F"/>
+                <w:kern w:val="0"/>
+                <w:sz w:val="24"/>
+                <w:szCs w:val="24"/>
+                <w:bdr w:val="none" w:color="1F1F1F" w:sz="0" w:space="0"/>
+                <w:lang w:val="en-US" w:eastAsia="zh-CN" w:bidi="ar"/>
               </w:rPr>
               <w:t>等级</w:t>
             </w:r>
@@ -2208,76 +2284,341 @@
         </w:tc>
         <w:tc>
           <w:tcPr>
-            <w:tcW w:w="2760" w:type="dxa"/>
-            <w:tcMar>
-              <w:top w:w="60" w:type="dxa"/>
-              <w:left w:w="120" w:type="dxa"/>
-              <w:bottom w:w="30" w:type="dxa"/>
-              <w:right w:w="120" w:type="dxa"/>
-            </w:tcMar>
-          </w:tcPr>
-          <w:p>
-            <w:pPr>
-              <w:spacing w:before="120" w:after="120" w:line="288" w:lineRule="auto"/>
-              <w:ind w:left="0"/>
-              <w:jc w:val="left"/>
-            </w:pPr>
-            <w:r>
-              <w:rPr>
-                <w:rFonts w:ascii="Arial" w:hAnsi="Arial" w:eastAsia="等线" w:cs="Arial"/>
-                <w:sz w:val="22"/>
-              </w:rPr>
-              <w:t>伤害倍率</w:t>
-            </w:r>
-          </w:p>
-        </w:tc>
-        <w:tc>
-          <w:tcPr>
-            <w:tcW w:w="2760" w:type="dxa"/>
-            <w:tcMar>
-              <w:top w:w="60" w:type="dxa"/>
-              <w:left w:w="120" w:type="dxa"/>
-              <w:bottom w:w="30" w:type="dxa"/>
-              <w:right w:w="120" w:type="dxa"/>
-            </w:tcMar>
-          </w:tcPr>
-          <w:p>
-            <w:pPr>
-              <w:spacing w:before="120" w:after="120" w:line="288" w:lineRule="auto"/>
-              <w:ind w:left="0"/>
-              <w:jc w:val="left"/>
-            </w:pPr>
-            <w:r>
-              <w:rPr>
-                <w:rFonts w:ascii="Arial" w:hAnsi="Arial" w:eastAsia="等线" w:cs="Arial"/>
-                <w:sz w:val="22"/>
-              </w:rPr>
-              <w:t>附加效果</w:t>
+            <w:tcW w:w="0" w:type="auto"/>
+            <w:tcBorders>
+              <w:top w:val="single" w:color="C4C7C5" w:sz="8" w:space="0"/>
+              <w:left w:val="single" w:color="C4C7C5" w:sz="8" w:space="0"/>
+              <w:bottom w:val="single" w:color="C4C7C5" w:sz="8" w:space="0"/>
+              <w:right w:val="single" w:color="C4C7C5" w:sz="8" w:space="0"/>
+            </w:tcBorders>
+            <w:shd w:val="clear"/>
+            <w:tcMar>
+              <w:top w:w="160" w:type="dxa"/>
+              <w:left w:w="240" w:type="dxa"/>
+              <w:bottom w:w="160" w:type="dxa"/>
+              <w:right w:w="240" w:type="dxa"/>
+            </w:tcMar>
+            <w:vAlign w:val="center"/>
+          </w:tcPr>
+          <w:p>
+            <w:pPr>
+              <w:keepNext w:val="0"/>
+              <w:keepLines w:val="0"/>
+              <w:widowControl/>
+              <w:suppressLineNumbers w:val="0"/>
+              <w:bidi w:val="0"/>
+              <w:spacing w:before="0" w:beforeAutospacing="0" w:after="0" w:afterAutospacing="0" w:line="23" w:lineRule="atLeast"/>
+              <w:ind w:left="0" w:right="0"/>
+              <w:jc w:val="left"/>
+              <w:rPr>
+                <w:rFonts w:hint="default" w:ascii="sans-serif" w:hAnsi="sans-serif" w:eastAsia="sans-serif" w:cs="sans-serif"/>
+                <w:color w:val="1F1F1F"/>
+              </w:rPr>
+            </w:pPr>
+            <w:r>
+              <w:rPr>
+                <w:rStyle w:val="7"/>
+                <w:rFonts w:hint="default" w:ascii="sans-serif" w:hAnsi="sans-serif" w:eastAsia="sans-serif" w:cs="sans-serif"/>
+                <w:color w:val="1F1F1F"/>
+                <w:kern w:val="0"/>
+                <w:sz w:val="24"/>
+                <w:szCs w:val="24"/>
+                <w:bdr w:val="none" w:color="1F1F1F" w:sz="0" w:space="0"/>
+                <w:lang w:val="en-US" w:eastAsia="zh-CN" w:bidi="ar"/>
+              </w:rPr>
+              <w:t>沼泽数量上限</w:t>
+            </w:r>
+          </w:p>
+        </w:tc>
+        <w:tc>
+          <w:tcPr>
+            <w:tcW w:w="0" w:type="auto"/>
+            <w:tcBorders>
+              <w:top w:val="single" w:color="C4C7C5" w:sz="8" w:space="0"/>
+              <w:left w:val="single" w:color="C4C7C5" w:sz="8" w:space="0"/>
+              <w:bottom w:val="single" w:color="C4C7C5" w:sz="8" w:space="0"/>
+              <w:right w:val="single" w:color="C4C7C5" w:sz="8" w:space="0"/>
+            </w:tcBorders>
+            <w:shd w:val="clear"/>
+            <w:tcMar>
+              <w:top w:w="160" w:type="dxa"/>
+              <w:left w:w="240" w:type="dxa"/>
+              <w:bottom w:w="160" w:type="dxa"/>
+              <w:right w:w="240" w:type="dxa"/>
+            </w:tcMar>
+            <w:vAlign w:val="center"/>
+          </w:tcPr>
+          <w:p>
+            <w:pPr>
+              <w:keepNext w:val="0"/>
+              <w:keepLines w:val="0"/>
+              <w:widowControl/>
+              <w:suppressLineNumbers w:val="0"/>
+              <w:bidi w:val="0"/>
+              <w:spacing w:before="0" w:beforeAutospacing="0" w:after="0" w:afterAutospacing="0" w:line="23" w:lineRule="atLeast"/>
+              <w:ind w:left="0" w:right="0"/>
+              <w:jc w:val="left"/>
+              <w:rPr>
+                <w:rFonts w:hint="default" w:ascii="sans-serif" w:hAnsi="sans-serif" w:eastAsia="sans-serif" w:cs="sans-serif"/>
+                <w:color w:val="1F1F1F"/>
+              </w:rPr>
+            </w:pPr>
+            <w:r>
+              <w:rPr>
+                <w:rStyle w:val="7"/>
+                <w:rFonts w:hint="default" w:ascii="sans-serif" w:hAnsi="sans-serif" w:eastAsia="sans-serif" w:cs="sans-serif"/>
+                <w:color w:val="1F1F1F"/>
+                <w:kern w:val="0"/>
+                <w:sz w:val="24"/>
+                <w:szCs w:val="24"/>
+                <w:bdr w:val="none" w:color="1F1F1F" w:sz="0" w:space="0"/>
+                <w:lang w:val="en-US" w:eastAsia="zh-CN" w:bidi="ar"/>
+              </w:rPr>
+              <w:t>持续时间</w:t>
+            </w:r>
+          </w:p>
+        </w:tc>
+        <w:tc>
+          <w:tcPr>
+            <w:tcW w:w="0" w:type="auto"/>
+            <w:tcBorders>
+              <w:top w:val="single" w:color="C4C7C5" w:sz="8" w:space="0"/>
+              <w:left w:val="single" w:color="C4C7C5" w:sz="8" w:space="0"/>
+              <w:bottom w:val="single" w:color="C4C7C5" w:sz="8" w:space="0"/>
+              <w:right w:val="single" w:color="C4C7C5" w:sz="8" w:space="0"/>
+            </w:tcBorders>
+            <w:shd w:val="clear"/>
+            <w:tcMar>
+              <w:top w:w="160" w:type="dxa"/>
+              <w:left w:w="240" w:type="dxa"/>
+              <w:bottom w:w="160" w:type="dxa"/>
+              <w:right w:w="240" w:type="dxa"/>
+            </w:tcMar>
+            <w:vAlign w:val="center"/>
+          </w:tcPr>
+          <w:p>
+            <w:pPr>
+              <w:keepNext w:val="0"/>
+              <w:keepLines w:val="0"/>
+              <w:widowControl/>
+              <w:suppressLineNumbers w:val="0"/>
+              <w:bidi w:val="0"/>
+              <w:spacing w:before="0" w:beforeAutospacing="0" w:after="0" w:afterAutospacing="0" w:line="23" w:lineRule="atLeast"/>
+              <w:ind w:left="0" w:right="0"/>
+              <w:jc w:val="left"/>
+              <w:rPr>
+                <w:rFonts w:hint="default" w:ascii="sans-serif" w:hAnsi="sans-serif" w:eastAsia="sans-serif" w:cs="sans-serif"/>
+                <w:color w:val="1F1F1F"/>
+              </w:rPr>
+            </w:pPr>
+            <w:r>
+              <w:rPr>
+                <w:rStyle w:val="7"/>
+                <w:rFonts w:hint="default" w:ascii="sans-serif" w:hAnsi="sans-serif" w:eastAsia="sans-serif" w:cs="sans-serif"/>
+                <w:color w:val="1F1F1F"/>
+                <w:kern w:val="0"/>
+                <w:sz w:val="24"/>
+                <w:szCs w:val="24"/>
+                <w:bdr w:val="none" w:color="1F1F1F" w:sz="0" w:space="0"/>
+                <w:lang w:val="en-US" w:eastAsia="zh-CN" w:bidi="ar"/>
+              </w:rPr>
+              <w:t>伤害间隔</w:t>
+            </w:r>
+          </w:p>
+        </w:tc>
+        <w:tc>
+          <w:tcPr>
+            <w:tcW w:w="0" w:type="auto"/>
+            <w:tcBorders>
+              <w:top w:val="single" w:color="C4C7C5" w:sz="8" w:space="0"/>
+              <w:left w:val="single" w:color="C4C7C5" w:sz="8" w:space="0"/>
+              <w:bottom w:val="single" w:color="C4C7C5" w:sz="8" w:space="0"/>
+              <w:right w:val="single" w:color="C4C7C5" w:sz="8" w:space="0"/>
+            </w:tcBorders>
+            <w:shd w:val="clear"/>
+            <w:tcMar>
+              <w:top w:w="160" w:type="dxa"/>
+              <w:left w:w="240" w:type="dxa"/>
+              <w:bottom w:w="160" w:type="dxa"/>
+              <w:right w:w="240" w:type="dxa"/>
+            </w:tcMar>
+            <w:vAlign w:val="center"/>
+          </w:tcPr>
+          <w:p>
+            <w:pPr>
+              <w:keepNext w:val="0"/>
+              <w:keepLines w:val="0"/>
+              <w:widowControl/>
+              <w:suppressLineNumbers w:val="0"/>
+              <w:bidi w:val="0"/>
+              <w:spacing w:before="0" w:beforeAutospacing="0" w:after="0" w:afterAutospacing="0" w:line="23" w:lineRule="atLeast"/>
+              <w:ind w:left="0" w:right="0"/>
+              <w:jc w:val="left"/>
+              <w:rPr>
+                <w:rFonts w:hint="default" w:ascii="sans-serif" w:hAnsi="sans-serif" w:eastAsia="sans-serif" w:cs="sans-serif"/>
+                <w:color w:val="1F1F1F"/>
+              </w:rPr>
+            </w:pPr>
+            <w:r>
+              <w:rPr>
+                <w:rStyle w:val="7"/>
+                <w:rFonts w:hint="default" w:ascii="sans-serif" w:hAnsi="sans-serif" w:eastAsia="sans-serif" w:cs="sans-serif"/>
+                <w:color w:val="1F1F1F"/>
+                <w:kern w:val="0"/>
+                <w:sz w:val="24"/>
+                <w:szCs w:val="24"/>
+                <w:bdr w:val="none" w:color="1F1F1F" w:sz="0" w:space="0"/>
+                <w:lang w:val="en-US" w:eastAsia="zh-CN" w:bidi="ar"/>
+              </w:rPr>
+              <w:t>伤害倍率 (每秒)</w:t>
+            </w:r>
+          </w:p>
+        </w:tc>
+        <w:tc>
+          <w:tcPr>
+            <w:tcW w:w="0" w:type="auto"/>
+            <w:tcBorders>
+              <w:top w:val="single" w:color="C4C7C5" w:sz="8" w:space="0"/>
+              <w:left w:val="single" w:color="C4C7C5" w:sz="8" w:space="0"/>
+              <w:bottom w:val="single" w:color="C4C7C5" w:sz="8" w:space="0"/>
+              <w:right w:val="single" w:color="C4C7C5" w:sz="8" w:space="0"/>
+            </w:tcBorders>
+            <w:shd w:val="clear"/>
+            <w:tcMar>
+              <w:top w:w="160" w:type="dxa"/>
+              <w:left w:w="240" w:type="dxa"/>
+              <w:bottom w:w="160" w:type="dxa"/>
+              <w:right w:w="240" w:type="dxa"/>
+            </w:tcMar>
+            <w:vAlign w:val="center"/>
+          </w:tcPr>
+          <w:p>
+            <w:pPr>
+              <w:keepNext w:val="0"/>
+              <w:keepLines w:val="0"/>
+              <w:widowControl/>
+              <w:suppressLineNumbers w:val="0"/>
+              <w:bidi w:val="0"/>
+              <w:spacing w:before="0" w:beforeAutospacing="0" w:after="0" w:afterAutospacing="0" w:line="23" w:lineRule="atLeast"/>
+              <w:ind w:left="0" w:right="0"/>
+              <w:jc w:val="left"/>
+              <w:rPr>
+                <w:rFonts w:hint="default" w:ascii="sans-serif" w:hAnsi="sans-serif" w:eastAsia="sans-serif" w:cs="sans-serif"/>
+                <w:color w:val="1F1F1F"/>
+              </w:rPr>
+            </w:pPr>
+            <w:r>
+              <w:rPr>
+                <w:rStyle w:val="7"/>
+                <w:rFonts w:hint="default" w:ascii="sans-serif" w:hAnsi="sans-serif" w:eastAsia="sans-serif" w:cs="sans-serif"/>
+                <w:color w:val="1F1F1F"/>
+                <w:kern w:val="0"/>
+                <w:sz w:val="24"/>
+                <w:szCs w:val="24"/>
+                <w:bdr w:val="none" w:color="1F1F1F" w:sz="0" w:space="0"/>
+                <w:lang w:val="en-US" w:eastAsia="zh-CN" w:bidi="ar"/>
+              </w:rPr>
+              <w:t>半径 (像素)</w:t>
+            </w:r>
+          </w:p>
+        </w:tc>
+        <w:tc>
+          <w:tcPr>
+            <w:tcW w:w="0" w:type="auto"/>
+            <w:tcBorders>
+              <w:top w:val="single" w:color="C4C7C5" w:sz="8" w:space="0"/>
+              <w:left w:val="single" w:color="C4C7C5" w:sz="8" w:space="0"/>
+              <w:bottom w:val="single" w:color="C4C7C5" w:sz="8" w:space="0"/>
+              <w:right w:val="single" w:color="C4C7C5" w:sz="8" w:space="0"/>
+            </w:tcBorders>
+            <w:shd w:val="clear"/>
+            <w:tcMar>
+              <w:top w:w="160" w:type="dxa"/>
+              <w:left w:w="240" w:type="dxa"/>
+              <w:bottom w:w="160" w:type="dxa"/>
+              <w:right w:w="240" w:type="dxa"/>
+            </w:tcMar>
+            <w:vAlign w:val="center"/>
+          </w:tcPr>
+          <w:p>
+            <w:pPr>
+              <w:keepNext w:val="0"/>
+              <w:keepLines w:val="0"/>
+              <w:widowControl/>
+              <w:suppressLineNumbers w:val="0"/>
+              <w:bidi w:val="0"/>
+              <w:spacing w:before="0" w:beforeAutospacing="0" w:after="0" w:afterAutospacing="0" w:line="23" w:lineRule="atLeast"/>
+              <w:ind w:left="0" w:right="0"/>
+              <w:jc w:val="left"/>
+              <w:rPr>
+                <w:rFonts w:hint="default" w:ascii="sans-serif" w:hAnsi="sans-serif" w:eastAsia="sans-serif" w:cs="sans-serif"/>
+                <w:color w:val="1F1F1F"/>
+              </w:rPr>
+            </w:pPr>
+            <w:r>
+              <w:rPr>
+                <w:rStyle w:val="7"/>
+                <w:rFonts w:hint="default" w:ascii="sans-serif" w:hAnsi="sans-serif" w:eastAsia="sans-serif" w:cs="sans-serif"/>
+                <w:color w:val="1F1F1F"/>
+                <w:kern w:val="0"/>
+                <w:sz w:val="24"/>
+                <w:szCs w:val="24"/>
+                <w:bdr w:val="none" w:color="1F1F1F" w:sz="0" w:space="0"/>
+                <w:lang w:val="en-US" w:eastAsia="zh-CN" w:bidi="ar"/>
+              </w:rPr>
+              <w:t>投掷距离 (像素)</w:t>
             </w:r>
           </w:p>
         </w:tc>
       </w:tr>
       <w:tr>
-        <w:tc>
-          <w:tcPr>
-            <w:tcW w:w="2760" w:type="dxa"/>
-            <w:tcMar>
-              <w:top w:w="60" w:type="dxa"/>
-              <w:left w:w="120" w:type="dxa"/>
-              <w:bottom w:w="30" w:type="dxa"/>
-              <w:right w:w="120" w:type="dxa"/>
-            </w:tcMar>
-          </w:tcPr>
-          <w:p>
-            <w:pPr>
-              <w:spacing w:before="120" w:after="120" w:line="288" w:lineRule="auto"/>
-              <w:ind w:left="0"/>
-              <w:jc w:val="left"/>
-            </w:pPr>
-            <w:r>
-              <w:rPr>
-                <w:rFonts w:ascii="Arial" w:hAnsi="Arial" w:eastAsia="等线" w:cs="Arial"/>
-                <w:sz w:val="22"/>
+        <w:trPr>
+          <w:tblCellSpacing w:w="15" w:type="dxa"/>
+        </w:trPr>
+        <w:tc>
+          <w:tcPr>
+            <w:tcW w:w="0" w:type="auto"/>
+            <w:tcBorders>
+              <w:top w:val="single" w:color="C4C7C5" w:sz="8" w:space="0"/>
+              <w:left w:val="single" w:color="C4C7C5" w:sz="8" w:space="0"/>
+              <w:bottom w:val="single" w:color="C4C7C5" w:sz="8" w:space="0"/>
+              <w:right w:val="single" w:color="C4C7C5" w:sz="8" w:space="0"/>
+            </w:tcBorders>
+            <w:shd w:val="clear"/>
+            <w:tcMar>
+              <w:top w:w="160" w:type="dxa"/>
+              <w:left w:w="240" w:type="dxa"/>
+              <w:bottom w:w="160" w:type="dxa"/>
+              <w:right w:w="240" w:type="dxa"/>
+            </w:tcMar>
+            <w:vAlign w:val="center"/>
+          </w:tcPr>
+          <w:p>
+            <w:pPr>
+              <w:keepNext w:val="0"/>
+              <w:keepLines w:val="0"/>
+              <w:widowControl/>
+              <w:suppressLineNumbers w:val="0"/>
+              <w:bidi w:val="0"/>
+              <w:spacing w:before="0" w:beforeAutospacing="0" w:after="0" w:afterAutospacing="0" w:line="23" w:lineRule="atLeast"/>
+              <w:ind w:left="0" w:right="0"/>
+              <w:jc w:val="left"/>
+              <w:rPr>
+                <w:rFonts w:hint="default" w:ascii="sans-serif" w:hAnsi="sans-serif" w:eastAsia="sans-serif" w:cs="sans-serif"/>
+                <w:color w:val="1F1F1F"/>
+              </w:rPr>
+            </w:pPr>
+            <w:r>
+              <w:rPr>
+                <w:rFonts w:hint="default" w:ascii="sans-serif" w:hAnsi="sans-serif" w:eastAsia="sans-serif" w:cs="sans-serif"/>
+                <w:b/>
+                <w:bCs/>
+                <w:color w:val="1F1F1F"/>
+                <w:kern w:val="0"/>
+                <w:sz w:val="24"/>
+                <w:szCs w:val="24"/>
+                <w:bdr w:val="none" w:color="1F1F1F" w:sz="0" w:space="0"/>
+                <w:lang w:val="en-US" w:eastAsia="zh-CN" w:bidi="ar"/>
               </w:rPr>
               <w:t>1</w:t>
             </w:r>
@@ -2285,76 +2626,335 @@
         </w:tc>
         <w:tc>
           <w:tcPr>
-            <w:tcW w:w="2760" w:type="dxa"/>
-            <w:tcMar>
-              <w:top w:w="60" w:type="dxa"/>
-              <w:left w:w="120" w:type="dxa"/>
-              <w:bottom w:w="30" w:type="dxa"/>
-              <w:right w:w="120" w:type="dxa"/>
-            </w:tcMar>
-          </w:tcPr>
-          <w:p>
-            <w:pPr>
-              <w:spacing w:before="120" w:after="120" w:line="288" w:lineRule="auto"/>
-              <w:ind w:left="0"/>
-              <w:jc w:val="left"/>
-            </w:pPr>
-            <w:r>
-              <w:rPr>
-                <w:rFonts w:ascii="Arial" w:hAnsi="Arial" w:eastAsia="等线" w:cs="Arial"/>
-                <w:sz w:val="22"/>
-              </w:rPr>
-              <w:t>80%物攻</w:t>
-            </w:r>
-          </w:p>
-        </w:tc>
-        <w:tc>
-          <w:tcPr>
-            <w:tcW w:w="2760" w:type="dxa"/>
-            <w:tcMar>
-              <w:top w:w="60" w:type="dxa"/>
-              <w:left w:w="120" w:type="dxa"/>
-              <w:bottom w:w="30" w:type="dxa"/>
-              <w:right w:w="120" w:type="dxa"/>
-            </w:tcMar>
-          </w:tcPr>
-          <w:p>
-            <w:pPr>
-              <w:spacing w:before="120" w:after="120" w:line="288" w:lineRule="auto"/>
-              <w:ind w:left="0"/>
-              <w:jc w:val="left"/>
-            </w:pPr>
-            <w:r>
-              <w:rPr>
-                <w:rFonts w:ascii="Arial" w:hAnsi="Arial" w:eastAsia="等线" w:cs="Arial"/>
-                <w:sz w:val="22"/>
-              </w:rPr>
-              <w:t>小幅震退，减速20%，持续2s</w:t>
+            <w:tcW w:w="0" w:type="auto"/>
+            <w:tcBorders>
+              <w:top w:val="single" w:color="C4C7C5" w:sz="8" w:space="0"/>
+              <w:left w:val="single" w:color="C4C7C5" w:sz="8" w:space="0"/>
+              <w:bottom w:val="single" w:color="C4C7C5" w:sz="8" w:space="0"/>
+              <w:right w:val="single" w:color="C4C7C5" w:sz="8" w:space="0"/>
+            </w:tcBorders>
+            <w:shd w:val="clear"/>
+            <w:tcMar>
+              <w:top w:w="160" w:type="dxa"/>
+              <w:left w:w="240" w:type="dxa"/>
+              <w:bottom w:w="160" w:type="dxa"/>
+              <w:right w:w="240" w:type="dxa"/>
+            </w:tcMar>
+            <w:vAlign w:val="center"/>
+          </w:tcPr>
+          <w:p>
+            <w:pPr>
+              <w:keepNext w:val="0"/>
+              <w:keepLines w:val="0"/>
+              <w:widowControl/>
+              <w:suppressLineNumbers w:val="0"/>
+              <w:bidi w:val="0"/>
+              <w:spacing w:before="0" w:beforeAutospacing="0" w:after="0" w:afterAutospacing="0" w:line="23" w:lineRule="atLeast"/>
+              <w:ind w:left="0" w:right="0"/>
+              <w:jc w:val="left"/>
+              <w:rPr>
+                <w:rFonts w:hint="default" w:ascii="sans-serif" w:hAnsi="sans-serif" w:eastAsia="sans-serif" w:cs="sans-serif"/>
+                <w:color w:val="1F1F1F"/>
+              </w:rPr>
+            </w:pPr>
+            <w:r>
+              <w:rPr>
+                <w:rFonts w:hint="default" w:ascii="sans-serif" w:hAnsi="sans-serif" w:eastAsia="sans-serif" w:cs="sans-serif"/>
+                <w:color w:val="1F1F1F"/>
+                <w:kern w:val="0"/>
+                <w:sz w:val="24"/>
+                <w:szCs w:val="24"/>
+                <w:bdr w:val="none" w:color="1F1F1F" w:sz="0" w:space="0"/>
+                <w:lang w:val="en-US" w:eastAsia="zh-CN" w:bidi="ar"/>
+              </w:rPr>
+              <w:t>1 个</w:t>
+            </w:r>
+          </w:p>
+        </w:tc>
+        <w:tc>
+          <w:tcPr>
+            <w:tcW w:w="0" w:type="auto"/>
+            <w:tcBorders>
+              <w:top w:val="single" w:color="C4C7C5" w:sz="8" w:space="0"/>
+              <w:left w:val="single" w:color="C4C7C5" w:sz="8" w:space="0"/>
+              <w:bottom w:val="single" w:color="C4C7C5" w:sz="8" w:space="0"/>
+              <w:right w:val="single" w:color="C4C7C5" w:sz="8" w:space="0"/>
+            </w:tcBorders>
+            <w:shd w:val="clear"/>
+            <w:tcMar>
+              <w:top w:w="160" w:type="dxa"/>
+              <w:left w:w="240" w:type="dxa"/>
+              <w:bottom w:w="160" w:type="dxa"/>
+              <w:right w:w="240" w:type="dxa"/>
+            </w:tcMar>
+            <w:vAlign w:val="center"/>
+          </w:tcPr>
+          <w:p>
+            <w:pPr>
+              <w:keepNext w:val="0"/>
+              <w:keepLines w:val="0"/>
+              <w:widowControl/>
+              <w:suppressLineNumbers w:val="0"/>
+              <w:bidi w:val="0"/>
+              <w:spacing w:before="0" w:beforeAutospacing="0" w:after="0" w:afterAutospacing="0" w:line="23" w:lineRule="atLeast"/>
+              <w:ind w:left="0" w:right="0"/>
+              <w:jc w:val="left"/>
+              <w:rPr>
+                <w:rFonts w:hint="default" w:ascii="sans-serif" w:hAnsi="sans-serif" w:eastAsia="sans-serif" w:cs="sans-serif"/>
+                <w:color w:val="1F1F1F"/>
+              </w:rPr>
+            </w:pPr>
+            <w:r>
+              <w:rPr>
+                <w:rFonts w:hint="default" w:ascii="sans-serif" w:hAnsi="sans-serif" w:eastAsia="sans-serif" w:cs="sans-serif"/>
+                <w:color w:val="1F1F1F"/>
+                <w:kern w:val="0"/>
+                <w:sz w:val="24"/>
+                <w:szCs w:val="24"/>
+                <w:bdr w:val="none" w:color="1F1F1F" w:sz="0" w:space="0"/>
+                <w:lang w:val="en-US" w:eastAsia="zh-CN" w:bidi="ar"/>
+              </w:rPr>
+              <w:t>3s</w:t>
+            </w:r>
+          </w:p>
+        </w:tc>
+        <w:tc>
+          <w:tcPr>
+            <w:tcW w:w="0" w:type="auto"/>
+            <w:tcBorders>
+              <w:top w:val="single" w:color="C4C7C5" w:sz="8" w:space="0"/>
+              <w:left w:val="single" w:color="C4C7C5" w:sz="8" w:space="0"/>
+              <w:bottom w:val="single" w:color="C4C7C5" w:sz="8" w:space="0"/>
+              <w:right w:val="single" w:color="C4C7C5" w:sz="8" w:space="0"/>
+            </w:tcBorders>
+            <w:shd w:val="clear"/>
+            <w:tcMar>
+              <w:top w:w="160" w:type="dxa"/>
+              <w:left w:w="240" w:type="dxa"/>
+              <w:bottom w:w="160" w:type="dxa"/>
+              <w:right w:w="240" w:type="dxa"/>
+            </w:tcMar>
+            <w:vAlign w:val="center"/>
+          </w:tcPr>
+          <w:p>
+            <w:pPr>
+              <w:keepNext w:val="0"/>
+              <w:keepLines w:val="0"/>
+              <w:widowControl/>
+              <w:suppressLineNumbers w:val="0"/>
+              <w:bidi w:val="0"/>
+              <w:spacing w:before="0" w:beforeAutospacing="0" w:after="0" w:afterAutospacing="0" w:line="23" w:lineRule="atLeast"/>
+              <w:ind w:left="0" w:right="0"/>
+              <w:jc w:val="left"/>
+              <w:rPr>
+                <w:rFonts w:hint="default" w:ascii="sans-serif" w:hAnsi="sans-serif" w:eastAsia="sans-serif" w:cs="sans-serif"/>
+                <w:color w:val="1F1F1F"/>
+              </w:rPr>
+            </w:pPr>
+            <w:r>
+              <w:rPr>
+                <w:rFonts w:hint="default" w:ascii="sans-serif" w:hAnsi="sans-serif" w:eastAsia="sans-serif" w:cs="sans-serif"/>
+                <w:color w:val="1F1F1F"/>
+                <w:kern w:val="0"/>
+                <w:sz w:val="24"/>
+                <w:szCs w:val="24"/>
+                <w:bdr w:val="none" w:color="1F1F1F" w:sz="0" w:space="0"/>
+                <w:lang w:val="en-US" w:eastAsia="zh-CN" w:bidi="ar"/>
+              </w:rPr>
+              <w:t>0.5s</w:t>
+            </w:r>
+          </w:p>
+        </w:tc>
+        <w:tc>
+          <w:tcPr>
+            <w:tcW w:w="0" w:type="auto"/>
+            <w:tcBorders>
+              <w:top w:val="single" w:color="C4C7C5" w:sz="8" w:space="0"/>
+              <w:left w:val="single" w:color="C4C7C5" w:sz="8" w:space="0"/>
+              <w:bottom w:val="single" w:color="C4C7C5" w:sz="8" w:space="0"/>
+              <w:right w:val="single" w:color="C4C7C5" w:sz="8" w:space="0"/>
+            </w:tcBorders>
+            <w:shd w:val="clear"/>
+            <w:tcMar>
+              <w:top w:w="160" w:type="dxa"/>
+              <w:left w:w="240" w:type="dxa"/>
+              <w:bottom w:w="160" w:type="dxa"/>
+              <w:right w:w="240" w:type="dxa"/>
+            </w:tcMar>
+            <w:vAlign w:val="center"/>
+          </w:tcPr>
+          <w:p>
+            <w:pPr>
+              <w:keepNext w:val="0"/>
+              <w:keepLines w:val="0"/>
+              <w:widowControl/>
+              <w:suppressLineNumbers w:val="0"/>
+              <w:bidi w:val="0"/>
+              <w:spacing w:before="0" w:beforeAutospacing="0" w:after="0" w:afterAutospacing="0" w:line="23" w:lineRule="atLeast"/>
+              <w:ind w:left="0" w:right="0"/>
+              <w:jc w:val="left"/>
+              <w:rPr>
+                <w:rFonts w:hint="default" w:ascii="sans-serif" w:hAnsi="sans-serif" w:eastAsia="sans-serif" w:cs="sans-serif"/>
+                <w:color w:val="1F1F1F"/>
+              </w:rPr>
+            </w:pPr>
+            <w:r>
+              <w:rPr>
+                <w:rFonts w:hint="default" w:ascii="sans-serif" w:hAnsi="sans-serif" w:eastAsia="sans-serif" w:cs="sans-serif"/>
+                <w:color w:val="1F1F1F"/>
+                <w:kern w:val="0"/>
+                <w:sz w:val="24"/>
+                <w:szCs w:val="24"/>
+                <w:bdr w:val="none" w:color="1F1F1F" w:sz="0" w:space="0"/>
+                <w:lang w:val="en-US" w:eastAsia="zh-CN" w:bidi="ar"/>
+              </w:rPr>
+              <w:t>30% 物攻</w:t>
+            </w:r>
+          </w:p>
+        </w:tc>
+        <w:tc>
+          <w:tcPr>
+            <w:tcW w:w="0" w:type="auto"/>
+            <w:tcBorders>
+              <w:top w:val="single" w:color="C4C7C5" w:sz="8" w:space="0"/>
+              <w:left w:val="single" w:color="C4C7C5" w:sz="8" w:space="0"/>
+              <w:bottom w:val="single" w:color="C4C7C5" w:sz="8" w:space="0"/>
+              <w:right w:val="single" w:color="C4C7C5" w:sz="8" w:space="0"/>
+            </w:tcBorders>
+            <w:shd w:val="clear"/>
+            <w:tcMar>
+              <w:top w:w="160" w:type="dxa"/>
+              <w:left w:w="240" w:type="dxa"/>
+              <w:bottom w:w="160" w:type="dxa"/>
+              <w:right w:w="240" w:type="dxa"/>
+            </w:tcMar>
+            <w:vAlign w:val="center"/>
+          </w:tcPr>
+          <w:p>
+            <w:pPr>
+              <w:keepNext w:val="0"/>
+              <w:keepLines w:val="0"/>
+              <w:widowControl/>
+              <w:suppressLineNumbers w:val="0"/>
+              <w:bidi w:val="0"/>
+              <w:spacing w:before="0" w:beforeAutospacing="0" w:after="0" w:afterAutospacing="0" w:line="23" w:lineRule="atLeast"/>
+              <w:ind w:left="0" w:right="0"/>
+              <w:jc w:val="left"/>
+              <w:rPr>
+                <w:rFonts w:hint="default" w:ascii="sans-serif" w:hAnsi="sans-serif" w:eastAsia="sans-serif" w:cs="sans-serif"/>
+                <w:color w:val="1F1F1F"/>
+              </w:rPr>
+            </w:pPr>
+            <w:r>
+              <w:rPr>
+                <w:rFonts w:hint="default" w:ascii="sans-serif" w:hAnsi="sans-serif" w:eastAsia="sans-serif" w:cs="sans-serif"/>
+                <w:color w:val="1F1F1F"/>
+                <w:kern w:val="0"/>
+                <w:sz w:val="24"/>
+                <w:szCs w:val="24"/>
+                <w:bdr w:val="none" w:color="1F1F1F" w:sz="0" w:space="0"/>
+                <w:lang w:val="en-US" w:eastAsia="zh-CN" w:bidi="ar"/>
+              </w:rPr>
+              <w:t>30px</w:t>
+            </w:r>
+          </w:p>
+        </w:tc>
+        <w:tc>
+          <w:tcPr>
+            <w:tcW w:w="0" w:type="auto"/>
+            <w:tcBorders>
+              <w:top w:val="single" w:color="C4C7C5" w:sz="8" w:space="0"/>
+              <w:left w:val="single" w:color="C4C7C5" w:sz="8" w:space="0"/>
+              <w:bottom w:val="single" w:color="C4C7C5" w:sz="8" w:space="0"/>
+              <w:right w:val="single" w:color="C4C7C5" w:sz="8" w:space="0"/>
+            </w:tcBorders>
+            <w:shd w:val="clear"/>
+            <w:tcMar>
+              <w:top w:w="160" w:type="dxa"/>
+              <w:left w:w="240" w:type="dxa"/>
+              <w:bottom w:w="160" w:type="dxa"/>
+              <w:right w:w="240" w:type="dxa"/>
+            </w:tcMar>
+            <w:vAlign w:val="center"/>
+          </w:tcPr>
+          <w:p>
+            <w:pPr>
+              <w:keepNext w:val="0"/>
+              <w:keepLines w:val="0"/>
+              <w:widowControl/>
+              <w:suppressLineNumbers w:val="0"/>
+              <w:bidi w:val="0"/>
+              <w:spacing w:before="0" w:beforeAutospacing="0" w:after="0" w:afterAutospacing="0" w:line="23" w:lineRule="atLeast"/>
+              <w:ind w:left="0" w:right="0"/>
+              <w:jc w:val="left"/>
+              <w:rPr>
+                <w:rFonts w:hint="default" w:ascii="sans-serif" w:hAnsi="sans-serif" w:eastAsia="sans-serif" w:cs="sans-serif"/>
+                <w:color w:val="1F1F1F"/>
+              </w:rPr>
+            </w:pPr>
+            <w:r>
+              <w:rPr>
+                <w:rFonts w:hint="default" w:ascii="sans-serif" w:hAnsi="sans-serif" w:eastAsia="sans-serif" w:cs="sans-serif"/>
+                <w:color w:val="1F1F1F"/>
+                <w:kern w:val="0"/>
+                <w:sz w:val="24"/>
+                <w:szCs w:val="24"/>
+                <w:bdr w:val="none" w:color="1F1F1F" w:sz="0" w:space="0"/>
+                <w:lang w:val="en-US" w:eastAsia="zh-CN" w:bidi="ar"/>
+              </w:rPr>
+              <w:t>150px</w:t>
             </w:r>
           </w:p>
         </w:tc>
       </w:tr>
       <w:tr>
-        <w:tc>
-          <w:tcPr>
-            <w:tcW w:w="2760" w:type="dxa"/>
-            <w:tcMar>
-              <w:top w:w="60" w:type="dxa"/>
-              <w:left w:w="120" w:type="dxa"/>
-              <w:bottom w:w="30" w:type="dxa"/>
-              <w:right w:w="120" w:type="dxa"/>
-            </w:tcMar>
-          </w:tcPr>
-          <w:p>
-            <w:pPr>
-              <w:spacing w:before="120" w:after="120" w:line="288" w:lineRule="auto"/>
-              <w:ind w:left="0"/>
-              <w:jc w:val="left"/>
-            </w:pPr>
-            <w:r>
-              <w:rPr>
-                <w:rFonts w:ascii="Arial" w:hAnsi="Arial" w:eastAsia="等线" w:cs="Arial"/>
-                <w:sz w:val="22"/>
+        <w:trPr>
+          <w:tblCellSpacing w:w="15" w:type="dxa"/>
+        </w:trPr>
+        <w:tc>
+          <w:tcPr>
+            <w:tcW w:w="0" w:type="auto"/>
+            <w:tcBorders>
+              <w:top w:val="single" w:color="C4C7C5" w:sz="8" w:space="0"/>
+              <w:left w:val="single" w:color="C4C7C5" w:sz="8" w:space="0"/>
+              <w:bottom w:val="single" w:color="C4C7C5" w:sz="8" w:space="0"/>
+              <w:right w:val="single" w:color="C4C7C5" w:sz="8" w:space="0"/>
+            </w:tcBorders>
+            <w:shd w:val="clear"/>
+            <w:tcMar>
+              <w:top w:w="160" w:type="dxa"/>
+              <w:left w:w="240" w:type="dxa"/>
+              <w:bottom w:w="160" w:type="dxa"/>
+              <w:right w:w="240" w:type="dxa"/>
+            </w:tcMar>
+            <w:vAlign w:val="center"/>
+          </w:tcPr>
+          <w:p>
+            <w:pPr>
+              <w:keepNext w:val="0"/>
+              <w:keepLines w:val="0"/>
+              <w:widowControl/>
+              <w:suppressLineNumbers w:val="0"/>
+              <w:bidi w:val="0"/>
+              <w:spacing w:before="0" w:beforeAutospacing="0" w:after="0" w:afterAutospacing="0" w:line="23" w:lineRule="atLeast"/>
+              <w:ind w:left="0" w:right="0"/>
+              <w:jc w:val="left"/>
+              <w:rPr>
+                <w:rFonts w:hint="default" w:ascii="sans-serif" w:hAnsi="sans-serif" w:eastAsia="sans-serif" w:cs="sans-serif"/>
+                <w:color w:val="1F1F1F"/>
+              </w:rPr>
+            </w:pPr>
+            <w:r>
+              <w:rPr>
+                <w:rFonts w:hint="default" w:ascii="sans-serif" w:hAnsi="sans-serif" w:eastAsia="sans-serif" w:cs="sans-serif"/>
+                <w:b/>
+                <w:bCs/>
+                <w:color w:val="1F1F1F"/>
+                <w:kern w:val="0"/>
+                <w:sz w:val="24"/>
+                <w:szCs w:val="24"/>
+                <w:bdr w:val="none" w:color="1F1F1F" w:sz="0" w:space="0"/>
+                <w:lang w:val="en-US" w:eastAsia="zh-CN" w:bidi="ar"/>
               </w:rPr>
               <w:t>2</w:t>
             </w:r>
@@ -2362,76 +2962,335 @@
         </w:tc>
         <w:tc>
           <w:tcPr>
-            <w:tcW w:w="2760" w:type="dxa"/>
-            <w:tcMar>
-              <w:top w:w="60" w:type="dxa"/>
-              <w:left w:w="120" w:type="dxa"/>
-              <w:bottom w:w="30" w:type="dxa"/>
-              <w:right w:w="120" w:type="dxa"/>
-            </w:tcMar>
-          </w:tcPr>
-          <w:p>
-            <w:pPr>
-              <w:spacing w:before="120" w:after="120" w:line="288" w:lineRule="auto"/>
-              <w:ind w:left="0"/>
-              <w:jc w:val="left"/>
-            </w:pPr>
-            <w:r>
-              <w:rPr>
-                <w:rFonts w:ascii="Arial" w:hAnsi="Arial" w:eastAsia="等线" w:cs="Arial"/>
-                <w:sz w:val="22"/>
-              </w:rPr>
-              <w:t>95%物攻</w:t>
-            </w:r>
-          </w:p>
-        </w:tc>
-        <w:tc>
-          <w:tcPr>
-            <w:tcW w:w="2760" w:type="dxa"/>
-            <w:tcMar>
-              <w:top w:w="60" w:type="dxa"/>
-              <w:left w:w="120" w:type="dxa"/>
-              <w:bottom w:w="30" w:type="dxa"/>
-              <w:right w:w="120" w:type="dxa"/>
-            </w:tcMar>
-          </w:tcPr>
-          <w:p>
-            <w:pPr>
-              <w:spacing w:before="120" w:after="120" w:line="288" w:lineRule="auto"/>
-              <w:ind w:left="0"/>
-              <w:jc w:val="left"/>
-            </w:pPr>
-            <w:r>
-              <w:rPr>
-                <w:rFonts w:ascii="Arial" w:hAnsi="Arial" w:eastAsia="等线" w:cs="Arial"/>
-                <w:sz w:val="22"/>
-              </w:rPr>
-              <w:t>震退提升，减速22%，持续2s</w:t>
+            <w:tcW w:w="0" w:type="auto"/>
+            <w:tcBorders>
+              <w:top w:val="single" w:color="C4C7C5" w:sz="8" w:space="0"/>
+              <w:left w:val="single" w:color="C4C7C5" w:sz="8" w:space="0"/>
+              <w:bottom w:val="single" w:color="C4C7C5" w:sz="8" w:space="0"/>
+              <w:right w:val="single" w:color="C4C7C5" w:sz="8" w:space="0"/>
+            </w:tcBorders>
+            <w:shd w:val="clear"/>
+            <w:tcMar>
+              <w:top w:w="160" w:type="dxa"/>
+              <w:left w:w="240" w:type="dxa"/>
+              <w:bottom w:w="160" w:type="dxa"/>
+              <w:right w:w="240" w:type="dxa"/>
+            </w:tcMar>
+            <w:vAlign w:val="center"/>
+          </w:tcPr>
+          <w:p>
+            <w:pPr>
+              <w:keepNext w:val="0"/>
+              <w:keepLines w:val="0"/>
+              <w:widowControl/>
+              <w:suppressLineNumbers w:val="0"/>
+              <w:bidi w:val="0"/>
+              <w:spacing w:before="0" w:beforeAutospacing="0" w:after="0" w:afterAutospacing="0" w:line="23" w:lineRule="atLeast"/>
+              <w:ind w:left="0" w:right="0"/>
+              <w:jc w:val="left"/>
+              <w:rPr>
+                <w:rFonts w:hint="default" w:ascii="sans-serif" w:hAnsi="sans-serif" w:eastAsia="sans-serif" w:cs="sans-serif"/>
+                <w:color w:val="1F1F1F"/>
+              </w:rPr>
+            </w:pPr>
+            <w:r>
+              <w:rPr>
+                <w:rFonts w:hint="default" w:ascii="sans-serif" w:hAnsi="sans-serif" w:eastAsia="sans-serif" w:cs="sans-serif"/>
+                <w:color w:val="1F1F1F"/>
+                <w:kern w:val="0"/>
+                <w:sz w:val="24"/>
+                <w:szCs w:val="24"/>
+                <w:bdr w:val="none" w:color="1F1F1F" w:sz="0" w:space="0"/>
+                <w:lang w:val="en-US" w:eastAsia="zh-CN" w:bidi="ar"/>
+              </w:rPr>
+              <w:t>1 个</w:t>
+            </w:r>
+          </w:p>
+        </w:tc>
+        <w:tc>
+          <w:tcPr>
+            <w:tcW w:w="0" w:type="auto"/>
+            <w:tcBorders>
+              <w:top w:val="single" w:color="C4C7C5" w:sz="8" w:space="0"/>
+              <w:left w:val="single" w:color="C4C7C5" w:sz="8" w:space="0"/>
+              <w:bottom w:val="single" w:color="C4C7C5" w:sz="8" w:space="0"/>
+              <w:right w:val="single" w:color="C4C7C5" w:sz="8" w:space="0"/>
+            </w:tcBorders>
+            <w:shd w:val="clear"/>
+            <w:tcMar>
+              <w:top w:w="160" w:type="dxa"/>
+              <w:left w:w="240" w:type="dxa"/>
+              <w:bottom w:w="160" w:type="dxa"/>
+              <w:right w:w="240" w:type="dxa"/>
+            </w:tcMar>
+            <w:vAlign w:val="center"/>
+          </w:tcPr>
+          <w:p>
+            <w:pPr>
+              <w:keepNext w:val="0"/>
+              <w:keepLines w:val="0"/>
+              <w:widowControl/>
+              <w:suppressLineNumbers w:val="0"/>
+              <w:bidi w:val="0"/>
+              <w:spacing w:before="0" w:beforeAutospacing="0" w:after="0" w:afterAutospacing="0" w:line="23" w:lineRule="atLeast"/>
+              <w:ind w:left="0" w:right="0"/>
+              <w:jc w:val="left"/>
+              <w:rPr>
+                <w:rFonts w:hint="default" w:ascii="sans-serif" w:hAnsi="sans-serif" w:eastAsia="sans-serif" w:cs="sans-serif"/>
+                <w:color w:val="1F1F1F"/>
+              </w:rPr>
+            </w:pPr>
+            <w:r>
+              <w:rPr>
+                <w:rFonts w:hint="default" w:ascii="sans-serif" w:hAnsi="sans-serif" w:eastAsia="sans-serif" w:cs="sans-serif"/>
+                <w:color w:val="1F1F1F"/>
+                <w:kern w:val="0"/>
+                <w:sz w:val="24"/>
+                <w:szCs w:val="24"/>
+                <w:bdr w:val="none" w:color="1F1F1F" w:sz="0" w:space="0"/>
+                <w:lang w:val="en-US" w:eastAsia="zh-CN" w:bidi="ar"/>
+              </w:rPr>
+              <w:t>4s</w:t>
+            </w:r>
+          </w:p>
+        </w:tc>
+        <w:tc>
+          <w:tcPr>
+            <w:tcW w:w="0" w:type="auto"/>
+            <w:tcBorders>
+              <w:top w:val="single" w:color="C4C7C5" w:sz="8" w:space="0"/>
+              <w:left w:val="single" w:color="C4C7C5" w:sz="8" w:space="0"/>
+              <w:bottom w:val="single" w:color="C4C7C5" w:sz="8" w:space="0"/>
+              <w:right w:val="single" w:color="C4C7C5" w:sz="8" w:space="0"/>
+            </w:tcBorders>
+            <w:shd w:val="clear"/>
+            <w:tcMar>
+              <w:top w:w="160" w:type="dxa"/>
+              <w:left w:w="240" w:type="dxa"/>
+              <w:bottom w:w="160" w:type="dxa"/>
+              <w:right w:w="240" w:type="dxa"/>
+            </w:tcMar>
+            <w:vAlign w:val="center"/>
+          </w:tcPr>
+          <w:p>
+            <w:pPr>
+              <w:keepNext w:val="0"/>
+              <w:keepLines w:val="0"/>
+              <w:widowControl/>
+              <w:suppressLineNumbers w:val="0"/>
+              <w:bidi w:val="0"/>
+              <w:spacing w:before="0" w:beforeAutospacing="0" w:after="0" w:afterAutospacing="0" w:line="23" w:lineRule="atLeast"/>
+              <w:ind w:left="0" w:right="0"/>
+              <w:jc w:val="left"/>
+              <w:rPr>
+                <w:rFonts w:hint="default" w:ascii="sans-serif" w:hAnsi="sans-serif" w:eastAsia="sans-serif" w:cs="sans-serif"/>
+                <w:color w:val="1F1F1F"/>
+              </w:rPr>
+            </w:pPr>
+            <w:r>
+              <w:rPr>
+                <w:rFonts w:hint="default" w:ascii="sans-serif" w:hAnsi="sans-serif" w:eastAsia="sans-serif" w:cs="sans-serif"/>
+                <w:color w:val="1F1F1F"/>
+                <w:kern w:val="0"/>
+                <w:sz w:val="24"/>
+                <w:szCs w:val="24"/>
+                <w:bdr w:val="none" w:color="1F1F1F" w:sz="0" w:space="0"/>
+                <w:lang w:val="en-US" w:eastAsia="zh-CN" w:bidi="ar"/>
+              </w:rPr>
+              <w:t>0.5s</w:t>
+            </w:r>
+          </w:p>
+        </w:tc>
+        <w:tc>
+          <w:tcPr>
+            <w:tcW w:w="0" w:type="auto"/>
+            <w:tcBorders>
+              <w:top w:val="single" w:color="C4C7C5" w:sz="8" w:space="0"/>
+              <w:left w:val="single" w:color="C4C7C5" w:sz="8" w:space="0"/>
+              <w:bottom w:val="single" w:color="C4C7C5" w:sz="8" w:space="0"/>
+              <w:right w:val="single" w:color="C4C7C5" w:sz="8" w:space="0"/>
+            </w:tcBorders>
+            <w:shd w:val="clear"/>
+            <w:tcMar>
+              <w:top w:w="160" w:type="dxa"/>
+              <w:left w:w="240" w:type="dxa"/>
+              <w:bottom w:w="160" w:type="dxa"/>
+              <w:right w:w="240" w:type="dxa"/>
+            </w:tcMar>
+            <w:vAlign w:val="center"/>
+          </w:tcPr>
+          <w:p>
+            <w:pPr>
+              <w:keepNext w:val="0"/>
+              <w:keepLines w:val="0"/>
+              <w:widowControl/>
+              <w:suppressLineNumbers w:val="0"/>
+              <w:bidi w:val="0"/>
+              <w:spacing w:before="0" w:beforeAutospacing="0" w:after="0" w:afterAutospacing="0" w:line="23" w:lineRule="atLeast"/>
+              <w:ind w:left="0" w:right="0"/>
+              <w:jc w:val="left"/>
+              <w:rPr>
+                <w:rFonts w:hint="default" w:ascii="sans-serif" w:hAnsi="sans-serif" w:eastAsia="sans-serif" w:cs="sans-serif"/>
+                <w:color w:val="1F1F1F"/>
+              </w:rPr>
+            </w:pPr>
+            <w:r>
+              <w:rPr>
+                <w:rFonts w:hint="default" w:ascii="sans-serif" w:hAnsi="sans-serif" w:eastAsia="sans-serif" w:cs="sans-serif"/>
+                <w:color w:val="1F1F1F"/>
+                <w:kern w:val="0"/>
+                <w:sz w:val="24"/>
+                <w:szCs w:val="24"/>
+                <w:bdr w:val="none" w:color="1F1F1F" w:sz="0" w:space="0"/>
+                <w:lang w:val="en-US" w:eastAsia="zh-CN" w:bidi="ar"/>
+              </w:rPr>
+              <w:t>40% 物攻</w:t>
+            </w:r>
+          </w:p>
+        </w:tc>
+        <w:tc>
+          <w:tcPr>
+            <w:tcW w:w="0" w:type="auto"/>
+            <w:tcBorders>
+              <w:top w:val="single" w:color="C4C7C5" w:sz="8" w:space="0"/>
+              <w:left w:val="single" w:color="C4C7C5" w:sz="8" w:space="0"/>
+              <w:bottom w:val="single" w:color="C4C7C5" w:sz="8" w:space="0"/>
+              <w:right w:val="single" w:color="C4C7C5" w:sz="8" w:space="0"/>
+            </w:tcBorders>
+            <w:shd w:val="clear"/>
+            <w:tcMar>
+              <w:top w:w="160" w:type="dxa"/>
+              <w:left w:w="240" w:type="dxa"/>
+              <w:bottom w:w="160" w:type="dxa"/>
+              <w:right w:w="240" w:type="dxa"/>
+            </w:tcMar>
+            <w:vAlign w:val="center"/>
+          </w:tcPr>
+          <w:p>
+            <w:pPr>
+              <w:keepNext w:val="0"/>
+              <w:keepLines w:val="0"/>
+              <w:widowControl/>
+              <w:suppressLineNumbers w:val="0"/>
+              <w:bidi w:val="0"/>
+              <w:spacing w:before="0" w:beforeAutospacing="0" w:after="0" w:afterAutospacing="0" w:line="23" w:lineRule="atLeast"/>
+              <w:ind w:left="0" w:right="0"/>
+              <w:jc w:val="left"/>
+              <w:rPr>
+                <w:rFonts w:hint="default" w:ascii="sans-serif" w:hAnsi="sans-serif" w:eastAsia="sans-serif" w:cs="sans-serif"/>
+                <w:color w:val="1F1F1F"/>
+              </w:rPr>
+            </w:pPr>
+            <w:r>
+              <w:rPr>
+                <w:rFonts w:hint="default" w:ascii="sans-serif" w:hAnsi="sans-serif" w:eastAsia="sans-serif" w:cs="sans-serif"/>
+                <w:color w:val="1F1F1F"/>
+                <w:kern w:val="0"/>
+                <w:sz w:val="24"/>
+                <w:szCs w:val="24"/>
+                <w:bdr w:val="none" w:color="1F1F1F" w:sz="0" w:space="0"/>
+                <w:lang w:val="en-US" w:eastAsia="zh-CN" w:bidi="ar"/>
+              </w:rPr>
+              <w:t>35px</w:t>
+            </w:r>
+          </w:p>
+        </w:tc>
+        <w:tc>
+          <w:tcPr>
+            <w:tcW w:w="0" w:type="auto"/>
+            <w:tcBorders>
+              <w:top w:val="single" w:color="C4C7C5" w:sz="8" w:space="0"/>
+              <w:left w:val="single" w:color="C4C7C5" w:sz="8" w:space="0"/>
+              <w:bottom w:val="single" w:color="C4C7C5" w:sz="8" w:space="0"/>
+              <w:right w:val="single" w:color="C4C7C5" w:sz="8" w:space="0"/>
+            </w:tcBorders>
+            <w:shd w:val="clear"/>
+            <w:tcMar>
+              <w:top w:w="160" w:type="dxa"/>
+              <w:left w:w="240" w:type="dxa"/>
+              <w:bottom w:w="160" w:type="dxa"/>
+              <w:right w:w="240" w:type="dxa"/>
+            </w:tcMar>
+            <w:vAlign w:val="center"/>
+          </w:tcPr>
+          <w:p>
+            <w:pPr>
+              <w:keepNext w:val="0"/>
+              <w:keepLines w:val="0"/>
+              <w:widowControl/>
+              <w:suppressLineNumbers w:val="0"/>
+              <w:bidi w:val="0"/>
+              <w:spacing w:before="0" w:beforeAutospacing="0" w:after="0" w:afterAutospacing="0" w:line="23" w:lineRule="atLeast"/>
+              <w:ind w:left="0" w:right="0"/>
+              <w:jc w:val="left"/>
+              <w:rPr>
+                <w:rFonts w:hint="default" w:ascii="sans-serif" w:hAnsi="sans-serif" w:eastAsia="sans-serif" w:cs="sans-serif"/>
+                <w:color w:val="1F1F1F"/>
+              </w:rPr>
+            </w:pPr>
+            <w:r>
+              <w:rPr>
+                <w:rFonts w:hint="default" w:ascii="sans-serif" w:hAnsi="sans-serif" w:eastAsia="sans-serif" w:cs="sans-serif"/>
+                <w:color w:val="1F1F1F"/>
+                <w:kern w:val="0"/>
+                <w:sz w:val="24"/>
+                <w:szCs w:val="24"/>
+                <w:bdr w:val="none" w:color="1F1F1F" w:sz="0" w:space="0"/>
+                <w:lang w:val="en-US" w:eastAsia="zh-CN" w:bidi="ar"/>
+              </w:rPr>
+              <w:t>180px</w:t>
             </w:r>
           </w:p>
         </w:tc>
       </w:tr>
       <w:tr>
-        <w:tc>
-          <w:tcPr>
-            <w:tcW w:w="2760" w:type="dxa"/>
-            <w:tcMar>
-              <w:top w:w="60" w:type="dxa"/>
-              <w:left w:w="120" w:type="dxa"/>
-              <w:bottom w:w="30" w:type="dxa"/>
-              <w:right w:w="120" w:type="dxa"/>
-            </w:tcMar>
-          </w:tcPr>
-          <w:p>
-            <w:pPr>
-              <w:spacing w:before="120" w:after="120" w:line="288" w:lineRule="auto"/>
-              <w:ind w:left="0"/>
-              <w:jc w:val="left"/>
-            </w:pPr>
-            <w:r>
-              <w:rPr>
-                <w:rFonts w:ascii="Arial" w:hAnsi="Arial" w:eastAsia="等线" w:cs="Arial"/>
-                <w:sz w:val="22"/>
+        <w:trPr>
+          <w:tblCellSpacing w:w="15" w:type="dxa"/>
+        </w:trPr>
+        <w:tc>
+          <w:tcPr>
+            <w:tcW w:w="0" w:type="auto"/>
+            <w:tcBorders>
+              <w:top w:val="single" w:color="C4C7C5" w:sz="8" w:space="0"/>
+              <w:left w:val="single" w:color="C4C7C5" w:sz="8" w:space="0"/>
+              <w:bottom w:val="single" w:color="C4C7C5" w:sz="8" w:space="0"/>
+              <w:right w:val="single" w:color="C4C7C5" w:sz="8" w:space="0"/>
+            </w:tcBorders>
+            <w:shd w:val="clear"/>
+            <w:tcMar>
+              <w:top w:w="160" w:type="dxa"/>
+              <w:left w:w="240" w:type="dxa"/>
+              <w:bottom w:w="160" w:type="dxa"/>
+              <w:right w:w="240" w:type="dxa"/>
+            </w:tcMar>
+            <w:vAlign w:val="center"/>
+          </w:tcPr>
+          <w:p>
+            <w:pPr>
+              <w:keepNext w:val="0"/>
+              <w:keepLines w:val="0"/>
+              <w:widowControl/>
+              <w:suppressLineNumbers w:val="0"/>
+              <w:bidi w:val="0"/>
+              <w:spacing w:before="0" w:beforeAutospacing="0" w:after="0" w:afterAutospacing="0" w:line="23" w:lineRule="atLeast"/>
+              <w:ind w:left="0" w:right="0"/>
+              <w:jc w:val="left"/>
+              <w:rPr>
+                <w:rFonts w:hint="default" w:ascii="sans-serif" w:hAnsi="sans-serif" w:eastAsia="sans-serif" w:cs="sans-serif"/>
+                <w:color w:val="1F1F1F"/>
+              </w:rPr>
+            </w:pPr>
+            <w:r>
+              <w:rPr>
+                <w:rFonts w:hint="default" w:ascii="sans-serif" w:hAnsi="sans-serif" w:eastAsia="sans-serif" w:cs="sans-serif"/>
+                <w:b/>
+                <w:bCs/>
+                <w:color w:val="1F1F1F"/>
+                <w:kern w:val="0"/>
+                <w:sz w:val="24"/>
+                <w:szCs w:val="24"/>
+                <w:bdr w:val="none" w:color="1F1F1F" w:sz="0" w:space="0"/>
+                <w:lang w:val="en-US" w:eastAsia="zh-CN" w:bidi="ar"/>
               </w:rPr>
               <w:t>3</w:t>
             </w:r>
@@ -2439,76 +3298,335 @@
         </w:tc>
         <w:tc>
           <w:tcPr>
-            <w:tcW w:w="2760" w:type="dxa"/>
-            <w:tcMar>
-              <w:top w:w="60" w:type="dxa"/>
-              <w:left w:w="120" w:type="dxa"/>
-              <w:bottom w:w="30" w:type="dxa"/>
-              <w:right w:w="120" w:type="dxa"/>
-            </w:tcMar>
-          </w:tcPr>
-          <w:p>
-            <w:pPr>
-              <w:spacing w:before="120" w:after="120" w:line="288" w:lineRule="auto"/>
-              <w:ind w:left="0"/>
-              <w:jc w:val="left"/>
-            </w:pPr>
-            <w:r>
-              <w:rPr>
-                <w:rFonts w:ascii="Arial" w:hAnsi="Arial" w:eastAsia="等线" w:cs="Arial"/>
-                <w:sz w:val="22"/>
-              </w:rPr>
-              <w:t>115%物攻</w:t>
-            </w:r>
-          </w:p>
-        </w:tc>
-        <w:tc>
-          <w:tcPr>
-            <w:tcW w:w="2760" w:type="dxa"/>
-            <w:tcMar>
-              <w:top w:w="60" w:type="dxa"/>
-              <w:left w:w="120" w:type="dxa"/>
-              <w:bottom w:w="30" w:type="dxa"/>
-              <w:right w:w="120" w:type="dxa"/>
-            </w:tcMar>
-          </w:tcPr>
-          <w:p>
-            <w:pPr>
-              <w:spacing w:before="120" w:after="120" w:line="288" w:lineRule="auto"/>
-              <w:ind w:left="0"/>
-              <w:jc w:val="left"/>
-            </w:pPr>
-            <w:r>
-              <w:rPr>
-                <w:rFonts w:ascii="Arial" w:hAnsi="Arial" w:eastAsia="等线" w:cs="Arial"/>
-                <w:sz w:val="22"/>
-              </w:rPr>
-              <w:t>敌方攻速-10%，减速25%，持续2.5s</w:t>
+            <w:tcW w:w="0" w:type="auto"/>
+            <w:tcBorders>
+              <w:top w:val="single" w:color="C4C7C5" w:sz="8" w:space="0"/>
+              <w:left w:val="single" w:color="C4C7C5" w:sz="8" w:space="0"/>
+              <w:bottom w:val="single" w:color="C4C7C5" w:sz="8" w:space="0"/>
+              <w:right w:val="single" w:color="C4C7C5" w:sz="8" w:space="0"/>
+            </w:tcBorders>
+            <w:shd w:val="clear"/>
+            <w:tcMar>
+              <w:top w:w="160" w:type="dxa"/>
+              <w:left w:w="240" w:type="dxa"/>
+              <w:bottom w:w="160" w:type="dxa"/>
+              <w:right w:w="240" w:type="dxa"/>
+            </w:tcMar>
+            <w:vAlign w:val="center"/>
+          </w:tcPr>
+          <w:p>
+            <w:pPr>
+              <w:keepNext w:val="0"/>
+              <w:keepLines w:val="0"/>
+              <w:widowControl/>
+              <w:suppressLineNumbers w:val="0"/>
+              <w:bidi w:val="0"/>
+              <w:spacing w:before="0" w:beforeAutospacing="0" w:after="0" w:afterAutospacing="0" w:line="23" w:lineRule="atLeast"/>
+              <w:ind w:left="0" w:right="0"/>
+              <w:jc w:val="left"/>
+              <w:rPr>
+                <w:rFonts w:hint="default" w:ascii="sans-serif" w:hAnsi="sans-serif" w:eastAsia="sans-serif" w:cs="sans-serif"/>
+                <w:color w:val="1F1F1F"/>
+              </w:rPr>
+            </w:pPr>
+            <w:r>
+              <w:rPr>
+                <w:rFonts w:hint="default" w:ascii="sans-serif" w:hAnsi="sans-serif" w:eastAsia="sans-serif" w:cs="sans-serif"/>
+                <w:color w:val="1F1F1F"/>
+                <w:kern w:val="0"/>
+                <w:sz w:val="24"/>
+                <w:szCs w:val="24"/>
+                <w:bdr w:val="none" w:color="1F1F1F" w:sz="0" w:space="0"/>
+                <w:lang w:val="en-US" w:eastAsia="zh-CN" w:bidi="ar"/>
+              </w:rPr>
+              <w:t>2 个</w:t>
+            </w:r>
+          </w:p>
+        </w:tc>
+        <w:tc>
+          <w:tcPr>
+            <w:tcW w:w="0" w:type="auto"/>
+            <w:tcBorders>
+              <w:top w:val="single" w:color="C4C7C5" w:sz="8" w:space="0"/>
+              <w:left w:val="single" w:color="C4C7C5" w:sz="8" w:space="0"/>
+              <w:bottom w:val="single" w:color="C4C7C5" w:sz="8" w:space="0"/>
+              <w:right w:val="single" w:color="C4C7C5" w:sz="8" w:space="0"/>
+            </w:tcBorders>
+            <w:shd w:val="clear"/>
+            <w:tcMar>
+              <w:top w:w="160" w:type="dxa"/>
+              <w:left w:w="240" w:type="dxa"/>
+              <w:bottom w:w="160" w:type="dxa"/>
+              <w:right w:w="240" w:type="dxa"/>
+            </w:tcMar>
+            <w:vAlign w:val="center"/>
+          </w:tcPr>
+          <w:p>
+            <w:pPr>
+              <w:keepNext w:val="0"/>
+              <w:keepLines w:val="0"/>
+              <w:widowControl/>
+              <w:suppressLineNumbers w:val="0"/>
+              <w:bidi w:val="0"/>
+              <w:spacing w:before="0" w:beforeAutospacing="0" w:after="0" w:afterAutospacing="0" w:line="23" w:lineRule="atLeast"/>
+              <w:ind w:left="0" w:right="0"/>
+              <w:jc w:val="left"/>
+              <w:rPr>
+                <w:rFonts w:hint="default" w:ascii="sans-serif" w:hAnsi="sans-serif" w:eastAsia="sans-serif" w:cs="sans-serif"/>
+                <w:color w:val="1F1F1F"/>
+              </w:rPr>
+            </w:pPr>
+            <w:r>
+              <w:rPr>
+                <w:rFonts w:hint="default" w:ascii="sans-serif" w:hAnsi="sans-serif" w:eastAsia="sans-serif" w:cs="sans-serif"/>
+                <w:color w:val="1F1F1F"/>
+                <w:kern w:val="0"/>
+                <w:sz w:val="24"/>
+                <w:szCs w:val="24"/>
+                <w:bdr w:val="none" w:color="1F1F1F" w:sz="0" w:space="0"/>
+                <w:lang w:val="en-US" w:eastAsia="zh-CN" w:bidi="ar"/>
+              </w:rPr>
+              <w:t>5s</w:t>
+            </w:r>
+          </w:p>
+        </w:tc>
+        <w:tc>
+          <w:tcPr>
+            <w:tcW w:w="0" w:type="auto"/>
+            <w:tcBorders>
+              <w:top w:val="single" w:color="C4C7C5" w:sz="8" w:space="0"/>
+              <w:left w:val="single" w:color="C4C7C5" w:sz="8" w:space="0"/>
+              <w:bottom w:val="single" w:color="C4C7C5" w:sz="8" w:space="0"/>
+              <w:right w:val="single" w:color="C4C7C5" w:sz="8" w:space="0"/>
+            </w:tcBorders>
+            <w:shd w:val="clear"/>
+            <w:tcMar>
+              <w:top w:w="160" w:type="dxa"/>
+              <w:left w:w="240" w:type="dxa"/>
+              <w:bottom w:w="160" w:type="dxa"/>
+              <w:right w:w="240" w:type="dxa"/>
+            </w:tcMar>
+            <w:vAlign w:val="center"/>
+          </w:tcPr>
+          <w:p>
+            <w:pPr>
+              <w:keepNext w:val="0"/>
+              <w:keepLines w:val="0"/>
+              <w:widowControl/>
+              <w:suppressLineNumbers w:val="0"/>
+              <w:bidi w:val="0"/>
+              <w:spacing w:before="0" w:beforeAutospacing="0" w:after="0" w:afterAutospacing="0" w:line="23" w:lineRule="atLeast"/>
+              <w:ind w:left="0" w:right="0"/>
+              <w:jc w:val="left"/>
+              <w:rPr>
+                <w:rFonts w:hint="default" w:ascii="sans-serif" w:hAnsi="sans-serif" w:eastAsia="sans-serif" w:cs="sans-serif"/>
+                <w:color w:val="1F1F1F"/>
+              </w:rPr>
+            </w:pPr>
+            <w:r>
+              <w:rPr>
+                <w:rFonts w:hint="default" w:ascii="sans-serif" w:hAnsi="sans-serif" w:eastAsia="sans-serif" w:cs="sans-serif"/>
+                <w:color w:val="1F1F1F"/>
+                <w:kern w:val="0"/>
+                <w:sz w:val="24"/>
+                <w:szCs w:val="24"/>
+                <w:bdr w:val="none" w:color="1F1F1F" w:sz="0" w:space="0"/>
+                <w:lang w:val="en-US" w:eastAsia="zh-CN" w:bidi="ar"/>
+              </w:rPr>
+              <w:t>0.5s</w:t>
+            </w:r>
+          </w:p>
+        </w:tc>
+        <w:tc>
+          <w:tcPr>
+            <w:tcW w:w="0" w:type="auto"/>
+            <w:tcBorders>
+              <w:top w:val="single" w:color="C4C7C5" w:sz="8" w:space="0"/>
+              <w:left w:val="single" w:color="C4C7C5" w:sz="8" w:space="0"/>
+              <w:bottom w:val="single" w:color="C4C7C5" w:sz="8" w:space="0"/>
+              <w:right w:val="single" w:color="C4C7C5" w:sz="8" w:space="0"/>
+            </w:tcBorders>
+            <w:shd w:val="clear"/>
+            <w:tcMar>
+              <w:top w:w="160" w:type="dxa"/>
+              <w:left w:w="240" w:type="dxa"/>
+              <w:bottom w:w="160" w:type="dxa"/>
+              <w:right w:w="240" w:type="dxa"/>
+            </w:tcMar>
+            <w:vAlign w:val="center"/>
+          </w:tcPr>
+          <w:p>
+            <w:pPr>
+              <w:keepNext w:val="0"/>
+              <w:keepLines w:val="0"/>
+              <w:widowControl/>
+              <w:suppressLineNumbers w:val="0"/>
+              <w:bidi w:val="0"/>
+              <w:spacing w:before="0" w:beforeAutospacing="0" w:after="0" w:afterAutospacing="0" w:line="23" w:lineRule="atLeast"/>
+              <w:ind w:left="0" w:right="0"/>
+              <w:jc w:val="left"/>
+              <w:rPr>
+                <w:rFonts w:hint="default" w:ascii="sans-serif" w:hAnsi="sans-serif" w:eastAsia="sans-serif" w:cs="sans-serif"/>
+                <w:color w:val="1F1F1F"/>
+              </w:rPr>
+            </w:pPr>
+            <w:r>
+              <w:rPr>
+                <w:rFonts w:hint="default" w:ascii="sans-serif" w:hAnsi="sans-serif" w:eastAsia="sans-serif" w:cs="sans-serif"/>
+                <w:color w:val="1F1F1F"/>
+                <w:kern w:val="0"/>
+                <w:sz w:val="24"/>
+                <w:szCs w:val="24"/>
+                <w:bdr w:val="none" w:color="1F1F1F" w:sz="0" w:space="0"/>
+                <w:lang w:val="en-US" w:eastAsia="zh-CN" w:bidi="ar"/>
+              </w:rPr>
+              <w:t>55% 物攻</w:t>
+            </w:r>
+          </w:p>
+        </w:tc>
+        <w:tc>
+          <w:tcPr>
+            <w:tcW w:w="0" w:type="auto"/>
+            <w:tcBorders>
+              <w:top w:val="single" w:color="C4C7C5" w:sz="8" w:space="0"/>
+              <w:left w:val="single" w:color="C4C7C5" w:sz="8" w:space="0"/>
+              <w:bottom w:val="single" w:color="C4C7C5" w:sz="8" w:space="0"/>
+              <w:right w:val="single" w:color="C4C7C5" w:sz="8" w:space="0"/>
+            </w:tcBorders>
+            <w:shd w:val="clear"/>
+            <w:tcMar>
+              <w:top w:w="160" w:type="dxa"/>
+              <w:left w:w="240" w:type="dxa"/>
+              <w:bottom w:w="160" w:type="dxa"/>
+              <w:right w:w="240" w:type="dxa"/>
+            </w:tcMar>
+            <w:vAlign w:val="center"/>
+          </w:tcPr>
+          <w:p>
+            <w:pPr>
+              <w:keepNext w:val="0"/>
+              <w:keepLines w:val="0"/>
+              <w:widowControl/>
+              <w:suppressLineNumbers w:val="0"/>
+              <w:bidi w:val="0"/>
+              <w:spacing w:before="0" w:beforeAutospacing="0" w:after="0" w:afterAutospacing="0" w:line="23" w:lineRule="atLeast"/>
+              <w:ind w:left="0" w:right="0"/>
+              <w:jc w:val="left"/>
+              <w:rPr>
+                <w:rFonts w:hint="default" w:ascii="sans-serif" w:hAnsi="sans-serif" w:eastAsia="sans-serif" w:cs="sans-serif"/>
+                <w:color w:val="1F1F1F"/>
+              </w:rPr>
+            </w:pPr>
+            <w:r>
+              <w:rPr>
+                <w:rFonts w:hint="default" w:ascii="sans-serif" w:hAnsi="sans-serif" w:eastAsia="sans-serif" w:cs="sans-serif"/>
+                <w:color w:val="1F1F1F"/>
+                <w:kern w:val="0"/>
+                <w:sz w:val="24"/>
+                <w:szCs w:val="24"/>
+                <w:bdr w:val="none" w:color="1F1F1F" w:sz="0" w:space="0"/>
+                <w:lang w:val="en-US" w:eastAsia="zh-CN" w:bidi="ar"/>
+              </w:rPr>
+              <w:t>40px</w:t>
+            </w:r>
+          </w:p>
+        </w:tc>
+        <w:tc>
+          <w:tcPr>
+            <w:tcW w:w="0" w:type="auto"/>
+            <w:tcBorders>
+              <w:top w:val="single" w:color="C4C7C5" w:sz="8" w:space="0"/>
+              <w:left w:val="single" w:color="C4C7C5" w:sz="8" w:space="0"/>
+              <w:bottom w:val="single" w:color="C4C7C5" w:sz="8" w:space="0"/>
+              <w:right w:val="single" w:color="C4C7C5" w:sz="8" w:space="0"/>
+            </w:tcBorders>
+            <w:shd w:val="clear"/>
+            <w:tcMar>
+              <w:top w:w="160" w:type="dxa"/>
+              <w:left w:w="240" w:type="dxa"/>
+              <w:bottom w:w="160" w:type="dxa"/>
+              <w:right w:w="240" w:type="dxa"/>
+            </w:tcMar>
+            <w:vAlign w:val="center"/>
+          </w:tcPr>
+          <w:p>
+            <w:pPr>
+              <w:keepNext w:val="0"/>
+              <w:keepLines w:val="0"/>
+              <w:widowControl/>
+              <w:suppressLineNumbers w:val="0"/>
+              <w:bidi w:val="0"/>
+              <w:spacing w:before="0" w:beforeAutospacing="0" w:after="0" w:afterAutospacing="0" w:line="23" w:lineRule="atLeast"/>
+              <w:ind w:left="0" w:right="0"/>
+              <w:jc w:val="left"/>
+              <w:rPr>
+                <w:rFonts w:hint="default" w:ascii="sans-serif" w:hAnsi="sans-serif" w:eastAsia="sans-serif" w:cs="sans-serif"/>
+                <w:color w:val="1F1F1F"/>
+              </w:rPr>
+            </w:pPr>
+            <w:r>
+              <w:rPr>
+                <w:rFonts w:hint="default" w:ascii="sans-serif" w:hAnsi="sans-serif" w:eastAsia="sans-serif" w:cs="sans-serif"/>
+                <w:color w:val="1F1F1F"/>
+                <w:kern w:val="0"/>
+                <w:sz w:val="24"/>
+                <w:szCs w:val="24"/>
+                <w:bdr w:val="none" w:color="1F1F1F" w:sz="0" w:space="0"/>
+                <w:lang w:val="en-US" w:eastAsia="zh-CN" w:bidi="ar"/>
+              </w:rPr>
+              <w:t>210px</w:t>
             </w:r>
           </w:p>
         </w:tc>
       </w:tr>
       <w:tr>
-        <w:tc>
-          <w:tcPr>
-            <w:tcW w:w="2760" w:type="dxa"/>
-            <w:tcMar>
-              <w:top w:w="60" w:type="dxa"/>
-              <w:left w:w="120" w:type="dxa"/>
-              <w:bottom w:w="30" w:type="dxa"/>
-              <w:right w:w="120" w:type="dxa"/>
-            </w:tcMar>
-          </w:tcPr>
-          <w:p>
-            <w:pPr>
-              <w:spacing w:before="120" w:after="120" w:line="288" w:lineRule="auto"/>
-              <w:ind w:left="0"/>
-              <w:jc w:val="left"/>
-            </w:pPr>
-            <w:r>
-              <w:rPr>
-                <w:rFonts w:ascii="Arial" w:hAnsi="Arial" w:eastAsia="等线" w:cs="Arial"/>
-                <w:sz w:val="22"/>
+        <w:trPr>
+          <w:tblCellSpacing w:w="15" w:type="dxa"/>
+        </w:trPr>
+        <w:tc>
+          <w:tcPr>
+            <w:tcW w:w="0" w:type="auto"/>
+            <w:tcBorders>
+              <w:top w:val="single" w:color="C4C7C5" w:sz="8" w:space="0"/>
+              <w:left w:val="single" w:color="C4C7C5" w:sz="8" w:space="0"/>
+              <w:bottom w:val="single" w:color="C4C7C5" w:sz="8" w:space="0"/>
+              <w:right w:val="single" w:color="C4C7C5" w:sz="8" w:space="0"/>
+            </w:tcBorders>
+            <w:shd w:val="clear"/>
+            <w:tcMar>
+              <w:top w:w="160" w:type="dxa"/>
+              <w:left w:w="240" w:type="dxa"/>
+              <w:bottom w:w="160" w:type="dxa"/>
+              <w:right w:w="240" w:type="dxa"/>
+            </w:tcMar>
+            <w:vAlign w:val="center"/>
+          </w:tcPr>
+          <w:p>
+            <w:pPr>
+              <w:keepNext w:val="0"/>
+              <w:keepLines w:val="0"/>
+              <w:widowControl/>
+              <w:suppressLineNumbers w:val="0"/>
+              <w:bidi w:val="0"/>
+              <w:spacing w:before="0" w:beforeAutospacing="0" w:after="0" w:afterAutospacing="0" w:line="23" w:lineRule="atLeast"/>
+              <w:ind w:left="0" w:right="0"/>
+              <w:jc w:val="left"/>
+              <w:rPr>
+                <w:rFonts w:hint="default" w:ascii="sans-serif" w:hAnsi="sans-serif" w:eastAsia="sans-serif" w:cs="sans-serif"/>
+                <w:color w:val="1F1F1F"/>
+              </w:rPr>
+            </w:pPr>
+            <w:r>
+              <w:rPr>
+                <w:rFonts w:hint="default" w:ascii="sans-serif" w:hAnsi="sans-serif" w:eastAsia="sans-serif" w:cs="sans-serif"/>
+                <w:b/>
+                <w:bCs/>
+                <w:color w:val="1F1F1F"/>
+                <w:kern w:val="0"/>
+                <w:sz w:val="24"/>
+                <w:szCs w:val="24"/>
+                <w:bdr w:val="none" w:color="1F1F1F" w:sz="0" w:space="0"/>
+                <w:lang w:val="en-US" w:eastAsia="zh-CN" w:bidi="ar"/>
               </w:rPr>
               <w:t>4</w:t>
             </w:r>
@@ -2516,76 +3634,335 @@
         </w:tc>
         <w:tc>
           <w:tcPr>
-            <w:tcW w:w="2760" w:type="dxa"/>
-            <w:tcMar>
-              <w:top w:w="60" w:type="dxa"/>
-              <w:left w:w="120" w:type="dxa"/>
-              <w:bottom w:w="30" w:type="dxa"/>
-              <w:right w:w="120" w:type="dxa"/>
-            </w:tcMar>
-          </w:tcPr>
-          <w:p>
-            <w:pPr>
-              <w:spacing w:before="120" w:after="120" w:line="288" w:lineRule="auto"/>
-              <w:ind w:left="0"/>
-              <w:jc w:val="left"/>
-            </w:pPr>
-            <w:r>
-              <w:rPr>
-                <w:rFonts w:ascii="Arial" w:hAnsi="Arial" w:eastAsia="等线" w:cs="Arial"/>
-                <w:sz w:val="22"/>
-              </w:rPr>
-              <w:t>140%物攻</w:t>
-            </w:r>
-          </w:p>
-        </w:tc>
-        <w:tc>
-          <w:tcPr>
-            <w:tcW w:w="2760" w:type="dxa"/>
-            <w:tcMar>
-              <w:top w:w="60" w:type="dxa"/>
-              <w:left w:w="120" w:type="dxa"/>
-              <w:bottom w:w="30" w:type="dxa"/>
-              <w:right w:w="120" w:type="dxa"/>
-            </w:tcMar>
-          </w:tcPr>
-          <w:p>
-            <w:pPr>
-              <w:spacing w:before="120" w:after="120" w:line="288" w:lineRule="auto"/>
-              <w:ind w:left="0"/>
-              <w:jc w:val="left"/>
-            </w:pPr>
-            <w:r>
-              <w:rPr>
-                <w:rFonts w:ascii="Arial" w:hAnsi="Arial" w:eastAsia="等线" w:cs="Arial"/>
-                <w:sz w:val="22"/>
-              </w:rPr>
-              <w:t>敌方攻速-15%，减速28%，持续2.5s</w:t>
+            <w:tcW w:w="0" w:type="auto"/>
+            <w:tcBorders>
+              <w:top w:val="single" w:color="C4C7C5" w:sz="8" w:space="0"/>
+              <w:left w:val="single" w:color="C4C7C5" w:sz="8" w:space="0"/>
+              <w:bottom w:val="single" w:color="C4C7C5" w:sz="8" w:space="0"/>
+              <w:right w:val="single" w:color="C4C7C5" w:sz="8" w:space="0"/>
+            </w:tcBorders>
+            <w:shd w:val="clear"/>
+            <w:tcMar>
+              <w:top w:w="160" w:type="dxa"/>
+              <w:left w:w="240" w:type="dxa"/>
+              <w:bottom w:w="160" w:type="dxa"/>
+              <w:right w:w="240" w:type="dxa"/>
+            </w:tcMar>
+            <w:vAlign w:val="center"/>
+          </w:tcPr>
+          <w:p>
+            <w:pPr>
+              <w:keepNext w:val="0"/>
+              <w:keepLines w:val="0"/>
+              <w:widowControl/>
+              <w:suppressLineNumbers w:val="0"/>
+              <w:bidi w:val="0"/>
+              <w:spacing w:before="0" w:beforeAutospacing="0" w:after="0" w:afterAutospacing="0" w:line="23" w:lineRule="atLeast"/>
+              <w:ind w:left="0" w:right="0"/>
+              <w:jc w:val="left"/>
+              <w:rPr>
+                <w:rFonts w:hint="default" w:ascii="sans-serif" w:hAnsi="sans-serif" w:eastAsia="sans-serif" w:cs="sans-serif"/>
+                <w:color w:val="1F1F1F"/>
+              </w:rPr>
+            </w:pPr>
+            <w:r>
+              <w:rPr>
+                <w:rFonts w:hint="default" w:ascii="sans-serif" w:hAnsi="sans-serif" w:eastAsia="sans-serif" w:cs="sans-serif"/>
+                <w:color w:val="1F1F1F"/>
+                <w:kern w:val="0"/>
+                <w:sz w:val="24"/>
+                <w:szCs w:val="24"/>
+                <w:bdr w:val="none" w:color="1F1F1F" w:sz="0" w:space="0"/>
+                <w:lang w:val="en-US" w:eastAsia="zh-CN" w:bidi="ar"/>
+              </w:rPr>
+              <w:t>2 个</w:t>
+            </w:r>
+          </w:p>
+        </w:tc>
+        <w:tc>
+          <w:tcPr>
+            <w:tcW w:w="0" w:type="auto"/>
+            <w:tcBorders>
+              <w:top w:val="single" w:color="C4C7C5" w:sz="8" w:space="0"/>
+              <w:left w:val="single" w:color="C4C7C5" w:sz="8" w:space="0"/>
+              <w:bottom w:val="single" w:color="C4C7C5" w:sz="8" w:space="0"/>
+              <w:right w:val="single" w:color="C4C7C5" w:sz="8" w:space="0"/>
+            </w:tcBorders>
+            <w:shd w:val="clear"/>
+            <w:tcMar>
+              <w:top w:w="160" w:type="dxa"/>
+              <w:left w:w="240" w:type="dxa"/>
+              <w:bottom w:w="160" w:type="dxa"/>
+              <w:right w:w="240" w:type="dxa"/>
+            </w:tcMar>
+            <w:vAlign w:val="center"/>
+          </w:tcPr>
+          <w:p>
+            <w:pPr>
+              <w:keepNext w:val="0"/>
+              <w:keepLines w:val="0"/>
+              <w:widowControl/>
+              <w:suppressLineNumbers w:val="0"/>
+              <w:bidi w:val="0"/>
+              <w:spacing w:before="0" w:beforeAutospacing="0" w:after="0" w:afterAutospacing="0" w:line="23" w:lineRule="atLeast"/>
+              <w:ind w:left="0" w:right="0"/>
+              <w:jc w:val="left"/>
+              <w:rPr>
+                <w:rFonts w:hint="default" w:ascii="sans-serif" w:hAnsi="sans-serif" w:eastAsia="sans-serif" w:cs="sans-serif"/>
+                <w:color w:val="1F1F1F"/>
+              </w:rPr>
+            </w:pPr>
+            <w:r>
+              <w:rPr>
+                <w:rFonts w:hint="default" w:ascii="sans-serif" w:hAnsi="sans-serif" w:eastAsia="sans-serif" w:cs="sans-serif"/>
+                <w:color w:val="1F1F1F"/>
+                <w:kern w:val="0"/>
+                <w:sz w:val="24"/>
+                <w:szCs w:val="24"/>
+                <w:bdr w:val="none" w:color="1F1F1F" w:sz="0" w:space="0"/>
+                <w:lang w:val="en-US" w:eastAsia="zh-CN" w:bidi="ar"/>
+              </w:rPr>
+              <w:t>6s</w:t>
+            </w:r>
+          </w:p>
+        </w:tc>
+        <w:tc>
+          <w:tcPr>
+            <w:tcW w:w="0" w:type="auto"/>
+            <w:tcBorders>
+              <w:top w:val="single" w:color="C4C7C5" w:sz="8" w:space="0"/>
+              <w:left w:val="single" w:color="C4C7C5" w:sz="8" w:space="0"/>
+              <w:bottom w:val="single" w:color="C4C7C5" w:sz="8" w:space="0"/>
+              <w:right w:val="single" w:color="C4C7C5" w:sz="8" w:space="0"/>
+            </w:tcBorders>
+            <w:shd w:val="clear"/>
+            <w:tcMar>
+              <w:top w:w="160" w:type="dxa"/>
+              <w:left w:w="240" w:type="dxa"/>
+              <w:bottom w:w="160" w:type="dxa"/>
+              <w:right w:w="240" w:type="dxa"/>
+            </w:tcMar>
+            <w:vAlign w:val="center"/>
+          </w:tcPr>
+          <w:p>
+            <w:pPr>
+              <w:keepNext w:val="0"/>
+              <w:keepLines w:val="0"/>
+              <w:widowControl/>
+              <w:suppressLineNumbers w:val="0"/>
+              <w:bidi w:val="0"/>
+              <w:spacing w:before="0" w:beforeAutospacing="0" w:after="0" w:afterAutospacing="0" w:line="23" w:lineRule="atLeast"/>
+              <w:ind w:left="0" w:right="0"/>
+              <w:jc w:val="left"/>
+              <w:rPr>
+                <w:rFonts w:hint="default" w:ascii="sans-serif" w:hAnsi="sans-serif" w:eastAsia="sans-serif" w:cs="sans-serif"/>
+                <w:color w:val="1F1F1F"/>
+              </w:rPr>
+            </w:pPr>
+            <w:r>
+              <w:rPr>
+                <w:rFonts w:hint="default" w:ascii="sans-serif" w:hAnsi="sans-serif" w:eastAsia="sans-serif" w:cs="sans-serif"/>
+                <w:color w:val="1F1F1F"/>
+                <w:kern w:val="0"/>
+                <w:sz w:val="24"/>
+                <w:szCs w:val="24"/>
+                <w:bdr w:val="none" w:color="1F1F1F" w:sz="0" w:space="0"/>
+                <w:lang w:val="en-US" w:eastAsia="zh-CN" w:bidi="ar"/>
+              </w:rPr>
+              <w:t>0.5s</w:t>
+            </w:r>
+          </w:p>
+        </w:tc>
+        <w:tc>
+          <w:tcPr>
+            <w:tcW w:w="0" w:type="auto"/>
+            <w:tcBorders>
+              <w:top w:val="single" w:color="C4C7C5" w:sz="8" w:space="0"/>
+              <w:left w:val="single" w:color="C4C7C5" w:sz="8" w:space="0"/>
+              <w:bottom w:val="single" w:color="C4C7C5" w:sz="8" w:space="0"/>
+              <w:right w:val="single" w:color="C4C7C5" w:sz="8" w:space="0"/>
+            </w:tcBorders>
+            <w:shd w:val="clear"/>
+            <w:tcMar>
+              <w:top w:w="160" w:type="dxa"/>
+              <w:left w:w="240" w:type="dxa"/>
+              <w:bottom w:w="160" w:type="dxa"/>
+              <w:right w:w="240" w:type="dxa"/>
+            </w:tcMar>
+            <w:vAlign w:val="center"/>
+          </w:tcPr>
+          <w:p>
+            <w:pPr>
+              <w:keepNext w:val="0"/>
+              <w:keepLines w:val="0"/>
+              <w:widowControl/>
+              <w:suppressLineNumbers w:val="0"/>
+              <w:bidi w:val="0"/>
+              <w:spacing w:before="0" w:beforeAutospacing="0" w:after="0" w:afterAutospacing="0" w:line="23" w:lineRule="atLeast"/>
+              <w:ind w:left="0" w:right="0"/>
+              <w:jc w:val="left"/>
+              <w:rPr>
+                <w:rFonts w:hint="default" w:ascii="sans-serif" w:hAnsi="sans-serif" w:eastAsia="sans-serif" w:cs="sans-serif"/>
+                <w:color w:val="1F1F1F"/>
+              </w:rPr>
+            </w:pPr>
+            <w:r>
+              <w:rPr>
+                <w:rFonts w:hint="default" w:ascii="sans-serif" w:hAnsi="sans-serif" w:eastAsia="sans-serif" w:cs="sans-serif"/>
+                <w:color w:val="1F1F1F"/>
+                <w:kern w:val="0"/>
+                <w:sz w:val="24"/>
+                <w:szCs w:val="24"/>
+                <w:bdr w:val="none" w:color="1F1F1F" w:sz="0" w:space="0"/>
+                <w:lang w:val="en-US" w:eastAsia="zh-CN" w:bidi="ar"/>
+              </w:rPr>
+              <w:t>70% 物攻</w:t>
+            </w:r>
+          </w:p>
+        </w:tc>
+        <w:tc>
+          <w:tcPr>
+            <w:tcW w:w="0" w:type="auto"/>
+            <w:tcBorders>
+              <w:top w:val="single" w:color="C4C7C5" w:sz="8" w:space="0"/>
+              <w:left w:val="single" w:color="C4C7C5" w:sz="8" w:space="0"/>
+              <w:bottom w:val="single" w:color="C4C7C5" w:sz="8" w:space="0"/>
+              <w:right w:val="single" w:color="C4C7C5" w:sz="8" w:space="0"/>
+            </w:tcBorders>
+            <w:shd w:val="clear"/>
+            <w:tcMar>
+              <w:top w:w="160" w:type="dxa"/>
+              <w:left w:w="240" w:type="dxa"/>
+              <w:bottom w:w="160" w:type="dxa"/>
+              <w:right w:w="240" w:type="dxa"/>
+            </w:tcMar>
+            <w:vAlign w:val="center"/>
+          </w:tcPr>
+          <w:p>
+            <w:pPr>
+              <w:keepNext w:val="0"/>
+              <w:keepLines w:val="0"/>
+              <w:widowControl/>
+              <w:suppressLineNumbers w:val="0"/>
+              <w:bidi w:val="0"/>
+              <w:spacing w:before="0" w:beforeAutospacing="0" w:after="0" w:afterAutospacing="0" w:line="23" w:lineRule="atLeast"/>
+              <w:ind w:left="0" w:right="0"/>
+              <w:jc w:val="left"/>
+              <w:rPr>
+                <w:rFonts w:hint="default" w:ascii="sans-serif" w:hAnsi="sans-serif" w:eastAsia="sans-serif" w:cs="sans-serif"/>
+                <w:color w:val="1F1F1F"/>
+              </w:rPr>
+            </w:pPr>
+            <w:r>
+              <w:rPr>
+                <w:rFonts w:hint="default" w:ascii="sans-serif" w:hAnsi="sans-serif" w:eastAsia="sans-serif" w:cs="sans-serif"/>
+                <w:color w:val="1F1F1F"/>
+                <w:kern w:val="0"/>
+                <w:sz w:val="24"/>
+                <w:szCs w:val="24"/>
+                <w:bdr w:val="none" w:color="1F1F1F" w:sz="0" w:space="0"/>
+                <w:lang w:val="en-US" w:eastAsia="zh-CN" w:bidi="ar"/>
+              </w:rPr>
+              <w:t>45px</w:t>
+            </w:r>
+          </w:p>
+        </w:tc>
+        <w:tc>
+          <w:tcPr>
+            <w:tcW w:w="0" w:type="auto"/>
+            <w:tcBorders>
+              <w:top w:val="single" w:color="C4C7C5" w:sz="8" w:space="0"/>
+              <w:left w:val="single" w:color="C4C7C5" w:sz="8" w:space="0"/>
+              <w:bottom w:val="single" w:color="C4C7C5" w:sz="8" w:space="0"/>
+              <w:right w:val="single" w:color="C4C7C5" w:sz="8" w:space="0"/>
+            </w:tcBorders>
+            <w:shd w:val="clear"/>
+            <w:tcMar>
+              <w:top w:w="160" w:type="dxa"/>
+              <w:left w:w="240" w:type="dxa"/>
+              <w:bottom w:w="160" w:type="dxa"/>
+              <w:right w:w="240" w:type="dxa"/>
+            </w:tcMar>
+            <w:vAlign w:val="center"/>
+          </w:tcPr>
+          <w:p>
+            <w:pPr>
+              <w:keepNext w:val="0"/>
+              <w:keepLines w:val="0"/>
+              <w:widowControl/>
+              <w:suppressLineNumbers w:val="0"/>
+              <w:bidi w:val="0"/>
+              <w:spacing w:before="0" w:beforeAutospacing="0" w:after="0" w:afterAutospacing="0" w:line="23" w:lineRule="atLeast"/>
+              <w:ind w:left="0" w:right="0"/>
+              <w:jc w:val="left"/>
+              <w:rPr>
+                <w:rFonts w:hint="default" w:ascii="sans-serif" w:hAnsi="sans-serif" w:eastAsia="sans-serif" w:cs="sans-serif"/>
+                <w:color w:val="1F1F1F"/>
+              </w:rPr>
+            </w:pPr>
+            <w:r>
+              <w:rPr>
+                <w:rFonts w:hint="default" w:ascii="sans-serif" w:hAnsi="sans-serif" w:eastAsia="sans-serif" w:cs="sans-serif"/>
+                <w:color w:val="1F1F1F"/>
+                <w:kern w:val="0"/>
+                <w:sz w:val="24"/>
+                <w:szCs w:val="24"/>
+                <w:bdr w:val="none" w:color="1F1F1F" w:sz="0" w:space="0"/>
+                <w:lang w:val="en-US" w:eastAsia="zh-CN" w:bidi="ar"/>
+              </w:rPr>
+              <w:t>240px</w:t>
             </w:r>
           </w:p>
         </w:tc>
       </w:tr>
       <w:tr>
-        <w:tc>
-          <w:tcPr>
-            <w:tcW w:w="2760" w:type="dxa"/>
-            <w:tcMar>
-              <w:top w:w="60" w:type="dxa"/>
-              <w:left w:w="120" w:type="dxa"/>
-              <w:bottom w:w="30" w:type="dxa"/>
-              <w:right w:w="120" w:type="dxa"/>
-            </w:tcMar>
-          </w:tcPr>
-          <w:p>
-            <w:pPr>
-              <w:spacing w:before="120" w:after="120" w:line="288" w:lineRule="auto"/>
-              <w:ind w:left="0"/>
-              <w:jc w:val="left"/>
-            </w:pPr>
-            <w:r>
-              <w:rPr>
-                <w:rFonts w:ascii="Arial" w:hAnsi="Arial" w:eastAsia="等线" w:cs="Arial"/>
-                <w:sz w:val="22"/>
+        <w:trPr>
+          <w:tblCellSpacing w:w="15" w:type="dxa"/>
+        </w:trPr>
+        <w:tc>
+          <w:tcPr>
+            <w:tcW w:w="0" w:type="auto"/>
+            <w:tcBorders>
+              <w:top w:val="single" w:color="C4C7C5" w:sz="8" w:space="0"/>
+              <w:left w:val="single" w:color="C4C7C5" w:sz="8" w:space="0"/>
+              <w:bottom w:val="single" w:color="C4C7C5" w:sz="8" w:space="0"/>
+              <w:right w:val="single" w:color="C4C7C5" w:sz="8" w:space="0"/>
+            </w:tcBorders>
+            <w:shd w:val="clear"/>
+            <w:tcMar>
+              <w:top w:w="160" w:type="dxa"/>
+              <w:left w:w="240" w:type="dxa"/>
+              <w:bottom w:w="160" w:type="dxa"/>
+              <w:right w:w="240" w:type="dxa"/>
+            </w:tcMar>
+            <w:vAlign w:val="center"/>
+          </w:tcPr>
+          <w:p>
+            <w:pPr>
+              <w:keepNext w:val="0"/>
+              <w:keepLines w:val="0"/>
+              <w:widowControl/>
+              <w:suppressLineNumbers w:val="0"/>
+              <w:bidi w:val="0"/>
+              <w:spacing w:before="0" w:beforeAutospacing="0" w:after="0" w:afterAutospacing="0" w:line="23" w:lineRule="atLeast"/>
+              <w:ind w:left="0" w:right="0"/>
+              <w:jc w:val="left"/>
+              <w:rPr>
+                <w:rFonts w:hint="default" w:ascii="sans-serif" w:hAnsi="sans-serif" w:eastAsia="sans-serif" w:cs="sans-serif"/>
+                <w:color w:val="1F1F1F"/>
+              </w:rPr>
+            </w:pPr>
+            <w:r>
+              <w:rPr>
+                <w:rFonts w:hint="default" w:ascii="sans-serif" w:hAnsi="sans-serif" w:eastAsia="sans-serif" w:cs="sans-serif"/>
+                <w:b/>
+                <w:bCs/>
+                <w:color w:val="1F1F1F"/>
+                <w:kern w:val="0"/>
+                <w:sz w:val="24"/>
+                <w:szCs w:val="24"/>
+                <w:bdr w:val="none" w:color="1F1F1F" w:sz="0" w:space="0"/>
+                <w:lang w:val="en-US" w:eastAsia="zh-CN" w:bidi="ar"/>
               </w:rPr>
               <w:t>5</w:t>
             </w:r>
@@ -2593,76 +3970,335 @@
         </w:tc>
         <w:tc>
           <w:tcPr>
-            <w:tcW w:w="2760" w:type="dxa"/>
-            <w:tcMar>
-              <w:top w:w="60" w:type="dxa"/>
-              <w:left w:w="120" w:type="dxa"/>
-              <w:bottom w:w="30" w:type="dxa"/>
-              <w:right w:w="120" w:type="dxa"/>
-            </w:tcMar>
-          </w:tcPr>
-          <w:p>
-            <w:pPr>
-              <w:spacing w:before="120" w:after="120" w:line="288" w:lineRule="auto"/>
-              <w:ind w:left="0"/>
-              <w:jc w:val="left"/>
-            </w:pPr>
-            <w:r>
-              <w:rPr>
-                <w:rFonts w:ascii="Arial" w:hAnsi="Arial" w:eastAsia="等线" w:cs="Arial"/>
-                <w:sz w:val="22"/>
-              </w:rPr>
-              <w:t>170%物攻</w:t>
-            </w:r>
-          </w:p>
-        </w:tc>
-        <w:tc>
-          <w:tcPr>
-            <w:tcW w:w="2760" w:type="dxa"/>
-            <w:tcMar>
-              <w:top w:w="60" w:type="dxa"/>
-              <w:left w:w="120" w:type="dxa"/>
-              <w:bottom w:w="30" w:type="dxa"/>
-              <w:right w:w="120" w:type="dxa"/>
-            </w:tcMar>
-          </w:tcPr>
-          <w:p>
-            <w:pPr>
-              <w:spacing w:before="120" w:after="120" w:line="288" w:lineRule="auto"/>
-              <w:ind w:left="0"/>
-              <w:jc w:val="left"/>
-            </w:pPr>
-            <w:r>
-              <w:rPr>
-                <w:rFonts w:ascii="Arial" w:hAnsi="Arial" w:eastAsia="等线" w:cs="Arial"/>
-                <w:sz w:val="22"/>
-              </w:rPr>
-              <w:t>敌方攻速-20%，减速32%，持续3s</w:t>
+            <w:tcW w:w="0" w:type="auto"/>
+            <w:tcBorders>
+              <w:top w:val="single" w:color="C4C7C5" w:sz="8" w:space="0"/>
+              <w:left w:val="single" w:color="C4C7C5" w:sz="8" w:space="0"/>
+              <w:bottom w:val="single" w:color="C4C7C5" w:sz="8" w:space="0"/>
+              <w:right w:val="single" w:color="C4C7C5" w:sz="8" w:space="0"/>
+            </w:tcBorders>
+            <w:shd w:val="clear"/>
+            <w:tcMar>
+              <w:top w:w="160" w:type="dxa"/>
+              <w:left w:w="240" w:type="dxa"/>
+              <w:bottom w:w="160" w:type="dxa"/>
+              <w:right w:w="240" w:type="dxa"/>
+            </w:tcMar>
+            <w:vAlign w:val="center"/>
+          </w:tcPr>
+          <w:p>
+            <w:pPr>
+              <w:keepNext w:val="0"/>
+              <w:keepLines w:val="0"/>
+              <w:widowControl/>
+              <w:suppressLineNumbers w:val="0"/>
+              <w:bidi w:val="0"/>
+              <w:spacing w:before="0" w:beforeAutospacing="0" w:after="0" w:afterAutospacing="0" w:line="23" w:lineRule="atLeast"/>
+              <w:ind w:left="0" w:right="0"/>
+              <w:jc w:val="left"/>
+              <w:rPr>
+                <w:rFonts w:hint="default" w:ascii="sans-serif" w:hAnsi="sans-serif" w:eastAsia="sans-serif" w:cs="sans-serif"/>
+                <w:color w:val="1F1F1F"/>
+              </w:rPr>
+            </w:pPr>
+            <w:r>
+              <w:rPr>
+                <w:rFonts w:hint="default" w:ascii="sans-serif" w:hAnsi="sans-serif" w:eastAsia="sans-serif" w:cs="sans-serif"/>
+                <w:color w:val="1F1F1F"/>
+                <w:kern w:val="0"/>
+                <w:sz w:val="24"/>
+                <w:szCs w:val="24"/>
+                <w:bdr w:val="none" w:color="1F1F1F" w:sz="0" w:space="0"/>
+                <w:lang w:val="en-US" w:eastAsia="zh-CN" w:bidi="ar"/>
+              </w:rPr>
+              <w:t>3 个</w:t>
+            </w:r>
+          </w:p>
+        </w:tc>
+        <w:tc>
+          <w:tcPr>
+            <w:tcW w:w="0" w:type="auto"/>
+            <w:tcBorders>
+              <w:top w:val="single" w:color="C4C7C5" w:sz="8" w:space="0"/>
+              <w:left w:val="single" w:color="C4C7C5" w:sz="8" w:space="0"/>
+              <w:bottom w:val="single" w:color="C4C7C5" w:sz="8" w:space="0"/>
+              <w:right w:val="single" w:color="C4C7C5" w:sz="8" w:space="0"/>
+            </w:tcBorders>
+            <w:shd w:val="clear"/>
+            <w:tcMar>
+              <w:top w:w="160" w:type="dxa"/>
+              <w:left w:w="240" w:type="dxa"/>
+              <w:bottom w:w="160" w:type="dxa"/>
+              <w:right w:w="240" w:type="dxa"/>
+            </w:tcMar>
+            <w:vAlign w:val="center"/>
+          </w:tcPr>
+          <w:p>
+            <w:pPr>
+              <w:keepNext w:val="0"/>
+              <w:keepLines w:val="0"/>
+              <w:widowControl/>
+              <w:suppressLineNumbers w:val="0"/>
+              <w:bidi w:val="0"/>
+              <w:spacing w:before="0" w:beforeAutospacing="0" w:after="0" w:afterAutospacing="0" w:line="23" w:lineRule="atLeast"/>
+              <w:ind w:left="0" w:right="0"/>
+              <w:jc w:val="left"/>
+              <w:rPr>
+                <w:rFonts w:hint="default" w:ascii="sans-serif" w:hAnsi="sans-serif" w:eastAsia="sans-serif" w:cs="sans-serif"/>
+                <w:color w:val="1F1F1F"/>
+              </w:rPr>
+            </w:pPr>
+            <w:r>
+              <w:rPr>
+                <w:rFonts w:hint="default" w:ascii="sans-serif" w:hAnsi="sans-serif" w:eastAsia="sans-serif" w:cs="sans-serif"/>
+                <w:color w:val="1F1F1F"/>
+                <w:kern w:val="0"/>
+                <w:sz w:val="24"/>
+                <w:szCs w:val="24"/>
+                <w:bdr w:val="none" w:color="1F1F1F" w:sz="0" w:space="0"/>
+                <w:lang w:val="en-US" w:eastAsia="zh-CN" w:bidi="ar"/>
+              </w:rPr>
+              <w:t>7s</w:t>
+            </w:r>
+          </w:p>
+        </w:tc>
+        <w:tc>
+          <w:tcPr>
+            <w:tcW w:w="0" w:type="auto"/>
+            <w:tcBorders>
+              <w:top w:val="single" w:color="C4C7C5" w:sz="8" w:space="0"/>
+              <w:left w:val="single" w:color="C4C7C5" w:sz="8" w:space="0"/>
+              <w:bottom w:val="single" w:color="C4C7C5" w:sz="8" w:space="0"/>
+              <w:right w:val="single" w:color="C4C7C5" w:sz="8" w:space="0"/>
+            </w:tcBorders>
+            <w:shd w:val="clear"/>
+            <w:tcMar>
+              <w:top w:w="160" w:type="dxa"/>
+              <w:left w:w="240" w:type="dxa"/>
+              <w:bottom w:w="160" w:type="dxa"/>
+              <w:right w:w="240" w:type="dxa"/>
+            </w:tcMar>
+            <w:vAlign w:val="center"/>
+          </w:tcPr>
+          <w:p>
+            <w:pPr>
+              <w:keepNext w:val="0"/>
+              <w:keepLines w:val="0"/>
+              <w:widowControl/>
+              <w:suppressLineNumbers w:val="0"/>
+              <w:bidi w:val="0"/>
+              <w:spacing w:before="0" w:beforeAutospacing="0" w:after="0" w:afterAutospacing="0" w:line="23" w:lineRule="atLeast"/>
+              <w:ind w:left="0" w:right="0"/>
+              <w:jc w:val="left"/>
+              <w:rPr>
+                <w:rFonts w:hint="default" w:ascii="sans-serif" w:hAnsi="sans-serif" w:eastAsia="sans-serif" w:cs="sans-serif"/>
+                <w:color w:val="1F1F1F"/>
+              </w:rPr>
+            </w:pPr>
+            <w:r>
+              <w:rPr>
+                <w:rFonts w:hint="default" w:ascii="sans-serif" w:hAnsi="sans-serif" w:eastAsia="sans-serif" w:cs="sans-serif"/>
+                <w:color w:val="1F1F1F"/>
+                <w:kern w:val="0"/>
+                <w:sz w:val="24"/>
+                <w:szCs w:val="24"/>
+                <w:bdr w:val="none" w:color="1F1F1F" w:sz="0" w:space="0"/>
+                <w:lang w:val="en-US" w:eastAsia="zh-CN" w:bidi="ar"/>
+              </w:rPr>
+              <w:t>0.5s</w:t>
+            </w:r>
+          </w:p>
+        </w:tc>
+        <w:tc>
+          <w:tcPr>
+            <w:tcW w:w="0" w:type="auto"/>
+            <w:tcBorders>
+              <w:top w:val="single" w:color="C4C7C5" w:sz="8" w:space="0"/>
+              <w:left w:val="single" w:color="C4C7C5" w:sz="8" w:space="0"/>
+              <w:bottom w:val="single" w:color="C4C7C5" w:sz="8" w:space="0"/>
+              <w:right w:val="single" w:color="C4C7C5" w:sz="8" w:space="0"/>
+            </w:tcBorders>
+            <w:shd w:val="clear"/>
+            <w:tcMar>
+              <w:top w:w="160" w:type="dxa"/>
+              <w:left w:w="240" w:type="dxa"/>
+              <w:bottom w:w="160" w:type="dxa"/>
+              <w:right w:w="240" w:type="dxa"/>
+            </w:tcMar>
+            <w:vAlign w:val="center"/>
+          </w:tcPr>
+          <w:p>
+            <w:pPr>
+              <w:keepNext w:val="0"/>
+              <w:keepLines w:val="0"/>
+              <w:widowControl/>
+              <w:suppressLineNumbers w:val="0"/>
+              <w:bidi w:val="0"/>
+              <w:spacing w:before="0" w:beforeAutospacing="0" w:after="0" w:afterAutospacing="0" w:line="23" w:lineRule="atLeast"/>
+              <w:ind w:left="0" w:right="0"/>
+              <w:jc w:val="left"/>
+              <w:rPr>
+                <w:rFonts w:hint="default" w:ascii="sans-serif" w:hAnsi="sans-serif" w:eastAsia="sans-serif" w:cs="sans-serif"/>
+                <w:color w:val="1F1F1F"/>
+              </w:rPr>
+            </w:pPr>
+            <w:r>
+              <w:rPr>
+                <w:rFonts w:hint="default" w:ascii="sans-serif" w:hAnsi="sans-serif" w:eastAsia="sans-serif" w:cs="sans-serif"/>
+                <w:color w:val="1F1F1F"/>
+                <w:kern w:val="0"/>
+                <w:sz w:val="24"/>
+                <w:szCs w:val="24"/>
+                <w:bdr w:val="none" w:color="1F1F1F" w:sz="0" w:space="0"/>
+                <w:lang w:val="en-US" w:eastAsia="zh-CN" w:bidi="ar"/>
+              </w:rPr>
+              <w:t>90% 物攻</w:t>
+            </w:r>
+          </w:p>
+        </w:tc>
+        <w:tc>
+          <w:tcPr>
+            <w:tcW w:w="0" w:type="auto"/>
+            <w:tcBorders>
+              <w:top w:val="single" w:color="C4C7C5" w:sz="8" w:space="0"/>
+              <w:left w:val="single" w:color="C4C7C5" w:sz="8" w:space="0"/>
+              <w:bottom w:val="single" w:color="C4C7C5" w:sz="8" w:space="0"/>
+              <w:right w:val="single" w:color="C4C7C5" w:sz="8" w:space="0"/>
+            </w:tcBorders>
+            <w:shd w:val="clear"/>
+            <w:tcMar>
+              <w:top w:w="160" w:type="dxa"/>
+              <w:left w:w="240" w:type="dxa"/>
+              <w:bottom w:w="160" w:type="dxa"/>
+              <w:right w:w="240" w:type="dxa"/>
+            </w:tcMar>
+            <w:vAlign w:val="center"/>
+          </w:tcPr>
+          <w:p>
+            <w:pPr>
+              <w:keepNext w:val="0"/>
+              <w:keepLines w:val="0"/>
+              <w:widowControl/>
+              <w:suppressLineNumbers w:val="0"/>
+              <w:bidi w:val="0"/>
+              <w:spacing w:before="0" w:beforeAutospacing="0" w:after="0" w:afterAutospacing="0" w:line="23" w:lineRule="atLeast"/>
+              <w:ind w:left="0" w:right="0"/>
+              <w:jc w:val="left"/>
+              <w:rPr>
+                <w:rFonts w:hint="default" w:ascii="sans-serif" w:hAnsi="sans-serif" w:eastAsia="sans-serif" w:cs="sans-serif"/>
+                <w:color w:val="1F1F1F"/>
+              </w:rPr>
+            </w:pPr>
+            <w:r>
+              <w:rPr>
+                <w:rFonts w:hint="default" w:ascii="sans-serif" w:hAnsi="sans-serif" w:eastAsia="sans-serif" w:cs="sans-serif"/>
+                <w:color w:val="1F1F1F"/>
+                <w:kern w:val="0"/>
+                <w:sz w:val="24"/>
+                <w:szCs w:val="24"/>
+                <w:bdr w:val="none" w:color="1F1F1F" w:sz="0" w:space="0"/>
+                <w:lang w:val="en-US" w:eastAsia="zh-CN" w:bidi="ar"/>
+              </w:rPr>
+              <w:t>50px</w:t>
+            </w:r>
+          </w:p>
+        </w:tc>
+        <w:tc>
+          <w:tcPr>
+            <w:tcW w:w="0" w:type="auto"/>
+            <w:tcBorders>
+              <w:top w:val="single" w:color="C4C7C5" w:sz="8" w:space="0"/>
+              <w:left w:val="single" w:color="C4C7C5" w:sz="8" w:space="0"/>
+              <w:bottom w:val="single" w:color="C4C7C5" w:sz="8" w:space="0"/>
+              <w:right w:val="single" w:color="C4C7C5" w:sz="8" w:space="0"/>
+            </w:tcBorders>
+            <w:shd w:val="clear"/>
+            <w:tcMar>
+              <w:top w:w="160" w:type="dxa"/>
+              <w:left w:w="240" w:type="dxa"/>
+              <w:bottom w:w="160" w:type="dxa"/>
+              <w:right w:w="240" w:type="dxa"/>
+            </w:tcMar>
+            <w:vAlign w:val="center"/>
+          </w:tcPr>
+          <w:p>
+            <w:pPr>
+              <w:keepNext w:val="0"/>
+              <w:keepLines w:val="0"/>
+              <w:widowControl/>
+              <w:suppressLineNumbers w:val="0"/>
+              <w:bidi w:val="0"/>
+              <w:spacing w:before="0" w:beforeAutospacing="0" w:after="0" w:afterAutospacing="0" w:line="23" w:lineRule="atLeast"/>
+              <w:ind w:left="0" w:right="0"/>
+              <w:jc w:val="left"/>
+              <w:rPr>
+                <w:rFonts w:hint="default" w:ascii="sans-serif" w:hAnsi="sans-serif" w:eastAsia="sans-serif" w:cs="sans-serif"/>
+                <w:color w:val="1F1F1F"/>
+              </w:rPr>
+            </w:pPr>
+            <w:r>
+              <w:rPr>
+                <w:rFonts w:hint="default" w:ascii="sans-serif" w:hAnsi="sans-serif" w:eastAsia="sans-serif" w:cs="sans-serif"/>
+                <w:color w:val="1F1F1F"/>
+                <w:kern w:val="0"/>
+                <w:sz w:val="24"/>
+                <w:szCs w:val="24"/>
+                <w:bdr w:val="none" w:color="1F1F1F" w:sz="0" w:space="0"/>
+                <w:lang w:val="en-US" w:eastAsia="zh-CN" w:bidi="ar"/>
+              </w:rPr>
+              <w:t>270px</w:t>
             </w:r>
           </w:p>
         </w:tc>
       </w:tr>
       <w:tr>
-        <w:tc>
-          <w:tcPr>
-            <w:tcW w:w="2760" w:type="dxa"/>
-            <w:tcMar>
-              <w:top w:w="60" w:type="dxa"/>
-              <w:left w:w="120" w:type="dxa"/>
-              <w:bottom w:w="30" w:type="dxa"/>
-              <w:right w:w="120" w:type="dxa"/>
-            </w:tcMar>
-          </w:tcPr>
-          <w:p>
-            <w:pPr>
-              <w:spacing w:before="120" w:after="120" w:line="288" w:lineRule="auto"/>
-              <w:ind w:left="0"/>
-              <w:jc w:val="left"/>
-            </w:pPr>
-            <w:r>
-              <w:rPr>
-                <w:rFonts w:ascii="Arial" w:hAnsi="Arial" w:eastAsia="等线" w:cs="Arial"/>
-                <w:sz w:val="22"/>
+        <w:trPr>
+          <w:tblCellSpacing w:w="15" w:type="dxa"/>
+        </w:trPr>
+        <w:tc>
+          <w:tcPr>
+            <w:tcW w:w="0" w:type="auto"/>
+            <w:tcBorders>
+              <w:top w:val="single" w:color="C4C7C5" w:sz="8" w:space="0"/>
+              <w:left w:val="single" w:color="C4C7C5" w:sz="8" w:space="0"/>
+              <w:bottom w:val="single" w:color="C4C7C5" w:sz="8" w:space="0"/>
+              <w:right w:val="single" w:color="C4C7C5" w:sz="8" w:space="0"/>
+            </w:tcBorders>
+            <w:shd w:val="clear"/>
+            <w:tcMar>
+              <w:top w:w="160" w:type="dxa"/>
+              <w:left w:w="240" w:type="dxa"/>
+              <w:bottom w:w="160" w:type="dxa"/>
+              <w:right w:w="240" w:type="dxa"/>
+            </w:tcMar>
+            <w:vAlign w:val="center"/>
+          </w:tcPr>
+          <w:p>
+            <w:pPr>
+              <w:keepNext w:val="0"/>
+              <w:keepLines w:val="0"/>
+              <w:widowControl/>
+              <w:suppressLineNumbers w:val="0"/>
+              <w:bidi w:val="0"/>
+              <w:spacing w:before="0" w:beforeAutospacing="0" w:after="0" w:afterAutospacing="0" w:line="23" w:lineRule="atLeast"/>
+              <w:ind w:left="0" w:right="0"/>
+              <w:jc w:val="left"/>
+              <w:rPr>
+                <w:rFonts w:hint="default" w:ascii="sans-serif" w:hAnsi="sans-serif" w:eastAsia="sans-serif" w:cs="sans-serif"/>
+                <w:color w:val="1F1F1F"/>
+              </w:rPr>
+            </w:pPr>
+            <w:r>
+              <w:rPr>
+                <w:rFonts w:hint="default" w:ascii="sans-serif" w:hAnsi="sans-serif" w:eastAsia="sans-serif" w:cs="sans-serif"/>
+                <w:b/>
+                <w:bCs/>
+                <w:color w:val="1F1F1F"/>
+                <w:kern w:val="0"/>
+                <w:sz w:val="24"/>
+                <w:szCs w:val="24"/>
+                <w:bdr w:val="none" w:color="1F1F1F" w:sz="0" w:space="0"/>
+                <w:lang w:val="en-US" w:eastAsia="zh-CN" w:bidi="ar"/>
               </w:rPr>
               <w:t>6</w:t>
             </w:r>
@@ -2670,51 +4306,295 @@
         </w:tc>
         <w:tc>
           <w:tcPr>
-            <w:tcW w:w="2760" w:type="dxa"/>
-            <w:tcMar>
-              <w:top w:w="60" w:type="dxa"/>
-              <w:left w:w="120" w:type="dxa"/>
-              <w:bottom w:w="30" w:type="dxa"/>
-              <w:right w:w="120" w:type="dxa"/>
-            </w:tcMar>
-          </w:tcPr>
-          <w:p>
-            <w:pPr>
-              <w:spacing w:before="120" w:after="120" w:line="288" w:lineRule="auto"/>
-              <w:ind w:left="0"/>
-              <w:jc w:val="left"/>
-            </w:pPr>
-            <w:r>
-              <w:rPr>
-                <w:rFonts w:ascii="Arial" w:hAnsi="Arial" w:eastAsia="等线" w:cs="Arial"/>
-                <w:sz w:val="22"/>
-              </w:rPr>
-              <w:t>210%物攻</w:t>
-            </w:r>
-          </w:p>
-        </w:tc>
-        <w:tc>
-          <w:tcPr>
-            <w:tcW w:w="2760" w:type="dxa"/>
-            <w:tcMar>
-              <w:top w:w="60" w:type="dxa"/>
-              <w:left w:w="120" w:type="dxa"/>
-              <w:bottom w:w="30" w:type="dxa"/>
-              <w:right w:w="120" w:type="dxa"/>
-            </w:tcMar>
-          </w:tcPr>
-          <w:p>
-            <w:pPr>
-              <w:spacing w:before="120" w:after="120" w:line="288" w:lineRule="auto"/>
-              <w:ind w:left="0"/>
-              <w:jc w:val="left"/>
-            </w:pPr>
-            <w:r>
-              <w:rPr>
-                <w:rFonts w:ascii="Arial" w:hAnsi="Arial" w:eastAsia="等线" w:cs="Arial"/>
-                <w:sz w:val="22"/>
-              </w:rPr>
-              <w:t>敌方攻速-25%，减速35%，持续3s，打断小怪技能</w:t>
+            <w:tcW w:w="0" w:type="auto"/>
+            <w:tcBorders>
+              <w:top w:val="single" w:color="C4C7C5" w:sz="8" w:space="0"/>
+              <w:left w:val="single" w:color="C4C7C5" w:sz="8" w:space="0"/>
+              <w:bottom w:val="single" w:color="C4C7C5" w:sz="8" w:space="0"/>
+              <w:right w:val="single" w:color="C4C7C5" w:sz="8" w:space="0"/>
+            </w:tcBorders>
+            <w:shd w:val="clear"/>
+            <w:tcMar>
+              <w:top w:w="160" w:type="dxa"/>
+              <w:left w:w="240" w:type="dxa"/>
+              <w:bottom w:w="160" w:type="dxa"/>
+              <w:right w:w="240" w:type="dxa"/>
+            </w:tcMar>
+            <w:vAlign w:val="center"/>
+          </w:tcPr>
+          <w:p>
+            <w:pPr>
+              <w:keepNext w:val="0"/>
+              <w:keepLines w:val="0"/>
+              <w:widowControl/>
+              <w:suppressLineNumbers w:val="0"/>
+              <w:bidi w:val="0"/>
+              <w:spacing w:before="0" w:beforeAutospacing="0" w:after="0" w:afterAutospacing="0" w:line="23" w:lineRule="atLeast"/>
+              <w:ind w:left="0" w:right="0"/>
+              <w:jc w:val="left"/>
+              <w:rPr>
+                <w:rFonts w:hint="default" w:ascii="sans-serif" w:hAnsi="sans-serif" w:eastAsia="sans-serif" w:cs="sans-serif"/>
+                <w:color w:val="1F1F1F"/>
+              </w:rPr>
+            </w:pPr>
+            <w:r>
+              <w:rPr>
+                <w:rFonts w:hint="default" w:ascii="sans-serif" w:hAnsi="sans-serif" w:eastAsia="sans-serif" w:cs="sans-serif"/>
+                <w:b/>
+                <w:bCs/>
+                <w:color w:val="1F1F1F"/>
+                <w:kern w:val="0"/>
+                <w:sz w:val="24"/>
+                <w:szCs w:val="24"/>
+                <w:bdr w:val="none" w:color="1F1F1F" w:sz="0" w:space="0"/>
+                <w:lang w:val="en-US" w:eastAsia="zh-CN" w:bidi="ar"/>
+              </w:rPr>
+              <w:t>3 个</w:t>
+            </w:r>
+          </w:p>
+        </w:tc>
+        <w:tc>
+          <w:tcPr>
+            <w:tcW w:w="0" w:type="auto"/>
+            <w:tcBorders>
+              <w:top w:val="single" w:color="C4C7C5" w:sz="8" w:space="0"/>
+              <w:left w:val="single" w:color="C4C7C5" w:sz="8" w:space="0"/>
+              <w:bottom w:val="single" w:color="C4C7C5" w:sz="8" w:space="0"/>
+              <w:right w:val="single" w:color="C4C7C5" w:sz="8" w:space="0"/>
+            </w:tcBorders>
+            <w:shd w:val="clear"/>
+            <w:tcMar>
+              <w:top w:w="160" w:type="dxa"/>
+              <w:left w:w="240" w:type="dxa"/>
+              <w:bottom w:w="160" w:type="dxa"/>
+              <w:right w:w="240" w:type="dxa"/>
+            </w:tcMar>
+            <w:vAlign w:val="center"/>
+          </w:tcPr>
+          <w:p>
+            <w:pPr>
+              <w:keepNext w:val="0"/>
+              <w:keepLines w:val="0"/>
+              <w:widowControl/>
+              <w:suppressLineNumbers w:val="0"/>
+              <w:bidi w:val="0"/>
+              <w:spacing w:before="0" w:beforeAutospacing="0" w:after="0" w:afterAutospacing="0" w:line="23" w:lineRule="atLeast"/>
+              <w:ind w:left="0" w:right="0"/>
+              <w:jc w:val="left"/>
+              <w:rPr>
+                <w:rFonts w:hint="default" w:ascii="sans-serif" w:hAnsi="sans-serif" w:eastAsia="sans-serif" w:cs="sans-serif"/>
+                <w:color w:val="1F1F1F"/>
+              </w:rPr>
+            </w:pPr>
+            <w:r>
+              <w:rPr>
+                <w:rFonts w:hint="default" w:ascii="sans-serif" w:hAnsi="sans-serif" w:eastAsia="sans-serif" w:cs="sans-serif"/>
+                <w:b/>
+                <w:bCs/>
+                <w:color w:val="1F1F1F"/>
+                <w:kern w:val="0"/>
+                <w:sz w:val="24"/>
+                <w:szCs w:val="24"/>
+                <w:bdr w:val="none" w:color="1F1F1F" w:sz="0" w:space="0"/>
+                <w:lang w:val="en-US" w:eastAsia="zh-CN" w:bidi="ar"/>
+              </w:rPr>
+              <w:t>8s</w:t>
+            </w:r>
+          </w:p>
+        </w:tc>
+        <w:tc>
+          <w:tcPr>
+            <w:tcW w:w="0" w:type="auto"/>
+            <w:tcBorders>
+              <w:top w:val="single" w:color="C4C7C5" w:sz="8" w:space="0"/>
+              <w:left w:val="single" w:color="C4C7C5" w:sz="8" w:space="0"/>
+              <w:bottom w:val="single" w:color="C4C7C5" w:sz="8" w:space="0"/>
+              <w:right w:val="single" w:color="C4C7C5" w:sz="8" w:space="0"/>
+            </w:tcBorders>
+            <w:shd w:val="clear"/>
+            <w:tcMar>
+              <w:top w:w="160" w:type="dxa"/>
+              <w:left w:w="240" w:type="dxa"/>
+              <w:bottom w:w="160" w:type="dxa"/>
+              <w:right w:w="240" w:type="dxa"/>
+            </w:tcMar>
+            <w:vAlign w:val="center"/>
+          </w:tcPr>
+          <w:p>
+            <w:pPr>
+              <w:keepNext w:val="0"/>
+              <w:keepLines w:val="0"/>
+              <w:widowControl/>
+              <w:suppressLineNumbers w:val="0"/>
+              <w:bidi w:val="0"/>
+              <w:spacing w:before="0" w:beforeAutospacing="0" w:after="0" w:afterAutospacing="0" w:line="23" w:lineRule="atLeast"/>
+              <w:ind w:left="0" w:right="0"/>
+              <w:jc w:val="left"/>
+              <w:rPr>
+                <w:rFonts w:hint="default" w:ascii="sans-serif" w:hAnsi="sans-serif" w:eastAsia="sans-serif" w:cs="sans-serif"/>
+                <w:color w:val="1F1F1F"/>
+              </w:rPr>
+            </w:pPr>
+            <w:r>
+              <w:rPr>
+                <w:rFonts w:hint="default" w:ascii="sans-serif" w:hAnsi="sans-serif" w:eastAsia="sans-serif" w:cs="sans-serif"/>
+                <w:b/>
+                <w:bCs/>
+                <w:color w:val="1F1F1F"/>
+                <w:kern w:val="0"/>
+                <w:sz w:val="24"/>
+                <w:szCs w:val="24"/>
+                <w:bdr w:val="none" w:color="1F1F1F" w:sz="0" w:space="0"/>
+                <w:lang w:val="en-US" w:eastAsia="zh-CN" w:bidi="ar"/>
+              </w:rPr>
+              <w:t>0.5s</w:t>
+            </w:r>
+          </w:p>
+        </w:tc>
+        <w:tc>
+          <w:tcPr>
+            <w:tcW w:w="0" w:type="auto"/>
+            <w:tcBorders>
+              <w:top w:val="single" w:color="C4C7C5" w:sz="8" w:space="0"/>
+              <w:left w:val="single" w:color="C4C7C5" w:sz="8" w:space="0"/>
+              <w:bottom w:val="single" w:color="C4C7C5" w:sz="8" w:space="0"/>
+              <w:right w:val="single" w:color="C4C7C5" w:sz="8" w:space="0"/>
+            </w:tcBorders>
+            <w:shd w:val="clear"/>
+            <w:tcMar>
+              <w:top w:w="160" w:type="dxa"/>
+              <w:left w:w="240" w:type="dxa"/>
+              <w:bottom w:w="160" w:type="dxa"/>
+              <w:right w:w="240" w:type="dxa"/>
+            </w:tcMar>
+            <w:vAlign w:val="center"/>
+          </w:tcPr>
+          <w:p>
+            <w:pPr>
+              <w:keepNext w:val="0"/>
+              <w:keepLines w:val="0"/>
+              <w:widowControl/>
+              <w:suppressLineNumbers w:val="0"/>
+              <w:bidi w:val="0"/>
+              <w:spacing w:before="0" w:beforeAutospacing="0" w:after="0" w:afterAutospacing="0" w:line="23" w:lineRule="atLeast"/>
+              <w:ind w:left="0" w:right="0"/>
+              <w:jc w:val="left"/>
+              <w:rPr>
+                <w:rFonts w:hint="default" w:ascii="sans-serif" w:hAnsi="sans-serif" w:eastAsia="sans-serif" w:cs="sans-serif"/>
+                <w:color w:val="1F1F1F"/>
+              </w:rPr>
+            </w:pPr>
+            <w:r>
+              <w:rPr>
+                <w:rFonts w:hint="default" w:ascii="sans-serif" w:hAnsi="sans-serif" w:eastAsia="sans-serif" w:cs="sans-serif"/>
+                <w:b/>
+                <w:bCs/>
+                <w:color w:val="1F1F1F"/>
+                <w:kern w:val="0"/>
+                <w:sz w:val="24"/>
+                <w:szCs w:val="24"/>
+                <w:bdr w:val="none" w:color="1F1F1F" w:sz="0" w:space="0"/>
+                <w:lang w:val="en-US" w:eastAsia="zh-CN" w:bidi="ar"/>
+              </w:rPr>
+              <w:t>120% 物攻</w:t>
+            </w:r>
+          </w:p>
+        </w:tc>
+        <w:tc>
+          <w:tcPr>
+            <w:tcW w:w="0" w:type="auto"/>
+            <w:tcBorders>
+              <w:top w:val="single" w:color="C4C7C5" w:sz="8" w:space="0"/>
+              <w:left w:val="single" w:color="C4C7C5" w:sz="8" w:space="0"/>
+              <w:bottom w:val="single" w:color="C4C7C5" w:sz="8" w:space="0"/>
+              <w:right w:val="single" w:color="C4C7C5" w:sz="8" w:space="0"/>
+            </w:tcBorders>
+            <w:shd w:val="clear"/>
+            <w:tcMar>
+              <w:top w:w="160" w:type="dxa"/>
+              <w:left w:w="240" w:type="dxa"/>
+              <w:bottom w:w="160" w:type="dxa"/>
+              <w:right w:w="240" w:type="dxa"/>
+            </w:tcMar>
+            <w:vAlign w:val="center"/>
+          </w:tcPr>
+          <w:p>
+            <w:pPr>
+              <w:keepNext w:val="0"/>
+              <w:keepLines w:val="0"/>
+              <w:widowControl/>
+              <w:suppressLineNumbers w:val="0"/>
+              <w:bidi w:val="0"/>
+              <w:spacing w:before="0" w:beforeAutospacing="0" w:after="0" w:afterAutospacing="0" w:line="23" w:lineRule="atLeast"/>
+              <w:ind w:left="0" w:right="0"/>
+              <w:jc w:val="left"/>
+              <w:rPr>
+                <w:rFonts w:hint="default" w:ascii="sans-serif" w:hAnsi="sans-serif" w:eastAsia="sans-serif" w:cs="sans-serif"/>
+                <w:color w:val="1F1F1F"/>
+              </w:rPr>
+            </w:pPr>
+            <w:r>
+              <w:rPr>
+                <w:rFonts w:hint="default" w:ascii="sans-serif" w:hAnsi="sans-serif" w:eastAsia="sans-serif" w:cs="sans-serif"/>
+                <w:b/>
+                <w:bCs/>
+                <w:color w:val="1F1F1F"/>
+                <w:kern w:val="0"/>
+                <w:sz w:val="24"/>
+                <w:szCs w:val="24"/>
+                <w:bdr w:val="none" w:color="1F1F1F" w:sz="0" w:space="0"/>
+                <w:lang w:val="en-US" w:eastAsia="zh-CN" w:bidi="ar"/>
+              </w:rPr>
+              <w:t>60px</w:t>
+            </w:r>
+          </w:p>
+        </w:tc>
+        <w:tc>
+          <w:tcPr>
+            <w:tcW w:w="0" w:type="auto"/>
+            <w:tcBorders>
+              <w:top w:val="single" w:color="C4C7C5" w:sz="8" w:space="0"/>
+              <w:left w:val="single" w:color="C4C7C5" w:sz="8" w:space="0"/>
+              <w:bottom w:val="single" w:color="C4C7C5" w:sz="8" w:space="0"/>
+              <w:right w:val="single" w:color="C4C7C5" w:sz="8" w:space="0"/>
+            </w:tcBorders>
+            <w:shd w:val="clear"/>
+            <w:tcMar>
+              <w:top w:w="160" w:type="dxa"/>
+              <w:left w:w="240" w:type="dxa"/>
+              <w:bottom w:w="160" w:type="dxa"/>
+              <w:right w:w="240" w:type="dxa"/>
+            </w:tcMar>
+            <w:vAlign w:val="center"/>
+          </w:tcPr>
+          <w:p>
+            <w:pPr>
+              <w:keepNext w:val="0"/>
+              <w:keepLines w:val="0"/>
+              <w:widowControl/>
+              <w:suppressLineNumbers w:val="0"/>
+              <w:bidi w:val="0"/>
+              <w:spacing w:before="0" w:beforeAutospacing="0" w:after="0" w:afterAutospacing="0" w:line="23" w:lineRule="atLeast"/>
+              <w:ind w:left="0" w:right="0"/>
+              <w:jc w:val="left"/>
+              <w:rPr>
+                <w:rFonts w:hint="default" w:ascii="sans-serif" w:hAnsi="sans-serif" w:eastAsia="sans-serif" w:cs="sans-serif"/>
+                <w:color w:val="1F1F1F"/>
+              </w:rPr>
+            </w:pPr>
+            <w:r>
+              <w:rPr>
+                <w:rFonts w:hint="default" w:ascii="sans-serif" w:hAnsi="sans-serif" w:eastAsia="sans-serif" w:cs="sans-serif"/>
+                <w:b/>
+                <w:bCs/>
+                <w:color w:val="1F1F1F"/>
+                <w:kern w:val="0"/>
+                <w:sz w:val="24"/>
+                <w:szCs w:val="24"/>
+                <w:bdr w:val="none" w:color="1F1F1F" w:sz="0" w:space="0"/>
+                <w:lang w:val="en-US" w:eastAsia="zh-CN" w:bidi="ar"/>
+              </w:rPr>
+              <w:t>320px</w:t>
             </w:r>
           </w:p>
         </w:tc>
@@ -2726,8 +4606,20 @@
         <w:ind w:left="0"/>
         <w:jc w:val="left"/>
         <w:outlineLvl w:val="3"/>
+        <w:rPr>
+          <w:rFonts w:ascii="Arial" w:hAnsi="Arial" w:eastAsia="等线" w:cs="Arial"/>
+          <w:b/>
+          <w:sz w:val="28"/>
+        </w:rPr>
       </w:pPr>
-      <w:bookmarkStart w:id="10" w:name="heading_10"/>
+    </w:p>
+    <w:p>
+      <w:pPr>
+        <w:spacing w:before="260" w:after="120" w:line="288" w:lineRule="auto"/>
+        <w:ind w:left="0"/>
+        <w:jc w:val="left"/>
+        <w:outlineLvl w:val="3"/>
+      </w:pPr>
       <w:r>
         <w:rPr>
           <w:rFonts w:ascii="Arial" w:hAnsi="Arial" w:eastAsia="等线" w:cs="Arial"/>
@@ -2806,7 +4698,7 @@
     </w:p>
     <w:tbl>
       <w:tblPr>
-        <w:tblStyle w:val="4"/>
+        <w:tblStyle w:val="5"/>
         <w:tblW w:w="0" w:type="auto"/>
         <w:tblInd w:w="0" w:type="dxa"/>
         <w:tblBorders>
@@ -3724,135 +5616,184 @@
     </w:tbl>
     <w:p>
       <w:pPr>
-        <w:spacing w:before="260" w:after="120" w:line="288" w:lineRule="auto"/>
-        <w:ind w:left="0"/>
-        <w:jc w:val="left"/>
-        <w:outlineLvl w:val="3"/>
+        <w:pStyle w:val="2"/>
+        <w:bidi w:val="0"/>
       </w:pPr>
       <w:bookmarkStart w:id="11" w:name="heading_11"/>
       <w:r>
         <w:rPr>
-          <w:rFonts w:ascii="Arial" w:hAnsi="Arial" w:eastAsia="等线" w:cs="Arial"/>
-          <w:b/>
-          <w:sz w:val="28"/>
-        </w:rPr>
-        <w:t>4. 铁壁狂暴（防御转攻击被动）</w:t>
+          <w:rFonts w:hint="eastAsia"/>
+          <w:lang w:val="en-US" w:eastAsia="zh-CN"/>
+        </w:rPr>
+        <w:t>4.</w:t>
+      </w:r>
+      <w:r>
+        <w:rPr>
+          <w:lang w:val="en-US" w:eastAsia="zh-CN"/>
+        </w:rPr>
+        <w:t>星轨灵阵</w:t>
       </w:r>
       <w:bookmarkEnd w:id="11"/>
     </w:p>
     <w:p>
       <w:pPr>
-        <w:spacing w:before="120" w:after="120" w:line="288" w:lineRule="auto"/>
-        <w:ind w:left="0"/>
-        <w:jc w:val="left"/>
+        <w:pStyle w:val="4"/>
+        <w:keepNext w:val="0"/>
+        <w:keepLines w:val="0"/>
+        <w:widowControl/>
+        <w:suppressLineNumbers w:val="0"/>
       </w:pPr>
       <w:r>
         <w:rPr>
-          <w:rFonts w:ascii="Arial" w:hAnsi="Arial" w:eastAsia="等线" w:cs="Arial"/>
-          <w:b/>
-          <w:sz w:val="22"/>
-        </w:rPr>
-        <w:t>技能类型</w:t>
+          <w:rFonts w:ascii="Symbol" w:hAnsi="Symbol" w:eastAsia="Symbol" w:cs="Symbol"/>
+          <w:sz w:val="24"/>
+        </w:rPr>
+        <w:t>·</w:t>
       </w:r>
       <w:r>
         <w:rPr>
-          <w:rFonts w:ascii="Arial" w:hAnsi="Arial" w:eastAsia="等线" w:cs="Arial"/>
-          <w:sz w:val="22"/>
-        </w:rPr>
-        <w:t>：常驻被动</w:t>
+          <w:rFonts w:hint="eastAsia" w:ascii="宋体" w:hAnsi="宋体" w:eastAsia="宋体" w:cs="宋体"/>
+          <w:sz w:val="24"/>
+        </w:rPr>
+        <w:t xml:space="preserve">  </w:t>
+      </w:r>
+      <w:r>
+        <w:rPr>
+          <w:b/>
+          <w:bCs/>
+        </w:rPr>
+        <w:t>技能定义</w:t>
+      </w:r>
+      <w:r>
+        <w:t>：英雄召唤数枚高能魔力球环绕自身高速旋转。当范围内有敌人时，魔力球自动发射魔法弹进行打击。</w:t>
       </w:r>
     </w:p>
     <w:p>
       <w:pPr>
-        <w:spacing w:before="120" w:after="120" w:line="288" w:lineRule="auto"/>
-        <w:ind w:left="0"/>
-        <w:jc w:val="left"/>
+        <w:pStyle w:val="4"/>
+        <w:keepNext w:val="0"/>
+        <w:keepLines w:val="0"/>
+        <w:widowControl/>
+        <w:suppressLineNumbers w:val="0"/>
       </w:pPr>
       <w:r>
         <w:rPr>
-          <w:rFonts w:ascii="Arial" w:hAnsi="Arial" w:eastAsia="等线" w:cs="Arial"/>
-          <w:b/>
-          <w:sz w:val="22"/>
-        </w:rPr>
-        <w:t>技能作用</w:t>
+          <w:rFonts w:hint="default" w:ascii="Symbol" w:hAnsi="Symbol" w:eastAsia="Symbol" w:cs="Symbol"/>
+          <w:sz w:val="24"/>
+        </w:rPr>
+        <w:t>·</w:t>
       </w:r>
       <w:r>
         <w:rPr>
-          <w:rFonts w:ascii="Arial" w:hAnsi="Arial" w:eastAsia="等线" w:cs="Arial"/>
-          <w:sz w:val="22"/>
-        </w:rPr>
-        <w:t>：将英雄双防属性按比例转化为物理攻击力，满级附带额外免伤，完美适配坦流攻防一体玩法，让高防御的同时拥有不俗反伤和输出能力，弥补坦流伤害短板。</w:t>
-      </w:r>
-    </w:p>
-    <w:p>
-      <w:pPr>
-        <w:spacing w:before="120" w:after="120" w:line="288" w:lineRule="auto"/>
-        <w:ind w:left="0"/>
-        <w:jc w:val="left"/>
-      </w:pPr>
-      <w:r>
-        <w:rPr>
-          <w:rFonts w:ascii="Arial" w:hAnsi="Arial" w:eastAsia="等线" w:cs="Arial"/>
-          <w:b/>
-          <w:sz w:val="22"/>
-        </w:rPr>
-        <w:t>技能特效表现</w:t>
+          <w:rFonts w:hint="eastAsia" w:ascii="宋体" w:hAnsi="宋体" w:eastAsia="宋体" w:cs="宋体"/>
+          <w:sz w:val="24"/>
+        </w:rPr>
+        <w:t xml:space="preserve">  </w:t>
       </w:r>
       <w:r>
         <w:rPr>
-          <w:rFonts w:ascii="Arial" w:hAnsi="Arial" w:eastAsia="等线" w:cs="Arial"/>
-          <w:sz w:val="22"/>
-        </w:rPr>
-        <w:t>：英雄周身覆盖厚重钢铁纹路特效，攻防转化生效时，纹路持续闪烁银色微光；额外免伤触发期间，护盾质感大幅增强，视觉上更厚重坚硬。</w:t>
+          <w:rFonts w:hint="default" w:ascii="Symbol" w:hAnsi="Symbol" w:eastAsia="Symbol" w:cs="Symbol"/>
+          <w:sz w:val="24"/>
+        </w:rPr>
+        <w:t>·</w:t>
+      </w:r>
+      <w:r>
+        <w:rPr>
+          <w:rFonts w:hint="eastAsia" w:ascii="宋体" w:hAnsi="宋体" w:eastAsia="宋体" w:cs="宋体"/>
+          <w:sz w:val="24"/>
+        </w:rPr>
+        <w:t xml:space="preserve">  </w:t>
+      </w:r>
+      <w:r>
+        <w:rPr>
+          <w:b/>
+          <w:bCs/>
+        </w:rPr>
+        <w:t>设计定位</w:t>
+      </w:r>
+      <w:r>
+        <w:t>：近身持续输出与清杂，为坦克在怪群中提供额外的DPS，同时作为一种“防御性输出”手段。</w:t>
       </w:r>
     </w:p>
     <w:tbl>
       <w:tblPr>
-        <w:tblStyle w:val="4"/>
         <w:tblW w:w="0" w:type="auto"/>
-        <w:tblInd w:w="0" w:type="dxa"/>
+        <w:tblCellSpacing w:w="15" w:type="dxa"/>
+        <w:tblInd w:w="20" w:type="dxa"/>
         <w:tblBorders>
-          <w:top w:val="single" w:color="DEE0E3" w:sz="0" w:space="0"/>
-          <w:left w:val="single" w:color="DEE0E3" w:sz="0" w:space="0"/>
-          <w:bottom w:val="single" w:color="DEE0E3" w:sz="0" w:space="0"/>
-          <w:right w:val="single" w:color="DEE0E3" w:sz="0" w:space="0"/>
-          <w:insideH w:val="single" w:color="DEE0E3" w:sz="0" w:space="0"/>
-          <w:insideV w:val="single" w:color="DEE0E3" w:sz="0" w:space="0"/>
+          <w:top w:val="none" w:color="1F1F1F" w:sz="0" w:space="0"/>
+          <w:left w:val="none" w:color="1F1F1F" w:sz="0" w:space="0"/>
+          <w:bottom w:val="none" w:color="1F1F1F" w:sz="0" w:space="0"/>
+          <w:right w:val="none" w:color="1F1F1F" w:sz="0" w:space="0"/>
+          <w:insideH w:val="none" w:color="auto" w:sz="0" w:space="0"/>
+          <w:insideV w:val="none" w:color="auto" w:sz="0" w:space="0"/>
         </w:tblBorders>
-        <w:tblLayout w:type="fixed"/>
+        <w:shd w:val="clear"/>
+        <w:tblLayout w:type="autofit"/>
         <w:tblCellMar>
           <w:top w:w="0" w:type="dxa"/>
-          <w:left w:w="10" w:type="dxa"/>
+          <w:left w:w="0" w:type="dxa"/>
           <w:bottom w:w="0" w:type="dxa"/>
-          <w:right w:w="10" w:type="dxa"/>
+          <w:right w:w="0" w:type="dxa"/>
         </w:tblCellMar>
       </w:tblPr>
       <w:tblGrid>
-        <w:gridCol w:w="2760"/>
-        <w:gridCol w:w="2760"/>
-        <w:gridCol w:w="2760"/>
+        <w:gridCol w:w="902"/>
+        <w:gridCol w:w="1175"/>
+        <w:gridCol w:w="1598"/>
+        <w:gridCol w:w="1618"/>
+        <w:gridCol w:w="1222"/>
+        <w:gridCol w:w="1155"/>
+        <w:gridCol w:w="1195"/>
       </w:tblGrid>
       <w:tr>
-        <w:tc>
-          <w:tcPr>
-            <w:tcW w:w="2760" w:type="dxa"/>
-            <w:tcMar>
-              <w:top w:w="60" w:type="dxa"/>
-              <w:left w:w="120" w:type="dxa"/>
-              <w:bottom w:w="30" w:type="dxa"/>
-              <w:right w:w="120" w:type="dxa"/>
-            </w:tcMar>
-          </w:tcPr>
-          <w:p>
-            <w:pPr>
-              <w:spacing w:before="120" w:after="120" w:line="288" w:lineRule="auto"/>
-              <w:ind w:left="0"/>
-              <w:jc w:val="left"/>
-            </w:pPr>
-            <w:r>
-              <w:rPr>
-                <w:rFonts w:ascii="Arial" w:hAnsi="Arial" w:eastAsia="等线" w:cs="Arial"/>
-                <w:sz w:val="22"/>
+        <w:trPr>
+          <w:tblHeader/>
+          <w:tblCellSpacing w:w="15" w:type="dxa"/>
+        </w:trPr>
+        <w:tc>
+          <w:tcPr>
+            <w:tcW w:w="0" w:type="auto"/>
+            <w:tcBorders>
+              <w:top w:val="single" w:color="C4C7C5" w:sz="8" w:space="0"/>
+              <w:left w:val="single" w:color="C4C7C5" w:sz="8" w:space="0"/>
+              <w:bottom w:val="single" w:color="C4C7C5" w:sz="8" w:space="0"/>
+              <w:right w:val="single" w:color="C4C7C5" w:sz="8" w:space="0"/>
+            </w:tcBorders>
+            <w:shd w:val="clear"/>
+            <w:tcMar>
+              <w:top w:w="160" w:type="dxa"/>
+              <w:left w:w="240" w:type="dxa"/>
+              <w:bottom w:w="160" w:type="dxa"/>
+              <w:right w:w="240" w:type="dxa"/>
+            </w:tcMar>
+            <w:vAlign w:val="center"/>
+          </w:tcPr>
+          <w:p>
+            <w:pPr>
+              <w:keepNext w:val="0"/>
+              <w:keepLines w:val="0"/>
+              <w:widowControl/>
+              <w:suppressLineNumbers w:val="0"/>
+              <w:bidi w:val="0"/>
+              <w:spacing w:before="0" w:beforeAutospacing="0" w:after="0" w:afterAutospacing="0" w:line="23" w:lineRule="atLeast"/>
+              <w:ind w:left="0" w:right="0"/>
+              <w:jc w:val="left"/>
+              <w:rPr>
+                <w:rFonts w:ascii="sans-serif" w:hAnsi="sans-serif" w:eastAsia="sans-serif" w:cs="sans-serif"/>
+                <w:color w:val="1F1F1F"/>
+              </w:rPr>
+            </w:pPr>
+            <w:r>
+              <w:rPr>
+                <w:rStyle w:val="7"/>
+                <w:rFonts w:hint="default" w:ascii="sans-serif" w:hAnsi="sans-serif" w:eastAsia="sans-serif" w:cs="sans-serif"/>
+                <w:color w:val="1F1F1F"/>
+                <w:kern w:val="0"/>
+                <w:sz w:val="24"/>
+                <w:szCs w:val="24"/>
+                <w:bdr w:val="none" w:color="1F1F1F" w:sz="0" w:space="0"/>
+                <w:lang w:val="en-US" w:eastAsia="zh-CN" w:bidi="ar"/>
               </w:rPr>
               <w:t>等级</w:t>
             </w:r>
@@ -3860,76 +5801,341 @@
         </w:tc>
         <w:tc>
           <w:tcPr>
-            <w:tcW w:w="2760" w:type="dxa"/>
-            <w:tcMar>
-              <w:top w:w="60" w:type="dxa"/>
-              <w:left w:w="120" w:type="dxa"/>
-              <w:bottom w:w="30" w:type="dxa"/>
-              <w:right w:w="120" w:type="dxa"/>
-            </w:tcMar>
-          </w:tcPr>
-          <w:p>
-            <w:pPr>
-              <w:spacing w:before="120" w:after="120" w:line="288" w:lineRule="auto"/>
-              <w:ind w:left="0"/>
-              <w:jc w:val="left"/>
-            </w:pPr>
-            <w:r>
-              <w:rPr>
-                <w:rFonts w:ascii="Arial" w:hAnsi="Arial" w:eastAsia="等线" w:cs="Arial"/>
-                <w:sz w:val="22"/>
-              </w:rPr>
-              <w:t>双防总和转化率</w:t>
-            </w:r>
-          </w:p>
-        </w:tc>
-        <w:tc>
-          <w:tcPr>
-            <w:tcW w:w="2760" w:type="dxa"/>
-            <w:tcMar>
-              <w:top w:w="60" w:type="dxa"/>
-              <w:left w:w="120" w:type="dxa"/>
-              <w:bottom w:w="30" w:type="dxa"/>
-              <w:right w:w="120" w:type="dxa"/>
-            </w:tcMar>
-          </w:tcPr>
-          <w:p>
-            <w:pPr>
-              <w:spacing w:before="120" w:after="120" w:line="288" w:lineRule="auto"/>
-              <w:ind w:left="0"/>
-              <w:jc w:val="left"/>
-            </w:pPr>
-            <w:r>
-              <w:rPr>
-                <w:rFonts w:ascii="Arial" w:hAnsi="Arial" w:eastAsia="等线" w:cs="Arial"/>
-                <w:sz w:val="22"/>
-              </w:rPr>
-              <w:t>额外自身减伤</w:t>
+            <w:tcW w:w="0" w:type="auto"/>
+            <w:tcBorders>
+              <w:top w:val="single" w:color="C4C7C5" w:sz="8" w:space="0"/>
+              <w:left w:val="single" w:color="C4C7C5" w:sz="8" w:space="0"/>
+              <w:bottom w:val="single" w:color="C4C7C5" w:sz="8" w:space="0"/>
+              <w:right w:val="single" w:color="C4C7C5" w:sz="8" w:space="0"/>
+            </w:tcBorders>
+            <w:shd w:val="clear"/>
+            <w:tcMar>
+              <w:top w:w="160" w:type="dxa"/>
+              <w:left w:w="240" w:type="dxa"/>
+              <w:bottom w:w="160" w:type="dxa"/>
+              <w:right w:w="240" w:type="dxa"/>
+            </w:tcMar>
+            <w:vAlign w:val="center"/>
+          </w:tcPr>
+          <w:p>
+            <w:pPr>
+              <w:keepNext w:val="0"/>
+              <w:keepLines w:val="0"/>
+              <w:widowControl/>
+              <w:suppressLineNumbers w:val="0"/>
+              <w:bidi w:val="0"/>
+              <w:spacing w:before="0" w:beforeAutospacing="0" w:after="0" w:afterAutospacing="0" w:line="23" w:lineRule="atLeast"/>
+              <w:ind w:left="0" w:right="0"/>
+              <w:jc w:val="left"/>
+              <w:rPr>
+                <w:rFonts w:hint="default" w:ascii="sans-serif" w:hAnsi="sans-serif" w:eastAsia="sans-serif" w:cs="sans-serif"/>
+                <w:color w:val="1F1F1F"/>
+              </w:rPr>
+            </w:pPr>
+            <w:r>
+              <w:rPr>
+                <w:rStyle w:val="7"/>
+                <w:rFonts w:hint="default" w:ascii="sans-serif" w:hAnsi="sans-serif" w:eastAsia="sans-serif" w:cs="sans-serif"/>
+                <w:color w:val="1F1F1F"/>
+                <w:kern w:val="0"/>
+                <w:sz w:val="24"/>
+                <w:szCs w:val="24"/>
+                <w:bdr w:val="none" w:color="1F1F1F" w:sz="0" w:space="0"/>
+                <w:lang w:val="en-US" w:eastAsia="zh-CN" w:bidi="ar"/>
+              </w:rPr>
+              <w:t>核心球数量</w:t>
+            </w:r>
+          </w:p>
+        </w:tc>
+        <w:tc>
+          <w:tcPr>
+            <w:tcW w:w="0" w:type="auto"/>
+            <w:tcBorders>
+              <w:top w:val="single" w:color="C4C7C5" w:sz="8" w:space="0"/>
+              <w:left w:val="single" w:color="C4C7C5" w:sz="8" w:space="0"/>
+              <w:bottom w:val="single" w:color="C4C7C5" w:sz="8" w:space="0"/>
+              <w:right w:val="single" w:color="C4C7C5" w:sz="8" w:space="0"/>
+            </w:tcBorders>
+            <w:shd w:val="clear"/>
+            <w:tcMar>
+              <w:top w:w="160" w:type="dxa"/>
+              <w:left w:w="240" w:type="dxa"/>
+              <w:bottom w:w="160" w:type="dxa"/>
+              <w:right w:w="240" w:type="dxa"/>
+            </w:tcMar>
+            <w:vAlign w:val="center"/>
+          </w:tcPr>
+          <w:p>
+            <w:pPr>
+              <w:keepNext w:val="0"/>
+              <w:keepLines w:val="0"/>
+              <w:widowControl/>
+              <w:suppressLineNumbers w:val="0"/>
+              <w:bidi w:val="0"/>
+              <w:spacing w:before="0" w:beforeAutospacing="0" w:after="0" w:afterAutospacing="0" w:line="23" w:lineRule="atLeast"/>
+              <w:ind w:left="0" w:right="0"/>
+              <w:jc w:val="left"/>
+              <w:rPr>
+                <w:rFonts w:hint="default" w:ascii="sans-serif" w:hAnsi="sans-serif" w:eastAsia="sans-serif" w:cs="sans-serif"/>
+                <w:color w:val="1F1F1F"/>
+              </w:rPr>
+            </w:pPr>
+            <w:r>
+              <w:rPr>
+                <w:rStyle w:val="7"/>
+                <w:rFonts w:hint="default" w:ascii="sans-serif" w:hAnsi="sans-serif" w:eastAsia="sans-serif" w:cs="sans-serif"/>
+                <w:color w:val="1F1F1F"/>
+                <w:kern w:val="0"/>
+                <w:sz w:val="24"/>
+                <w:szCs w:val="24"/>
+                <w:bdr w:val="none" w:color="1F1F1F" w:sz="0" w:space="0"/>
+                <w:lang w:val="en-US" w:eastAsia="zh-CN" w:bidi="ar"/>
+              </w:rPr>
+              <w:t>伤害倍率 (每发)</w:t>
+            </w:r>
+          </w:p>
+        </w:tc>
+        <w:tc>
+          <w:tcPr>
+            <w:tcW w:w="0" w:type="auto"/>
+            <w:tcBorders>
+              <w:top w:val="single" w:color="C4C7C5" w:sz="8" w:space="0"/>
+              <w:left w:val="single" w:color="C4C7C5" w:sz="8" w:space="0"/>
+              <w:bottom w:val="single" w:color="C4C7C5" w:sz="8" w:space="0"/>
+              <w:right w:val="single" w:color="C4C7C5" w:sz="8" w:space="0"/>
+            </w:tcBorders>
+            <w:shd w:val="clear"/>
+            <w:tcMar>
+              <w:top w:w="160" w:type="dxa"/>
+              <w:left w:w="240" w:type="dxa"/>
+              <w:bottom w:w="160" w:type="dxa"/>
+              <w:right w:w="240" w:type="dxa"/>
+            </w:tcMar>
+            <w:vAlign w:val="center"/>
+          </w:tcPr>
+          <w:p>
+            <w:pPr>
+              <w:keepNext w:val="0"/>
+              <w:keepLines w:val="0"/>
+              <w:widowControl/>
+              <w:suppressLineNumbers w:val="0"/>
+              <w:bidi w:val="0"/>
+              <w:spacing w:before="0" w:beforeAutospacing="0" w:after="0" w:afterAutospacing="0" w:line="23" w:lineRule="atLeast"/>
+              <w:ind w:left="0" w:right="0"/>
+              <w:jc w:val="left"/>
+              <w:rPr>
+                <w:rFonts w:hint="default" w:ascii="sans-serif" w:hAnsi="sans-serif" w:eastAsia="sans-serif" w:cs="sans-serif"/>
+                <w:color w:val="1F1F1F"/>
+              </w:rPr>
+            </w:pPr>
+            <w:r>
+              <w:rPr>
+                <w:rStyle w:val="7"/>
+                <w:rFonts w:hint="default" w:ascii="sans-serif" w:hAnsi="sans-serif" w:eastAsia="sans-serif" w:cs="sans-serif"/>
+                <w:color w:val="1F1F1F"/>
+                <w:kern w:val="0"/>
+                <w:sz w:val="24"/>
+                <w:szCs w:val="24"/>
+                <w:bdr w:val="none" w:color="1F1F1F" w:sz="0" w:space="0"/>
+                <w:lang w:val="en-US" w:eastAsia="zh-CN" w:bidi="ar"/>
+              </w:rPr>
+              <w:t>攻击范围 (半径)</w:t>
+            </w:r>
+          </w:p>
+        </w:tc>
+        <w:tc>
+          <w:tcPr>
+            <w:tcW w:w="0" w:type="auto"/>
+            <w:tcBorders>
+              <w:top w:val="single" w:color="C4C7C5" w:sz="8" w:space="0"/>
+              <w:left w:val="single" w:color="C4C7C5" w:sz="8" w:space="0"/>
+              <w:bottom w:val="single" w:color="C4C7C5" w:sz="8" w:space="0"/>
+              <w:right w:val="single" w:color="C4C7C5" w:sz="8" w:space="0"/>
+            </w:tcBorders>
+            <w:shd w:val="clear"/>
+            <w:tcMar>
+              <w:top w:w="160" w:type="dxa"/>
+              <w:left w:w="240" w:type="dxa"/>
+              <w:bottom w:w="160" w:type="dxa"/>
+              <w:right w:w="240" w:type="dxa"/>
+            </w:tcMar>
+            <w:vAlign w:val="center"/>
+          </w:tcPr>
+          <w:p>
+            <w:pPr>
+              <w:keepNext w:val="0"/>
+              <w:keepLines w:val="0"/>
+              <w:widowControl/>
+              <w:suppressLineNumbers w:val="0"/>
+              <w:bidi w:val="0"/>
+              <w:spacing w:before="0" w:beforeAutospacing="0" w:after="0" w:afterAutospacing="0" w:line="23" w:lineRule="atLeast"/>
+              <w:ind w:left="0" w:right="0"/>
+              <w:jc w:val="left"/>
+              <w:rPr>
+                <w:rFonts w:hint="default" w:ascii="sans-serif" w:hAnsi="sans-serif" w:eastAsia="sans-serif" w:cs="sans-serif"/>
+                <w:color w:val="1F1F1F"/>
+              </w:rPr>
+            </w:pPr>
+            <w:r>
+              <w:rPr>
+                <w:rStyle w:val="7"/>
+                <w:rFonts w:hint="default" w:ascii="sans-serif" w:hAnsi="sans-serif" w:eastAsia="sans-serif" w:cs="sans-serif"/>
+                <w:color w:val="1F1F1F"/>
+                <w:kern w:val="0"/>
+                <w:sz w:val="24"/>
+                <w:szCs w:val="24"/>
+                <w:bdr w:val="none" w:color="1F1F1F" w:sz="0" w:space="0"/>
+                <w:lang w:val="en-US" w:eastAsia="zh-CN" w:bidi="ar"/>
+              </w:rPr>
+              <w:t>发射间隔</w:t>
+            </w:r>
+          </w:p>
+        </w:tc>
+        <w:tc>
+          <w:tcPr>
+            <w:tcW w:w="0" w:type="auto"/>
+            <w:tcBorders>
+              <w:top w:val="single" w:color="C4C7C5" w:sz="8" w:space="0"/>
+              <w:left w:val="single" w:color="C4C7C5" w:sz="8" w:space="0"/>
+              <w:bottom w:val="single" w:color="C4C7C5" w:sz="8" w:space="0"/>
+              <w:right w:val="single" w:color="C4C7C5" w:sz="8" w:space="0"/>
+            </w:tcBorders>
+            <w:shd w:val="clear"/>
+            <w:tcMar>
+              <w:top w:w="160" w:type="dxa"/>
+              <w:left w:w="240" w:type="dxa"/>
+              <w:bottom w:w="160" w:type="dxa"/>
+              <w:right w:w="240" w:type="dxa"/>
+            </w:tcMar>
+            <w:vAlign w:val="center"/>
+          </w:tcPr>
+          <w:p>
+            <w:pPr>
+              <w:keepNext w:val="0"/>
+              <w:keepLines w:val="0"/>
+              <w:widowControl/>
+              <w:suppressLineNumbers w:val="0"/>
+              <w:bidi w:val="0"/>
+              <w:spacing w:before="0" w:beforeAutospacing="0" w:after="0" w:afterAutospacing="0" w:line="23" w:lineRule="atLeast"/>
+              <w:ind w:left="0" w:right="0"/>
+              <w:jc w:val="left"/>
+              <w:rPr>
+                <w:rFonts w:hint="default" w:ascii="sans-serif" w:hAnsi="sans-serif" w:eastAsia="sans-serif" w:cs="sans-serif"/>
+                <w:color w:val="1F1F1F"/>
+              </w:rPr>
+            </w:pPr>
+            <w:r>
+              <w:rPr>
+                <w:rStyle w:val="7"/>
+                <w:rFonts w:hint="default" w:ascii="sans-serif" w:hAnsi="sans-serif" w:eastAsia="sans-serif" w:cs="sans-serif"/>
+                <w:color w:val="1F1F1F"/>
+                <w:kern w:val="0"/>
+                <w:sz w:val="24"/>
+                <w:szCs w:val="24"/>
+                <w:bdr w:val="none" w:color="1F1F1F" w:sz="0" w:space="0"/>
+                <w:lang w:val="en-US" w:eastAsia="zh-CN" w:bidi="ar"/>
+              </w:rPr>
+              <w:t>持续时间</w:t>
+            </w:r>
+          </w:p>
+        </w:tc>
+        <w:tc>
+          <w:tcPr>
+            <w:tcW w:w="0" w:type="auto"/>
+            <w:tcBorders>
+              <w:top w:val="single" w:color="C4C7C5" w:sz="8" w:space="0"/>
+              <w:left w:val="single" w:color="C4C7C5" w:sz="8" w:space="0"/>
+              <w:bottom w:val="single" w:color="C4C7C5" w:sz="8" w:space="0"/>
+              <w:right w:val="single" w:color="C4C7C5" w:sz="8" w:space="0"/>
+            </w:tcBorders>
+            <w:shd w:val="clear"/>
+            <w:tcMar>
+              <w:top w:w="160" w:type="dxa"/>
+              <w:left w:w="240" w:type="dxa"/>
+              <w:bottom w:w="160" w:type="dxa"/>
+              <w:right w:w="240" w:type="dxa"/>
+            </w:tcMar>
+            <w:vAlign w:val="center"/>
+          </w:tcPr>
+          <w:p>
+            <w:pPr>
+              <w:keepNext w:val="0"/>
+              <w:keepLines w:val="0"/>
+              <w:widowControl/>
+              <w:suppressLineNumbers w:val="0"/>
+              <w:bidi w:val="0"/>
+              <w:spacing w:before="0" w:beforeAutospacing="0" w:after="0" w:afterAutospacing="0" w:line="23" w:lineRule="atLeast"/>
+              <w:ind w:left="0" w:right="0"/>
+              <w:jc w:val="left"/>
+              <w:rPr>
+                <w:rFonts w:hint="default" w:ascii="sans-serif" w:hAnsi="sans-serif" w:eastAsia="sans-serif" w:cs="sans-serif"/>
+                <w:color w:val="1F1F1F"/>
+              </w:rPr>
+            </w:pPr>
+            <w:r>
+              <w:rPr>
+                <w:rStyle w:val="7"/>
+                <w:rFonts w:hint="default" w:ascii="sans-serif" w:hAnsi="sans-serif" w:eastAsia="sans-serif" w:cs="sans-serif"/>
+                <w:color w:val="1F1F1F"/>
+                <w:kern w:val="0"/>
+                <w:sz w:val="24"/>
+                <w:szCs w:val="24"/>
+                <w:bdr w:val="none" w:color="1F1F1F" w:sz="0" w:space="0"/>
+                <w:lang w:val="en-US" w:eastAsia="zh-CN" w:bidi="ar"/>
+              </w:rPr>
+              <w:t>冷却时间</w:t>
             </w:r>
           </w:p>
         </w:tc>
       </w:tr>
       <w:tr>
-        <w:tc>
-          <w:tcPr>
-            <w:tcW w:w="2760" w:type="dxa"/>
-            <w:tcMar>
-              <w:top w:w="60" w:type="dxa"/>
-              <w:left w:w="120" w:type="dxa"/>
-              <w:bottom w:w="30" w:type="dxa"/>
-              <w:right w:w="120" w:type="dxa"/>
-            </w:tcMar>
-          </w:tcPr>
-          <w:p>
-            <w:pPr>
-              <w:spacing w:before="120" w:after="120" w:line="288" w:lineRule="auto"/>
-              <w:ind w:left="0"/>
-              <w:jc w:val="left"/>
-            </w:pPr>
-            <w:r>
-              <w:rPr>
-                <w:rFonts w:ascii="Arial" w:hAnsi="Arial" w:eastAsia="等线" w:cs="Arial"/>
-                <w:sz w:val="22"/>
+        <w:trPr>
+          <w:tblCellSpacing w:w="15" w:type="dxa"/>
+        </w:trPr>
+        <w:tc>
+          <w:tcPr>
+            <w:tcW w:w="0" w:type="auto"/>
+            <w:tcBorders>
+              <w:top w:val="single" w:color="C4C7C5" w:sz="8" w:space="0"/>
+              <w:left w:val="single" w:color="C4C7C5" w:sz="8" w:space="0"/>
+              <w:bottom w:val="single" w:color="C4C7C5" w:sz="8" w:space="0"/>
+              <w:right w:val="single" w:color="C4C7C5" w:sz="8" w:space="0"/>
+            </w:tcBorders>
+            <w:shd w:val="clear"/>
+            <w:tcMar>
+              <w:top w:w="160" w:type="dxa"/>
+              <w:left w:w="240" w:type="dxa"/>
+              <w:bottom w:w="160" w:type="dxa"/>
+              <w:right w:w="240" w:type="dxa"/>
+            </w:tcMar>
+            <w:vAlign w:val="center"/>
+          </w:tcPr>
+          <w:p>
+            <w:pPr>
+              <w:keepNext w:val="0"/>
+              <w:keepLines w:val="0"/>
+              <w:widowControl/>
+              <w:suppressLineNumbers w:val="0"/>
+              <w:bidi w:val="0"/>
+              <w:spacing w:before="0" w:beforeAutospacing="0" w:after="0" w:afterAutospacing="0" w:line="23" w:lineRule="atLeast"/>
+              <w:ind w:left="0" w:right="0"/>
+              <w:jc w:val="left"/>
+              <w:rPr>
+                <w:rFonts w:hint="default" w:ascii="sans-serif" w:hAnsi="sans-serif" w:eastAsia="sans-serif" w:cs="sans-serif"/>
+                <w:color w:val="1F1F1F"/>
+              </w:rPr>
+            </w:pPr>
+            <w:r>
+              <w:rPr>
+                <w:rFonts w:hint="default" w:ascii="sans-serif" w:hAnsi="sans-serif" w:eastAsia="sans-serif" w:cs="sans-serif"/>
+                <w:b/>
+                <w:bCs/>
+                <w:color w:val="1F1F1F"/>
+                <w:kern w:val="0"/>
+                <w:sz w:val="24"/>
+                <w:szCs w:val="24"/>
+                <w:bdr w:val="none" w:color="1F1F1F" w:sz="0" w:space="0"/>
+                <w:lang w:val="en-US" w:eastAsia="zh-CN" w:bidi="ar"/>
               </w:rPr>
               <w:t>1</w:t>
             </w:r>
@@ -3937,76 +6143,335 @@
         </w:tc>
         <w:tc>
           <w:tcPr>
-            <w:tcW w:w="2760" w:type="dxa"/>
-            <w:tcMar>
-              <w:top w:w="60" w:type="dxa"/>
-              <w:left w:w="120" w:type="dxa"/>
-              <w:bottom w:w="30" w:type="dxa"/>
-              <w:right w:w="120" w:type="dxa"/>
-            </w:tcMar>
-          </w:tcPr>
-          <w:p>
-            <w:pPr>
-              <w:spacing w:before="120" w:after="120" w:line="288" w:lineRule="auto"/>
-              <w:ind w:left="0"/>
-              <w:jc w:val="left"/>
-            </w:pPr>
-            <w:r>
-              <w:rPr>
-                <w:rFonts w:ascii="Arial" w:hAnsi="Arial" w:eastAsia="等线" w:cs="Arial"/>
-                <w:sz w:val="22"/>
-              </w:rPr>
-              <w:t>8%</w:t>
-            </w:r>
-          </w:p>
-        </w:tc>
-        <w:tc>
-          <w:tcPr>
-            <w:tcW w:w="2760" w:type="dxa"/>
-            <w:tcMar>
-              <w:top w:w="60" w:type="dxa"/>
-              <w:left w:w="120" w:type="dxa"/>
-              <w:bottom w:w="30" w:type="dxa"/>
-              <w:right w:w="120" w:type="dxa"/>
-            </w:tcMar>
-          </w:tcPr>
-          <w:p>
-            <w:pPr>
-              <w:spacing w:before="120" w:after="120" w:line="288" w:lineRule="auto"/>
-              <w:ind w:left="0"/>
-              <w:jc w:val="left"/>
-            </w:pPr>
-            <w:r>
-              <w:rPr>
-                <w:rFonts w:ascii="Arial" w:hAnsi="Arial" w:eastAsia="等线" w:cs="Arial"/>
-                <w:sz w:val="22"/>
-              </w:rPr>
-              <w:t>0</w:t>
+            <w:tcW w:w="0" w:type="auto"/>
+            <w:tcBorders>
+              <w:top w:val="single" w:color="C4C7C5" w:sz="8" w:space="0"/>
+              <w:left w:val="single" w:color="C4C7C5" w:sz="8" w:space="0"/>
+              <w:bottom w:val="single" w:color="C4C7C5" w:sz="8" w:space="0"/>
+              <w:right w:val="single" w:color="C4C7C5" w:sz="8" w:space="0"/>
+            </w:tcBorders>
+            <w:shd w:val="clear"/>
+            <w:tcMar>
+              <w:top w:w="160" w:type="dxa"/>
+              <w:left w:w="240" w:type="dxa"/>
+              <w:bottom w:w="160" w:type="dxa"/>
+              <w:right w:w="240" w:type="dxa"/>
+            </w:tcMar>
+            <w:vAlign w:val="center"/>
+          </w:tcPr>
+          <w:p>
+            <w:pPr>
+              <w:keepNext w:val="0"/>
+              <w:keepLines w:val="0"/>
+              <w:widowControl/>
+              <w:suppressLineNumbers w:val="0"/>
+              <w:bidi w:val="0"/>
+              <w:spacing w:before="0" w:beforeAutospacing="0" w:after="0" w:afterAutospacing="0" w:line="23" w:lineRule="atLeast"/>
+              <w:ind w:left="0" w:right="0"/>
+              <w:jc w:val="left"/>
+              <w:rPr>
+                <w:rFonts w:hint="default" w:ascii="sans-serif" w:hAnsi="sans-serif" w:eastAsia="sans-serif" w:cs="sans-serif"/>
+                <w:color w:val="1F1F1F"/>
+              </w:rPr>
+            </w:pPr>
+            <w:r>
+              <w:rPr>
+                <w:rFonts w:hint="default" w:ascii="sans-serif" w:hAnsi="sans-serif" w:eastAsia="sans-serif" w:cs="sans-serif"/>
+                <w:color w:val="1F1F1F"/>
+                <w:kern w:val="0"/>
+                <w:sz w:val="24"/>
+                <w:szCs w:val="24"/>
+                <w:bdr w:val="none" w:color="1F1F1F" w:sz="0" w:space="0"/>
+                <w:lang w:val="en-US" w:eastAsia="zh-CN" w:bidi="ar"/>
+              </w:rPr>
+              <w:t>1 枚</w:t>
+            </w:r>
+          </w:p>
+        </w:tc>
+        <w:tc>
+          <w:tcPr>
+            <w:tcW w:w="0" w:type="auto"/>
+            <w:tcBorders>
+              <w:top w:val="single" w:color="C4C7C5" w:sz="8" w:space="0"/>
+              <w:left w:val="single" w:color="C4C7C5" w:sz="8" w:space="0"/>
+              <w:bottom w:val="single" w:color="C4C7C5" w:sz="8" w:space="0"/>
+              <w:right w:val="single" w:color="C4C7C5" w:sz="8" w:space="0"/>
+            </w:tcBorders>
+            <w:shd w:val="clear"/>
+            <w:tcMar>
+              <w:top w:w="160" w:type="dxa"/>
+              <w:left w:w="240" w:type="dxa"/>
+              <w:bottom w:w="160" w:type="dxa"/>
+              <w:right w:w="240" w:type="dxa"/>
+            </w:tcMar>
+            <w:vAlign w:val="center"/>
+          </w:tcPr>
+          <w:p>
+            <w:pPr>
+              <w:keepNext w:val="0"/>
+              <w:keepLines w:val="0"/>
+              <w:widowControl/>
+              <w:suppressLineNumbers w:val="0"/>
+              <w:bidi w:val="0"/>
+              <w:spacing w:before="0" w:beforeAutospacing="0" w:after="0" w:afterAutospacing="0" w:line="23" w:lineRule="atLeast"/>
+              <w:ind w:left="0" w:right="0"/>
+              <w:jc w:val="left"/>
+              <w:rPr>
+                <w:rFonts w:hint="default" w:ascii="sans-serif" w:hAnsi="sans-serif" w:eastAsia="sans-serif" w:cs="sans-serif"/>
+                <w:color w:val="1F1F1F"/>
+              </w:rPr>
+            </w:pPr>
+            <w:r>
+              <w:rPr>
+                <w:rFonts w:hint="default" w:ascii="sans-serif" w:hAnsi="sans-serif" w:eastAsia="sans-serif" w:cs="sans-serif"/>
+                <w:color w:val="1F1F1F"/>
+                <w:kern w:val="0"/>
+                <w:sz w:val="24"/>
+                <w:szCs w:val="24"/>
+                <w:bdr w:val="none" w:color="1F1F1F" w:sz="0" w:space="0"/>
+                <w:lang w:val="en-US" w:eastAsia="zh-CN" w:bidi="ar"/>
+              </w:rPr>
+              <w:t>40% 物攻</w:t>
+            </w:r>
+          </w:p>
+        </w:tc>
+        <w:tc>
+          <w:tcPr>
+            <w:tcW w:w="0" w:type="auto"/>
+            <w:tcBorders>
+              <w:top w:val="single" w:color="C4C7C5" w:sz="8" w:space="0"/>
+              <w:left w:val="single" w:color="C4C7C5" w:sz="8" w:space="0"/>
+              <w:bottom w:val="single" w:color="C4C7C5" w:sz="8" w:space="0"/>
+              <w:right w:val="single" w:color="C4C7C5" w:sz="8" w:space="0"/>
+            </w:tcBorders>
+            <w:shd w:val="clear"/>
+            <w:tcMar>
+              <w:top w:w="160" w:type="dxa"/>
+              <w:left w:w="240" w:type="dxa"/>
+              <w:bottom w:w="160" w:type="dxa"/>
+              <w:right w:w="240" w:type="dxa"/>
+            </w:tcMar>
+            <w:vAlign w:val="center"/>
+          </w:tcPr>
+          <w:p>
+            <w:pPr>
+              <w:keepNext w:val="0"/>
+              <w:keepLines w:val="0"/>
+              <w:widowControl/>
+              <w:suppressLineNumbers w:val="0"/>
+              <w:bidi w:val="0"/>
+              <w:spacing w:before="0" w:beforeAutospacing="0" w:after="0" w:afterAutospacing="0" w:line="23" w:lineRule="atLeast"/>
+              <w:ind w:left="0" w:right="0"/>
+              <w:jc w:val="left"/>
+              <w:rPr>
+                <w:rFonts w:hint="default" w:ascii="sans-serif" w:hAnsi="sans-serif" w:eastAsia="sans-serif" w:cs="sans-serif"/>
+                <w:color w:val="1F1F1F"/>
+              </w:rPr>
+            </w:pPr>
+            <w:r>
+              <w:rPr>
+                <w:rFonts w:hint="default" w:ascii="sans-serif" w:hAnsi="sans-serif" w:eastAsia="sans-serif" w:cs="sans-serif"/>
+                <w:color w:val="1F1F1F"/>
+                <w:kern w:val="0"/>
+                <w:sz w:val="24"/>
+                <w:szCs w:val="24"/>
+                <w:bdr w:val="none" w:color="1F1F1F" w:sz="0" w:space="0"/>
+                <w:lang w:val="en-US" w:eastAsia="zh-CN" w:bidi="ar"/>
+              </w:rPr>
+              <w:t>80px</w:t>
+            </w:r>
+          </w:p>
+        </w:tc>
+        <w:tc>
+          <w:tcPr>
+            <w:tcW w:w="0" w:type="auto"/>
+            <w:tcBorders>
+              <w:top w:val="single" w:color="C4C7C5" w:sz="8" w:space="0"/>
+              <w:left w:val="single" w:color="C4C7C5" w:sz="8" w:space="0"/>
+              <w:bottom w:val="single" w:color="C4C7C5" w:sz="8" w:space="0"/>
+              <w:right w:val="single" w:color="C4C7C5" w:sz="8" w:space="0"/>
+            </w:tcBorders>
+            <w:shd w:val="clear"/>
+            <w:tcMar>
+              <w:top w:w="160" w:type="dxa"/>
+              <w:left w:w="240" w:type="dxa"/>
+              <w:bottom w:w="160" w:type="dxa"/>
+              <w:right w:w="240" w:type="dxa"/>
+            </w:tcMar>
+            <w:vAlign w:val="center"/>
+          </w:tcPr>
+          <w:p>
+            <w:pPr>
+              <w:keepNext w:val="0"/>
+              <w:keepLines w:val="0"/>
+              <w:widowControl/>
+              <w:suppressLineNumbers w:val="0"/>
+              <w:bidi w:val="0"/>
+              <w:spacing w:before="0" w:beforeAutospacing="0" w:after="0" w:afterAutospacing="0" w:line="23" w:lineRule="atLeast"/>
+              <w:ind w:left="0" w:right="0"/>
+              <w:jc w:val="left"/>
+              <w:rPr>
+                <w:rFonts w:hint="default" w:ascii="sans-serif" w:hAnsi="sans-serif" w:eastAsia="sans-serif" w:cs="sans-serif"/>
+                <w:color w:val="1F1F1F"/>
+              </w:rPr>
+            </w:pPr>
+            <w:r>
+              <w:rPr>
+                <w:rFonts w:hint="default" w:ascii="sans-serif" w:hAnsi="sans-serif" w:eastAsia="sans-serif" w:cs="sans-serif"/>
+                <w:color w:val="1F1F1F"/>
+                <w:kern w:val="0"/>
+                <w:sz w:val="24"/>
+                <w:szCs w:val="24"/>
+                <w:bdr w:val="none" w:color="1F1F1F" w:sz="0" w:space="0"/>
+                <w:lang w:val="en-US" w:eastAsia="zh-CN" w:bidi="ar"/>
+              </w:rPr>
+              <w:t>1.5s</w:t>
+            </w:r>
+          </w:p>
+        </w:tc>
+        <w:tc>
+          <w:tcPr>
+            <w:tcW w:w="0" w:type="auto"/>
+            <w:tcBorders>
+              <w:top w:val="single" w:color="C4C7C5" w:sz="8" w:space="0"/>
+              <w:left w:val="single" w:color="C4C7C5" w:sz="8" w:space="0"/>
+              <w:bottom w:val="single" w:color="C4C7C5" w:sz="8" w:space="0"/>
+              <w:right w:val="single" w:color="C4C7C5" w:sz="8" w:space="0"/>
+            </w:tcBorders>
+            <w:shd w:val="clear"/>
+            <w:tcMar>
+              <w:top w:w="160" w:type="dxa"/>
+              <w:left w:w="240" w:type="dxa"/>
+              <w:bottom w:w="160" w:type="dxa"/>
+              <w:right w:w="240" w:type="dxa"/>
+            </w:tcMar>
+            <w:vAlign w:val="center"/>
+          </w:tcPr>
+          <w:p>
+            <w:pPr>
+              <w:keepNext w:val="0"/>
+              <w:keepLines w:val="0"/>
+              <w:widowControl/>
+              <w:suppressLineNumbers w:val="0"/>
+              <w:bidi w:val="0"/>
+              <w:spacing w:before="0" w:beforeAutospacing="0" w:after="0" w:afterAutospacing="0" w:line="23" w:lineRule="atLeast"/>
+              <w:ind w:left="0" w:right="0"/>
+              <w:jc w:val="left"/>
+              <w:rPr>
+                <w:rFonts w:hint="default" w:ascii="sans-serif" w:hAnsi="sans-serif" w:eastAsia="sans-serif" w:cs="sans-serif"/>
+                <w:color w:val="1F1F1F"/>
+              </w:rPr>
+            </w:pPr>
+            <w:r>
+              <w:rPr>
+                <w:rFonts w:hint="default" w:ascii="sans-serif" w:hAnsi="sans-serif" w:eastAsia="sans-serif" w:cs="sans-serif"/>
+                <w:color w:val="1F1F1F"/>
+                <w:kern w:val="0"/>
+                <w:sz w:val="24"/>
+                <w:szCs w:val="24"/>
+                <w:bdr w:val="none" w:color="1F1F1F" w:sz="0" w:space="0"/>
+                <w:lang w:val="en-US" w:eastAsia="zh-CN" w:bidi="ar"/>
+              </w:rPr>
+              <w:t>8s</w:t>
+            </w:r>
+          </w:p>
+        </w:tc>
+        <w:tc>
+          <w:tcPr>
+            <w:tcW w:w="0" w:type="auto"/>
+            <w:tcBorders>
+              <w:top w:val="single" w:color="C4C7C5" w:sz="8" w:space="0"/>
+              <w:left w:val="single" w:color="C4C7C5" w:sz="8" w:space="0"/>
+              <w:bottom w:val="single" w:color="C4C7C5" w:sz="8" w:space="0"/>
+              <w:right w:val="single" w:color="C4C7C5" w:sz="8" w:space="0"/>
+            </w:tcBorders>
+            <w:shd w:val="clear"/>
+            <w:tcMar>
+              <w:top w:w="160" w:type="dxa"/>
+              <w:left w:w="240" w:type="dxa"/>
+              <w:bottom w:w="160" w:type="dxa"/>
+              <w:right w:w="240" w:type="dxa"/>
+            </w:tcMar>
+            <w:vAlign w:val="center"/>
+          </w:tcPr>
+          <w:p>
+            <w:pPr>
+              <w:keepNext w:val="0"/>
+              <w:keepLines w:val="0"/>
+              <w:widowControl/>
+              <w:suppressLineNumbers w:val="0"/>
+              <w:bidi w:val="0"/>
+              <w:spacing w:before="0" w:beforeAutospacing="0" w:after="0" w:afterAutospacing="0" w:line="23" w:lineRule="atLeast"/>
+              <w:ind w:left="0" w:right="0"/>
+              <w:jc w:val="left"/>
+              <w:rPr>
+                <w:rFonts w:hint="default" w:ascii="sans-serif" w:hAnsi="sans-serif" w:eastAsia="sans-serif" w:cs="sans-serif"/>
+                <w:color w:val="1F1F1F"/>
+              </w:rPr>
+            </w:pPr>
+            <w:r>
+              <w:rPr>
+                <w:rFonts w:hint="default" w:ascii="sans-serif" w:hAnsi="sans-serif" w:eastAsia="sans-serif" w:cs="sans-serif"/>
+                <w:color w:val="1F1F1F"/>
+                <w:kern w:val="0"/>
+                <w:sz w:val="24"/>
+                <w:szCs w:val="24"/>
+                <w:bdr w:val="none" w:color="1F1F1F" w:sz="0" w:space="0"/>
+                <w:lang w:val="en-US" w:eastAsia="zh-CN" w:bidi="ar"/>
+              </w:rPr>
+              <w:t>20s</w:t>
             </w:r>
           </w:p>
         </w:tc>
       </w:tr>
       <w:tr>
-        <w:tc>
-          <w:tcPr>
-            <w:tcW w:w="2760" w:type="dxa"/>
-            <w:tcMar>
-              <w:top w:w="60" w:type="dxa"/>
-              <w:left w:w="120" w:type="dxa"/>
-              <w:bottom w:w="30" w:type="dxa"/>
-              <w:right w:w="120" w:type="dxa"/>
-            </w:tcMar>
-          </w:tcPr>
-          <w:p>
-            <w:pPr>
-              <w:spacing w:before="120" w:after="120" w:line="288" w:lineRule="auto"/>
-              <w:ind w:left="0"/>
-              <w:jc w:val="left"/>
-            </w:pPr>
-            <w:r>
-              <w:rPr>
-                <w:rFonts w:ascii="Arial" w:hAnsi="Arial" w:eastAsia="等线" w:cs="Arial"/>
-                <w:sz w:val="22"/>
+        <w:trPr>
+          <w:tblCellSpacing w:w="15" w:type="dxa"/>
+        </w:trPr>
+        <w:tc>
+          <w:tcPr>
+            <w:tcW w:w="0" w:type="auto"/>
+            <w:tcBorders>
+              <w:top w:val="single" w:color="C4C7C5" w:sz="8" w:space="0"/>
+              <w:left w:val="single" w:color="C4C7C5" w:sz="8" w:space="0"/>
+              <w:bottom w:val="single" w:color="C4C7C5" w:sz="8" w:space="0"/>
+              <w:right w:val="single" w:color="C4C7C5" w:sz="8" w:space="0"/>
+            </w:tcBorders>
+            <w:shd w:val="clear"/>
+            <w:tcMar>
+              <w:top w:w="160" w:type="dxa"/>
+              <w:left w:w="240" w:type="dxa"/>
+              <w:bottom w:w="160" w:type="dxa"/>
+              <w:right w:w="240" w:type="dxa"/>
+            </w:tcMar>
+            <w:vAlign w:val="center"/>
+          </w:tcPr>
+          <w:p>
+            <w:pPr>
+              <w:keepNext w:val="0"/>
+              <w:keepLines w:val="0"/>
+              <w:widowControl/>
+              <w:suppressLineNumbers w:val="0"/>
+              <w:bidi w:val="0"/>
+              <w:spacing w:before="0" w:beforeAutospacing="0" w:after="0" w:afterAutospacing="0" w:line="23" w:lineRule="atLeast"/>
+              <w:ind w:left="0" w:right="0"/>
+              <w:jc w:val="left"/>
+              <w:rPr>
+                <w:rFonts w:hint="default" w:ascii="sans-serif" w:hAnsi="sans-serif" w:eastAsia="sans-serif" w:cs="sans-serif"/>
+                <w:color w:val="1F1F1F"/>
+              </w:rPr>
+            </w:pPr>
+            <w:r>
+              <w:rPr>
+                <w:rFonts w:hint="default" w:ascii="sans-serif" w:hAnsi="sans-serif" w:eastAsia="sans-serif" w:cs="sans-serif"/>
+                <w:b/>
+                <w:bCs/>
+                <w:color w:val="1F1F1F"/>
+                <w:kern w:val="0"/>
+                <w:sz w:val="24"/>
+                <w:szCs w:val="24"/>
+                <w:bdr w:val="none" w:color="1F1F1F" w:sz="0" w:space="0"/>
+                <w:lang w:val="en-US" w:eastAsia="zh-CN" w:bidi="ar"/>
               </w:rPr>
               <w:t>2</w:t>
             </w:r>
@@ -4014,76 +6479,335 @@
         </w:tc>
         <w:tc>
           <w:tcPr>
-            <w:tcW w:w="2760" w:type="dxa"/>
-            <w:tcMar>
-              <w:top w:w="60" w:type="dxa"/>
-              <w:left w:w="120" w:type="dxa"/>
-              <w:bottom w:w="30" w:type="dxa"/>
-              <w:right w:w="120" w:type="dxa"/>
-            </w:tcMar>
-          </w:tcPr>
-          <w:p>
-            <w:pPr>
-              <w:spacing w:before="120" w:after="120" w:line="288" w:lineRule="auto"/>
-              <w:ind w:left="0"/>
-              <w:jc w:val="left"/>
-            </w:pPr>
-            <w:r>
-              <w:rPr>
-                <w:rFonts w:ascii="Arial" w:hAnsi="Arial" w:eastAsia="等线" w:cs="Arial"/>
-                <w:sz w:val="22"/>
-              </w:rPr>
-              <w:t>11%</w:t>
-            </w:r>
-          </w:p>
-        </w:tc>
-        <w:tc>
-          <w:tcPr>
-            <w:tcW w:w="2760" w:type="dxa"/>
-            <w:tcMar>
-              <w:top w:w="60" w:type="dxa"/>
-              <w:left w:w="120" w:type="dxa"/>
-              <w:bottom w:w="30" w:type="dxa"/>
-              <w:right w:w="120" w:type="dxa"/>
-            </w:tcMar>
-          </w:tcPr>
-          <w:p>
-            <w:pPr>
-              <w:spacing w:before="120" w:after="120" w:line="288" w:lineRule="auto"/>
-              <w:ind w:left="0"/>
-              <w:jc w:val="left"/>
-            </w:pPr>
-            <w:r>
-              <w:rPr>
-                <w:rFonts w:ascii="Arial" w:hAnsi="Arial" w:eastAsia="等线" w:cs="Arial"/>
-                <w:sz w:val="22"/>
-              </w:rPr>
-              <w:t>0</w:t>
+            <w:tcW w:w="0" w:type="auto"/>
+            <w:tcBorders>
+              <w:top w:val="single" w:color="C4C7C5" w:sz="8" w:space="0"/>
+              <w:left w:val="single" w:color="C4C7C5" w:sz="8" w:space="0"/>
+              <w:bottom w:val="single" w:color="C4C7C5" w:sz="8" w:space="0"/>
+              <w:right w:val="single" w:color="C4C7C5" w:sz="8" w:space="0"/>
+            </w:tcBorders>
+            <w:shd w:val="clear"/>
+            <w:tcMar>
+              <w:top w:w="160" w:type="dxa"/>
+              <w:left w:w="240" w:type="dxa"/>
+              <w:bottom w:w="160" w:type="dxa"/>
+              <w:right w:w="240" w:type="dxa"/>
+            </w:tcMar>
+            <w:vAlign w:val="center"/>
+          </w:tcPr>
+          <w:p>
+            <w:pPr>
+              <w:keepNext w:val="0"/>
+              <w:keepLines w:val="0"/>
+              <w:widowControl/>
+              <w:suppressLineNumbers w:val="0"/>
+              <w:bidi w:val="0"/>
+              <w:spacing w:before="0" w:beforeAutospacing="0" w:after="0" w:afterAutospacing="0" w:line="23" w:lineRule="atLeast"/>
+              <w:ind w:left="0" w:right="0"/>
+              <w:jc w:val="left"/>
+              <w:rPr>
+                <w:rFonts w:hint="default" w:ascii="sans-serif" w:hAnsi="sans-serif" w:eastAsia="sans-serif" w:cs="sans-serif"/>
+                <w:color w:val="1F1F1F"/>
+              </w:rPr>
+            </w:pPr>
+            <w:r>
+              <w:rPr>
+                <w:rFonts w:hint="default" w:ascii="sans-serif" w:hAnsi="sans-serif" w:eastAsia="sans-serif" w:cs="sans-serif"/>
+                <w:color w:val="1F1F1F"/>
+                <w:kern w:val="0"/>
+                <w:sz w:val="24"/>
+                <w:szCs w:val="24"/>
+                <w:bdr w:val="none" w:color="1F1F1F" w:sz="0" w:space="0"/>
+                <w:lang w:val="en-US" w:eastAsia="zh-CN" w:bidi="ar"/>
+              </w:rPr>
+              <w:t>1 枚</w:t>
+            </w:r>
+          </w:p>
+        </w:tc>
+        <w:tc>
+          <w:tcPr>
+            <w:tcW w:w="0" w:type="auto"/>
+            <w:tcBorders>
+              <w:top w:val="single" w:color="C4C7C5" w:sz="8" w:space="0"/>
+              <w:left w:val="single" w:color="C4C7C5" w:sz="8" w:space="0"/>
+              <w:bottom w:val="single" w:color="C4C7C5" w:sz="8" w:space="0"/>
+              <w:right w:val="single" w:color="C4C7C5" w:sz="8" w:space="0"/>
+            </w:tcBorders>
+            <w:shd w:val="clear"/>
+            <w:tcMar>
+              <w:top w:w="160" w:type="dxa"/>
+              <w:left w:w="240" w:type="dxa"/>
+              <w:bottom w:w="160" w:type="dxa"/>
+              <w:right w:w="240" w:type="dxa"/>
+            </w:tcMar>
+            <w:vAlign w:val="center"/>
+          </w:tcPr>
+          <w:p>
+            <w:pPr>
+              <w:keepNext w:val="0"/>
+              <w:keepLines w:val="0"/>
+              <w:widowControl/>
+              <w:suppressLineNumbers w:val="0"/>
+              <w:bidi w:val="0"/>
+              <w:spacing w:before="0" w:beforeAutospacing="0" w:after="0" w:afterAutospacing="0" w:line="23" w:lineRule="atLeast"/>
+              <w:ind w:left="0" w:right="0"/>
+              <w:jc w:val="left"/>
+              <w:rPr>
+                <w:rFonts w:hint="default" w:ascii="sans-serif" w:hAnsi="sans-serif" w:eastAsia="sans-serif" w:cs="sans-serif"/>
+                <w:color w:val="1F1F1F"/>
+              </w:rPr>
+            </w:pPr>
+            <w:r>
+              <w:rPr>
+                <w:rFonts w:hint="default" w:ascii="sans-serif" w:hAnsi="sans-serif" w:eastAsia="sans-serif" w:cs="sans-serif"/>
+                <w:color w:val="1F1F1F"/>
+                <w:kern w:val="0"/>
+                <w:sz w:val="24"/>
+                <w:szCs w:val="24"/>
+                <w:bdr w:val="none" w:color="1F1F1F" w:sz="0" w:space="0"/>
+                <w:lang w:val="en-US" w:eastAsia="zh-CN" w:bidi="ar"/>
+              </w:rPr>
+              <w:t>55% 物攻</w:t>
+            </w:r>
+          </w:p>
+        </w:tc>
+        <w:tc>
+          <w:tcPr>
+            <w:tcW w:w="0" w:type="auto"/>
+            <w:tcBorders>
+              <w:top w:val="single" w:color="C4C7C5" w:sz="8" w:space="0"/>
+              <w:left w:val="single" w:color="C4C7C5" w:sz="8" w:space="0"/>
+              <w:bottom w:val="single" w:color="C4C7C5" w:sz="8" w:space="0"/>
+              <w:right w:val="single" w:color="C4C7C5" w:sz="8" w:space="0"/>
+            </w:tcBorders>
+            <w:shd w:val="clear"/>
+            <w:tcMar>
+              <w:top w:w="160" w:type="dxa"/>
+              <w:left w:w="240" w:type="dxa"/>
+              <w:bottom w:w="160" w:type="dxa"/>
+              <w:right w:w="240" w:type="dxa"/>
+            </w:tcMar>
+            <w:vAlign w:val="center"/>
+          </w:tcPr>
+          <w:p>
+            <w:pPr>
+              <w:keepNext w:val="0"/>
+              <w:keepLines w:val="0"/>
+              <w:widowControl/>
+              <w:suppressLineNumbers w:val="0"/>
+              <w:bidi w:val="0"/>
+              <w:spacing w:before="0" w:beforeAutospacing="0" w:after="0" w:afterAutospacing="0" w:line="23" w:lineRule="atLeast"/>
+              <w:ind w:left="0" w:right="0"/>
+              <w:jc w:val="left"/>
+              <w:rPr>
+                <w:rFonts w:hint="default" w:ascii="sans-serif" w:hAnsi="sans-serif" w:eastAsia="sans-serif" w:cs="sans-serif"/>
+                <w:color w:val="1F1F1F"/>
+              </w:rPr>
+            </w:pPr>
+            <w:r>
+              <w:rPr>
+                <w:rFonts w:hint="default" w:ascii="sans-serif" w:hAnsi="sans-serif" w:eastAsia="sans-serif" w:cs="sans-serif"/>
+                <w:color w:val="1F1F1F"/>
+                <w:kern w:val="0"/>
+                <w:sz w:val="24"/>
+                <w:szCs w:val="24"/>
+                <w:bdr w:val="none" w:color="1F1F1F" w:sz="0" w:space="0"/>
+                <w:lang w:val="en-US" w:eastAsia="zh-CN" w:bidi="ar"/>
+              </w:rPr>
+              <w:t>90px</w:t>
+            </w:r>
+          </w:p>
+        </w:tc>
+        <w:tc>
+          <w:tcPr>
+            <w:tcW w:w="0" w:type="auto"/>
+            <w:tcBorders>
+              <w:top w:val="single" w:color="C4C7C5" w:sz="8" w:space="0"/>
+              <w:left w:val="single" w:color="C4C7C5" w:sz="8" w:space="0"/>
+              <w:bottom w:val="single" w:color="C4C7C5" w:sz="8" w:space="0"/>
+              <w:right w:val="single" w:color="C4C7C5" w:sz="8" w:space="0"/>
+            </w:tcBorders>
+            <w:shd w:val="clear"/>
+            <w:tcMar>
+              <w:top w:w="160" w:type="dxa"/>
+              <w:left w:w="240" w:type="dxa"/>
+              <w:bottom w:w="160" w:type="dxa"/>
+              <w:right w:w="240" w:type="dxa"/>
+            </w:tcMar>
+            <w:vAlign w:val="center"/>
+          </w:tcPr>
+          <w:p>
+            <w:pPr>
+              <w:keepNext w:val="0"/>
+              <w:keepLines w:val="0"/>
+              <w:widowControl/>
+              <w:suppressLineNumbers w:val="0"/>
+              <w:bidi w:val="0"/>
+              <w:spacing w:before="0" w:beforeAutospacing="0" w:after="0" w:afterAutospacing="0" w:line="23" w:lineRule="atLeast"/>
+              <w:ind w:left="0" w:right="0"/>
+              <w:jc w:val="left"/>
+              <w:rPr>
+                <w:rFonts w:hint="default" w:ascii="sans-serif" w:hAnsi="sans-serif" w:eastAsia="sans-serif" w:cs="sans-serif"/>
+                <w:color w:val="1F1F1F"/>
+              </w:rPr>
+            </w:pPr>
+            <w:r>
+              <w:rPr>
+                <w:rFonts w:hint="default" w:ascii="sans-serif" w:hAnsi="sans-serif" w:eastAsia="sans-serif" w:cs="sans-serif"/>
+                <w:color w:val="1F1F1F"/>
+                <w:kern w:val="0"/>
+                <w:sz w:val="24"/>
+                <w:szCs w:val="24"/>
+                <w:bdr w:val="none" w:color="1F1F1F" w:sz="0" w:space="0"/>
+                <w:lang w:val="en-US" w:eastAsia="zh-CN" w:bidi="ar"/>
+              </w:rPr>
+              <w:t>1.4s</w:t>
+            </w:r>
+          </w:p>
+        </w:tc>
+        <w:tc>
+          <w:tcPr>
+            <w:tcW w:w="0" w:type="auto"/>
+            <w:tcBorders>
+              <w:top w:val="single" w:color="C4C7C5" w:sz="8" w:space="0"/>
+              <w:left w:val="single" w:color="C4C7C5" w:sz="8" w:space="0"/>
+              <w:bottom w:val="single" w:color="C4C7C5" w:sz="8" w:space="0"/>
+              <w:right w:val="single" w:color="C4C7C5" w:sz="8" w:space="0"/>
+            </w:tcBorders>
+            <w:shd w:val="clear"/>
+            <w:tcMar>
+              <w:top w:w="160" w:type="dxa"/>
+              <w:left w:w="240" w:type="dxa"/>
+              <w:bottom w:w="160" w:type="dxa"/>
+              <w:right w:w="240" w:type="dxa"/>
+            </w:tcMar>
+            <w:vAlign w:val="center"/>
+          </w:tcPr>
+          <w:p>
+            <w:pPr>
+              <w:keepNext w:val="0"/>
+              <w:keepLines w:val="0"/>
+              <w:widowControl/>
+              <w:suppressLineNumbers w:val="0"/>
+              <w:bidi w:val="0"/>
+              <w:spacing w:before="0" w:beforeAutospacing="0" w:after="0" w:afterAutospacing="0" w:line="23" w:lineRule="atLeast"/>
+              <w:ind w:left="0" w:right="0"/>
+              <w:jc w:val="left"/>
+              <w:rPr>
+                <w:rFonts w:hint="default" w:ascii="sans-serif" w:hAnsi="sans-serif" w:eastAsia="sans-serif" w:cs="sans-serif"/>
+                <w:color w:val="1F1F1F"/>
+              </w:rPr>
+            </w:pPr>
+            <w:r>
+              <w:rPr>
+                <w:rFonts w:hint="default" w:ascii="sans-serif" w:hAnsi="sans-serif" w:eastAsia="sans-serif" w:cs="sans-serif"/>
+                <w:color w:val="1F1F1F"/>
+                <w:kern w:val="0"/>
+                <w:sz w:val="24"/>
+                <w:szCs w:val="24"/>
+                <w:bdr w:val="none" w:color="1F1F1F" w:sz="0" w:space="0"/>
+                <w:lang w:val="en-US" w:eastAsia="zh-CN" w:bidi="ar"/>
+              </w:rPr>
+              <w:t>9s</w:t>
+            </w:r>
+          </w:p>
+        </w:tc>
+        <w:tc>
+          <w:tcPr>
+            <w:tcW w:w="0" w:type="auto"/>
+            <w:tcBorders>
+              <w:top w:val="single" w:color="C4C7C5" w:sz="8" w:space="0"/>
+              <w:left w:val="single" w:color="C4C7C5" w:sz="8" w:space="0"/>
+              <w:bottom w:val="single" w:color="C4C7C5" w:sz="8" w:space="0"/>
+              <w:right w:val="single" w:color="C4C7C5" w:sz="8" w:space="0"/>
+            </w:tcBorders>
+            <w:shd w:val="clear"/>
+            <w:tcMar>
+              <w:top w:w="160" w:type="dxa"/>
+              <w:left w:w="240" w:type="dxa"/>
+              <w:bottom w:w="160" w:type="dxa"/>
+              <w:right w:w="240" w:type="dxa"/>
+            </w:tcMar>
+            <w:vAlign w:val="center"/>
+          </w:tcPr>
+          <w:p>
+            <w:pPr>
+              <w:keepNext w:val="0"/>
+              <w:keepLines w:val="0"/>
+              <w:widowControl/>
+              <w:suppressLineNumbers w:val="0"/>
+              <w:bidi w:val="0"/>
+              <w:spacing w:before="0" w:beforeAutospacing="0" w:after="0" w:afterAutospacing="0" w:line="23" w:lineRule="atLeast"/>
+              <w:ind w:left="0" w:right="0"/>
+              <w:jc w:val="left"/>
+              <w:rPr>
+                <w:rFonts w:hint="default" w:ascii="sans-serif" w:hAnsi="sans-serif" w:eastAsia="sans-serif" w:cs="sans-serif"/>
+                <w:color w:val="1F1F1F"/>
+              </w:rPr>
+            </w:pPr>
+            <w:r>
+              <w:rPr>
+                <w:rFonts w:hint="default" w:ascii="sans-serif" w:hAnsi="sans-serif" w:eastAsia="sans-serif" w:cs="sans-serif"/>
+                <w:color w:val="1F1F1F"/>
+                <w:kern w:val="0"/>
+                <w:sz w:val="24"/>
+                <w:szCs w:val="24"/>
+                <w:bdr w:val="none" w:color="1F1F1F" w:sz="0" w:space="0"/>
+                <w:lang w:val="en-US" w:eastAsia="zh-CN" w:bidi="ar"/>
+              </w:rPr>
+              <w:t>18s</w:t>
             </w:r>
           </w:p>
         </w:tc>
       </w:tr>
       <w:tr>
-        <w:tc>
-          <w:tcPr>
-            <w:tcW w:w="2760" w:type="dxa"/>
-            <w:tcMar>
-              <w:top w:w="60" w:type="dxa"/>
-              <w:left w:w="120" w:type="dxa"/>
-              <w:bottom w:w="30" w:type="dxa"/>
-              <w:right w:w="120" w:type="dxa"/>
-            </w:tcMar>
-          </w:tcPr>
-          <w:p>
-            <w:pPr>
-              <w:spacing w:before="120" w:after="120" w:line="288" w:lineRule="auto"/>
-              <w:ind w:left="0"/>
-              <w:jc w:val="left"/>
-            </w:pPr>
-            <w:r>
-              <w:rPr>
-                <w:rFonts w:ascii="Arial" w:hAnsi="Arial" w:eastAsia="等线" w:cs="Arial"/>
-                <w:sz w:val="22"/>
+        <w:trPr>
+          <w:tblCellSpacing w:w="15" w:type="dxa"/>
+        </w:trPr>
+        <w:tc>
+          <w:tcPr>
+            <w:tcW w:w="0" w:type="auto"/>
+            <w:tcBorders>
+              <w:top w:val="single" w:color="C4C7C5" w:sz="8" w:space="0"/>
+              <w:left w:val="single" w:color="C4C7C5" w:sz="8" w:space="0"/>
+              <w:bottom w:val="single" w:color="C4C7C5" w:sz="8" w:space="0"/>
+              <w:right w:val="single" w:color="C4C7C5" w:sz="8" w:space="0"/>
+            </w:tcBorders>
+            <w:shd w:val="clear"/>
+            <w:tcMar>
+              <w:top w:w="160" w:type="dxa"/>
+              <w:left w:w="240" w:type="dxa"/>
+              <w:bottom w:w="160" w:type="dxa"/>
+              <w:right w:w="240" w:type="dxa"/>
+            </w:tcMar>
+            <w:vAlign w:val="center"/>
+          </w:tcPr>
+          <w:p>
+            <w:pPr>
+              <w:keepNext w:val="0"/>
+              <w:keepLines w:val="0"/>
+              <w:widowControl/>
+              <w:suppressLineNumbers w:val="0"/>
+              <w:bidi w:val="0"/>
+              <w:spacing w:before="0" w:beforeAutospacing="0" w:after="0" w:afterAutospacing="0" w:line="23" w:lineRule="atLeast"/>
+              <w:ind w:left="0" w:right="0"/>
+              <w:jc w:val="left"/>
+              <w:rPr>
+                <w:rFonts w:hint="default" w:ascii="sans-serif" w:hAnsi="sans-serif" w:eastAsia="sans-serif" w:cs="sans-serif"/>
+                <w:color w:val="1F1F1F"/>
+              </w:rPr>
+            </w:pPr>
+            <w:r>
+              <w:rPr>
+                <w:rFonts w:hint="default" w:ascii="sans-serif" w:hAnsi="sans-serif" w:eastAsia="sans-serif" w:cs="sans-serif"/>
+                <w:b/>
+                <w:bCs/>
+                <w:color w:val="1F1F1F"/>
+                <w:kern w:val="0"/>
+                <w:sz w:val="24"/>
+                <w:szCs w:val="24"/>
+                <w:bdr w:val="none" w:color="1F1F1F" w:sz="0" w:space="0"/>
+                <w:lang w:val="en-US" w:eastAsia="zh-CN" w:bidi="ar"/>
               </w:rPr>
               <w:t>3</w:t>
             </w:r>
@@ -4091,76 +6815,335 @@
         </w:tc>
         <w:tc>
           <w:tcPr>
-            <w:tcW w:w="2760" w:type="dxa"/>
-            <w:tcMar>
-              <w:top w:w="60" w:type="dxa"/>
-              <w:left w:w="120" w:type="dxa"/>
-              <w:bottom w:w="30" w:type="dxa"/>
-              <w:right w:w="120" w:type="dxa"/>
-            </w:tcMar>
-          </w:tcPr>
-          <w:p>
-            <w:pPr>
-              <w:spacing w:before="120" w:after="120" w:line="288" w:lineRule="auto"/>
-              <w:ind w:left="0"/>
-              <w:jc w:val="left"/>
-            </w:pPr>
-            <w:r>
-              <w:rPr>
-                <w:rFonts w:ascii="Arial" w:hAnsi="Arial" w:eastAsia="等线" w:cs="Arial"/>
-                <w:sz w:val="22"/>
-              </w:rPr>
-              <w:t>15%</w:t>
-            </w:r>
-          </w:p>
-        </w:tc>
-        <w:tc>
-          <w:tcPr>
-            <w:tcW w:w="2760" w:type="dxa"/>
-            <w:tcMar>
-              <w:top w:w="60" w:type="dxa"/>
-              <w:left w:w="120" w:type="dxa"/>
-              <w:bottom w:w="30" w:type="dxa"/>
-              <w:right w:w="120" w:type="dxa"/>
-            </w:tcMar>
-          </w:tcPr>
-          <w:p>
-            <w:pPr>
-              <w:spacing w:before="120" w:after="120" w:line="288" w:lineRule="auto"/>
-              <w:ind w:left="0"/>
-              <w:jc w:val="left"/>
-            </w:pPr>
-            <w:r>
-              <w:rPr>
-                <w:rFonts w:ascii="Arial" w:hAnsi="Arial" w:eastAsia="等线" w:cs="Arial"/>
-                <w:sz w:val="22"/>
-              </w:rPr>
-              <w:t>0</w:t>
+            <w:tcW w:w="0" w:type="auto"/>
+            <w:tcBorders>
+              <w:top w:val="single" w:color="C4C7C5" w:sz="8" w:space="0"/>
+              <w:left w:val="single" w:color="C4C7C5" w:sz="8" w:space="0"/>
+              <w:bottom w:val="single" w:color="C4C7C5" w:sz="8" w:space="0"/>
+              <w:right w:val="single" w:color="C4C7C5" w:sz="8" w:space="0"/>
+            </w:tcBorders>
+            <w:shd w:val="clear"/>
+            <w:tcMar>
+              <w:top w:w="160" w:type="dxa"/>
+              <w:left w:w="240" w:type="dxa"/>
+              <w:bottom w:w="160" w:type="dxa"/>
+              <w:right w:w="240" w:type="dxa"/>
+            </w:tcMar>
+            <w:vAlign w:val="center"/>
+          </w:tcPr>
+          <w:p>
+            <w:pPr>
+              <w:keepNext w:val="0"/>
+              <w:keepLines w:val="0"/>
+              <w:widowControl/>
+              <w:suppressLineNumbers w:val="0"/>
+              <w:bidi w:val="0"/>
+              <w:spacing w:before="0" w:beforeAutospacing="0" w:after="0" w:afterAutospacing="0" w:line="23" w:lineRule="atLeast"/>
+              <w:ind w:left="0" w:right="0"/>
+              <w:jc w:val="left"/>
+              <w:rPr>
+                <w:rFonts w:hint="default" w:ascii="sans-serif" w:hAnsi="sans-serif" w:eastAsia="sans-serif" w:cs="sans-serif"/>
+                <w:color w:val="1F1F1F"/>
+              </w:rPr>
+            </w:pPr>
+            <w:r>
+              <w:rPr>
+                <w:rFonts w:hint="default" w:ascii="sans-serif" w:hAnsi="sans-serif" w:eastAsia="sans-serif" w:cs="sans-serif"/>
+                <w:color w:val="1F1F1F"/>
+                <w:kern w:val="0"/>
+                <w:sz w:val="24"/>
+                <w:szCs w:val="24"/>
+                <w:bdr w:val="none" w:color="1F1F1F" w:sz="0" w:space="0"/>
+                <w:lang w:val="en-US" w:eastAsia="zh-CN" w:bidi="ar"/>
+              </w:rPr>
+              <w:t>2 枚</w:t>
+            </w:r>
+          </w:p>
+        </w:tc>
+        <w:tc>
+          <w:tcPr>
+            <w:tcW w:w="0" w:type="auto"/>
+            <w:tcBorders>
+              <w:top w:val="single" w:color="C4C7C5" w:sz="8" w:space="0"/>
+              <w:left w:val="single" w:color="C4C7C5" w:sz="8" w:space="0"/>
+              <w:bottom w:val="single" w:color="C4C7C5" w:sz="8" w:space="0"/>
+              <w:right w:val="single" w:color="C4C7C5" w:sz="8" w:space="0"/>
+            </w:tcBorders>
+            <w:shd w:val="clear"/>
+            <w:tcMar>
+              <w:top w:w="160" w:type="dxa"/>
+              <w:left w:w="240" w:type="dxa"/>
+              <w:bottom w:w="160" w:type="dxa"/>
+              <w:right w:w="240" w:type="dxa"/>
+            </w:tcMar>
+            <w:vAlign w:val="center"/>
+          </w:tcPr>
+          <w:p>
+            <w:pPr>
+              <w:keepNext w:val="0"/>
+              <w:keepLines w:val="0"/>
+              <w:widowControl/>
+              <w:suppressLineNumbers w:val="0"/>
+              <w:bidi w:val="0"/>
+              <w:spacing w:before="0" w:beforeAutospacing="0" w:after="0" w:afterAutospacing="0" w:line="23" w:lineRule="atLeast"/>
+              <w:ind w:left="0" w:right="0"/>
+              <w:jc w:val="left"/>
+              <w:rPr>
+                <w:rFonts w:hint="default" w:ascii="sans-serif" w:hAnsi="sans-serif" w:eastAsia="sans-serif" w:cs="sans-serif"/>
+                <w:color w:val="1F1F1F"/>
+              </w:rPr>
+            </w:pPr>
+            <w:r>
+              <w:rPr>
+                <w:rFonts w:hint="default" w:ascii="sans-serif" w:hAnsi="sans-serif" w:eastAsia="sans-serif" w:cs="sans-serif"/>
+                <w:color w:val="1F1F1F"/>
+                <w:kern w:val="0"/>
+                <w:sz w:val="24"/>
+                <w:szCs w:val="24"/>
+                <w:bdr w:val="none" w:color="1F1F1F" w:sz="0" w:space="0"/>
+                <w:lang w:val="en-US" w:eastAsia="zh-CN" w:bidi="ar"/>
+              </w:rPr>
+              <w:t>75% 物攻</w:t>
+            </w:r>
+          </w:p>
+        </w:tc>
+        <w:tc>
+          <w:tcPr>
+            <w:tcW w:w="0" w:type="auto"/>
+            <w:tcBorders>
+              <w:top w:val="single" w:color="C4C7C5" w:sz="8" w:space="0"/>
+              <w:left w:val="single" w:color="C4C7C5" w:sz="8" w:space="0"/>
+              <w:bottom w:val="single" w:color="C4C7C5" w:sz="8" w:space="0"/>
+              <w:right w:val="single" w:color="C4C7C5" w:sz="8" w:space="0"/>
+            </w:tcBorders>
+            <w:shd w:val="clear"/>
+            <w:tcMar>
+              <w:top w:w="160" w:type="dxa"/>
+              <w:left w:w="240" w:type="dxa"/>
+              <w:bottom w:w="160" w:type="dxa"/>
+              <w:right w:w="240" w:type="dxa"/>
+            </w:tcMar>
+            <w:vAlign w:val="center"/>
+          </w:tcPr>
+          <w:p>
+            <w:pPr>
+              <w:keepNext w:val="0"/>
+              <w:keepLines w:val="0"/>
+              <w:widowControl/>
+              <w:suppressLineNumbers w:val="0"/>
+              <w:bidi w:val="0"/>
+              <w:spacing w:before="0" w:beforeAutospacing="0" w:after="0" w:afterAutospacing="0" w:line="23" w:lineRule="atLeast"/>
+              <w:ind w:left="0" w:right="0"/>
+              <w:jc w:val="left"/>
+              <w:rPr>
+                <w:rFonts w:hint="default" w:ascii="sans-serif" w:hAnsi="sans-serif" w:eastAsia="sans-serif" w:cs="sans-serif"/>
+                <w:color w:val="1F1F1F"/>
+              </w:rPr>
+            </w:pPr>
+            <w:r>
+              <w:rPr>
+                <w:rFonts w:hint="default" w:ascii="sans-serif" w:hAnsi="sans-serif" w:eastAsia="sans-serif" w:cs="sans-serif"/>
+                <w:color w:val="1F1F1F"/>
+                <w:kern w:val="0"/>
+                <w:sz w:val="24"/>
+                <w:szCs w:val="24"/>
+                <w:bdr w:val="none" w:color="1F1F1F" w:sz="0" w:space="0"/>
+                <w:lang w:val="en-US" w:eastAsia="zh-CN" w:bidi="ar"/>
+              </w:rPr>
+              <w:t>100px</w:t>
+            </w:r>
+          </w:p>
+        </w:tc>
+        <w:tc>
+          <w:tcPr>
+            <w:tcW w:w="0" w:type="auto"/>
+            <w:tcBorders>
+              <w:top w:val="single" w:color="C4C7C5" w:sz="8" w:space="0"/>
+              <w:left w:val="single" w:color="C4C7C5" w:sz="8" w:space="0"/>
+              <w:bottom w:val="single" w:color="C4C7C5" w:sz="8" w:space="0"/>
+              <w:right w:val="single" w:color="C4C7C5" w:sz="8" w:space="0"/>
+            </w:tcBorders>
+            <w:shd w:val="clear"/>
+            <w:tcMar>
+              <w:top w:w="160" w:type="dxa"/>
+              <w:left w:w="240" w:type="dxa"/>
+              <w:bottom w:w="160" w:type="dxa"/>
+              <w:right w:w="240" w:type="dxa"/>
+            </w:tcMar>
+            <w:vAlign w:val="center"/>
+          </w:tcPr>
+          <w:p>
+            <w:pPr>
+              <w:keepNext w:val="0"/>
+              <w:keepLines w:val="0"/>
+              <w:widowControl/>
+              <w:suppressLineNumbers w:val="0"/>
+              <w:bidi w:val="0"/>
+              <w:spacing w:before="0" w:beforeAutospacing="0" w:after="0" w:afterAutospacing="0" w:line="23" w:lineRule="atLeast"/>
+              <w:ind w:left="0" w:right="0"/>
+              <w:jc w:val="left"/>
+              <w:rPr>
+                <w:rFonts w:hint="default" w:ascii="sans-serif" w:hAnsi="sans-serif" w:eastAsia="sans-serif" w:cs="sans-serif"/>
+                <w:color w:val="1F1F1F"/>
+              </w:rPr>
+            </w:pPr>
+            <w:r>
+              <w:rPr>
+                <w:rFonts w:hint="default" w:ascii="sans-serif" w:hAnsi="sans-serif" w:eastAsia="sans-serif" w:cs="sans-serif"/>
+                <w:color w:val="1F1F1F"/>
+                <w:kern w:val="0"/>
+                <w:sz w:val="24"/>
+                <w:szCs w:val="24"/>
+                <w:bdr w:val="none" w:color="1F1F1F" w:sz="0" w:space="0"/>
+                <w:lang w:val="en-US" w:eastAsia="zh-CN" w:bidi="ar"/>
+              </w:rPr>
+              <w:t>1.2s</w:t>
+            </w:r>
+          </w:p>
+        </w:tc>
+        <w:tc>
+          <w:tcPr>
+            <w:tcW w:w="0" w:type="auto"/>
+            <w:tcBorders>
+              <w:top w:val="single" w:color="C4C7C5" w:sz="8" w:space="0"/>
+              <w:left w:val="single" w:color="C4C7C5" w:sz="8" w:space="0"/>
+              <w:bottom w:val="single" w:color="C4C7C5" w:sz="8" w:space="0"/>
+              <w:right w:val="single" w:color="C4C7C5" w:sz="8" w:space="0"/>
+            </w:tcBorders>
+            <w:shd w:val="clear"/>
+            <w:tcMar>
+              <w:top w:w="160" w:type="dxa"/>
+              <w:left w:w="240" w:type="dxa"/>
+              <w:bottom w:w="160" w:type="dxa"/>
+              <w:right w:w="240" w:type="dxa"/>
+            </w:tcMar>
+            <w:vAlign w:val="center"/>
+          </w:tcPr>
+          <w:p>
+            <w:pPr>
+              <w:keepNext w:val="0"/>
+              <w:keepLines w:val="0"/>
+              <w:widowControl/>
+              <w:suppressLineNumbers w:val="0"/>
+              <w:bidi w:val="0"/>
+              <w:spacing w:before="0" w:beforeAutospacing="0" w:after="0" w:afterAutospacing="0" w:line="23" w:lineRule="atLeast"/>
+              <w:ind w:left="0" w:right="0"/>
+              <w:jc w:val="left"/>
+              <w:rPr>
+                <w:rFonts w:hint="default" w:ascii="sans-serif" w:hAnsi="sans-serif" w:eastAsia="sans-serif" w:cs="sans-serif"/>
+                <w:color w:val="1F1F1F"/>
+              </w:rPr>
+            </w:pPr>
+            <w:r>
+              <w:rPr>
+                <w:rFonts w:hint="default" w:ascii="sans-serif" w:hAnsi="sans-serif" w:eastAsia="sans-serif" w:cs="sans-serif"/>
+                <w:color w:val="1F1F1F"/>
+                <w:kern w:val="0"/>
+                <w:sz w:val="24"/>
+                <w:szCs w:val="24"/>
+                <w:bdr w:val="none" w:color="1F1F1F" w:sz="0" w:space="0"/>
+                <w:lang w:val="en-US" w:eastAsia="zh-CN" w:bidi="ar"/>
+              </w:rPr>
+              <w:t>10s</w:t>
+            </w:r>
+          </w:p>
+        </w:tc>
+        <w:tc>
+          <w:tcPr>
+            <w:tcW w:w="0" w:type="auto"/>
+            <w:tcBorders>
+              <w:top w:val="single" w:color="C4C7C5" w:sz="8" w:space="0"/>
+              <w:left w:val="single" w:color="C4C7C5" w:sz="8" w:space="0"/>
+              <w:bottom w:val="single" w:color="C4C7C5" w:sz="8" w:space="0"/>
+              <w:right w:val="single" w:color="C4C7C5" w:sz="8" w:space="0"/>
+            </w:tcBorders>
+            <w:shd w:val="clear"/>
+            <w:tcMar>
+              <w:top w:w="160" w:type="dxa"/>
+              <w:left w:w="240" w:type="dxa"/>
+              <w:bottom w:w="160" w:type="dxa"/>
+              <w:right w:w="240" w:type="dxa"/>
+            </w:tcMar>
+            <w:vAlign w:val="center"/>
+          </w:tcPr>
+          <w:p>
+            <w:pPr>
+              <w:keepNext w:val="0"/>
+              <w:keepLines w:val="0"/>
+              <w:widowControl/>
+              <w:suppressLineNumbers w:val="0"/>
+              <w:bidi w:val="0"/>
+              <w:spacing w:before="0" w:beforeAutospacing="0" w:after="0" w:afterAutospacing="0" w:line="23" w:lineRule="atLeast"/>
+              <w:ind w:left="0" w:right="0"/>
+              <w:jc w:val="left"/>
+              <w:rPr>
+                <w:rFonts w:hint="default" w:ascii="sans-serif" w:hAnsi="sans-serif" w:eastAsia="sans-serif" w:cs="sans-serif"/>
+                <w:color w:val="1F1F1F"/>
+              </w:rPr>
+            </w:pPr>
+            <w:r>
+              <w:rPr>
+                <w:rFonts w:hint="default" w:ascii="sans-serif" w:hAnsi="sans-serif" w:eastAsia="sans-serif" w:cs="sans-serif"/>
+                <w:color w:val="1F1F1F"/>
+                <w:kern w:val="0"/>
+                <w:sz w:val="24"/>
+                <w:szCs w:val="24"/>
+                <w:bdr w:val="none" w:color="1F1F1F" w:sz="0" w:space="0"/>
+                <w:lang w:val="en-US" w:eastAsia="zh-CN" w:bidi="ar"/>
+              </w:rPr>
+              <w:t>16s</w:t>
             </w:r>
           </w:p>
         </w:tc>
       </w:tr>
       <w:tr>
-        <w:tc>
-          <w:tcPr>
-            <w:tcW w:w="2760" w:type="dxa"/>
-            <w:tcMar>
-              <w:top w:w="60" w:type="dxa"/>
-              <w:left w:w="120" w:type="dxa"/>
-              <w:bottom w:w="30" w:type="dxa"/>
-              <w:right w:w="120" w:type="dxa"/>
-            </w:tcMar>
-          </w:tcPr>
-          <w:p>
-            <w:pPr>
-              <w:spacing w:before="120" w:after="120" w:line="288" w:lineRule="auto"/>
-              <w:ind w:left="0"/>
-              <w:jc w:val="left"/>
-            </w:pPr>
-            <w:r>
-              <w:rPr>
-                <w:rFonts w:ascii="Arial" w:hAnsi="Arial" w:eastAsia="等线" w:cs="Arial"/>
-                <w:sz w:val="22"/>
+        <w:trPr>
+          <w:tblCellSpacing w:w="15" w:type="dxa"/>
+        </w:trPr>
+        <w:tc>
+          <w:tcPr>
+            <w:tcW w:w="0" w:type="auto"/>
+            <w:tcBorders>
+              <w:top w:val="single" w:color="C4C7C5" w:sz="8" w:space="0"/>
+              <w:left w:val="single" w:color="C4C7C5" w:sz="8" w:space="0"/>
+              <w:bottom w:val="single" w:color="C4C7C5" w:sz="8" w:space="0"/>
+              <w:right w:val="single" w:color="C4C7C5" w:sz="8" w:space="0"/>
+            </w:tcBorders>
+            <w:shd w:val="clear"/>
+            <w:tcMar>
+              <w:top w:w="160" w:type="dxa"/>
+              <w:left w:w="240" w:type="dxa"/>
+              <w:bottom w:w="160" w:type="dxa"/>
+              <w:right w:w="240" w:type="dxa"/>
+            </w:tcMar>
+            <w:vAlign w:val="center"/>
+          </w:tcPr>
+          <w:p>
+            <w:pPr>
+              <w:keepNext w:val="0"/>
+              <w:keepLines w:val="0"/>
+              <w:widowControl/>
+              <w:suppressLineNumbers w:val="0"/>
+              <w:bidi w:val="0"/>
+              <w:spacing w:before="0" w:beforeAutospacing="0" w:after="0" w:afterAutospacing="0" w:line="23" w:lineRule="atLeast"/>
+              <w:ind w:left="0" w:right="0"/>
+              <w:jc w:val="left"/>
+              <w:rPr>
+                <w:rFonts w:hint="default" w:ascii="sans-serif" w:hAnsi="sans-serif" w:eastAsia="sans-serif" w:cs="sans-serif"/>
+                <w:color w:val="1F1F1F"/>
+              </w:rPr>
+            </w:pPr>
+            <w:r>
+              <w:rPr>
+                <w:rFonts w:hint="default" w:ascii="sans-serif" w:hAnsi="sans-serif" w:eastAsia="sans-serif" w:cs="sans-serif"/>
+                <w:b/>
+                <w:bCs/>
+                <w:color w:val="1F1F1F"/>
+                <w:kern w:val="0"/>
+                <w:sz w:val="24"/>
+                <w:szCs w:val="24"/>
+                <w:bdr w:val="none" w:color="1F1F1F" w:sz="0" w:space="0"/>
+                <w:lang w:val="en-US" w:eastAsia="zh-CN" w:bidi="ar"/>
               </w:rPr>
               <w:t>4</w:t>
             </w:r>
@@ -4168,76 +7151,335 @@
         </w:tc>
         <w:tc>
           <w:tcPr>
-            <w:tcW w:w="2760" w:type="dxa"/>
-            <w:tcMar>
-              <w:top w:w="60" w:type="dxa"/>
-              <w:left w:w="120" w:type="dxa"/>
-              <w:bottom w:w="30" w:type="dxa"/>
-              <w:right w:w="120" w:type="dxa"/>
-            </w:tcMar>
-          </w:tcPr>
-          <w:p>
-            <w:pPr>
-              <w:spacing w:before="120" w:after="120" w:line="288" w:lineRule="auto"/>
-              <w:ind w:left="0"/>
-              <w:jc w:val="left"/>
-            </w:pPr>
-            <w:r>
-              <w:rPr>
-                <w:rFonts w:ascii="Arial" w:hAnsi="Arial" w:eastAsia="等线" w:cs="Arial"/>
-                <w:sz w:val="22"/>
-              </w:rPr>
-              <w:t>19%</w:t>
-            </w:r>
-          </w:p>
-        </w:tc>
-        <w:tc>
-          <w:tcPr>
-            <w:tcW w:w="2760" w:type="dxa"/>
-            <w:tcMar>
-              <w:top w:w="60" w:type="dxa"/>
-              <w:left w:w="120" w:type="dxa"/>
-              <w:bottom w:w="30" w:type="dxa"/>
-              <w:right w:w="120" w:type="dxa"/>
-            </w:tcMar>
-          </w:tcPr>
-          <w:p>
-            <w:pPr>
-              <w:spacing w:before="120" w:after="120" w:line="288" w:lineRule="auto"/>
-              <w:ind w:left="0"/>
-              <w:jc w:val="left"/>
-            </w:pPr>
-            <w:r>
-              <w:rPr>
-                <w:rFonts w:ascii="Arial" w:hAnsi="Arial" w:eastAsia="等线" w:cs="Arial"/>
-                <w:sz w:val="22"/>
-              </w:rPr>
-              <w:t>+3%</w:t>
+            <w:tcW w:w="0" w:type="auto"/>
+            <w:tcBorders>
+              <w:top w:val="single" w:color="C4C7C5" w:sz="8" w:space="0"/>
+              <w:left w:val="single" w:color="C4C7C5" w:sz="8" w:space="0"/>
+              <w:bottom w:val="single" w:color="C4C7C5" w:sz="8" w:space="0"/>
+              <w:right w:val="single" w:color="C4C7C5" w:sz="8" w:space="0"/>
+            </w:tcBorders>
+            <w:shd w:val="clear"/>
+            <w:tcMar>
+              <w:top w:w="160" w:type="dxa"/>
+              <w:left w:w="240" w:type="dxa"/>
+              <w:bottom w:w="160" w:type="dxa"/>
+              <w:right w:w="240" w:type="dxa"/>
+            </w:tcMar>
+            <w:vAlign w:val="center"/>
+          </w:tcPr>
+          <w:p>
+            <w:pPr>
+              <w:keepNext w:val="0"/>
+              <w:keepLines w:val="0"/>
+              <w:widowControl/>
+              <w:suppressLineNumbers w:val="0"/>
+              <w:bidi w:val="0"/>
+              <w:spacing w:before="0" w:beforeAutospacing="0" w:after="0" w:afterAutospacing="0" w:line="23" w:lineRule="atLeast"/>
+              <w:ind w:left="0" w:right="0"/>
+              <w:jc w:val="left"/>
+              <w:rPr>
+                <w:rFonts w:hint="default" w:ascii="sans-serif" w:hAnsi="sans-serif" w:eastAsia="sans-serif" w:cs="sans-serif"/>
+                <w:color w:val="1F1F1F"/>
+              </w:rPr>
+            </w:pPr>
+            <w:r>
+              <w:rPr>
+                <w:rFonts w:hint="default" w:ascii="sans-serif" w:hAnsi="sans-serif" w:eastAsia="sans-serif" w:cs="sans-serif"/>
+                <w:color w:val="1F1F1F"/>
+                <w:kern w:val="0"/>
+                <w:sz w:val="24"/>
+                <w:szCs w:val="24"/>
+                <w:bdr w:val="none" w:color="1F1F1F" w:sz="0" w:space="0"/>
+                <w:lang w:val="en-US" w:eastAsia="zh-CN" w:bidi="ar"/>
+              </w:rPr>
+              <w:t>2 枚</w:t>
+            </w:r>
+          </w:p>
+        </w:tc>
+        <w:tc>
+          <w:tcPr>
+            <w:tcW w:w="0" w:type="auto"/>
+            <w:tcBorders>
+              <w:top w:val="single" w:color="C4C7C5" w:sz="8" w:space="0"/>
+              <w:left w:val="single" w:color="C4C7C5" w:sz="8" w:space="0"/>
+              <w:bottom w:val="single" w:color="C4C7C5" w:sz="8" w:space="0"/>
+              <w:right w:val="single" w:color="C4C7C5" w:sz="8" w:space="0"/>
+            </w:tcBorders>
+            <w:shd w:val="clear"/>
+            <w:tcMar>
+              <w:top w:w="160" w:type="dxa"/>
+              <w:left w:w="240" w:type="dxa"/>
+              <w:bottom w:w="160" w:type="dxa"/>
+              <w:right w:w="240" w:type="dxa"/>
+            </w:tcMar>
+            <w:vAlign w:val="center"/>
+          </w:tcPr>
+          <w:p>
+            <w:pPr>
+              <w:keepNext w:val="0"/>
+              <w:keepLines w:val="0"/>
+              <w:widowControl/>
+              <w:suppressLineNumbers w:val="0"/>
+              <w:bidi w:val="0"/>
+              <w:spacing w:before="0" w:beforeAutospacing="0" w:after="0" w:afterAutospacing="0" w:line="23" w:lineRule="atLeast"/>
+              <w:ind w:left="0" w:right="0"/>
+              <w:jc w:val="left"/>
+              <w:rPr>
+                <w:rFonts w:hint="default" w:ascii="sans-serif" w:hAnsi="sans-serif" w:eastAsia="sans-serif" w:cs="sans-serif"/>
+                <w:color w:val="1F1F1F"/>
+              </w:rPr>
+            </w:pPr>
+            <w:r>
+              <w:rPr>
+                <w:rFonts w:hint="default" w:ascii="sans-serif" w:hAnsi="sans-serif" w:eastAsia="sans-serif" w:cs="sans-serif"/>
+                <w:color w:val="1F1F1F"/>
+                <w:kern w:val="0"/>
+                <w:sz w:val="24"/>
+                <w:szCs w:val="24"/>
+                <w:bdr w:val="none" w:color="1F1F1F" w:sz="0" w:space="0"/>
+                <w:lang w:val="en-US" w:eastAsia="zh-CN" w:bidi="ar"/>
+              </w:rPr>
+              <w:t>95% 物攻</w:t>
+            </w:r>
+          </w:p>
+        </w:tc>
+        <w:tc>
+          <w:tcPr>
+            <w:tcW w:w="0" w:type="auto"/>
+            <w:tcBorders>
+              <w:top w:val="single" w:color="C4C7C5" w:sz="8" w:space="0"/>
+              <w:left w:val="single" w:color="C4C7C5" w:sz="8" w:space="0"/>
+              <w:bottom w:val="single" w:color="C4C7C5" w:sz="8" w:space="0"/>
+              <w:right w:val="single" w:color="C4C7C5" w:sz="8" w:space="0"/>
+            </w:tcBorders>
+            <w:shd w:val="clear"/>
+            <w:tcMar>
+              <w:top w:w="160" w:type="dxa"/>
+              <w:left w:w="240" w:type="dxa"/>
+              <w:bottom w:w="160" w:type="dxa"/>
+              <w:right w:w="240" w:type="dxa"/>
+            </w:tcMar>
+            <w:vAlign w:val="center"/>
+          </w:tcPr>
+          <w:p>
+            <w:pPr>
+              <w:keepNext w:val="0"/>
+              <w:keepLines w:val="0"/>
+              <w:widowControl/>
+              <w:suppressLineNumbers w:val="0"/>
+              <w:bidi w:val="0"/>
+              <w:spacing w:before="0" w:beforeAutospacing="0" w:after="0" w:afterAutospacing="0" w:line="23" w:lineRule="atLeast"/>
+              <w:ind w:left="0" w:right="0"/>
+              <w:jc w:val="left"/>
+              <w:rPr>
+                <w:rFonts w:hint="default" w:ascii="sans-serif" w:hAnsi="sans-serif" w:eastAsia="sans-serif" w:cs="sans-serif"/>
+                <w:color w:val="1F1F1F"/>
+              </w:rPr>
+            </w:pPr>
+            <w:r>
+              <w:rPr>
+                <w:rFonts w:hint="default" w:ascii="sans-serif" w:hAnsi="sans-serif" w:eastAsia="sans-serif" w:cs="sans-serif"/>
+                <w:color w:val="1F1F1F"/>
+                <w:kern w:val="0"/>
+                <w:sz w:val="24"/>
+                <w:szCs w:val="24"/>
+                <w:bdr w:val="none" w:color="1F1F1F" w:sz="0" w:space="0"/>
+                <w:lang w:val="en-US" w:eastAsia="zh-CN" w:bidi="ar"/>
+              </w:rPr>
+              <w:t>110px</w:t>
+            </w:r>
+          </w:p>
+        </w:tc>
+        <w:tc>
+          <w:tcPr>
+            <w:tcW w:w="0" w:type="auto"/>
+            <w:tcBorders>
+              <w:top w:val="single" w:color="C4C7C5" w:sz="8" w:space="0"/>
+              <w:left w:val="single" w:color="C4C7C5" w:sz="8" w:space="0"/>
+              <w:bottom w:val="single" w:color="C4C7C5" w:sz="8" w:space="0"/>
+              <w:right w:val="single" w:color="C4C7C5" w:sz="8" w:space="0"/>
+            </w:tcBorders>
+            <w:shd w:val="clear"/>
+            <w:tcMar>
+              <w:top w:w="160" w:type="dxa"/>
+              <w:left w:w="240" w:type="dxa"/>
+              <w:bottom w:w="160" w:type="dxa"/>
+              <w:right w:w="240" w:type="dxa"/>
+            </w:tcMar>
+            <w:vAlign w:val="center"/>
+          </w:tcPr>
+          <w:p>
+            <w:pPr>
+              <w:keepNext w:val="0"/>
+              <w:keepLines w:val="0"/>
+              <w:widowControl/>
+              <w:suppressLineNumbers w:val="0"/>
+              <w:bidi w:val="0"/>
+              <w:spacing w:before="0" w:beforeAutospacing="0" w:after="0" w:afterAutospacing="0" w:line="23" w:lineRule="atLeast"/>
+              <w:ind w:left="0" w:right="0"/>
+              <w:jc w:val="left"/>
+              <w:rPr>
+                <w:rFonts w:hint="default" w:ascii="sans-serif" w:hAnsi="sans-serif" w:eastAsia="sans-serif" w:cs="sans-serif"/>
+                <w:color w:val="1F1F1F"/>
+              </w:rPr>
+            </w:pPr>
+            <w:r>
+              <w:rPr>
+                <w:rFonts w:hint="default" w:ascii="sans-serif" w:hAnsi="sans-serif" w:eastAsia="sans-serif" w:cs="sans-serif"/>
+                <w:color w:val="1F1F1F"/>
+                <w:kern w:val="0"/>
+                <w:sz w:val="24"/>
+                <w:szCs w:val="24"/>
+                <w:bdr w:val="none" w:color="1F1F1F" w:sz="0" w:space="0"/>
+                <w:lang w:val="en-US" w:eastAsia="zh-CN" w:bidi="ar"/>
+              </w:rPr>
+              <w:t>1.0s</w:t>
+            </w:r>
+          </w:p>
+        </w:tc>
+        <w:tc>
+          <w:tcPr>
+            <w:tcW w:w="0" w:type="auto"/>
+            <w:tcBorders>
+              <w:top w:val="single" w:color="C4C7C5" w:sz="8" w:space="0"/>
+              <w:left w:val="single" w:color="C4C7C5" w:sz="8" w:space="0"/>
+              <w:bottom w:val="single" w:color="C4C7C5" w:sz="8" w:space="0"/>
+              <w:right w:val="single" w:color="C4C7C5" w:sz="8" w:space="0"/>
+            </w:tcBorders>
+            <w:shd w:val="clear"/>
+            <w:tcMar>
+              <w:top w:w="160" w:type="dxa"/>
+              <w:left w:w="240" w:type="dxa"/>
+              <w:bottom w:w="160" w:type="dxa"/>
+              <w:right w:w="240" w:type="dxa"/>
+            </w:tcMar>
+            <w:vAlign w:val="center"/>
+          </w:tcPr>
+          <w:p>
+            <w:pPr>
+              <w:keepNext w:val="0"/>
+              <w:keepLines w:val="0"/>
+              <w:widowControl/>
+              <w:suppressLineNumbers w:val="0"/>
+              <w:bidi w:val="0"/>
+              <w:spacing w:before="0" w:beforeAutospacing="0" w:after="0" w:afterAutospacing="0" w:line="23" w:lineRule="atLeast"/>
+              <w:ind w:left="0" w:right="0"/>
+              <w:jc w:val="left"/>
+              <w:rPr>
+                <w:rFonts w:hint="default" w:ascii="sans-serif" w:hAnsi="sans-serif" w:eastAsia="sans-serif" w:cs="sans-serif"/>
+                <w:color w:val="1F1F1F"/>
+              </w:rPr>
+            </w:pPr>
+            <w:r>
+              <w:rPr>
+                <w:rFonts w:hint="default" w:ascii="sans-serif" w:hAnsi="sans-serif" w:eastAsia="sans-serif" w:cs="sans-serif"/>
+                <w:color w:val="1F1F1F"/>
+                <w:kern w:val="0"/>
+                <w:sz w:val="24"/>
+                <w:szCs w:val="24"/>
+                <w:bdr w:val="none" w:color="1F1F1F" w:sz="0" w:space="0"/>
+                <w:lang w:val="en-US" w:eastAsia="zh-CN" w:bidi="ar"/>
+              </w:rPr>
+              <w:t>11s</w:t>
+            </w:r>
+          </w:p>
+        </w:tc>
+        <w:tc>
+          <w:tcPr>
+            <w:tcW w:w="0" w:type="auto"/>
+            <w:tcBorders>
+              <w:top w:val="single" w:color="C4C7C5" w:sz="8" w:space="0"/>
+              <w:left w:val="single" w:color="C4C7C5" w:sz="8" w:space="0"/>
+              <w:bottom w:val="single" w:color="C4C7C5" w:sz="8" w:space="0"/>
+              <w:right w:val="single" w:color="C4C7C5" w:sz="8" w:space="0"/>
+            </w:tcBorders>
+            <w:shd w:val="clear"/>
+            <w:tcMar>
+              <w:top w:w="160" w:type="dxa"/>
+              <w:left w:w="240" w:type="dxa"/>
+              <w:bottom w:w="160" w:type="dxa"/>
+              <w:right w:w="240" w:type="dxa"/>
+            </w:tcMar>
+            <w:vAlign w:val="center"/>
+          </w:tcPr>
+          <w:p>
+            <w:pPr>
+              <w:keepNext w:val="0"/>
+              <w:keepLines w:val="0"/>
+              <w:widowControl/>
+              <w:suppressLineNumbers w:val="0"/>
+              <w:bidi w:val="0"/>
+              <w:spacing w:before="0" w:beforeAutospacing="0" w:after="0" w:afterAutospacing="0" w:line="23" w:lineRule="atLeast"/>
+              <w:ind w:left="0" w:right="0"/>
+              <w:jc w:val="left"/>
+              <w:rPr>
+                <w:rFonts w:hint="default" w:ascii="sans-serif" w:hAnsi="sans-serif" w:eastAsia="sans-serif" w:cs="sans-serif"/>
+                <w:color w:val="1F1F1F"/>
+              </w:rPr>
+            </w:pPr>
+            <w:r>
+              <w:rPr>
+                <w:rFonts w:hint="default" w:ascii="sans-serif" w:hAnsi="sans-serif" w:eastAsia="sans-serif" w:cs="sans-serif"/>
+                <w:color w:val="1F1F1F"/>
+                <w:kern w:val="0"/>
+                <w:sz w:val="24"/>
+                <w:szCs w:val="24"/>
+                <w:bdr w:val="none" w:color="1F1F1F" w:sz="0" w:space="0"/>
+                <w:lang w:val="en-US" w:eastAsia="zh-CN" w:bidi="ar"/>
+              </w:rPr>
+              <w:t>14s</w:t>
             </w:r>
           </w:p>
         </w:tc>
       </w:tr>
       <w:tr>
-        <w:tc>
-          <w:tcPr>
-            <w:tcW w:w="2760" w:type="dxa"/>
-            <w:tcMar>
-              <w:top w:w="60" w:type="dxa"/>
-              <w:left w:w="120" w:type="dxa"/>
-              <w:bottom w:w="30" w:type="dxa"/>
-              <w:right w:w="120" w:type="dxa"/>
-            </w:tcMar>
-          </w:tcPr>
-          <w:p>
-            <w:pPr>
-              <w:spacing w:before="120" w:after="120" w:line="288" w:lineRule="auto"/>
-              <w:ind w:left="0"/>
-              <w:jc w:val="left"/>
-            </w:pPr>
-            <w:r>
-              <w:rPr>
-                <w:rFonts w:ascii="Arial" w:hAnsi="Arial" w:eastAsia="等线" w:cs="Arial"/>
-                <w:sz w:val="22"/>
+        <w:trPr>
+          <w:tblCellSpacing w:w="15" w:type="dxa"/>
+        </w:trPr>
+        <w:tc>
+          <w:tcPr>
+            <w:tcW w:w="0" w:type="auto"/>
+            <w:tcBorders>
+              <w:top w:val="single" w:color="C4C7C5" w:sz="8" w:space="0"/>
+              <w:left w:val="single" w:color="C4C7C5" w:sz="8" w:space="0"/>
+              <w:bottom w:val="single" w:color="C4C7C5" w:sz="8" w:space="0"/>
+              <w:right w:val="single" w:color="C4C7C5" w:sz="8" w:space="0"/>
+            </w:tcBorders>
+            <w:shd w:val="clear"/>
+            <w:tcMar>
+              <w:top w:w="160" w:type="dxa"/>
+              <w:left w:w="240" w:type="dxa"/>
+              <w:bottom w:w="160" w:type="dxa"/>
+              <w:right w:w="240" w:type="dxa"/>
+            </w:tcMar>
+            <w:vAlign w:val="center"/>
+          </w:tcPr>
+          <w:p>
+            <w:pPr>
+              <w:keepNext w:val="0"/>
+              <w:keepLines w:val="0"/>
+              <w:widowControl/>
+              <w:suppressLineNumbers w:val="0"/>
+              <w:bidi w:val="0"/>
+              <w:spacing w:before="0" w:beforeAutospacing="0" w:after="0" w:afterAutospacing="0" w:line="23" w:lineRule="atLeast"/>
+              <w:ind w:left="0" w:right="0"/>
+              <w:jc w:val="left"/>
+              <w:rPr>
+                <w:rFonts w:hint="default" w:ascii="sans-serif" w:hAnsi="sans-serif" w:eastAsia="sans-serif" w:cs="sans-serif"/>
+                <w:color w:val="1F1F1F"/>
+              </w:rPr>
+            </w:pPr>
+            <w:r>
+              <w:rPr>
+                <w:rFonts w:hint="default" w:ascii="sans-serif" w:hAnsi="sans-serif" w:eastAsia="sans-serif" w:cs="sans-serif"/>
+                <w:b/>
+                <w:bCs/>
+                <w:color w:val="1F1F1F"/>
+                <w:kern w:val="0"/>
+                <w:sz w:val="24"/>
+                <w:szCs w:val="24"/>
+                <w:bdr w:val="none" w:color="1F1F1F" w:sz="0" w:space="0"/>
+                <w:lang w:val="en-US" w:eastAsia="zh-CN" w:bidi="ar"/>
               </w:rPr>
               <w:t>5</w:t>
             </w:r>
@@ -4245,76 +7487,335 @@
         </w:tc>
         <w:tc>
           <w:tcPr>
-            <w:tcW w:w="2760" w:type="dxa"/>
-            <w:tcMar>
-              <w:top w:w="60" w:type="dxa"/>
-              <w:left w:w="120" w:type="dxa"/>
-              <w:bottom w:w="30" w:type="dxa"/>
-              <w:right w:w="120" w:type="dxa"/>
-            </w:tcMar>
-          </w:tcPr>
-          <w:p>
-            <w:pPr>
-              <w:spacing w:before="120" w:after="120" w:line="288" w:lineRule="auto"/>
-              <w:ind w:left="0"/>
-              <w:jc w:val="left"/>
-            </w:pPr>
-            <w:r>
-              <w:rPr>
-                <w:rFonts w:ascii="Arial" w:hAnsi="Arial" w:eastAsia="等线" w:cs="Arial"/>
-                <w:sz w:val="22"/>
-              </w:rPr>
-              <w:t>24%</w:t>
-            </w:r>
-          </w:p>
-        </w:tc>
-        <w:tc>
-          <w:tcPr>
-            <w:tcW w:w="2760" w:type="dxa"/>
-            <w:tcMar>
-              <w:top w:w="60" w:type="dxa"/>
-              <w:left w:w="120" w:type="dxa"/>
-              <w:bottom w:w="30" w:type="dxa"/>
-              <w:right w:w="120" w:type="dxa"/>
-            </w:tcMar>
-          </w:tcPr>
-          <w:p>
-            <w:pPr>
-              <w:spacing w:before="120" w:after="120" w:line="288" w:lineRule="auto"/>
-              <w:ind w:left="0"/>
-              <w:jc w:val="left"/>
-            </w:pPr>
-            <w:r>
-              <w:rPr>
-                <w:rFonts w:ascii="Arial" w:hAnsi="Arial" w:eastAsia="等线" w:cs="Arial"/>
-                <w:sz w:val="22"/>
-              </w:rPr>
-              <w:t>+5%</w:t>
+            <w:tcW w:w="0" w:type="auto"/>
+            <w:tcBorders>
+              <w:top w:val="single" w:color="C4C7C5" w:sz="8" w:space="0"/>
+              <w:left w:val="single" w:color="C4C7C5" w:sz="8" w:space="0"/>
+              <w:bottom w:val="single" w:color="C4C7C5" w:sz="8" w:space="0"/>
+              <w:right w:val="single" w:color="C4C7C5" w:sz="8" w:space="0"/>
+            </w:tcBorders>
+            <w:shd w:val="clear"/>
+            <w:tcMar>
+              <w:top w:w="160" w:type="dxa"/>
+              <w:left w:w="240" w:type="dxa"/>
+              <w:bottom w:w="160" w:type="dxa"/>
+              <w:right w:w="240" w:type="dxa"/>
+            </w:tcMar>
+            <w:vAlign w:val="center"/>
+          </w:tcPr>
+          <w:p>
+            <w:pPr>
+              <w:keepNext w:val="0"/>
+              <w:keepLines w:val="0"/>
+              <w:widowControl/>
+              <w:suppressLineNumbers w:val="0"/>
+              <w:bidi w:val="0"/>
+              <w:spacing w:before="0" w:beforeAutospacing="0" w:after="0" w:afterAutospacing="0" w:line="23" w:lineRule="atLeast"/>
+              <w:ind w:left="0" w:right="0"/>
+              <w:jc w:val="left"/>
+              <w:rPr>
+                <w:rFonts w:hint="default" w:ascii="sans-serif" w:hAnsi="sans-serif" w:eastAsia="sans-serif" w:cs="sans-serif"/>
+                <w:color w:val="1F1F1F"/>
+              </w:rPr>
+            </w:pPr>
+            <w:r>
+              <w:rPr>
+                <w:rFonts w:hint="default" w:ascii="sans-serif" w:hAnsi="sans-serif" w:eastAsia="sans-serif" w:cs="sans-serif"/>
+                <w:color w:val="1F1F1F"/>
+                <w:kern w:val="0"/>
+                <w:sz w:val="24"/>
+                <w:szCs w:val="24"/>
+                <w:bdr w:val="none" w:color="1F1F1F" w:sz="0" w:space="0"/>
+                <w:lang w:val="en-US" w:eastAsia="zh-CN" w:bidi="ar"/>
+              </w:rPr>
+              <w:t>3 枚</w:t>
+            </w:r>
+          </w:p>
+        </w:tc>
+        <w:tc>
+          <w:tcPr>
+            <w:tcW w:w="0" w:type="auto"/>
+            <w:tcBorders>
+              <w:top w:val="single" w:color="C4C7C5" w:sz="8" w:space="0"/>
+              <w:left w:val="single" w:color="C4C7C5" w:sz="8" w:space="0"/>
+              <w:bottom w:val="single" w:color="C4C7C5" w:sz="8" w:space="0"/>
+              <w:right w:val="single" w:color="C4C7C5" w:sz="8" w:space="0"/>
+            </w:tcBorders>
+            <w:shd w:val="clear"/>
+            <w:tcMar>
+              <w:top w:w="160" w:type="dxa"/>
+              <w:left w:w="240" w:type="dxa"/>
+              <w:bottom w:w="160" w:type="dxa"/>
+              <w:right w:w="240" w:type="dxa"/>
+            </w:tcMar>
+            <w:vAlign w:val="center"/>
+          </w:tcPr>
+          <w:p>
+            <w:pPr>
+              <w:keepNext w:val="0"/>
+              <w:keepLines w:val="0"/>
+              <w:widowControl/>
+              <w:suppressLineNumbers w:val="0"/>
+              <w:bidi w:val="0"/>
+              <w:spacing w:before="0" w:beforeAutospacing="0" w:after="0" w:afterAutospacing="0" w:line="23" w:lineRule="atLeast"/>
+              <w:ind w:left="0" w:right="0"/>
+              <w:jc w:val="left"/>
+              <w:rPr>
+                <w:rFonts w:hint="default" w:ascii="sans-serif" w:hAnsi="sans-serif" w:eastAsia="sans-serif" w:cs="sans-serif"/>
+                <w:color w:val="1F1F1F"/>
+              </w:rPr>
+            </w:pPr>
+            <w:r>
+              <w:rPr>
+                <w:rFonts w:hint="default" w:ascii="sans-serif" w:hAnsi="sans-serif" w:eastAsia="sans-serif" w:cs="sans-serif"/>
+                <w:color w:val="1F1F1F"/>
+                <w:kern w:val="0"/>
+                <w:sz w:val="24"/>
+                <w:szCs w:val="24"/>
+                <w:bdr w:val="none" w:color="1F1F1F" w:sz="0" w:space="0"/>
+                <w:lang w:val="en-US" w:eastAsia="zh-CN" w:bidi="ar"/>
+              </w:rPr>
+              <w:t>120% 物攻</w:t>
+            </w:r>
+          </w:p>
+        </w:tc>
+        <w:tc>
+          <w:tcPr>
+            <w:tcW w:w="0" w:type="auto"/>
+            <w:tcBorders>
+              <w:top w:val="single" w:color="C4C7C5" w:sz="8" w:space="0"/>
+              <w:left w:val="single" w:color="C4C7C5" w:sz="8" w:space="0"/>
+              <w:bottom w:val="single" w:color="C4C7C5" w:sz="8" w:space="0"/>
+              <w:right w:val="single" w:color="C4C7C5" w:sz="8" w:space="0"/>
+            </w:tcBorders>
+            <w:shd w:val="clear"/>
+            <w:tcMar>
+              <w:top w:w="160" w:type="dxa"/>
+              <w:left w:w="240" w:type="dxa"/>
+              <w:bottom w:w="160" w:type="dxa"/>
+              <w:right w:w="240" w:type="dxa"/>
+            </w:tcMar>
+            <w:vAlign w:val="center"/>
+          </w:tcPr>
+          <w:p>
+            <w:pPr>
+              <w:keepNext w:val="0"/>
+              <w:keepLines w:val="0"/>
+              <w:widowControl/>
+              <w:suppressLineNumbers w:val="0"/>
+              <w:bidi w:val="0"/>
+              <w:spacing w:before="0" w:beforeAutospacing="0" w:after="0" w:afterAutospacing="0" w:line="23" w:lineRule="atLeast"/>
+              <w:ind w:left="0" w:right="0"/>
+              <w:jc w:val="left"/>
+              <w:rPr>
+                <w:rFonts w:hint="default" w:ascii="sans-serif" w:hAnsi="sans-serif" w:eastAsia="sans-serif" w:cs="sans-serif"/>
+                <w:color w:val="1F1F1F"/>
+              </w:rPr>
+            </w:pPr>
+            <w:r>
+              <w:rPr>
+                <w:rFonts w:hint="default" w:ascii="sans-serif" w:hAnsi="sans-serif" w:eastAsia="sans-serif" w:cs="sans-serif"/>
+                <w:color w:val="1F1F1F"/>
+                <w:kern w:val="0"/>
+                <w:sz w:val="24"/>
+                <w:szCs w:val="24"/>
+                <w:bdr w:val="none" w:color="1F1F1F" w:sz="0" w:space="0"/>
+                <w:lang w:val="en-US" w:eastAsia="zh-CN" w:bidi="ar"/>
+              </w:rPr>
+              <w:t>130px</w:t>
+            </w:r>
+          </w:p>
+        </w:tc>
+        <w:tc>
+          <w:tcPr>
+            <w:tcW w:w="0" w:type="auto"/>
+            <w:tcBorders>
+              <w:top w:val="single" w:color="C4C7C5" w:sz="8" w:space="0"/>
+              <w:left w:val="single" w:color="C4C7C5" w:sz="8" w:space="0"/>
+              <w:bottom w:val="single" w:color="C4C7C5" w:sz="8" w:space="0"/>
+              <w:right w:val="single" w:color="C4C7C5" w:sz="8" w:space="0"/>
+            </w:tcBorders>
+            <w:shd w:val="clear"/>
+            <w:tcMar>
+              <w:top w:w="160" w:type="dxa"/>
+              <w:left w:w="240" w:type="dxa"/>
+              <w:bottom w:w="160" w:type="dxa"/>
+              <w:right w:w="240" w:type="dxa"/>
+            </w:tcMar>
+            <w:vAlign w:val="center"/>
+          </w:tcPr>
+          <w:p>
+            <w:pPr>
+              <w:keepNext w:val="0"/>
+              <w:keepLines w:val="0"/>
+              <w:widowControl/>
+              <w:suppressLineNumbers w:val="0"/>
+              <w:bidi w:val="0"/>
+              <w:spacing w:before="0" w:beforeAutospacing="0" w:after="0" w:afterAutospacing="0" w:line="23" w:lineRule="atLeast"/>
+              <w:ind w:left="0" w:right="0"/>
+              <w:jc w:val="left"/>
+              <w:rPr>
+                <w:rFonts w:hint="default" w:ascii="sans-serif" w:hAnsi="sans-serif" w:eastAsia="sans-serif" w:cs="sans-serif"/>
+                <w:color w:val="1F1F1F"/>
+              </w:rPr>
+            </w:pPr>
+            <w:r>
+              <w:rPr>
+                <w:rFonts w:hint="default" w:ascii="sans-serif" w:hAnsi="sans-serif" w:eastAsia="sans-serif" w:cs="sans-serif"/>
+                <w:color w:val="1F1F1F"/>
+                <w:kern w:val="0"/>
+                <w:sz w:val="24"/>
+                <w:szCs w:val="24"/>
+                <w:bdr w:val="none" w:color="1F1F1F" w:sz="0" w:space="0"/>
+                <w:lang w:val="en-US" w:eastAsia="zh-CN" w:bidi="ar"/>
+              </w:rPr>
+              <w:t>0.8s</w:t>
+            </w:r>
+          </w:p>
+        </w:tc>
+        <w:tc>
+          <w:tcPr>
+            <w:tcW w:w="0" w:type="auto"/>
+            <w:tcBorders>
+              <w:top w:val="single" w:color="C4C7C5" w:sz="8" w:space="0"/>
+              <w:left w:val="single" w:color="C4C7C5" w:sz="8" w:space="0"/>
+              <w:bottom w:val="single" w:color="C4C7C5" w:sz="8" w:space="0"/>
+              <w:right w:val="single" w:color="C4C7C5" w:sz="8" w:space="0"/>
+            </w:tcBorders>
+            <w:shd w:val="clear"/>
+            <w:tcMar>
+              <w:top w:w="160" w:type="dxa"/>
+              <w:left w:w="240" w:type="dxa"/>
+              <w:bottom w:w="160" w:type="dxa"/>
+              <w:right w:w="240" w:type="dxa"/>
+            </w:tcMar>
+            <w:vAlign w:val="center"/>
+          </w:tcPr>
+          <w:p>
+            <w:pPr>
+              <w:keepNext w:val="0"/>
+              <w:keepLines w:val="0"/>
+              <w:widowControl/>
+              <w:suppressLineNumbers w:val="0"/>
+              <w:bidi w:val="0"/>
+              <w:spacing w:before="0" w:beforeAutospacing="0" w:after="0" w:afterAutospacing="0" w:line="23" w:lineRule="atLeast"/>
+              <w:ind w:left="0" w:right="0"/>
+              <w:jc w:val="left"/>
+              <w:rPr>
+                <w:rFonts w:hint="default" w:ascii="sans-serif" w:hAnsi="sans-serif" w:eastAsia="sans-serif" w:cs="sans-serif"/>
+                <w:color w:val="1F1F1F"/>
+              </w:rPr>
+            </w:pPr>
+            <w:r>
+              <w:rPr>
+                <w:rFonts w:hint="default" w:ascii="sans-serif" w:hAnsi="sans-serif" w:eastAsia="sans-serif" w:cs="sans-serif"/>
+                <w:color w:val="1F1F1F"/>
+                <w:kern w:val="0"/>
+                <w:sz w:val="24"/>
+                <w:szCs w:val="24"/>
+                <w:bdr w:val="none" w:color="1F1F1F" w:sz="0" w:space="0"/>
+                <w:lang w:val="en-US" w:eastAsia="zh-CN" w:bidi="ar"/>
+              </w:rPr>
+              <w:t>12s</w:t>
+            </w:r>
+          </w:p>
+        </w:tc>
+        <w:tc>
+          <w:tcPr>
+            <w:tcW w:w="0" w:type="auto"/>
+            <w:tcBorders>
+              <w:top w:val="single" w:color="C4C7C5" w:sz="8" w:space="0"/>
+              <w:left w:val="single" w:color="C4C7C5" w:sz="8" w:space="0"/>
+              <w:bottom w:val="single" w:color="C4C7C5" w:sz="8" w:space="0"/>
+              <w:right w:val="single" w:color="C4C7C5" w:sz="8" w:space="0"/>
+            </w:tcBorders>
+            <w:shd w:val="clear"/>
+            <w:tcMar>
+              <w:top w:w="160" w:type="dxa"/>
+              <w:left w:w="240" w:type="dxa"/>
+              <w:bottom w:w="160" w:type="dxa"/>
+              <w:right w:w="240" w:type="dxa"/>
+            </w:tcMar>
+            <w:vAlign w:val="center"/>
+          </w:tcPr>
+          <w:p>
+            <w:pPr>
+              <w:keepNext w:val="0"/>
+              <w:keepLines w:val="0"/>
+              <w:widowControl/>
+              <w:suppressLineNumbers w:val="0"/>
+              <w:bidi w:val="0"/>
+              <w:spacing w:before="0" w:beforeAutospacing="0" w:after="0" w:afterAutospacing="0" w:line="23" w:lineRule="atLeast"/>
+              <w:ind w:left="0" w:right="0"/>
+              <w:jc w:val="left"/>
+              <w:rPr>
+                <w:rFonts w:hint="default" w:ascii="sans-serif" w:hAnsi="sans-serif" w:eastAsia="sans-serif" w:cs="sans-serif"/>
+                <w:color w:val="1F1F1F"/>
+              </w:rPr>
+            </w:pPr>
+            <w:r>
+              <w:rPr>
+                <w:rFonts w:hint="default" w:ascii="sans-serif" w:hAnsi="sans-serif" w:eastAsia="sans-serif" w:cs="sans-serif"/>
+                <w:color w:val="1F1F1F"/>
+                <w:kern w:val="0"/>
+                <w:sz w:val="24"/>
+                <w:szCs w:val="24"/>
+                <w:bdr w:val="none" w:color="1F1F1F" w:sz="0" w:space="0"/>
+                <w:lang w:val="en-US" w:eastAsia="zh-CN" w:bidi="ar"/>
+              </w:rPr>
+              <w:t>12s</w:t>
             </w:r>
           </w:p>
         </w:tc>
       </w:tr>
       <w:tr>
-        <w:tc>
-          <w:tcPr>
-            <w:tcW w:w="2760" w:type="dxa"/>
-            <w:tcMar>
-              <w:top w:w="60" w:type="dxa"/>
-              <w:left w:w="120" w:type="dxa"/>
-              <w:bottom w:w="30" w:type="dxa"/>
-              <w:right w:w="120" w:type="dxa"/>
-            </w:tcMar>
-          </w:tcPr>
-          <w:p>
-            <w:pPr>
-              <w:spacing w:before="120" w:after="120" w:line="288" w:lineRule="auto"/>
-              <w:ind w:left="0"/>
-              <w:jc w:val="left"/>
-            </w:pPr>
-            <w:r>
-              <w:rPr>
-                <w:rFonts w:ascii="Arial" w:hAnsi="Arial" w:eastAsia="等线" w:cs="Arial"/>
-                <w:sz w:val="22"/>
+        <w:trPr>
+          <w:tblCellSpacing w:w="15" w:type="dxa"/>
+        </w:trPr>
+        <w:tc>
+          <w:tcPr>
+            <w:tcW w:w="0" w:type="auto"/>
+            <w:tcBorders>
+              <w:top w:val="single" w:color="C4C7C5" w:sz="8" w:space="0"/>
+              <w:left w:val="single" w:color="C4C7C5" w:sz="8" w:space="0"/>
+              <w:bottom w:val="single" w:color="C4C7C5" w:sz="8" w:space="0"/>
+              <w:right w:val="single" w:color="C4C7C5" w:sz="8" w:space="0"/>
+            </w:tcBorders>
+            <w:shd w:val="clear"/>
+            <w:tcMar>
+              <w:top w:w="160" w:type="dxa"/>
+              <w:left w:w="240" w:type="dxa"/>
+              <w:bottom w:w="160" w:type="dxa"/>
+              <w:right w:w="240" w:type="dxa"/>
+            </w:tcMar>
+            <w:vAlign w:val="center"/>
+          </w:tcPr>
+          <w:p>
+            <w:pPr>
+              <w:keepNext w:val="0"/>
+              <w:keepLines w:val="0"/>
+              <w:widowControl/>
+              <w:suppressLineNumbers w:val="0"/>
+              <w:bidi w:val="0"/>
+              <w:spacing w:before="0" w:beforeAutospacing="0" w:after="0" w:afterAutospacing="0" w:line="23" w:lineRule="atLeast"/>
+              <w:ind w:left="0" w:right="0"/>
+              <w:jc w:val="left"/>
+              <w:rPr>
+                <w:rFonts w:hint="default" w:ascii="sans-serif" w:hAnsi="sans-serif" w:eastAsia="sans-serif" w:cs="sans-serif"/>
+                <w:color w:val="1F1F1F"/>
+              </w:rPr>
+            </w:pPr>
+            <w:r>
+              <w:rPr>
+                <w:rFonts w:hint="default" w:ascii="sans-serif" w:hAnsi="sans-serif" w:eastAsia="sans-serif" w:cs="sans-serif"/>
+                <w:b/>
+                <w:bCs/>
+                <w:color w:val="1F1F1F"/>
+                <w:kern w:val="0"/>
+                <w:sz w:val="24"/>
+                <w:szCs w:val="24"/>
+                <w:bdr w:val="none" w:color="1F1F1F" w:sz="0" w:space="0"/>
+                <w:lang w:val="en-US" w:eastAsia="zh-CN" w:bidi="ar"/>
               </w:rPr>
               <w:t>6</w:t>
             </w:r>
@@ -4322,51 +7823,295 @@
         </w:tc>
         <w:tc>
           <w:tcPr>
-            <w:tcW w:w="2760" w:type="dxa"/>
-            <w:tcMar>
-              <w:top w:w="60" w:type="dxa"/>
-              <w:left w:w="120" w:type="dxa"/>
-              <w:bottom w:w="30" w:type="dxa"/>
-              <w:right w:w="120" w:type="dxa"/>
-            </w:tcMar>
-          </w:tcPr>
-          <w:p>
-            <w:pPr>
-              <w:spacing w:before="120" w:after="120" w:line="288" w:lineRule="auto"/>
-              <w:ind w:left="0"/>
-              <w:jc w:val="left"/>
-            </w:pPr>
-            <w:r>
-              <w:rPr>
-                <w:rFonts w:ascii="Arial" w:hAnsi="Arial" w:eastAsia="等线" w:cs="Arial"/>
-                <w:sz w:val="22"/>
-              </w:rPr>
-              <w:t>24%</w:t>
-            </w:r>
-          </w:p>
-        </w:tc>
-        <w:tc>
-          <w:tcPr>
-            <w:tcW w:w="2760" w:type="dxa"/>
-            <w:tcMar>
-              <w:top w:w="60" w:type="dxa"/>
-              <w:left w:w="120" w:type="dxa"/>
-              <w:bottom w:w="30" w:type="dxa"/>
-              <w:right w:w="120" w:type="dxa"/>
-            </w:tcMar>
-          </w:tcPr>
-          <w:p>
-            <w:pPr>
-              <w:spacing w:before="120" w:after="120" w:line="288" w:lineRule="auto"/>
-              <w:ind w:left="0"/>
-              <w:jc w:val="left"/>
-            </w:pPr>
-            <w:r>
-              <w:rPr>
-                <w:rFonts w:ascii="Arial" w:hAnsi="Arial" w:eastAsia="等线" w:cs="Arial"/>
-                <w:sz w:val="22"/>
-              </w:rPr>
-              <w:t>+3%</w:t>
+            <w:tcW w:w="0" w:type="auto"/>
+            <w:tcBorders>
+              <w:top w:val="single" w:color="C4C7C5" w:sz="8" w:space="0"/>
+              <w:left w:val="single" w:color="C4C7C5" w:sz="8" w:space="0"/>
+              <w:bottom w:val="single" w:color="C4C7C5" w:sz="8" w:space="0"/>
+              <w:right w:val="single" w:color="C4C7C5" w:sz="8" w:space="0"/>
+            </w:tcBorders>
+            <w:shd w:val="clear"/>
+            <w:tcMar>
+              <w:top w:w="160" w:type="dxa"/>
+              <w:left w:w="240" w:type="dxa"/>
+              <w:bottom w:w="160" w:type="dxa"/>
+              <w:right w:w="240" w:type="dxa"/>
+            </w:tcMar>
+            <w:vAlign w:val="center"/>
+          </w:tcPr>
+          <w:p>
+            <w:pPr>
+              <w:keepNext w:val="0"/>
+              <w:keepLines w:val="0"/>
+              <w:widowControl/>
+              <w:suppressLineNumbers w:val="0"/>
+              <w:bidi w:val="0"/>
+              <w:spacing w:before="0" w:beforeAutospacing="0" w:after="0" w:afterAutospacing="0" w:line="23" w:lineRule="atLeast"/>
+              <w:ind w:left="0" w:right="0"/>
+              <w:jc w:val="left"/>
+              <w:rPr>
+                <w:rFonts w:hint="default" w:ascii="sans-serif" w:hAnsi="sans-serif" w:eastAsia="sans-serif" w:cs="sans-serif"/>
+                <w:color w:val="1F1F1F"/>
+              </w:rPr>
+            </w:pPr>
+            <w:r>
+              <w:rPr>
+                <w:rFonts w:hint="default" w:ascii="sans-serif" w:hAnsi="sans-serif" w:eastAsia="sans-serif" w:cs="sans-serif"/>
+                <w:b/>
+                <w:bCs/>
+                <w:color w:val="1F1F1F"/>
+                <w:kern w:val="0"/>
+                <w:sz w:val="24"/>
+                <w:szCs w:val="24"/>
+                <w:bdr w:val="none" w:color="1F1F1F" w:sz="0" w:space="0"/>
+                <w:lang w:val="en-US" w:eastAsia="zh-CN" w:bidi="ar"/>
+              </w:rPr>
+              <w:t>4 枚</w:t>
+            </w:r>
+          </w:p>
+        </w:tc>
+        <w:tc>
+          <w:tcPr>
+            <w:tcW w:w="0" w:type="auto"/>
+            <w:tcBorders>
+              <w:top w:val="single" w:color="C4C7C5" w:sz="8" w:space="0"/>
+              <w:left w:val="single" w:color="C4C7C5" w:sz="8" w:space="0"/>
+              <w:bottom w:val="single" w:color="C4C7C5" w:sz="8" w:space="0"/>
+              <w:right w:val="single" w:color="C4C7C5" w:sz="8" w:space="0"/>
+            </w:tcBorders>
+            <w:shd w:val="clear"/>
+            <w:tcMar>
+              <w:top w:w="160" w:type="dxa"/>
+              <w:left w:w="240" w:type="dxa"/>
+              <w:bottom w:w="160" w:type="dxa"/>
+              <w:right w:w="240" w:type="dxa"/>
+            </w:tcMar>
+            <w:vAlign w:val="center"/>
+          </w:tcPr>
+          <w:p>
+            <w:pPr>
+              <w:keepNext w:val="0"/>
+              <w:keepLines w:val="0"/>
+              <w:widowControl/>
+              <w:suppressLineNumbers w:val="0"/>
+              <w:bidi w:val="0"/>
+              <w:spacing w:before="0" w:beforeAutospacing="0" w:after="0" w:afterAutospacing="0" w:line="23" w:lineRule="atLeast"/>
+              <w:ind w:left="0" w:right="0"/>
+              <w:jc w:val="left"/>
+              <w:rPr>
+                <w:rFonts w:hint="default" w:ascii="sans-serif" w:hAnsi="sans-serif" w:eastAsia="sans-serif" w:cs="sans-serif"/>
+                <w:color w:val="1F1F1F"/>
+              </w:rPr>
+            </w:pPr>
+            <w:r>
+              <w:rPr>
+                <w:rFonts w:hint="default" w:ascii="sans-serif" w:hAnsi="sans-serif" w:eastAsia="sans-serif" w:cs="sans-serif"/>
+                <w:b/>
+                <w:bCs/>
+                <w:color w:val="1F1F1F"/>
+                <w:kern w:val="0"/>
+                <w:sz w:val="24"/>
+                <w:szCs w:val="24"/>
+                <w:bdr w:val="none" w:color="1F1F1F" w:sz="0" w:space="0"/>
+                <w:lang w:val="en-US" w:eastAsia="zh-CN" w:bidi="ar"/>
+              </w:rPr>
+              <w:t>150% 物攻</w:t>
+            </w:r>
+          </w:p>
+        </w:tc>
+        <w:tc>
+          <w:tcPr>
+            <w:tcW w:w="0" w:type="auto"/>
+            <w:tcBorders>
+              <w:top w:val="single" w:color="C4C7C5" w:sz="8" w:space="0"/>
+              <w:left w:val="single" w:color="C4C7C5" w:sz="8" w:space="0"/>
+              <w:bottom w:val="single" w:color="C4C7C5" w:sz="8" w:space="0"/>
+              <w:right w:val="single" w:color="C4C7C5" w:sz="8" w:space="0"/>
+            </w:tcBorders>
+            <w:shd w:val="clear"/>
+            <w:tcMar>
+              <w:top w:w="160" w:type="dxa"/>
+              <w:left w:w="240" w:type="dxa"/>
+              <w:bottom w:w="160" w:type="dxa"/>
+              <w:right w:w="240" w:type="dxa"/>
+            </w:tcMar>
+            <w:vAlign w:val="center"/>
+          </w:tcPr>
+          <w:p>
+            <w:pPr>
+              <w:keepNext w:val="0"/>
+              <w:keepLines w:val="0"/>
+              <w:widowControl/>
+              <w:suppressLineNumbers w:val="0"/>
+              <w:bidi w:val="0"/>
+              <w:spacing w:before="0" w:beforeAutospacing="0" w:after="0" w:afterAutospacing="0" w:line="23" w:lineRule="atLeast"/>
+              <w:ind w:left="0" w:right="0"/>
+              <w:jc w:val="left"/>
+              <w:rPr>
+                <w:rFonts w:hint="default" w:ascii="sans-serif" w:hAnsi="sans-serif" w:eastAsia="sans-serif" w:cs="sans-serif"/>
+                <w:color w:val="1F1F1F"/>
+              </w:rPr>
+            </w:pPr>
+            <w:r>
+              <w:rPr>
+                <w:rFonts w:hint="default" w:ascii="sans-serif" w:hAnsi="sans-serif" w:eastAsia="sans-serif" w:cs="sans-serif"/>
+                <w:b/>
+                <w:bCs/>
+                <w:color w:val="1F1F1F"/>
+                <w:kern w:val="0"/>
+                <w:sz w:val="24"/>
+                <w:szCs w:val="24"/>
+                <w:bdr w:val="none" w:color="1F1F1F" w:sz="0" w:space="0"/>
+                <w:lang w:val="en-US" w:eastAsia="zh-CN" w:bidi="ar"/>
+              </w:rPr>
+              <w:t>160px</w:t>
+            </w:r>
+          </w:p>
+        </w:tc>
+        <w:tc>
+          <w:tcPr>
+            <w:tcW w:w="0" w:type="auto"/>
+            <w:tcBorders>
+              <w:top w:val="single" w:color="C4C7C5" w:sz="8" w:space="0"/>
+              <w:left w:val="single" w:color="C4C7C5" w:sz="8" w:space="0"/>
+              <w:bottom w:val="single" w:color="C4C7C5" w:sz="8" w:space="0"/>
+              <w:right w:val="single" w:color="C4C7C5" w:sz="8" w:space="0"/>
+            </w:tcBorders>
+            <w:shd w:val="clear"/>
+            <w:tcMar>
+              <w:top w:w="160" w:type="dxa"/>
+              <w:left w:w="240" w:type="dxa"/>
+              <w:bottom w:w="160" w:type="dxa"/>
+              <w:right w:w="240" w:type="dxa"/>
+            </w:tcMar>
+            <w:vAlign w:val="center"/>
+          </w:tcPr>
+          <w:p>
+            <w:pPr>
+              <w:keepNext w:val="0"/>
+              <w:keepLines w:val="0"/>
+              <w:widowControl/>
+              <w:suppressLineNumbers w:val="0"/>
+              <w:bidi w:val="0"/>
+              <w:spacing w:before="0" w:beforeAutospacing="0" w:after="0" w:afterAutospacing="0" w:line="23" w:lineRule="atLeast"/>
+              <w:ind w:left="0" w:right="0"/>
+              <w:jc w:val="left"/>
+              <w:rPr>
+                <w:rFonts w:hint="default" w:ascii="sans-serif" w:hAnsi="sans-serif" w:eastAsia="sans-serif" w:cs="sans-serif"/>
+                <w:color w:val="1F1F1F"/>
+              </w:rPr>
+            </w:pPr>
+            <w:r>
+              <w:rPr>
+                <w:rFonts w:hint="default" w:ascii="sans-serif" w:hAnsi="sans-serif" w:eastAsia="sans-serif" w:cs="sans-serif"/>
+                <w:b/>
+                <w:bCs/>
+                <w:color w:val="1F1F1F"/>
+                <w:kern w:val="0"/>
+                <w:sz w:val="24"/>
+                <w:szCs w:val="24"/>
+                <w:bdr w:val="none" w:color="1F1F1F" w:sz="0" w:space="0"/>
+                <w:lang w:val="en-US" w:eastAsia="zh-CN" w:bidi="ar"/>
+              </w:rPr>
+              <w:t>0.6s</w:t>
+            </w:r>
+          </w:p>
+        </w:tc>
+        <w:tc>
+          <w:tcPr>
+            <w:tcW w:w="0" w:type="auto"/>
+            <w:tcBorders>
+              <w:top w:val="single" w:color="C4C7C5" w:sz="8" w:space="0"/>
+              <w:left w:val="single" w:color="C4C7C5" w:sz="8" w:space="0"/>
+              <w:bottom w:val="single" w:color="C4C7C5" w:sz="8" w:space="0"/>
+              <w:right w:val="single" w:color="C4C7C5" w:sz="8" w:space="0"/>
+            </w:tcBorders>
+            <w:shd w:val="clear"/>
+            <w:tcMar>
+              <w:top w:w="160" w:type="dxa"/>
+              <w:left w:w="240" w:type="dxa"/>
+              <w:bottom w:w="160" w:type="dxa"/>
+              <w:right w:w="240" w:type="dxa"/>
+            </w:tcMar>
+            <w:vAlign w:val="center"/>
+          </w:tcPr>
+          <w:p>
+            <w:pPr>
+              <w:keepNext w:val="0"/>
+              <w:keepLines w:val="0"/>
+              <w:widowControl/>
+              <w:suppressLineNumbers w:val="0"/>
+              <w:bidi w:val="0"/>
+              <w:spacing w:before="0" w:beforeAutospacing="0" w:after="0" w:afterAutospacing="0" w:line="23" w:lineRule="atLeast"/>
+              <w:ind w:left="0" w:right="0"/>
+              <w:jc w:val="left"/>
+              <w:rPr>
+                <w:rFonts w:hint="default" w:ascii="sans-serif" w:hAnsi="sans-serif" w:eastAsia="sans-serif" w:cs="sans-serif"/>
+                <w:color w:val="1F1F1F"/>
+              </w:rPr>
+            </w:pPr>
+            <w:r>
+              <w:rPr>
+                <w:rFonts w:hint="default" w:ascii="sans-serif" w:hAnsi="sans-serif" w:eastAsia="sans-serif" w:cs="sans-serif"/>
+                <w:b/>
+                <w:bCs/>
+                <w:color w:val="1F1F1F"/>
+                <w:kern w:val="0"/>
+                <w:sz w:val="24"/>
+                <w:szCs w:val="24"/>
+                <w:bdr w:val="none" w:color="1F1F1F" w:sz="0" w:space="0"/>
+                <w:lang w:val="en-US" w:eastAsia="zh-CN" w:bidi="ar"/>
+              </w:rPr>
+              <w:t>15s</w:t>
+            </w:r>
+          </w:p>
+        </w:tc>
+        <w:tc>
+          <w:tcPr>
+            <w:tcW w:w="0" w:type="auto"/>
+            <w:tcBorders>
+              <w:top w:val="single" w:color="C4C7C5" w:sz="8" w:space="0"/>
+              <w:left w:val="single" w:color="C4C7C5" w:sz="8" w:space="0"/>
+              <w:bottom w:val="single" w:color="C4C7C5" w:sz="8" w:space="0"/>
+              <w:right w:val="single" w:color="C4C7C5" w:sz="8" w:space="0"/>
+            </w:tcBorders>
+            <w:shd w:val="clear"/>
+            <w:tcMar>
+              <w:top w:w="160" w:type="dxa"/>
+              <w:left w:w="240" w:type="dxa"/>
+              <w:bottom w:w="160" w:type="dxa"/>
+              <w:right w:w="240" w:type="dxa"/>
+            </w:tcMar>
+            <w:vAlign w:val="center"/>
+          </w:tcPr>
+          <w:p>
+            <w:pPr>
+              <w:keepNext w:val="0"/>
+              <w:keepLines w:val="0"/>
+              <w:widowControl/>
+              <w:suppressLineNumbers w:val="0"/>
+              <w:bidi w:val="0"/>
+              <w:spacing w:before="0" w:beforeAutospacing="0" w:after="0" w:afterAutospacing="0" w:line="23" w:lineRule="atLeast"/>
+              <w:ind w:left="0" w:right="0"/>
+              <w:jc w:val="left"/>
+              <w:rPr>
+                <w:rFonts w:hint="default" w:ascii="sans-serif" w:hAnsi="sans-serif" w:eastAsia="sans-serif" w:cs="sans-serif"/>
+                <w:color w:val="1F1F1F"/>
+              </w:rPr>
+            </w:pPr>
+            <w:r>
+              <w:rPr>
+                <w:rFonts w:hint="default" w:ascii="sans-serif" w:hAnsi="sans-serif" w:eastAsia="sans-serif" w:cs="sans-serif"/>
+                <w:b/>
+                <w:bCs/>
+                <w:color w:val="1F1F1F"/>
+                <w:kern w:val="0"/>
+                <w:sz w:val="24"/>
+                <w:szCs w:val="24"/>
+                <w:bdr w:val="none" w:color="1F1F1F" w:sz="0" w:space="0"/>
+                <w:lang w:val="en-US" w:eastAsia="zh-CN" w:bidi="ar"/>
+              </w:rPr>
+              <w:t>10s</w:t>
             </w:r>
           </w:p>
         </w:tc>
@@ -4374,17 +8119,27 @@
     </w:tbl>
     <w:p>
       <w:pPr>
-        <w:spacing w:before="120" w:after="120" w:line="288" w:lineRule="auto"/>
-        <w:ind w:left="0"/>
+        <w:keepNext w:val="0"/>
+        <w:keepLines w:val="0"/>
+        <w:widowControl/>
+        <w:numPr>
+          <w:numId w:val="0"/>
+        </w:numPr>
+        <w:suppressLineNumbers w:val="0"/>
+        <w:ind w:leftChars="0"/>
         <w:jc w:val="left"/>
+        <w:rPr>
+          <w:rFonts w:ascii="Arial" w:hAnsi="Arial" w:eastAsia="等线" w:cs="Arial"/>
+          <w:b/>
+          <w:sz w:val="28"/>
+        </w:rPr>
       </w:pPr>
       <w:r>
         <w:rPr>
-          <w:rFonts w:ascii="Arial" w:hAnsi="Arial" w:eastAsia="等线" w:cs="Arial"/>
-          <w:i/>
-          <w:sz w:val="22"/>
-        </w:rPr>
-        <w:t>坦流剩余2个预留技能位（策划预留扩容，暂无数值、特效、功能）</w:t>
+          <w:rFonts w:hint="eastAsia" w:ascii="宋体" w:hAnsi="宋体" w:eastAsia="宋体" w:cs="宋体"/>
+          <w:sz w:val="24"/>
+        </w:rPr>
+        <w:t xml:space="preserve">  </w:t>
       </w:r>
     </w:p>
     <w:p>
@@ -4491,8 +8246,10 @@
     </w:p>
     <w:p>
       <w:pPr>
-        <w:spacing w:before="120" w:after="120" w:line="288" w:lineRule="auto"/>
-        <w:ind w:left="0"/>
+        <w:keepNext w:val="0"/>
+        <w:keepLines w:val="0"/>
+        <w:widowControl/>
+        <w:suppressLineNumbers w:val="0"/>
         <w:jc w:val="left"/>
       </w:pPr>
       <w:r>
@@ -4508,7 +8265,17 @@
           <w:rFonts w:ascii="Arial" w:hAnsi="Arial" w:eastAsia="等线" w:cs="Arial"/>
           <w:sz w:val="22"/>
         </w:rPr>
-        <w:t>：英雄释放近身大范围AOE伤害，随等级提升伤害、命中数量与吸血能力，满级扩大攻击范围，是割草流核心清场技能，快速清理人海小怪，同时依靠吸血保障自身续航。</w:t>
+        <w:t>：</w:t>
+      </w:r>
+      <w:r>
+        <w:rPr>
+          <w:rFonts w:ascii="宋体" w:hAnsi="宋体" w:eastAsia="宋体" w:cs="宋体"/>
+          <w:kern w:val="0"/>
+          <w:sz w:val="24"/>
+          <w:szCs w:val="24"/>
+          <w:lang w:val="en-US" w:eastAsia="zh-CN" w:bidi="ar"/>
+        </w:rPr>
+        <w:t>英雄向场上目标（或随机方向）发射一道带有切割属性的龙卷风。龙卷风在持续时间内会缓慢移动并旋转，对接触到的敌方单位造成持续物理伤害。</w:t>
       </w:r>
     </w:p>
     <w:p>
@@ -4535,7 +8302,7 @@
     </w:p>
     <w:tbl>
       <w:tblPr>
-        <w:tblStyle w:val="4"/>
+        <w:tblStyle w:val="5"/>
         <w:tblW w:w="0" w:type="auto"/>
         <w:tblInd w:w="0" w:type="dxa"/>
         <w:tblBorders>
@@ -4571,17 +8338,28 @@
               <w:bottom w:w="30" w:type="dxa"/>
               <w:right w:w="120" w:type="dxa"/>
             </w:tcMar>
-          </w:tcPr>
-          <w:p>
-            <w:pPr>
-              <w:spacing w:before="120" w:after="120" w:line="288" w:lineRule="auto"/>
-              <w:ind w:left="0"/>
-              <w:jc w:val="left"/>
-            </w:pPr>
-            <w:r>
-              <w:rPr>
-                <w:rFonts w:ascii="Arial" w:hAnsi="Arial" w:eastAsia="等线" w:cs="Arial"/>
-                <w:sz w:val="22"/>
+            <w:vAlign w:val="center"/>
+          </w:tcPr>
+          <w:p>
+            <w:pPr>
+              <w:keepNext w:val="0"/>
+              <w:keepLines w:val="0"/>
+              <w:widowControl/>
+              <w:suppressLineNumbers w:val="0"/>
+              <w:bidi w:val="0"/>
+              <w:spacing w:before="0" w:beforeAutospacing="0" w:after="0" w:afterAutospacing="0" w:line="23" w:lineRule="atLeast"/>
+              <w:ind w:left="0" w:leftChars="0" w:right="0" w:rightChars="0"/>
+              <w:jc w:val="left"/>
+            </w:pPr>
+            <w:r>
+              <w:rPr>
+                <w:rStyle w:val="7"/>
+                <w:rFonts w:hint="default" w:ascii="sans-serif" w:hAnsi="sans-serif" w:eastAsia="sans-serif" w:cs="sans-serif"/>
+                <w:color w:val="1F1F1F"/>
+                <w:kern w:val="0"/>
+                <w:sz w:val="24"/>
+                <w:szCs w:val="24"/>
+                <w:lang w:val="en-US" w:eastAsia="zh-CN" w:bidi="ar"/>
               </w:rPr>
               <w:t>等级</w:t>
             </w:r>
@@ -4596,19 +8374,30 @@
               <w:bottom w:w="30" w:type="dxa"/>
               <w:right w:w="120" w:type="dxa"/>
             </w:tcMar>
-          </w:tcPr>
-          <w:p>
-            <w:pPr>
-              <w:spacing w:before="120" w:after="120" w:line="288" w:lineRule="auto"/>
-              <w:ind w:left="0"/>
-              <w:jc w:val="left"/>
-            </w:pPr>
-            <w:r>
-              <w:rPr>
-                <w:rFonts w:ascii="Arial" w:hAnsi="Arial" w:eastAsia="等线" w:cs="Arial"/>
-                <w:sz w:val="22"/>
-              </w:rPr>
-              <w:t>物攻倍率</w:t>
+            <w:vAlign w:val="center"/>
+          </w:tcPr>
+          <w:p>
+            <w:pPr>
+              <w:keepNext w:val="0"/>
+              <w:keepLines w:val="0"/>
+              <w:widowControl/>
+              <w:suppressLineNumbers w:val="0"/>
+              <w:bidi w:val="0"/>
+              <w:spacing w:before="0" w:beforeAutospacing="0" w:after="0" w:afterAutospacing="0" w:line="23" w:lineRule="atLeast"/>
+              <w:ind w:left="0" w:leftChars="0" w:right="0" w:rightChars="0"/>
+              <w:jc w:val="left"/>
+            </w:pPr>
+            <w:r>
+              <w:rPr>
+                <w:rStyle w:val="7"/>
+                <w:rFonts w:hint="default" w:ascii="sans-serif" w:hAnsi="sans-serif" w:eastAsia="sans-serif" w:cs="sans-serif"/>
+                <w:color w:val="1F1F1F"/>
+                <w:kern w:val="0"/>
+                <w:sz w:val="24"/>
+                <w:szCs w:val="24"/>
+                <w:lang w:val="en-US" w:eastAsia="zh-CN" w:bidi="ar"/>
+              </w:rPr>
+              <w:t>龙卷风数量</w:t>
             </w:r>
           </w:p>
         </w:tc>
@@ -4621,19 +8410,30 @@
               <w:bottom w:w="30" w:type="dxa"/>
               <w:right w:w="120" w:type="dxa"/>
             </w:tcMar>
-          </w:tcPr>
-          <w:p>
-            <w:pPr>
-              <w:spacing w:before="120" w:after="120" w:line="288" w:lineRule="auto"/>
-              <w:ind w:left="0"/>
-              <w:jc w:val="left"/>
-            </w:pPr>
-            <w:r>
-              <w:rPr>
-                <w:rFonts w:ascii="Arial" w:hAnsi="Arial" w:eastAsia="等线" w:cs="Arial"/>
-                <w:sz w:val="22"/>
-              </w:rPr>
-              <w:t>最大命中目标</w:t>
+            <w:vAlign w:val="center"/>
+          </w:tcPr>
+          <w:p>
+            <w:pPr>
+              <w:keepNext w:val="0"/>
+              <w:keepLines w:val="0"/>
+              <w:widowControl/>
+              <w:suppressLineNumbers w:val="0"/>
+              <w:bidi w:val="0"/>
+              <w:spacing w:before="0" w:beforeAutospacing="0" w:after="0" w:afterAutospacing="0" w:line="23" w:lineRule="atLeast"/>
+              <w:ind w:left="0" w:leftChars="0" w:right="0" w:rightChars="0"/>
+              <w:jc w:val="left"/>
+            </w:pPr>
+            <w:r>
+              <w:rPr>
+                <w:rStyle w:val="7"/>
+                <w:rFonts w:hint="default" w:ascii="sans-serif" w:hAnsi="sans-serif" w:eastAsia="sans-serif" w:cs="sans-serif"/>
+                <w:color w:val="1F1F1F"/>
+                <w:kern w:val="0"/>
+                <w:sz w:val="24"/>
+                <w:szCs w:val="24"/>
+                <w:lang w:val="en-US" w:eastAsia="zh-CN" w:bidi="ar"/>
+              </w:rPr>
+              <w:t>伤害倍率 (每秒)</w:t>
             </w:r>
           </w:p>
         </w:tc>
@@ -4646,19 +8446,30 @@
               <w:bottom w:w="30" w:type="dxa"/>
               <w:right w:w="120" w:type="dxa"/>
             </w:tcMar>
-          </w:tcPr>
-          <w:p>
-            <w:pPr>
-              <w:spacing w:before="120" w:after="120" w:line="288" w:lineRule="auto"/>
-              <w:ind w:left="0"/>
-              <w:jc w:val="left"/>
-            </w:pPr>
-            <w:r>
-              <w:rPr>
-                <w:rFonts w:ascii="Arial" w:hAnsi="Arial" w:eastAsia="等线" w:cs="Arial"/>
-                <w:sz w:val="22"/>
-              </w:rPr>
-              <w:t>吸血比例</w:t>
+            <w:vAlign w:val="center"/>
+          </w:tcPr>
+          <w:p>
+            <w:pPr>
+              <w:keepNext w:val="0"/>
+              <w:keepLines w:val="0"/>
+              <w:widowControl/>
+              <w:suppressLineNumbers w:val="0"/>
+              <w:bidi w:val="0"/>
+              <w:spacing w:before="0" w:beforeAutospacing="0" w:after="0" w:afterAutospacing="0" w:line="23" w:lineRule="atLeast"/>
+              <w:ind w:left="0" w:leftChars="0" w:right="0" w:rightChars="0"/>
+              <w:jc w:val="left"/>
+            </w:pPr>
+            <w:r>
+              <w:rPr>
+                <w:rStyle w:val="7"/>
+                <w:rFonts w:hint="default" w:ascii="sans-serif" w:hAnsi="sans-serif" w:eastAsia="sans-serif" w:cs="sans-serif"/>
+                <w:color w:val="1F1F1F"/>
+                <w:kern w:val="0"/>
+                <w:sz w:val="24"/>
+                <w:szCs w:val="24"/>
+                <w:lang w:val="en-US" w:eastAsia="zh-CN" w:bidi="ar"/>
+              </w:rPr>
+              <w:t>攻击半径 (像素)</w:t>
             </w:r>
           </w:p>
         </w:tc>
@@ -4671,19 +8482,30 @@
               <w:bottom w:w="30" w:type="dxa"/>
               <w:right w:w="120" w:type="dxa"/>
             </w:tcMar>
-          </w:tcPr>
-          <w:p>
-            <w:pPr>
-              <w:spacing w:before="120" w:after="120" w:line="288" w:lineRule="auto"/>
-              <w:ind w:left="0"/>
-              <w:jc w:val="left"/>
-            </w:pPr>
-            <w:r>
-              <w:rPr>
-                <w:rFonts w:ascii="Arial" w:hAnsi="Arial" w:eastAsia="等线" w:cs="Arial"/>
-                <w:sz w:val="22"/>
-              </w:rPr>
-              <w:t>额外效果</w:t>
+            <w:vAlign w:val="center"/>
+          </w:tcPr>
+          <w:p>
+            <w:pPr>
+              <w:keepNext w:val="0"/>
+              <w:keepLines w:val="0"/>
+              <w:widowControl/>
+              <w:suppressLineNumbers w:val="0"/>
+              <w:bidi w:val="0"/>
+              <w:spacing w:before="0" w:beforeAutospacing="0" w:after="0" w:afterAutospacing="0" w:line="23" w:lineRule="atLeast"/>
+              <w:ind w:left="0" w:leftChars="0" w:right="0" w:rightChars="0"/>
+              <w:jc w:val="left"/>
+            </w:pPr>
+            <w:r>
+              <w:rPr>
+                <w:rStyle w:val="7"/>
+                <w:rFonts w:hint="default" w:ascii="sans-serif" w:hAnsi="sans-serif" w:eastAsia="sans-serif" w:cs="sans-serif"/>
+                <w:color w:val="1F1F1F"/>
+                <w:kern w:val="0"/>
+                <w:sz w:val="24"/>
+                <w:szCs w:val="24"/>
+                <w:lang w:val="en-US" w:eastAsia="zh-CN" w:bidi="ar"/>
+              </w:rPr>
+              <w:t>持续时间</w:t>
             </w:r>
           </w:p>
         </w:tc>
@@ -4698,17 +8520,29 @@
               <w:bottom w:w="30" w:type="dxa"/>
               <w:right w:w="120" w:type="dxa"/>
             </w:tcMar>
-          </w:tcPr>
-          <w:p>
-            <w:pPr>
-              <w:spacing w:before="120" w:after="120" w:line="288" w:lineRule="auto"/>
-              <w:ind w:left="0"/>
-              <w:jc w:val="left"/>
-            </w:pPr>
-            <w:r>
-              <w:rPr>
-                <w:rFonts w:ascii="Arial" w:hAnsi="Arial" w:eastAsia="等线" w:cs="Arial"/>
-                <w:sz w:val="22"/>
+            <w:vAlign w:val="center"/>
+          </w:tcPr>
+          <w:p>
+            <w:pPr>
+              <w:keepNext w:val="0"/>
+              <w:keepLines w:val="0"/>
+              <w:widowControl/>
+              <w:suppressLineNumbers w:val="0"/>
+              <w:bidi w:val="0"/>
+              <w:spacing w:before="0" w:beforeAutospacing="0" w:after="0" w:afterAutospacing="0" w:line="23" w:lineRule="atLeast"/>
+              <w:ind w:left="0" w:leftChars="0" w:right="0" w:rightChars="0"/>
+              <w:jc w:val="left"/>
+            </w:pPr>
+            <w:r>
+              <w:rPr>
+                <w:rFonts w:hint="default" w:ascii="sans-serif" w:hAnsi="sans-serif" w:eastAsia="sans-serif" w:cs="sans-serif"/>
+                <w:b/>
+                <w:bCs/>
+                <w:color w:val="1F1F1F"/>
+                <w:kern w:val="0"/>
+                <w:sz w:val="24"/>
+                <w:szCs w:val="24"/>
+                <w:lang w:val="en-US" w:eastAsia="zh-CN" w:bidi="ar"/>
               </w:rPr>
               <w:t>1</w:t>
             </w:r>
@@ -4723,19 +8557,29 @@
               <w:bottom w:w="30" w:type="dxa"/>
               <w:right w:w="120" w:type="dxa"/>
             </w:tcMar>
-          </w:tcPr>
-          <w:p>
-            <w:pPr>
-              <w:spacing w:before="120" w:after="120" w:line="288" w:lineRule="auto"/>
-              <w:ind w:left="0"/>
-              <w:jc w:val="left"/>
-            </w:pPr>
-            <w:r>
-              <w:rPr>
-                <w:rFonts w:ascii="Arial" w:hAnsi="Arial" w:eastAsia="等线" w:cs="Arial"/>
-                <w:sz w:val="22"/>
-              </w:rPr>
-              <w:t>75%</w:t>
+            <w:vAlign w:val="center"/>
+          </w:tcPr>
+          <w:p>
+            <w:pPr>
+              <w:keepNext w:val="0"/>
+              <w:keepLines w:val="0"/>
+              <w:widowControl/>
+              <w:suppressLineNumbers w:val="0"/>
+              <w:bidi w:val="0"/>
+              <w:spacing w:before="0" w:beforeAutospacing="0" w:after="0" w:afterAutospacing="0" w:line="23" w:lineRule="atLeast"/>
+              <w:ind w:left="0" w:leftChars="0" w:right="0" w:rightChars="0"/>
+              <w:jc w:val="left"/>
+            </w:pPr>
+            <w:r>
+              <w:rPr>
+                <w:rFonts w:hint="default" w:ascii="sans-serif" w:hAnsi="sans-serif" w:eastAsia="sans-serif" w:cs="sans-serif"/>
+                <w:color w:val="1F1F1F"/>
+                <w:kern w:val="0"/>
+                <w:sz w:val="24"/>
+                <w:szCs w:val="24"/>
+                <w:lang w:val="en-US" w:eastAsia="zh-CN" w:bidi="ar"/>
+              </w:rPr>
+              <w:t>1 道</w:t>
             </w:r>
           </w:p>
         </w:tc>
@@ -4748,19 +8592,29 @@
               <w:bottom w:w="30" w:type="dxa"/>
               <w:right w:w="120" w:type="dxa"/>
             </w:tcMar>
-          </w:tcPr>
-          <w:p>
-            <w:pPr>
-              <w:spacing w:before="120" w:after="120" w:line="288" w:lineRule="auto"/>
-              <w:ind w:left="0"/>
-              <w:jc w:val="left"/>
-            </w:pPr>
-            <w:r>
-              <w:rPr>
-                <w:rFonts w:ascii="Arial" w:hAnsi="Arial" w:eastAsia="等线" w:cs="Arial"/>
-                <w:sz w:val="22"/>
-              </w:rPr>
-              <w:t>6</w:t>
+            <w:vAlign w:val="center"/>
+          </w:tcPr>
+          <w:p>
+            <w:pPr>
+              <w:keepNext w:val="0"/>
+              <w:keepLines w:val="0"/>
+              <w:widowControl/>
+              <w:suppressLineNumbers w:val="0"/>
+              <w:bidi w:val="0"/>
+              <w:spacing w:before="0" w:beforeAutospacing="0" w:after="0" w:afterAutospacing="0" w:line="23" w:lineRule="atLeast"/>
+              <w:ind w:left="0" w:leftChars="0" w:right="0" w:rightChars="0"/>
+              <w:jc w:val="left"/>
+            </w:pPr>
+            <w:r>
+              <w:rPr>
+                <w:rFonts w:hint="default" w:ascii="sans-serif" w:hAnsi="sans-serif" w:eastAsia="sans-serif" w:cs="sans-serif"/>
+                <w:color w:val="1F1F1F"/>
+                <w:kern w:val="0"/>
+                <w:sz w:val="24"/>
+                <w:szCs w:val="24"/>
+                <w:lang w:val="en-US" w:eastAsia="zh-CN" w:bidi="ar"/>
+              </w:rPr>
+              <w:t>40% 物攻</w:t>
             </w:r>
           </w:p>
         </w:tc>
@@ -4773,19 +8627,29 @@
               <w:bottom w:w="30" w:type="dxa"/>
               <w:right w:w="120" w:type="dxa"/>
             </w:tcMar>
-          </w:tcPr>
-          <w:p>
-            <w:pPr>
-              <w:spacing w:before="120" w:after="120" w:line="288" w:lineRule="auto"/>
-              <w:ind w:left="0"/>
-              <w:jc w:val="left"/>
-            </w:pPr>
-            <w:r>
-              <w:rPr>
-                <w:rFonts w:ascii="Arial" w:hAnsi="Arial" w:eastAsia="等线" w:cs="Arial"/>
-                <w:sz w:val="22"/>
-              </w:rPr>
-              <w:t>0</w:t>
+            <w:vAlign w:val="center"/>
+          </w:tcPr>
+          <w:p>
+            <w:pPr>
+              <w:keepNext w:val="0"/>
+              <w:keepLines w:val="0"/>
+              <w:widowControl/>
+              <w:suppressLineNumbers w:val="0"/>
+              <w:bidi w:val="0"/>
+              <w:spacing w:before="0" w:beforeAutospacing="0" w:after="0" w:afterAutospacing="0" w:line="23" w:lineRule="atLeast"/>
+              <w:ind w:left="0" w:leftChars="0" w:right="0" w:rightChars="0"/>
+              <w:jc w:val="left"/>
+            </w:pPr>
+            <w:r>
+              <w:rPr>
+                <w:rFonts w:hint="default" w:ascii="sans-serif" w:hAnsi="sans-serif" w:eastAsia="sans-serif" w:cs="sans-serif"/>
+                <w:color w:val="1F1F1F"/>
+                <w:kern w:val="0"/>
+                <w:sz w:val="24"/>
+                <w:szCs w:val="24"/>
+                <w:lang w:val="en-US" w:eastAsia="zh-CN" w:bidi="ar"/>
+              </w:rPr>
+              <w:t>20px</w:t>
             </w:r>
           </w:p>
         </w:tc>
@@ -4798,19 +8662,29 @@
               <w:bottom w:w="30" w:type="dxa"/>
               <w:right w:w="120" w:type="dxa"/>
             </w:tcMar>
-          </w:tcPr>
-          <w:p>
-            <w:pPr>
-              <w:spacing w:before="120" w:after="120" w:line="288" w:lineRule="auto"/>
-              <w:ind w:left="0"/>
-              <w:jc w:val="left"/>
-            </w:pPr>
-            <w:r>
-              <w:rPr>
-                <w:rFonts w:ascii="Arial" w:hAnsi="Arial" w:eastAsia="等线" w:cs="Arial"/>
-                <w:sz w:val="22"/>
-              </w:rPr>
-              <w:t>无</w:t>
+            <w:vAlign w:val="center"/>
+          </w:tcPr>
+          <w:p>
+            <w:pPr>
+              <w:keepNext w:val="0"/>
+              <w:keepLines w:val="0"/>
+              <w:widowControl/>
+              <w:suppressLineNumbers w:val="0"/>
+              <w:bidi w:val="0"/>
+              <w:spacing w:before="0" w:beforeAutospacing="0" w:after="0" w:afterAutospacing="0" w:line="23" w:lineRule="atLeast"/>
+              <w:ind w:left="0" w:leftChars="0" w:right="0" w:rightChars="0"/>
+              <w:jc w:val="left"/>
+            </w:pPr>
+            <w:r>
+              <w:rPr>
+                <w:rFonts w:hint="default" w:ascii="sans-serif" w:hAnsi="sans-serif" w:eastAsia="sans-serif" w:cs="sans-serif"/>
+                <w:color w:val="1F1F1F"/>
+                <w:kern w:val="0"/>
+                <w:sz w:val="24"/>
+                <w:szCs w:val="24"/>
+                <w:lang w:val="en-US" w:eastAsia="zh-CN" w:bidi="ar"/>
+              </w:rPr>
+              <w:t>2.0s</w:t>
             </w:r>
           </w:p>
         </w:tc>
@@ -4825,17 +8699,29 @@
               <w:bottom w:w="30" w:type="dxa"/>
               <w:right w:w="120" w:type="dxa"/>
             </w:tcMar>
-          </w:tcPr>
-          <w:p>
-            <w:pPr>
-              <w:spacing w:before="120" w:after="120" w:line="288" w:lineRule="auto"/>
-              <w:ind w:left="0"/>
-              <w:jc w:val="left"/>
-            </w:pPr>
-            <w:r>
-              <w:rPr>
-                <w:rFonts w:ascii="Arial" w:hAnsi="Arial" w:eastAsia="等线" w:cs="Arial"/>
-                <w:sz w:val="22"/>
+            <w:vAlign w:val="center"/>
+          </w:tcPr>
+          <w:p>
+            <w:pPr>
+              <w:keepNext w:val="0"/>
+              <w:keepLines w:val="0"/>
+              <w:widowControl/>
+              <w:suppressLineNumbers w:val="0"/>
+              <w:bidi w:val="0"/>
+              <w:spacing w:before="0" w:beforeAutospacing="0" w:after="0" w:afterAutospacing="0" w:line="23" w:lineRule="atLeast"/>
+              <w:ind w:left="0" w:leftChars="0" w:right="0" w:rightChars="0"/>
+              <w:jc w:val="left"/>
+            </w:pPr>
+            <w:r>
+              <w:rPr>
+                <w:rFonts w:hint="default" w:ascii="sans-serif" w:hAnsi="sans-serif" w:eastAsia="sans-serif" w:cs="sans-serif"/>
+                <w:b/>
+                <w:bCs/>
+                <w:color w:val="1F1F1F"/>
+                <w:kern w:val="0"/>
+                <w:sz w:val="24"/>
+                <w:szCs w:val="24"/>
+                <w:lang w:val="en-US" w:eastAsia="zh-CN" w:bidi="ar"/>
               </w:rPr>
               <w:t>2</w:t>
             </w:r>
@@ -4850,19 +8736,29 @@
               <w:bottom w:w="30" w:type="dxa"/>
               <w:right w:w="120" w:type="dxa"/>
             </w:tcMar>
-          </w:tcPr>
-          <w:p>
-            <w:pPr>
-              <w:spacing w:before="120" w:after="120" w:line="288" w:lineRule="auto"/>
-              <w:ind w:left="0"/>
-              <w:jc w:val="left"/>
-            </w:pPr>
-            <w:r>
-              <w:rPr>
-                <w:rFonts w:ascii="Arial" w:hAnsi="Arial" w:eastAsia="等线" w:cs="Arial"/>
-                <w:sz w:val="22"/>
-              </w:rPr>
-              <w:t>90%</w:t>
+            <w:vAlign w:val="center"/>
+          </w:tcPr>
+          <w:p>
+            <w:pPr>
+              <w:keepNext w:val="0"/>
+              <w:keepLines w:val="0"/>
+              <w:widowControl/>
+              <w:suppressLineNumbers w:val="0"/>
+              <w:bidi w:val="0"/>
+              <w:spacing w:before="0" w:beforeAutospacing="0" w:after="0" w:afterAutospacing="0" w:line="23" w:lineRule="atLeast"/>
+              <w:ind w:left="0" w:leftChars="0" w:right="0" w:rightChars="0"/>
+              <w:jc w:val="left"/>
+            </w:pPr>
+            <w:r>
+              <w:rPr>
+                <w:rFonts w:hint="default" w:ascii="sans-serif" w:hAnsi="sans-serif" w:eastAsia="sans-serif" w:cs="sans-serif"/>
+                <w:color w:val="1F1F1F"/>
+                <w:kern w:val="0"/>
+                <w:sz w:val="24"/>
+                <w:szCs w:val="24"/>
+                <w:lang w:val="en-US" w:eastAsia="zh-CN" w:bidi="ar"/>
+              </w:rPr>
+              <w:t>1 道</w:t>
             </w:r>
           </w:p>
         </w:tc>
@@ -4875,19 +8771,29 @@
               <w:bottom w:w="30" w:type="dxa"/>
               <w:right w:w="120" w:type="dxa"/>
             </w:tcMar>
-          </w:tcPr>
-          <w:p>
-            <w:pPr>
-              <w:spacing w:before="120" w:after="120" w:line="288" w:lineRule="auto"/>
-              <w:ind w:left="0"/>
-              <w:jc w:val="left"/>
-            </w:pPr>
-            <w:r>
-              <w:rPr>
-                <w:rFonts w:ascii="Arial" w:hAnsi="Arial" w:eastAsia="等线" w:cs="Arial"/>
-                <w:sz w:val="22"/>
-              </w:rPr>
-              <w:t>7</w:t>
+            <w:vAlign w:val="center"/>
+          </w:tcPr>
+          <w:p>
+            <w:pPr>
+              <w:keepNext w:val="0"/>
+              <w:keepLines w:val="0"/>
+              <w:widowControl/>
+              <w:suppressLineNumbers w:val="0"/>
+              <w:bidi w:val="0"/>
+              <w:spacing w:before="0" w:beforeAutospacing="0" w:after="0" w:afterAutospacing="0" w:line="23" w:lineRule="atLeast"/>
+              <w:ind w:left="0" w:leftChars="0" w:right="0" w:rightChars="0"/>
+              <w:jc w:val="left"/>
+            </w:pPr>
+            <w:r>
+              <w:rPr>
+                <w:rFonts w:hint="default" w:ascii="sans-serif" w:hAnsi="sans-serif" w:eastAsia="sans-serif" w:cs="sans-serif"/>
+                <w:color w:val="1F1F1F"/>
+                <w:kern w:val="0"/>
+                <w:sz w:val="24"/>
+                <w:szCs w:val="24"/>
+                <w:lang w:val="en-US" w:eastAsia="zh-CN" w:bidi="ar"/>
+              </w:rPr>
+              <w:t>55% 物攻</w:t>
             </w:r>
           </w:p>
         </w:tc>
@@ -4900,19 +8806,29 @@
               <w:bottom w:w="30" w:type="dxa"/>
               <w:right w:w="120" w:type="dxa"/>
             </w:tcMar>
-          </w:tcPr>
-          <w:p>
-            <w:pPr>
-              <w:spacing w:before="120" w:after="120" w:line="288" w:lineRule="auto"/>
-              <w:ind w:left="0"/>
-              <w:jc w:val="left"/>
-            </w:pPr>
-            <w:r>
-              <w:rPr>
-                <w:rFonts w:ascii="Arial" w:hAnsi="Arial" w:eastAsia="等线" w:cs="Arial"/>
-                <w:sz w:val="22"/>
-              </w:rPr>
-              <w:t>0</w:t>
+            <w:vAlign w:val="center"/>
+          </w:tcPr>
+          <w:p>
+            <w:pPr>
+              <w:keepNext w:val="0"/>
+              <w:keepLines w:val="0"/>
+              <w:widowControl/>
+              <w:suppressLineNumbers w:val="0"/>
+              <w:bidi w:val="0"/>
+              <w:spacing w:before="0" w:beforeAutospacing="0" w:after="0" w:afterAutospacing="0" w:line="23" w:lineRule="atLeast"/>
+              <w:ind w:left="0" w:leftChars="0" w:right="0" w:rightChars="0"/>
+              <w:jc w:val="left"/>
+            </w:pPr>
+            <w:r>
+              <w:rPr>
+                <w:rFonts w:hint="default" w:ascii="sans-serif" w:hAnsi="sans-serif" w:eastAsia="sans-serif" w:cs="sans-serif"/>
+                <w:color w:val="1F1F1F"/>
+                <w:kern w:val="0"/>
+                <w:sz w:val="24"/>
+                <w:szCs w:val="24"/>
+                <w:lang w:val="en-US" w:eastAsia="zh-CN" w:bidi="ar"/>
+              </w:rPr>
+              <w:t>25px</w:t>
             </w:r>
           </w:p>
         </w:tc>
@@ -4925,19 +8841,29 @@
               <w:bottom w:w="30" w:type="dxa"/>
               <w:right w:w="120" w:type="dxa"/>
             </w:tcMar>
-          </w:tcPr>
-          <w:p>
-            <w:pPr>
-              <w:spacing w:before="120" w:after="120" w:line="288" w:lineRule="auto"/>
-              <w:ind w:left="0"/>
-              <w:jc w:val="left"/>
-            </w:pPr>
-            <w:r>
-              <w:rPr>
-                <w:rFonts w:ascii="Arial" w:hAnsi="Arial" w:eastAsia="等线" w:cs="Arial"/>
-                <w:sz w:val="22"/>
-              </w:rPr>
-              <w:t>无</w:t>
+            <w:vAlign w:val="center"/>
+          </w:tcPr>
+          <w:p>
+            <w:pPr>
+              <w:keepNext w:val="0"/>
+              <w:keepLines w:val="0"/>
+              <w:widowControl/>
+              <w:suppressLineNumbers w:val="0"/>
+              <w:bidi w:val="0"/>
+              <w:spacing w:before="0" w:beforeAutospacing="0" w:after="0" w:afterAutospacing="0" w:line="23" w:lineRule="atLeast"/>
+              <w:ind w:left="0" w:leftChars="0" w:right="0" w:rightChars="0"/>
+              <w:jc w:val="left"/>
+            </w:pPr>
+            <w:r>
+              <w:rPr>
+                <w:rFonts w:hint="default" w:ascii="sans-serif" w:hAnsi="sans-serif" w:eastAsia="sans-serif" w:cs="sans-serif"/>
+                <w:color w:val="1F1F1F"/>
+                <w:kern w:val="0"/>
+                <w:sz w:val="24"/>
+                <w:szCs w:val="24"/>
+                <w:lang w:val="en-US" w:eastAsia="zh-CN" w:bidi="ar"/>
+              </w:rPr>
+              <w:t>2.5s</w:t>
             </w:r>
           </w:p>
         </w:tc>
@@ -4952,17 +8878,29 @@
               <w:bottom w:w="30" w:type="dxa"/>
               <w:right w:w="120" w:type="dxa"/>
             </w:tcMar>
-          </w:tcPr>
-          <w:p>
-            <w:pPr>
-              <w:spacing w:before="120" w:after="120" w:line="288" w:lineRule="auto"/>
-              <w:ind w:left="0"/>
-              <w:jc w:val="left"/>
-            </w:pPr>
-            <w:r>
-              <w:rPr>
-                <w:rFonts w:ascii="Arial" w:hAnsi="Arial" w:eastAsia="等线" w:cs="Arial"/>
-                <w:sz w:val="22"/>
+            <w:vAlign w:val="center"/>
+          </w:tcPr>
+          <w:p>
+            <w:pPr>
+              <w:keepNext w:val="0"/>
+              <w:keepLines w:val="0"/>
+              <w:widowControl/>
+              <w:suppressLineNumbers w:val="0"/>
+              <w:bidi w:val="0"/>
+              <w:spacing w:before="0" w:beforeAutospacing="0" w:after="0" w:afterAutospacing="0" w:line="23" w:lineRule="atLeast"/>
+              <w:ind w:left="0" w:leftChars="0" w:right="0" w:rightChars="0"/>
+              <w:jc w:val="left"/>
+            </w:pPr>
+            <w:r>
+              <w:rPr>
+                <w:rFonts w:hint="default" w:ascii="sans-serif" w:hAnsi="sans-serif" w:eastAsia="sans-serif" w:cs="sans-serif"/>
+                <w:b/>
+                <w:bCs/>
+                <w:color w:val="1F1F1F"/>
+                <w:kern w:val="0"/>
+                <w:sz w:val="24"/>
+                <w:szCs w:val="24"/>
+                <w:lang w:val="en-US" w:eastAsia="zh-CN" w:bidi="ar"/>
               </w:rPr>
               <w:t>3</w:t>
             </w:r>
@@ -4977,19 +8915,29 @@
               <w:bottom w:w="30" w:type="dxa"/>
               <w:right w:w="120" w:type="dxa"/>
             </w:tcMar>
-          </w:tcPr>
-          <w:p>
-            <w:pPr>
-              <w:spacing w:before="120" w:after="120" w:line="288" w:lineRule="auto"/>
-              <w:ind w:left="0"/>
-              <w:jc w:val="left"/>
-            </w:pPr>
-            <w:r>
-              <w:rPr>
-                <w:rFonts w:ascii="Arial" w:hAnsi="Arial" w:eastAsia="等线" w:cs="Arial"/>
-                <w:sz w:val="22"/>
-              </w:rPr>
-              <w:t>110%</w:t>
+            <w:vAlign w:val="center"/>
+          </w:tcPr>
+          <w:p>
+            <w:pPr>
+              <w:keepNext w:val="0"/>
+              <w:keepLines w:val="0"/>
+              <w:widowControl/>
+              <w:suppressLineNumbers w:val="0"/>
+              <w:bidi w:val="0"/>
+              <w:spacing w:before="0" w:beforeAutospacing="0" w:after="0" w:afterAutospacing="0" w:line="23" w:lineRule="atLeast"/>
+              <w:ind w:left="0" w:leftChars="0" w:right="0" w:rightChars="0"/>
+              <w:jc w:val="left"/>
+            </w:pPr>
+            <w:r>
+              <w:rPr>
+                <w:rFonts w:hint="default" w:ascii="sans-serif" w:hAnsi="sans-serif" w:eastAsia="sans-serif" w:cs="sans-serif"/>
+                <w:color w:val="1F1F1F"/>
+                <w:kern w:val="0"/>
+                <w:sz w:val="24"/>
+                <w:szCs w:val="24"/>
+                <w:lang w:val="en-US" w:eastAsia="zh-CN" w:bidi="ar"/>
+              </w:rPr>
+              <w:t>2 道</w:t>
             </w:r>
           </w:p>
         </w:tc>
@@ -5002,19 +8950,29 @@
               <w:bottom w:w="30" w:type="dxa"/>
               <w:right w:w="120" w:type="dxa"/>
             </w:tcMar>
-          </w:tcPr>
-          <w:p>
-            <w:pPr>
-              <w:spacing w:before="120" w:after="120" w:line="288" w:lineRule="auto"/>
-              <w:ind w:left="0"/>
-              <w:jc w:val="left"/>
-            </w:pPr>
-            <w:r>
-              <w:rPr>
-                <w:rFonts w:ascii="Arial" w:hAnsi="Arial" w:eastAsia="等线" w:cs="Arial"/>
-                <w:sz w:val="22"/>
-              </w:rPr>
-              <w:t>8</w:t>
+            <w:vAlign w:val="center"/>
+          </w:tcPr>
+          <w:p>
+            <w:pPr>
+              <w:keepNext w:val="0"/>
+              <w:keepLines w:val="0"/>
+              <w:widowControl/>
+              <w:suppressLineNumbers w:val="0"/>
+              <w:bidi w:val="0"/>
+              <w:spacing w:before="0" w:beforeAutospacing="0" w:after="0" w:afterAutospacing="0" w:line="23" w:lineRule="atLeast"/>
+              <w:ind w:left="0" w:leftChars="0" w:right="0" w:rightChars="0"/>
+              <w:jc w:val="left"/>
+            </w:pPr>
+            <w:r>
+              <w:rPr>
+                <w:rFonts w:hint="default" w:ascii="sans-serif" w:hAnsi="sans-serif" w:eastAsia="sans-serif" w:cs="sans-serif"/>
+                <w:color w:val="1F1F1F"/>
+                <w:kern w:val="0"/>
+                <w:sz w:val="24"/>
+                <w:szCs w:val="24"/>
+                <w:lang w:val="en-US" w:eastAsia="zh-CN" w:bidi="ar"/>
+              </w:rPr>
+              <w:t>75% 物攻</w:t>
             </w:r>
           </w:p>
         </w:tc>
@@ -5027,19 +8985,29 @@
               <w:bottom w:w="30" w:type="dxa"/>
               <w:right w:w="120" w:type="dxa"/>
             </w:tcMar>
-          </w:tcPr>
-          <w:p>
-            <w:pPr>
-              <w:spacing w:before="120" w:after="120" w:line="288" w:lineRule="auto"/>
-              <w:ind w:left="0"/>
-              <w:jc w:val="left"/>
-            </w:pPr>
-            <w:r>
-              <w:rPr>
-                <w:rFonts w:ascii="Arial" w:hAnsi="Arial" w:eastAsia="等线" w:cs="Arial"/>
-                <w:sz w:val="22"/>
-              </w:rPr>
-              <w:t>2%</w:t>
+            <w:vAlign w:val="center"/>
+          </w:tcPr>
+          <w:p>
+            <w:pPr>
+              <w:keepNext w:val="0"/>
+              <w:keepLines w:val="0"/>
+              <w:widowControl/>
+              <w:suppressLineNumbers w:val="0"/>
+              <w:bidi w:val="0"/>
+              <w:spacing w:before="0" w:beforeAutospacing="0" w:after="0" w:afterAutospacing="0" w:line="23" w:lineRule="atLeast"/>
+              <w:ind w:left="0" w:leftChars="0" w:right="0" w:rightChars="0"/>
+              <w:jc w:val="left"/>
+            </w:pPr>
+            <w:r>
+              <w:rPr>
+                <w:rFonts w:hint="default" w:ascii="sans-serif" w:hAnsi="sans-serif" w:eastAsia="sans-serif" w:cs="sans-serif"/>
+                <w:color w:val="1F1F1F"/>
+                <w:kern w:val="0"/>
+                <w:sz w:val="24"/>
+                <w:szCs w:val="24"/>
+                <w:lang w:val="en-US" w:eastAsia="zh-CN" w:bidi="ar"/>
+              </w:rPr>
+              <w:t>30px</w:t>
             </w:r>
           </w:p>
         </w:tc>
@@ -5052,19 +9020,29 @@
               <w:bottom w:w="30" w:type="dxa"/>
               <w:right w:w="120" w:type="dxa"/>
             </w:tcMar>
-          </w:tcPr>
-          <w:p>
-            <w:pPr>
-              <w:spacing w:before="120" w:after="120" w:line="288" w:lineRule="auto"/>
-              <w:ind w:left="0"/>
-              <w:jc w:val="left"/>
-            </w:pPr>
-            <w:r>
-              <w:rPr>
-                <w:rFonts w:ascii="Arial" w:hAnsi="Arial" w:eastAsia="等线" w:cs="Arial"/>
-                <w:sz w:val="22"/>
-              </w:rPr>
-              <w:t>无</w:t>
+            <w:vAlign w:val="center"/>
+          </w:tcPr>
+          <w:p>
+            <w:pPr>
+              <w:keepNext w:val="0"/>
+              <w:keepLines w:val="0"/>
+              <w:widowControl/>
+              <w:suppressLineNumbers w:val="0"/>
+              <w:bidi w:val="0"/>
+              <w:spacing w:before="0" w:beforeAutospacing="0" w:after="0" w:afterAutospacing="0" w:line="23" w:lineRule="atLeast"/>
+              <w:ind w:left="0" w:leftChars="0" w:right="0" w:rightChars="0"/>
+              <w:jc w:val="left"/>
+            </w:pPr>
+            <w:r>
+              <w:rPr>
+                <w:rFonts w:hint="default" w:ascii="sans-serif" w:hAnsi="sans-serif" w:eastAsia="sans-serif" w:cs="sans-serif"/>
+                <w:color w:val="1F1F1F"/>
+                <w:kern w:val="0"/>
+                <w:sz w:val="24"/>
+                <w:szCs w:val="24"/>
+                <w:lang w:val="en-US" w:eastAsia="zh-CN" w:bidi="ar"/>
+              </w:rPr>
+              <w:t>3.0s</w:t>
             </w:r>
           </w:p>
         </w:tc>
@@ -5079,17 +9057,29 @@
               <w:bottom w:w="30" w:type="dxa"/>
               <w:right w:w="120" w:type="dxa"/>
             </w:tcMar>
-          </w:tcPr>
-          <w:p>
-            <w:pPr>
-              <w:spacing w:before="120" w:after="120" w:line="288" w:lineRule="auto"/>
-              <w:ind w:left="0"/>
-              <w:jc w:val="left"/>
-            </w:pPr>
-            <w:r>
-              <w:rPr>
-                <w:rFonts w:ascii="Arial" w:hAnsi="Arial" w:eastAsia="等线" w:cs="Arial"/>
-                <w:sz w:val="22"/>
+            <w:vAlign w:val="center"/>
+          </w:tcPr>
+          <w:p>
+            <w:pPr>
+              <w:keepNext w:val="0"/>
+              <w:keepLines w:val="0"/>
+              <w:widowControl/>
+              <w:suppressLineNumbers w:val="0"/>
+              <w:bidi w:val="0"/>
+              <w:spacing w:before="0" w:beforeAutospacing="0" w:after="0" w:afterAutospacing="0" w:line="23" w:lineRule="atLeast"/>
+              <w:ind w:left="0" w:leftChars="0" w:right="0" w:rightChars="0"/>
+              <w:jc w:val="left"/>
+            </w:pPr>
+            <w:r>
+              <w:rPr>
+                <w:rFonts w:hint="default" w:ascii="sans-serif" w:hAnsi="sans-serif" w:eastAsia="sans-serif" w:cs="sans-serif"/>
+                <w:b/>
+                <w:bCs/>
+                <w:color w:val="1F1F1F"/>
+                <w:kern w:val="0"/>
+                <w:sz w:val="24"/>
+                <w:szCs w:val="24"/>
+                <w:lang w:val="en-US" w:eastAsia="zh-CN" w:bidi="ar"/>
               </w:rPr>
               <w:t>4</w:t>
             </w:r>
@@ -5104,19 +9094,29 @@
               <w:bottom w:w="30" w:type="dxa"/>
               <w:right w:w="120" w:type="dxa"/>
             </w:tcMar>
-          </w:tcPr>
-          <w:p>
-            <w:pPr>
-              <w:spacing w:before="120" w:after="120" w:line="288" w:lineRule="auto"/>
-              <w:ind w:left="0"/>
-              <w:jc w:val="left"/>
-            </w:pPr>
-            <w:r>
-              <w:rPr>
-                <w:rFonts w:ascii="Arial" w:hAnsi="Arial" w:eastAsia="等线" w:cs="Arial"/>
-                <w:sz w:val="22"/>
-              </w:rPr>
-              <w:t>135%</w:t>
+            <w:vAlign w:val="center"/>
+          </w:tcPr>
+          <w:p>
+            <w:pPr>
+              <w:keepNext w:val="0"/>
+              <w:keepLines w:val="0"/>
+              <w:widowControl/>
+              <w:suppressLineNumbers w:val="0"/>
+              <w:bidi w:val="0"/>
+              <w:spacing w:before="0" w:beforeAutospacing="0" w:after="0" w:afterAutospacing="0" w:line="23" w:lineRule="atLeast"/>
+              <w:ind w:left="0" w:leftChars="0" w:right="0" w:rightChars="0"/>
+              <w:jc w:val="left"/>
+            </w:pPr>
+            <w:r>
+              <w:rPr>
+                <w:rFonts w:hint="default" w:ascii="sans-serif" w:hAnsi="sans-serif" w:eastAsia="sans-serif" w:cs="sans-serif"/>
+                <w:color w:val="1F1F1F"/>
+                <w:kern w:val="0"/>
+                <w:sz w:val="24"/>
+                <w:szCs w:val="24"/>
+                <w:lang w:val="en-US" w:eastAsia="zh-CN" w:bidi="ar"/>
+              </w:rPr>
+              <w:t>2 道</w:t>
             </w:r>
           </w:p>
         </w:tc>
@@ -5129,19 +9129,29 @@
               <w:bottom w:w="30" w:type="dxa"/>
               <w:right w:w="120" w:type="dxa"/>
             </w:tcMar>
-          </w:tcPr>
-          <w:p>
-            <w:pPr>
-              <w:spacing w:before="120" w:after="120" w:line="288" w:lineRule="auto"/>
-              <w:ind w:left="0"/>
-              <w:jc w:val="left"/>
-            </w:pPr>
-            <w:r>
-              <w:rPr>
-                <w:rFonts w:ascii="Arial" w:hAnsi="Arial" w:eastAsia="等线" w:cs="Arial"/>
-                <w:sz w:val="22"/>
-              </w:rPr>
-              <w:t>9</w:t>
+            <w:vAlign w:val="center"/>
+          </w:tcPr>
+          <w:p>
+            <w:pPr>
+              <w:keepNext w:val="0"/>
+              <w:keepLines w:val="0"/>
+              <w:widowControl/>
+              <w:suppressLineNumbers w:val="0"/>
+              <w:bidi w:val="0"/>
+              <w:spacing w:before="0" w:beforeAutospacing="0" w:after="0" w:afterAutospacing="0" w:line="23" w:lineRule="atLeast"/>
+              <w:ind w:left="0" w:leftChars="0" w:right="0" w:rightChars="0"/>
+              <w:jc w:val="left"/>
+            </w:pPr>
+            <w:r>
+              <w:rPr>
+                <w:rFonts w:hint="default" w:ascii="sans-serif" w:hAnsi="sans-serif" w:eastAsia="sans-serif" w:cs="sans-serif"/>
+                <w:color w:val="1F1F1F"/>
+                <w:kern w:val="0"/>
+                <w:sz w:val="24"/>
+                <w:szCs w:val="24"/>
+                <w:lang w:val="en-US" w:eastAsia="zh-CN" w:bidi="ar"/>
+              </w:rPr>
+              <w:t>95% 物攻</w:t>
             </w:r>
           </w:p>
         </w:tc>
@@ -5154,19 +9164,29 @@
               <w:bottom w:w="30" w:type="dxa"/>
               <w:right w:w="120" w:type="dxa"/>
             </w:tcMar>
-          </w:tcPr>
-          <w:p>
-            <w:pPr>
-              <w:spacing w:before="120" w:after="120" w:line="288" w:lineRule="auto"/>
-              <w:ind w:left="0"/>
-              <w:jc w:val="left"/>
-            </w:pPr>
-            <w:r>
-              <w:rPr>
-                <w:rFonts w:ascii="Arial" w:hAnsi="Arial" w:eastAsia="等线" w:cs="Arial"/>
-                <w:sz w:val="22"/>
-              </w:rPr>
-              <w:t>3.5%</w:t>
+            <w:vAlign w:val="center"/>
+          </w:tcPr>
+          <w:p>
+            <w:pPr>
+              <w:keepNext w:val="0"/>
+              <w:keepLines w:val="0"/>
+              <w:widowControl/>
+              <w:suppressLineNumbers w:val="0"/>
+              <w:bidi w:val="0"/>
+              <w:spacing w:before="0" w:beforeAutospacing="0" w:after="0" w:afterAutospacing="0" w:line="23" w:lineRule="atLeast"/>
+              <w:ind w:left="0" w:leftChars="0" w:right="0" w:rightChars="0"/>
+              <w:jc w:val="left"/>
+            </w:pPr>
+            <w:r>
+              <w:rPr>
+                <w:rFonts w:hint="default" w:ascii="sans-serif" w:hAnsi="sans-serif" w:eastAsia="sans-serif" w:cs="sans-serif"/>
+                <w:color w:val="1F1F1F"/>
+                <w:kern w:val="0"/>
+                <w:sz w:val="24"/>
+                <w:szCs w:val="24"/>
+                <w:lang w:val="en-US" w:eastAsia="zh-CN" w:bidi="ar"/>
+              </w:rPr>
+              <w:t>35px</w:t>
             </w:r>
           </w:p>
         </w:tc>
@@ -5179,19 +9199,29 @@
               <w:bottom w:w="30" w:type="dxa"/>
               <w:right w:w="120" w:type="dxa"/>
             </w:tcMar>
-          </w:tcPr>
-          <w:p>
-            <w:pPr>
-              <w:spacing w:before="120" w:after="120" w:line="288" w:lineRule="auto"/>
-              <w:ind w:left="0"/>
-              <w:jc w:val="left"/>
-            </w:pPr>
-            <w:r>
-              <w:rPr>
-                <w:rFonts w:ascii="Arial" w:hAnsi="Arial" w:eastAsia="等线" w:cs="Arial"/>
-                <w:sz w:val="22"/>
-              </w:rPr>
-              <w:t>无</w:t>
+            <w:vAlign w:val="center"/>
+          </w:tcPr>
+          <w:p>
+            <w:pPr>
+              <w:keepNext w:val="0"/>
+              <w:keepLines w:val="0"/>
+              <w:widowControl/>
+              <w:suppressLineNumbers w:val="0"/>
+              <w:bidi w:val="0"/>
+              <w:spacing w:before="0" w:beforeAutospacing="0" w:after="0" w:afterAutospacing="0" w:line="23" w:lineRule="atLeast"/>
+              <w:ind w:left="0" w:leftChars="0" w:right="0" w:rightChars="0"/>
+              <w:jc w:val="left"/>
+            </w:pPr>
+            <w:r>
+              <w:rPr>
+                <w:rFonts w:hint="default" w:ascii="sans-serif" w:hAnsi="sans-serif" w:eastAsia="sans-serif" w:cs="sans-serif"/>
+                <w:color w:val="1F1F1F"/>
+                <w:kern w:val="0"/>
+                <w:sz w:val="24"/>
+                <w:szCs w:val="24"/>
+                <w:lang w:val="en-US" w:eastAsia="zh-CN" w:bidi="ar"/>
+              </w:rPr>
+              <w:t>3.5s</w:t>
             </w:r>
           </w:p>
         </w:tc>
@@ -5206,17 +9236,29 @@
               <w:bottom w:w="30" w:type="dxa"/>
               <w:right w:w="120" w:type="dxa"/>
             </w:tcMar>
-          </w:tcPr>
-          <w:p>
-            <w:pPr>
-              <w:spacing w:before="120" w:after="120" w:line="288" w:lineRule="auto"/>
-              <w:ind w:left="0"/>
-              <w:jc w:val="left"/>
-            </w:pPr>
-            <w:r>
-              <w:rPr>
-                <w:rFonts w:ascii="Arial" w:hAnsi="Arial" w:eastAsia="等线" w:cs="Arial"/>
-                <w:sz w:val="22"/>
+            <w:vAlign w:val="center"/>
+          </w:tcPr>
+          <w:p>
+            <w:pPr>
+              <w:keepNext w:val="0"/>
+              <w:keepLines w:val="0"/>
+              <w:widowControl/>
+              <w:suppressLineNumbers w:val="0"/>
+              <w:bidi w:val="0"/>
+              <w:spacing w:before="0" w:beforeAutospacing="0" w:after="0" w:afterAutospacing="0" w:line="23" w:lineRule="atLeast"/>
+              <w:ind w:left="0" w:leftChars="0" w:right="0" w:rightChars="0"/>
+              <w:jc w:val="left"/>
+            </w:pPr>
+            <w:r>
+              <w:rPr>
+                <w:rFonts w:hint="default" w:ascii="sans-serif" w:hAnsi="sans-serif" w:eastAsia="sans-serif" w:cs="sans-serif"/>
+                <w:b/>
+                <w:bCs/>
+                <w:color w:val="1F1F1F"/>
+                <w:kern w:val="0"/>
+                <w:sz w:val="24"/>
+                <w:szCs w:val="24"/>
+                <w:lang w:val="en-US" w:eastAsia="zh-CN" w:bidi="ar"/>
               </w:rPr>
               <w:t>5</w:t>
             </w:r>
@@ -5231,19 +9273,29 @@
               <w:bottom w:w="30" w:type="dxa"/>
               <w:right w:w="120" w:type="dxa"/>
             </w:tcMar>
-          </w:tcPr>
-          <w:p>
-            <w:pPr>
-              <w:spacing w:before="120" w:after="120" w:line="288" w:lineRule="auto"/>
-              <w:ind w:left="0"/>
-              <w:jc w:val="left"/>
-            </w:pPr>
-            <w:r>
-              <w:rPr>
-                <w:rFonts w:ascii="Arial" w:hAnsi="Arial" w:eastAsia="等线" w:cs="Arial"/>
-                <w:sz w:val="22"/>
-              </w:rPr>
-              <w:t>165%</w:t>
+            <w:vAlign w:val="center"/>
+          </w:tcPr>
+          <w:p>
+            <w:pPr>
+              <w:keepNext w:val="0"/>
+              <w:keepLines w:val="0"/>
+              <w:widowControl/>
+              <w:suppressLineNumbers w:val="0"/>
+              <w:bidi w:val="0"/>
+              <w:spacing w:before="0" w:beforeAutospacing="0" w:after="0" w:afterAutospacing="0" w:line="23" w:lineRule="atLeast"/>
+              <w:ind w:left="0" w:leftChars="0" w:right="0" w:rightChars="0"/>
+              <w:jc w:val="left"/>
+            </w:pPr>
+            <w:r>
+              <w:rPr>
+                <w:rFonts w:hint="default" w:ascii="sans-serif" w:hAnsi="sans-serif" w:eastAsia="sans-serif" w:cs="sans-serif"/>
+                <w:color w:val="1F1F1F"/>
+                <w:kern w:val="0"/>
+                <w:sz w:val="24"/>
+                <w:szCs w:val="24"/>
+                <w:lang w:val="en-US" w:eastAsia="zh-CN" w:bidi="ar"/>
+              </w:rPr>
+              <w:t>3 道</w:t>
             </w:r>
           </w:p>
         </w:tc>
@@ -5256,19 +9308,29 @@
               <w:bottom w:w="30" w:type="dxa"/>
               <w:right w:w="120" w:type="dxa"/>
             </w:tcMar>
-          </w:tcPr>
-          <w:p>
-            <w:pPr>
-              <w:spacing w:before="120" w:after="120" w:line="288" w:lineRule="auto"/>
-              <w:ind w:left="0"/>
-              <w:jc w:val="left"/>
-            </w:pPr>
-            <w:r>
-              <w:rPr>
-                <w:rFonts w:ascii="Arial" w:hAnsi="Arial" w:eastAsia="等线" w:cs="Arial"/>
-                <w:sz w:val="22"/>
-              </w:rPr>
-              <w:t>10</w:t>
+            <w:vAlign w:val="center"/>
+          </w:tcPr>
+          <w:p>
+            <w:pPr>
+              <w:keepNext w:val="0"/>
+              <w:keepLines w:val="0"/>
+              <w:widowControl/>
+              <w:suppressLineNumbers w:val="0"/>
+              <w:bidi w:val="0"/>
+              <w:spacing w:before="0" w:beforeAutospacing="0" w:after="0" w:afterAutospacing="0" w:line="23" w:lineRule="atLeast"/>
+              <w:ind w:left="0" w:leftChars="0" w:right="0" w:rightChars="0"/>
+              <w:jc w:val="left"/>
+            </w:pPr>
+            <w:r>
+              <w:rPr>
+                <w:rFonts w:hint="default" w:ascii="sans-serif" w:hAnsi="sans-serif" w:eastAsia="sans-serif" w:cs="sans-serif"/>
+                <w:color w:val="1F1F1F"/>
+                <w:kern w:val="0"/>
+                <w:sz w:val="24"/>
+                <w:szCs w:val="24"/>
+                <w:lang w:val="en-US" w:eastAsia="zh-CN" w:bidi="ar"/>
+              </w:rPr>
+              <w:t>120% 物攻</w:t>
             </w:r>
           </w:p>
         </w:tc>
@@ -5281,19 +9343,29 @@
               <w:bottom w:w="30" w:type="dxa"/>
               <w:right w:w="120" w:type="dxa"/>
             </w:tcMar>
-          </w:tcPr>
-          <w:p>
-            <w:pPr>
-              <w:spacing w:before="120" w:after="120" w:line="288" w:lineRule="auto"/>
-              <w:ind w:left="0"/>
-              <w:jc w:val="left"/>
-            </w:pPr>
-            <w:r>
-              <w:rPr>
-                <w:rFonts w:ascii="Arial" w:hAnsi="Arial" w:eastAsia="等线" w:cs="Arial"/>
-                <w:sz w:val="22"/>
-              </w:rPr>
-              <w:t>5%</w:t>
+            <w:vAlign w:val="center"/>
+          </w:tcPr>
+          <w:p>
+            <w:pPr>
+              <w:keepNext w:val="0"/>
+              <w:keepLines w:val="0"/>
+              <w:widowControl/>
+              <w:suppressLineNumbers w:val="0"/>
+              <w:bidi w:val="0"/>
+              <w:spacing w:before="0" w:beforeAutospacing="0" w:after="0" w:afterAutospacing="0" w:line="23" w:lineRule="atLeast"/>
+              <w:ind w:left="0" w:leftChars="0" w:right="0" w:rightChars="0"/>
+              <w:jc w:val="left"/>
+            </w:pPr>
+            <w:r>
+              <w:rPr>
+                <w:rFonts w:hint="default" w:ascii="sans-serif" w:hAnsi="sans-serif" w:eastAsia="sans-serif" w:cs="sans-serif"/>
+                <w:color w:val="1F1F1F"/>
+                <w:kern w:val="0"/>
+                <w:sz w:val="24"/>
+                <w:szCs w:val="24"/>
+                <w:lang w:val="en-US" w:eastAsia="zh-CN" w:bidi="ar"/>
+              </w:rPr>
+              <w:t>40px</w:t>
             </w:r>
           </w:p>
         </w:tc>
@@ -5306,19 +9378,29 @@
               <w:bottom w:w="30" w:type="dxa"/>
               <w:right w:w="120" w:type="dxa"/>
             </w:tcMar>
-          </w:tcPr>
-          <w:p>
-            <w:pPr>
-              <w:spacing w:before="120" w:after="120" w:line="288" w:lineRule="auto"/>
-              <w:ind w:left="0"/>
-              <w:jc w:val="left"/>
-            </w:pPr>
-            <w:r>
-              <w:rPr>
-                <w:rFonts w:ascii="Arial" w:hAnsi="Arial" w:eastAsia="等线" w:cs="Arial"/>
-                <w:sz w:val="22"/>
-              </w:rPr>
-              <w:t>无</w:t>
+            <w:vAlign w:val="center"/>
+          </w:tcPr>
+          <w:p>
+            <w:pPr>
+              <w:keepNext w:val="0"/>
+              <w:keepLines w:val="0"/>
+              <w:widowControl/>
+              <w:suppressLineNumbers w:val="0"/>
+              <w:bidi w:val="0"/>
+              <w:spacing w:before="0" w:beforeAutospacing="0" w:after="0" w:afterAutospacing="0" w:line="23" w:lineRule="atLeast"/>
+              <w:ind w:left="0" w:leftChars="0" w:right="0" w:rightChars="0"/>
+              <w:jc w:val="left"/>
+            </w:pPr>
+            <w:r>
+              <w:rPr>
+                <w:rFonts w:hint="default" w:ascii="sans-serif" w:hAnsi="sans-serif" w:eastAsia="sans-serif" w:cs="sans-serif"/>
+                <w:color w:val="1F1F1F"/>
+                <w:kern w:val="0"/>
+                <w:sz w:val="24"/>
+                <w:szCs w:val="24"/>
+                <w:lang w:val="en-US" w:eastAsia="zh-CN" w:bidi="ar"/>
+              </w:rPr>
+              <w:t>4.5s</w:t>
             </w:r>
           </w:p>
         </w:tc>
@@ -5333,17 +9415,29 @@
               <w:bottom w:w="30" w:type="dxa"/>
               <w:right w:w="120" w:type="dxa"/>
             </w:tcMar>
-          </w:tcPr>
-          <w:p>
-            <w:pPr>
-              <w:spacing w:before="120" w:after="120" w:line="288" w:lineRule="auto"/>
-              <w:ind w:left="0"/>
-              <w:jc w:val="left"/>
-            </w:pPr>
-            <w:r>
-              <w:rPr>
-                <w:rFonts w:ascii="Arial" w:hAnsi="Arial" w:eastAsia="等线" w:cs="Arial"/>
-                <w:sz w:val="22"/>
+            <w:vAlign w:val="center"/>
+          </w:tcPr>
+          <w:p>
+            <w:pPr>
+              <w:keepNext w:val="0"/>
+              <w:keepLines w:val="0"/>
+              <w:widowControl/>
+              <w:suppressLineNumbers w:val="0"/>
+              <w:bidi w:val="0"/>
+              <w:spacing w:before="0" w:beforeAutospacing="0" w:after="0" w:afterAutospacing="0" w:line="23" w:lineRule="atLeast"/>
+              <w:ind w:left="0" w:leftChars="0" w:right="0" w:rightChars="0"/>
+              <w:jc w:val="left"/>
+            </w:pPr>
+            <w:r>
+              <w:rPr>
+                <w:rFonts w:hint="default" w:ascii="sans-serif" w:hAnsi="sans-serif" w:eastAsia="sans-serif" w:cs="sans-serif"/>
+                <w:b/>
+                <w:bCs/>
+                <w:color w:val="1F1F1F"/>
+                <w:kern w:val="0"/>
+                <w:sz w:val="24"/>
+                <w:szCs w:val="24"/>
+                <w:lang w:val="en-US" w:eastAsia="zh-CN" w:bidi="ar"/>
               </w:rPr>
               <w:t>6</w:t>
             </w:r>
@@ -5358,19 +9452,31 @@
               <w:bottom w:w="30" w:type="dxa"/>
               <w:right w:w="120" w:type="dxa"/>
             </w:tcMar>
-          </w:tcPr>
-          <w:p>
-            <w:pPr>
-              <w:spacing w:before="120" w:after="120" w:line="288" w:lineRule="auto"/>
-              <w:ind w:left="0"/>
-              <w:jc w:val="left"/>
-            </w:pPr>
-            <w:r>
-              <w:rPr>
-                <w:rFonts w:ascii="Arial" w:hAnsi="Arial" w:eastAsia="等线" w:cs="Arial"/>
-                <w:sz w:val="22"/>
-              </w:rPr>
-              <w:t>200%</w:t>
+            <w:vAlign w:val="center"/>
+          </w:tcPr>
+          <w:p>
+            <w:pPr>
+              <w:keepNext w:val="0"/>
+              <w:keepLines w:val="0"/>
+              <w:widowControl/>
+              <w:suppressLineNumbers w:val="0"/>
+              <w:bidi w:val="0"/>
+              <w:spacing w:before="0" w:beforeAutospacing="0" w:after="0" w:afterAutospacing="0" w:line="23" w:lineRule="atLeast"/>
+              <w:ind w:left="0" w:leftChars="0" w:right="0" w:rightChars="0"/>
+              <w:jc w:val="left"/>
+            </w:pPr>
+            <w:r>
+              <w:rPr>
+                <w:rFonts w:hint="default" w:ascii="sans-serif" w:hAnsi="sans-serif" w:eastAsia="sans-serif" w:cs="sans-serif"/>
+                <w:b/>
+                <w:bCs/>
+                <w:color w:val="1F1F1F"/>
+                <w:kern w:val="0"/>
+                <w:sz w:val="24"/>
+                <w:szCs w:val="24"/>
+                <w:lang w:val="en-US" w:eastAsia="zh-CN" w:bidi="ar"/>
+              </w:rPr>
+              <w:t>3 道</w:t>
             </w:r>
           </w:p>
         </w:tc>
@@ -5383,19 +9489,31 @@
               <w:bottom w:w="30" w:type="dxa"/>
               <w:right w:w="120" w:type="dxa"/>
             </w:tcMar>
-          </w:tcPr>
-          <w:p>
-            <w:pPr>
-              <w:spacing w:before="120" w:after="120" w:line="288" w:lineRule="auto"/>
-              <w:ind w:left="0"/>
-              <w:jc w:val="left"/>
-            </w:pPr>
-            <w:r>
-              <w:rPr>
-                <w:rFonts w:ascii="Arial" w:hAnsi="Arial" w:eastAsia="等线" w:cs="Arial"/>
-                <w:sz w:val="22"/>
-              </w:rPr>
-              <w:t>12</w:t>
+            <w:vAlign w:val="center"/>
+          </w:tcPr>
+          <w:p>
+            <w:pPr>
+              <w:keepNext w:val="0"/>
+              <w:keepLines w:val="0"/>
+              <w:widowControl/>
+              <w:suppressLineNumbers w:val="0"/>
+              <w:bidi w:val="0"/>
+              <w:spacing w:before="0" w:beforeAutospacing="0" w:after="0" w:afterAutospacing="0" w:line="23" w:lineRule="atLeast"/>
+              <w:ind w:left="0" w:leftChars="0" w:right="0" w:rightChars="0"/>
+              <w:jc w:val="left"/>
+            </w:pPr>
+            <w:r>
+              <w:rPr>
+                <w:rFonts w:hint="default" w:ascii="sans-serif" w:hAnsi="sans-serif" w:eastAsia="sans-serif" w:cs="sans-serif"/>
+                <w:b/>
+                <w:bCs/>
+                <w:color w:val="1F1F1F"/>
+                <w:kern w:val="0"/>
+                <w:sz w:val="24"/>
+                <w:szCs w:val="24"/>
+                <w:lang w:val="en-US" w:eastAsia="zh-CN" w:bidi="ar"/>
+              </w:rPr>
+              <w:t>160% 物攻</w:t>
             </w:r>
           </w:p>
         </w:tc>
@@ -5408,19 +9526,31 @@
               <w:bottom w:w="30" w:type="dxa"/>
               <w:right w:w="120" w:type="dxa"/>
             </w:tcMar>
-          </w:tcPr>
-          <w:p>
-            <w:pPr>
-              <w:spacing w:before="120" w:after="120" w:line="288" w:lineRule="auto"/>
-              <w:ind w:left="0"/>
-              <w:jc w:val="left"/>
-            </w:pPr>
-            <w:r>
-              <w:rPr>
-                <w:rFonts w:ascii="Arial" w:hAnsi="Arial" w:eastAsia="等线" w:cs="Arial"/>
-                <w:sz w:val="22"/>
-              </w:rPr>
-              <w:t>7%</w:t>
+            <w:vAlign w:val="center"/>
+          </w:tcPr>
+          <w:p>
+            <w:pPr>
+              <w:keepNext w:val="0"/>
+              <w:keepLines w:val="0"/>
+              <w:widowControl/>
+              <w:suppressLineNumbers w:val="0"/>
+              <w:bidi w:val="0"/>
+              <w:spacing w:before="0" w:beforeAutospacing="0" w:after="0" w:afterAutospacing="0" w:line="23" w:lineRule="atLeast"/>
+              <w:ind w:left="0" w:leftChars="0" w:right="0" w:rightChars="0"/>
+              <w:jc w:val="left"/>
+            </w:pPr>
+            <w:r>
+              <w:rPr>
+                <w:rFonts w:hint="default" w:ascii="sans-serif" w:hAnsi="sans-serif" w:eastAsia="sans-serif" w:cs="sans-serif"/>
+                <w:b/>
+                <w:bCs/>
+                <w:color w:val="1F1F1F"/>
+                <w:kern w:val="0"/>
+                <w:sz w:val="24"/>
+                <w:szCs w:val="24"/>
+                <w:lang w:val="en-US" w:eastAsia="zh-CN" w:bidi="ar"/>
+              </w:rPr>
+              <w:t>55px</w:t>
             </w:r>
           </w:p>
         </w:tc>
@@ -5433,19 +9563,31 @@
               <w:bottom w:w="30" w:type="dxa"/>
               <w:right w:w="120" w:type="dxa"/>
             </w:tcMar>
-          </w:tcPr>
-          <w:p>
-            <w:pPr>
-              <w:spacing w:before="120" w:after="120" w:line="288" w:lineRule="auto"/>
-              <w:ind w:left="0"/>
-              <w:jc w:val="left"/>
-            </w:pPr>
-            <w:r>
-              <w:rPr>
-                <w:rFonts w:ascii="Arial" w:hAnsi="Arial" w:eastAsia="等线" w:cs="Arial"/>
-                <w:sz w:val="22"/>
-              </w:rPr>
-              <w:t>范围+0.5m</w:t>
+            <w:vAlign w:val="center"/>
+          </w:tcPr>
+          <w:p>
+            <w:pPr>
+              <w:keepNext w:val="0"/>
+              <w:keepLines w:val="0"/>
+              <w:widowControl/>
+              <w:suppressLineNumbers w:val="0"/>
+              <w:bidi w:val="0"/>
+              <w:spacing w:before="0" w:beforeAutospacing="0" w:after="0" w:afterAutospacing="0" w:line="23" w:lineRule="atLeast"/>
+              <w:ind w:left="0" w:leftChars="0" w:right="0" w:rightChars="0"/>
+              <w:jc w:val="left"/>
+            </w:pPr>
+            <w:r>
+              <w:rPr>
+                <w:rFonts w:hint="default" w:ascii="sans-serif" w:hAnsi="sans-serif" w:eastAsia="sans-serif" w:cs="sans-serif"/>
+                <w:b/>
+                <w:bCs/>
+                <w:color w:val="1F1F1F"/>
+                <w:kern w:val="0"/>
+                <w:sz w:val="24"/>
+                <w:szCs w:val="24"/>
+                <w:lang w:val="en-US" w:eastAsia="zh-CN" w:bidi="ar"/>
+              </w:rPr>
+              <w:t>6.0s</w:t>
             </w:r>
           </w:p>
         </w:tc>
@@ -5537,7 +9679,7 @@
     </w:p>
     <w:tbl>
       <w:tblPr>
-        <w:tblStyle w:val="4"/>
+        <w:tblStyle w:val="5"/>
         <w:tblW w:w="0" w:type="auto"/>
         <w:tblInd w:w="0" w:type="dxa"/>
         <w:tblBorders>
@@ -6363,7 +10505,7 @@
     </w:p>
     <w:tbl>
       <w:tblPr>
-        <w:tblStyle w:val="4"/>
+        <w:tblStyle w:val="5"/>
         <w:tblW w:w="0" w:type="auto"/>
         <w:tblInd w:w="0" w:type="dxa"/>
         <w:tblBorders>
@@ -7586,7 +11728,7 @@
             </w:pPr>
             <w:r>
               <w:rPr>
-                <w:rStyle w:val="6"/>
+                <w:rStyle w:val="7"/>
                 <w:rFonts w:hint="default" w:ascii="sans-serif" w:hAnsi="sans-serif" w:eastAsia="sans-serif" w:cs="sans-serif"/>
                 <w:color w:val="1F1F1F"/>
                 <w:kern w:val="0"/>
@@ -7634,7 +11776,7 @@
             </w:pPr>
             <w:r>
               <w:rPr>
-                <w:rStyle w:val="6"/>
+                <w:rStyle w:val="7"/>
                 <w:rFonts w:hint="default" w:ascii="sans-serif" w:hAnsi="sans-serif" w:eastAsia="sans-serif" w:cs="sans-serif"/>
                 <w:color w:val="1F1F1F"/>
                 <w:kern w:val="0"/>
@@ -7682,7 +11824,7 @@
             </w:pPr>
             <w:r>
               <w:rPr>
-                <w:rStyle w:val="6"/>
+                <w:rStyle w:val="7"/>
                 <w:rFonts w:hint="default" w:ascii="sans-serif" w:hAnsi="sans-serif" w:eastAsia="sans-serif" w:cs="sans-serif"/>
                 <w:color w:val="1F1F1F"/>
                 <w:kern w:val="0"/>
@@ -7730,7 +11872,7 @@
             </w:pPr>
             <w:r>
               <w:rPr>
-                <w:rStyle w:val="6"/>
+                <w:rStyle w:val="7"/>
                 <w:rFonts w:hint="default" w:ascii="sans-serif" w:hAnsi="sans-serif" w:eastAsia="sans-serif" w:cs="sans-serif"/>
                 <w:color w:val="1F1F1F"/>
                 <w:kern w:val="0"/>
@@ -7778,7 +11920,7 @@
             </w:pPr>
             <w:r>
               <w:rPr>
-                <w:rStyle w:val="6"/>
+                <w:rStyle w:val="7"/>
                 <w:rFonts w:hint="default" w:ascii="sans-serif" w:hAnsi="sans-serif" w:eastAsia="sans-serif" w:cs="sans-serif"/>
                 <w:color w:val="1F1F1F"/>
                 <w:kern w:val="0"/>
@@ -9350,7 +13492,7 @@
     </w:p>
     <w:tbl>
       <w:tblPr>
-        <w:tblStyle w:val="4"/>
+        <w:tblStyle w:val="5"/>
         <w:tblW w:w="0" w:type="auto"/>
         <w:tblInd w:w="0" w:type="dxa"/>
         <w:tblBorders>
@@ -10110,24 +14252,40 @@
     </w:p>
     <w:p>
       <w:pPr>
-        <w:spacing w:before="120" w:after="120" w:line="288" w:lineRule="auto"/>
-        <w:ind w:left="0"/>
-        <w:jc w:val="left"/>
+        <w:pStyle w:val="4"/>
+        <w:keepNext w:val="0"/>
+        <w:keepLines w:val="0"/>
+        <w:widowControl/>
+        <w:suppressLineNumbers w:val="0"/>
       </w:pPr>
       <w:r>
         <w:rPr>
-          <w:rFonts w:ascii="Arial" w:hAnsi="Arial" w:eastAsia="等线" w:cs="Arial"/>
           <w:b/>
-          <w:sz w:val="22"/>
-        </w:rPr>
-        <w:t>技能类型</w:t>
+          <w:bCs/>
+        </w:rPr>
+        <w:t>技能定义</w:t>
       </w:r>
       <w:r>
-        <w:rPr>
-          <w:rFonts w:ascii="Arial" w:hAnsi="Arial" w:eastAsia="等线" w:cs="Arial"/>
-          <w:sz w:val="22"/>
-        </w:rPr>
-        <w:t>：常驻范围爆伤光环｜像素碰撞判定</w:t>
+        <w:t>：英雄在指定时间内向周围敌人发射微型导弹，击中目标后产生范围爆炸。</w:t>
+      </w:r>
+    </w:p>
+    <w:p>
+      <w:pPr>
+        <w:pStyle w:val="4"/>
+        <w:keepNext w:val="0"/>
+        <w:keepLines w:val="0"/>
+        <w:widowControl/>
+        <w:suppressLineNumbers w:val="0"/>
+      </w:pPr>
+      <w:r>
+        <w:rPr>
+          <w:b/>
+          <w:bCs/>
+        </w:rPr>
+        <w:t>设计逻辑</w:t>
+      </w:r>
+      <w:r>
+        <w:t>：导弹属于物理伤害。通过将导弹数量与等级挂钩，既保证了成长的差异化，又通过爆炸带来的“小范围击退”，弥补了坦流英雄被“人海”淹没时的尴尬。</w:t>
       </w:r>
     </w:p>
     <w:p>
@@ -10138,26 +14296,18 @@
       </w:pPr>
       <w:r>
         <w:rPr>
-          <w:rFonts w:ascii="Arial" w:hAnsi="Arial" w:eastAsia="等线" w:cs="Arial"/>
-          <w:b/>
-          <w:sz w:val="22"/>
-        </w:rPr>
-        <w:t>技能作用</w:t>
+          <w:rFonts w:hint="default" w:ascii="Symbol" w:hAnsi="Symbol" w:eastAsia="Symbol" w:cs="Symbol"/>
+          <w:sz w:val="24"/>
+        </w:rPr>
+        <w:t>·</w:t>
       </w:r>
       <w:r>
         <w:rPr>
-          <w:rFonts w:ascii="Arial" w:hAnsi="Arial" w:eastAsia="等线" w:cs="Arial"/>
-          <w:sz w:val="22"/>
-        </w:rPr>
-        <w:t>：英雄周身持续触发范围爆炸伤害，随等级提升爆炸范围与伤害，满级大幅提升敌方易暴、暴伤承受属性，是割草流大范围清群怪的核心爆发技能，配合暴击快速收割人海。</w:t>
+          <w:rFonts w:hint="eastAsia" w:ascii="宋体" w:hAnsi="宋体" w:eastAsia="宋体" w:cs="宋体"/>
+          <w:sz w:val="24"/>
+        </w:rPr>
+        <w:t xml:space="preserve">  </w:t>
       </w:r>
-    </w:p>
-    <w:p>
-      <w:pPr>
-        <w:spacing w:before="120" w:after="120" w:line="288" w:lineRule="auto"/>
-        <w:ind w:left="0"/>
-        <w:jc w:val="left"/>
-      </w:pPr>
       <w:r>
         <w:rPr>
           <w:rFonts w:ascii="Arial" w:hAnsi="Arial" w:eastAsia="等线" w:cs="Arial"/>
@@ -10176,7 +14326,7 @@
     </w:p>
     <w:tbl>
       <w:tblPr>
-        <w:tblStyle w:val="4"/>
+        <w:tblStyle w:val="5"/>
         <w:tblW w:w="0" w:type="auto"/>
         <w:tblInd w:w="0" w:type="dxa"/>
         <w:tblBorders>
@@ -10211,17 +14361,28 @@
               <w:bottom w:w="30" w:type="dxa"/>
               <w:right w:w="120" w:type="dxa"/>
             </w:tcMar>
-          </w:tcPr>
-          <w:p>
-            <w:pPr>
-              <w:spacing w:before="120" w:after="120" w:line="288" w:lineRule="auto"/>
-              <w:ind w:left="0"/>
-              <w:jc w:val="left"/>
-            </w:pPr>
-            <w:r>
-              <w:rPr>
-                <w:rFonts w:ascii="Arial" w:hAnsi="Arial" w:eastAsia="等线" w:cs="Arial"/>
-                <w:sz w:val="22"/>
+            <w:vAlign w:val="center"/>
+          </w:tcPr>
+          <w:p>
+            <w:pPr>
+              <w:keepNext w:val="0"/>
+              <w:keepLines w:val="0"/>
+              <w:widowControl/>
+              <w:suppressLineNumbers w:val="0"/>
+              <w:bidi w:val="0"/>
+              <w:spacing w:before="0" w:beforeAutospacing="0" w:after="0" w:afterAutospacing="0" w:line="23" w:lineRule="atLeast"/>
+              <w:ind w:left="0" w:leftChars="0" w:right="0" w:rightChars="0"/>
+              <w:jc w:val="left"/>
+            </w:pPr>
+            <w:r>
+              <w:rPr>
+                <w:rStyle w:val="7"/>
+                <w:rFonts w:hint="default" w:ascii="sans-serif" w:hAnsi="sans-serif" w:eastAsia="sans-serif" w:cs="sans-serif"/>
+                <w:color w:val="1F1F1F"/>
+                <w:kern w:val="0"/>
+                <w:sz w:val="24"/>
+                <w:szCs w:val="24"/>
+                <w:lang w:val="en-US" w:eastAsia="zh-CN" w:bidi="ar"/>
               </w:rPr>
               <w:t>等级</w:t>
             </w:r>
@@ -10236,19 +14397,30 @@
               <w:bottom w:w="30" w:type="dxa"/>
               <w:right w:w="120" w:type="dxa"/>
             </w:tcMar>
-          </w:tcPr>
-          <w:p>
-            <w:pPr>
-              <w:spacing w:before="120" w:after="120" w:line="288" w:lineRule="auto"/>
-              <w:ind w:left="0"/>
-              <w:jc w:val="left"/>
-            </w:pPr>
-            <w:r>
-              <w:rPr>
-                <w:rFonts w:ascii="Arial" w:hAnsi="Arial" w:eastAsia="等线" w:cs="Arial"/>
-                <w:sz w:val="22"/>
-              </w:rPr>
-              <w:t>每秒灼烧伤害</w:t>
+            <w:vAlign w:val="center"/>
+          </w:tcPr>
+          <w:p>
+            <w:pPr>
+              <w:keepNext w:val="0"/>
+              <w:keepLines w:val="0"/>
+              <w:widowControl/>
+              <w:suppressLineNumbers w:val="0"/>
+              <w:bidi w:val="0"/>
+              <w:spacing w:before="0" w:beforeAutospacing="0" w:after="0" w:afterAutospacing="0" w:line="23" w:lineRule="atLeast"/>
+              <w:ind w:left="0" w:leftChars="0" w:right="0" w:rightChars="0"/>
+              <w:jc w:val="left"/>
+            </w:pPr>
+            <w:r>
+              <w:rPr>
+                <w:rStyle w:val="7"/>
+                <w:rFonts w:hint="default" w:ascii="sans-serif" w:hAnsi="sans-serif" w:eastAsia="sans-serif" w:cs="sans-serif"/>
+                <w:color w:val="1F1F1F"/>
+                <w:kern w:val="0"/>
+                <w:sz w:val="24"/>
+                <w:szCs w:val="24"/>
+                <w:lang w:val="en-US" w:eastAsia="zh-CN" w:bidi="ar"/>
+              </w:rPr>
+              <w:t>导弹数量</w:t>
             </w:r>
           </w:p>
         </w:tc>
@@ -10261,19 +14433,30 @@
               <w:bottom w:w="30" w:type="dxa"/>
               <w:right w:w="120" w:type="dxa"/>
             </w:tcMar>
-          </w:tcPr>
-          <w:p>
-            <w:pPr>
-              <w:spacing w:before="120" w:after="120" w:line="288" w:lineRule="auto"/>
-              <w:ind w:left="0"/>
-              <w:jc w:val="left"/>
-            </w:pPr>
-            <w:r>
-              <w:rPr>
-                <w:rFonts w:ascii="Arial" w:hAnsi="Arial" w:eastAsia="等线" w:cs="Arial"/>
-                <w:sz w:val="22"/>
-              </w:rPr>
-              <w:t>光环半径</w:t>
+            <w:vAlign w:val="center"/>
+          </w:tcPr>
+          <w:p>
+            <w:pPr>
+              <w:keepNext w:val="0"/>
+              <w:keepLines w:val="0"/>
+              <w:widowControl/>
+              <w:suppressLineNumbers w:val="0"/>
+              <w:bidi w:val="0"/>
+              <w:spacing w:before="0" w:beforeAutospacing="0" w:after="0" w:afterAutospacing="0" w:line="23" w:lineRule="atLeast"/>
+              <w:ind w:left="0" w:leftChars="0" w:right="0" w:rightChars="0"/>
+              <w:jc w:val="left"/>
+            </w:pPr>
+            <w:r>
+              <w:rPr>
+                <w:rStyle w:val="7"/>
+                <w:rFonts w:hint="default" w:ascii="sans-serif" w:hAnsi="sans-serif" w:eastAsia="sans-serif" w:cs="sans-serif"/>
+                <w:color w:val="1F1F1F"/>
+                <w:kern w:val="0"/>
+                <w:sz w:val="24"/>
+                <w:szCs w:val="24"/>
+                <w:lang w:val="en-US" w:eastAsia="zh-CN" w:bidi="ar"/>
+              </w:rPr>
+              <w:t>伤害倍率 (物理)</w:t>
             </w:r>
           </w:p>
         </w:tc>
@@ -10286,19 +14469,30 @@
               <w:bottom w:w="30" w:type="dxa"/>
               <w:right w:w="120" w:type="dxa"/>
             </w:tcMar>
-          </w:tcPr>
-          <w:p>
-            <w:pPr>
-              <w:spacing w:before="120" w:after="120" w:line="288" w:lineRule="auto"/>
-              <w:ind w:left="0"/>
-              <w:jc w:val="left"/>
-            </w:pPr>
-            <w:r>
-              <w:rPr>
-                <w:rFonts w:ascii="Arial" w:hAnsi="Arial" w:eastAsia="等线" w:cs="Arial"/>
-                <w:sz w:val="22"/>
-              </w:rPr>
-              <w:t>附加效果</w:t>
+            <w:vAlign w:val="center"/>
+          </w:tcPr>
+          <w:p>
+            <w:pPr>
+              <w:keepNext w:val="0"/>
+              <w:keepLines w:val="0"/>
+              <w:widowControl/>
+              <w:suppressLineNumbers w:val="0"/>
+              <w:bidi w:val="0"/>
+              <w:spacing w:before="0" w:beforeAutospacing="0" w:after="0" w:afterAutospacing="0" w:line="23" w:lineRule="atLeast"/>
+              <w:ind w:left="0" w:leftChars="0" w:right="0" w:rightChars="0"/>
+              <w:jc w:val="left"/>
+            </w:pPr>
+            <w:r>
+              <w:rPr>
+                <w:rStyle w:val="7"/>
+                <w:rFonts w:hint="default" w:ascii="sans-serif" w:hAnsi="sans-serif" w:eastAsia="sans-serif" w:cs="sans-serif"/>
+                <w:color w:val="1F1F1F"/>
+                <w:kern w:val="0"/>
+                <w:sz w:val="24"/>
+                <w:szCs w:val="24"/>
+                <w:lang w:val="en-US" w:eastAsia="zh-CN" w:bidi="ar"/>
+              </w:rPr>
+              <w:t>爆炸半径 (像素)</w:t>
             </w:r>
           </w:p>
         </w:tc>
@@ -10313,17 +14507,27 @@
               <w:bottom w:w="30" w:type="dxa"/>
               <w:right w:w="120" w:type="dxa"/>
             </w:tcMar>
-          </w:tcPr>
-          <w:p>
-            <w:pPr>
-              <w:spacing w:before="120" w:after="120" w:line="288" w:lineRule="auto"/>
-              <w:ind w:left="0"/>
-              <w:jc w:val="left"/>
-            </w:pPr>
-            <w:r>
-              <w:rPr>
-                <w:rFonts w:ascii="Arial" w:hAnsi="Arial" w:eastAsia="等线" w:cs="Arial"/>
-                <w:sz w:val="22"/>
+            <w:vAlign w:val="center"/>
+          </w:tcPr>
+          <w:p>
+            <w:pPr>
+              <w:keepNext w:val="0"/>
+              <w:keepLines w:val="0"/>
+              <w:widowControl/>
+              <w:suppressLineNumbers w:val="0"/>
+              <w:bidi w:val="0"/>
+              <w:spacing w:before="0" w:beforeAutospacing="0" w:after="0" w:afterAutospacing="0" w:line="23" w:lineRule="atLeast"/>
+              <w:ind w:left="0" w:leftChars="0" w:right="0" w:rightChars="0"/>
+              <w:jc w:val="left"/>
+            </w:pPr>
+            <w:r>
+              <w:rPr>
+                <w:rFonts w:hint="default" w:ascii="sans-serif" w:hAnsi="sans-serif" w:eastAsia="sans-serif" w:cs="sans-serif"/>
+                <w:color w:val="1F1F1F"/>
+                <w:kern w:val="0"/>
+                <w:sz w:val="24"/>
+                <w:szCs w:val="24"/>
+                <w:lang w:val="en-US" w:eastAsia="zh-CN" w:bidi="ar"/>
               </w:rPr>
               <w:t>1</w:t>
             </w:r>
@@ -10338,19 +14542,29 @@
               <w:bottom w:w="30" w:type="dxa"/>
               <w:right w:w="120" w:type="dxa"/>
             </w:tcMar>
-          </w:tcPr>
-          <w:p>
-            <w:pPr>
-              <w:spacing w:before="120" w:after="120" w:line="288" w:lineRule="auto"/>
-              <w:ind w:left="0"/>
-              <w:jc w:val="left"/>
-            </w:pPr>
-            <w:r>
-              <w:rPr>
-                <w:rFonts w:ascii="Arial" w:hAnsi="Arial" w:eastAsia="等线" w:cs="Arial"/>
-                <w:sz w:val="22"/>
-              </w:rPr>
-              <w:t>45%物攻</w:t>
+            <w:vAlign w:val="center"/>
+          </w:tcPr>
+          <w:p>
+            <w:pPr>
+              <w:keepNext w:val="0"/>
+              <w:keepLines w:val="0"/>
+              <w:widowControl/>
+              <w:suppressLineNumbers w:val="0"/>
+              <w:bidi w:val="0"/>
+              <w:spacing w:before="0" w:beforeAutospacing="0" w:after="0" w:afterAutospacing="0" w:line="23" w:lineRule="atLeast"/>
+              <w:ind w:left="0" w:leftChars="0" w:right="0" w:rightChars="0"/>
+              <w:jc w:val="left"/>
+            </w:pPr>
+            <w:r>
+              <w:rPr>
+                <w:rFonts w:hint="default" w:ascii="sans-serif" w:hAnsi="sans-serif" w:eastAsia="sans-serif" w:cs="sans-serif"/>
+                <w:color w:val="1F1F1F"/>
+                <w:kern w:val="0"/>
+                <w:sz w:val="24"/>
+                <w:szCs w:val="24"/>
+                <w:lang w:val="en-US" w:eastAsia="zh-CN" w:bidi="ar"/>
+              </w:rPr>
+              <w:t>1 枚</w:t>
             </w:r>
           </w:p>
         </w:tc>
@@ -10363,19 +14577,29 @@
               <w:bottom w:w="30" w:type="dxa"/>
               <w:right w:w="120" w:type="dxa"/>
             </w:tcMar>
-          </w:tcPr>
-          <w:p>
-            <w:pPr>
-              <w:spacing w:before="120" w:after="120" w:line="288" w:lineRule="auto"/>
-              <w:ind w:left="0"/>
-              <w:jc w:val="left"/>
-            </w:pPr>
-            <w:r>
-              <w:rPr>
-                <w:rFonts w:ascii="Arial" w:hAnsi="Arial" w:eastAsia="等线" w:cs="Arial"/>
-                <w:sz w:val="22"/>
-              </w:rPr>
-              <w:t>32px</w:t>
+            <w:vAlign w:val="center"/>
+          </w:tcPr>
+          <w:p>
+            <w:pPr>
+              <w:keepNext w:val="0"/>
+              <w:keepLines w:val="0"/>
+              <w:widowControl/>
+              <w:suppressLineNumbers w:val="0"/>
+              <w:bidi w:val="0"/>
+              <w:spacing w:before="0" w:beforeAutospacing="0" w:after="0" w:afterAutospacing="0" w:line="23" w:lineRule="atLeast"/>
+              <w:ind w:left="0" w:leftChars="0" w:right="0" w:rightChars="0"/>
+              <w:jc w:val="left"/>
+            </w:pPr>
+            <w:r>
+              <w:rPr>
+                <w:rFonts w:hint="default" w:ascii="sans-serif" w:hAnsi="sans-serif" w:eastAsia="sans-serif" w:cs="sans-serif"/>
+                <w:color w:val="1F1F1F"/>
+                <w:kern w:val="0"/>
+                <w:sz w:val="24"/>
+                <w:szCs w:val="24"/>
+                <w:lang w:val="en-US" w:eastAsia="zh-CN" w:bidi="ar"/>
+              </w:rPr>
+              <w:t>100% 物攻</w:t>
             </w:r>
           </w:p>
         </w:tc>
@@ -10388,19 +14612,29 @@
               <w:bottom w:w="30" w:type="dxa"/>
               <w:right w:w="120" w:type="dxa"/>
             </w:tcMar>
-          </w:tcPr>
-          <w:p>
-            <w:pPr>
-              <w:spacing w:before="120" w:after="120" w:line="288" w:lineRule="auto"/>
-              <w:ind w:left="0"/>
-              <w:jc w:val="left"/>
-            </w:pPr>
-            <w:r>
-              <w:rPr>
-                <w:rFonts w:ascii="Arial" w:hAnsi="Arial" w:eastAsia="等线" w:cs="Arial"/>
-                <w:sz w:val="22"/>
-              </w:rPr>
-              <w:t>无</w:t>
+            <w:vAlign w:val="center"/>
+          </w:tcPr>
+          <w:p>
+            <w:pPr>
+              <w:keepNext w:val="0"/>
+              <w:keepLines w:val="0"/>
+              <w:widowControl/>
+              <w:suppressLineNumbers w:val="0"/>
+              <w:bidi w:val="0"/>
+              <w:spacing w:before="0" w:beforeAutospacing="0" w:after="0" w:afterAutospacing="0" w:line="23" w:lineRule="atLeast"/>
+              <w:ind w:left="0" w:leftChars="0" w:right="0" w:rightChars="0"/>
+              <w:jc w:val="left"/>
+            </w:pPr>
+            <w:r>
+              <w:rPr>
+                <w:rFonts w:hint="default" w:ascii="sans-serif" w:hAnsi="sans-serif" w:eastAsia="sans-serif" w:cs="sans-serif"/>
+                <w:color w:val="1F1F1F"/>
+                <w:kern w:val="0"/>
+                <w:sz w:val="24"/>
+                <w:szCs w:val="24"/>
+                <w:lang w:val="en-US" w:eastAsia="zh-CN" w:bidi="ar"/>
+              </w:rPr>
+              <w:t>20px</w:t>
             </w:r>
           </w:p>
         </w:tc>
@@ -10415,17 +14649,27 @@
               <w:bottom w:w="30" w:type="dxa"/>
               <w:right w:w="120" w:type="dxa"/>
             </w:tcMar>
-          </w:tcPr>
-          <w:p>
-            <w:pPr>
-              <w:spacing w:before="120" w:after="120" w:line="288" w:lineRule="auto"/>
-              <w:ind w:left="0"/>
-              <w:jc w:val="left"/>
-            </w:pPr>
-            <w:r>
-              <w:rPr>
-                <w:rFonts w:ascii="Arial" w:hAnsi="Arial" w:eastAsia="等线" w:cs="Arial"/>
-                <w:sz w:val="22"/>
+            <w:vAlign w:val="center"/>
+          </w:tcPr>
+          <w:p>
+            <w:pPr>
+              <w:keepNext w:val="0"/>
+              <w:keepLines w:val="0"/>
+              <w:widowControl/>
+              <w:suppressLineNumbers w:val="0"/>
+              <w:bidi w:val="0"/>
+              <w:spacing w:before="0" w:beforeAutospacing="0" w:after="0" w:afterAutospacing="0" w:line="23" w:lineRule="atLeast"/>
+              <w:ind w:left="0" w:leftChars="0" w:right="0" w:rightChars="0"/>
+              <w:jc w:val="left"/>
+            </w:pPr>
+            <w:r>
+              <w:rPr>
+                <w:rFonts w:hint="default" w:ascii="sans-serif" w:hAnsi="sans-serif" w:eastAsia="sans-serif" w:cs="sans-serif"/>
+                <w:color w:val="1F1F1F"/>
+                <w:kern w:val="0"/>
+                <w:sz w:val="24"/>
+                <w:szCs w:val="24"/>
+                <w:lang w:val="en-US" w:eastAsia="zh-CN" w:bidi="ar"/>
               </w:rPr>
               <w:t>2</w:t>
             </w:r>
@@ -10440,19 +14684,29 @@
               <w:bottom w:w="30" w:type="dxa"/>
               <w:right w:w="120" w:type="dxa"/>
             </w:tcMar>
-          </w:tcPr>
-          <w:p>
-            <w:pPr>
-              <w:spacing w:before="120" w:after="120" w:line="288" w:lineRule="auto"/>
-              <w:ind w:left="0"/>
-              <w:jc w:val="left"/>
-            </w:pPr>
-            <w:r>
-              <w:rPr>
-                <w:rFonts w:ascii="Arial" w:hAnsi="Arial" w:eastAsia="等线" w:cs="Arial"/>
-                <w:sz w:val="22"/>
-              </w:rPr>
-              <w:t>60%物攻</w:t>
+            <w:vAlign w:val="center"/>
+          </w:tcPr>
+          <w:p>
+            <w:pPr>
+              <w:keepNext w:val="0"/>
+              <w:keepLines w:val="0"/>
+              <w:widowControl/>
+              <w:suppressLineNumbers w:val="0"/>
+              <w:bidi w:val="0"/>
+              <w:spacing w:before="0" w:beforeAutospacing="0" w:after="0" w:afterAutospacing="0" w:line="23" w:lineRule="atLeast"/>
+              <w:ind w:left="0" w:leftChars="0" w:right="0" w:rightChars="0"/>
+              <w:jc w:val="left"/>
+            </w:pPr>
+            <w:r>
+              <w:rPr>
+                <w:rFonts w:hint="default" w:ascii="sans-serif" w:hAnsi="sans-serif" w:eastAsia="sans-serif" w:cs="sans-serif"/>
+                <w:color w:val="1F1F1F"/>
+                <w:kern w:val="0"/>
+                <w:sz w:val="24"/>
+                <w:szCs w:val="24"/>
+                <w:lang w:val="en-US" w:eastAsia="zh-CN" w:bidi="ar"/>
+              </w:rPr>
+              <w:t>1 枚</w:t>
             </w:r>
           </w:p>
         </w:tc>
@@ -10465,19 +14719,29 @@
               <w:bottom w:w="30" w:type="dxa"/>
               <w:right w:w="120" w:type="dxa"/>
             </w:tcMar>
-          </w:tcPr>
-          <w:p>
-            <w:pPr>
-              <w:spacing w:before="120" w:after="120" w:line="288" w:lineRule="auto"/>
-              <w:ind w:left="0"/>
-              <w:jc w:val="left"/>
-            </w:pPr>
-            <w:r>
-              <w:rPr>
-                <w:rFonts w:ascii="Arial" w:hAnsi="Arial" w:eastAsia="等线" w:cs="Arial"/>
-                <w:sz w:val="22"/>
-              </w:rPr>
-              <w:t>40px</w:t>
+            <w:vAlign w:val="center"/>
+          </w:tcPr>
+          <w:p>
+            <w:pPr>
+              <w:keepNext w:val="0"/>
+              <w:keepLines w:val="0"/>
+              <w:widowControl/>
+              <w:suppressLineNumbers w:val="0"/>
+              <w:bidi w:val="0"/>
+              <w:spacing w:before="0" w:beforeAutospacing="0" w:after="0" w:afterAutospacing="0" w:line="23" w:lineRule="atLeast"/>
+              <w:ind w:left="0" w:leftChars="0" w:right="0" w:rightChars="0"/>
+              <w:jc w:val="left"/>
+            </w:pPr>
+            <w:r>
+              <w:rPr>
+                <w:rFonts w:hint="default" w:ascii="sans-serif" w:hAnsi="sans-serif" w:eastAsia="sans-serif" w:cs="sans-serif"/>
+                <w:color w:val="1F1F1F"/>
+                <w:kern w:val="0"/>
+                <w:sz w:val="24"/>
+                <w:szCs w:val="24"/>
+                <w:lang w:val="en-US" w:eastAsia="zh-CN" w:bidi="ar"/>
+              </w:rPr>
+              <w:t>130% 物攻</w:t>
             </w:r>
           </w:p>
         </w:tc>
@@ -10490,19 +14754,29 @@
               <w:bottom w:w="30" w:type="dxa"/>
               <w:right w:w="120" w:type="dxa"/>
             </w:tcMar>
-          </w:tcPr>
-          <w:p>
-            <w:pPr>
-              <w:spacing w:before="120" w:after="120" w:line="288" w:lineRule="auto"/>
-              <w:ind w:left="0"/>
-              <w:jc w:val="left"/>
-            </w:pPr>
-            <w:r>
-              <w:rPr>
-                <w:rFonts w:ascii="Arial" w:hAnsi="Arial" w:eastAsia="等线" w:cs="Arial"/>
-                <w:sz w:val="22"/>
-              </w:rPr>
-              <w:t>无</w:t>
+            <w:vAlign w:val="center"/>
+          </w:tcPr>
+          <w:p>
+            <w:pPr>
+              <w:keepNext w:val="0"/>
+              <w:keepLines w:val="0"/>
+              <w:widowControl/>
+              <w:suppressLineNumbers w:val="0"/>
+              <w:bidi w:val="0"/>
+              <w:spacing w:before="0" w:beforeAutospacing="0" w:after="0" w:afterAutospacing="0" w:line="23" w:lineRule="atLeast"/>
+              <w:ind w:left="0" w:leftChars="0" w:right="0" w:rightChars="0"/>
+              <w:jc w:val="left"/>
+            </w:pPr>
+            <w:r>
+              <w:rPr>
+                <w:rFonts w:hint="default" w:ascii="sans-serif" w:hAnsi="sans-serif" w:eastAsia="sans-serif" w:cs="sans-serif"/>
+                <w:color w:val="1F1F1F"/>
+                <w:kern w:val="0"/>
+                <w:sz w:val="24"/>
+                <w:szCs w:val="24"/>
+                <w:lang w:val="en-US" w:eastAsia="zh-CN" w:bidi="ar"/>
+              </w:rPr>
+              <w:t>25px</w:t>
             </w:r>
           </w:p>
         </w:tc>
@@ -10517,17 +14791,27 @@
               <w:bottom w:w="30" w:type="dxa"/>
               <w:right w:w="120" w:type="dxa"/>
             </w:tcMar>
-          </w:tcPr>
-          <w:p>
-            <w:pPr>
-              <w:spacing w:before="120" w:after="120" w:line="288" w:lineRule="auto"/>
-              <w:ind w:left="0"/>
-              <w:jc w:val="left"/>
-            </w:pPr>
-            <w:r>
-              <w:rPr>
-                <w:rFonts w:ascii="Arial" w:hAnsi="Arial" w:eastAsia="等线" w:cs="Arial"/>
-                <w:sz w:val="22"/>
+            <w:vAlign w:val="center"/>
+          </w:tcPr>
+          <w:p>
+            <w:pPr>
+              <w:keepNext w:val="0"/>
+              <w:keepLines w:val="0"/>
+              <w:widowControl/>
+              <w:suppressLineNumbers w:val="0"/>
+              <w:bidi w:val="0"/>
+              <w:spacing w:before="0" w:beforeAutospacing="0" w:after="0" w:afterAutospacing="0" w:line="23" w:lineRule="atLeast"/>
+              <w:ind w:left="0" w:leftChars="0" w:right="0" w:rightChars="0"/>
+              <w:jc w:val="left"/>
+            </w:pPr>
+            <w:r>
+              <w:rPr>
+                <w:rFonts w:hint="default" w:ascii="sans-serif" w:hAnsi="sans-serif" w:eastAsia="sans-serif" w:cs="sans-serif"/>
+                <w:color w:val="1F1F1F"/>
+                <w:kern w:val="0"/>
+                <w:sz w:val="24"/>
+                <w:szCs w:val="24"/>
+                <w:lang w:val="en-US" w:eastAsia="zh-CN" w:bidi="ar"/>
               </w:rPr>
               <w:t>3</w:t>
             </w:r>
@@ -10542,19 +14826,29 @@
               <w:bottom w:w="30" w:type="dxa"/>
               <w:right w:w="120" w:type="dxa"/>
             </w:tcMar>
-          </w:tcPr>
-          <w:p>
-            <w:pPr>
-              <w:spacing w:before="120" w:after="120" w:line="288" w:lineRule="auto"/>
-              <w:ind w:left="0"/>
-              <w:jc w:val="left"/>
-            </w:pPr>
-            <w:r>
-              <w:rPr>
-                <w:rFonts w:ascii="Arial" w:hAnsi="Arial" w:eastAsia="等线" w:cs="Arial"/>
-                <w:sz w:val="22"/>
-              </w:rPr>
-              <w:t>85%物攻</w:t>
+            <w:vAlign w:val="center"/>
+          </w:tcPr>
+          <w:p>
+            <w:pPr>
+              <w:keepNext w:val="0"/>
+              <w:keepLines w:val="0"/>
+              <w:widowControl/>
+              <w:suppressLineNumbers w:val="0"/>
+              <w:bidi w:val="0"/>
+              <w:spacing w:before="0" w:beforeAutospacing="0" w:after="0" w:afterAutospacing="0" w:line="23" w:lineRule="atLeast"/>
+              <w:ind w:left="0" w:leftChars="0" w:right="0" w:rightChars="0"/>
+              <w:jc w:val="left"/>
+            </w:pPr>
+            <w:r>
+              <w:rPr>
+                <w:rFonts w:hint="default" w:ascii="sans-serif" w:hAnsi="sans-serif" w:eastAsia="sans-serif" w:cs="sans-serif"/>
+                <w:color w:val="1F1F1F"/>
+                <w:kern w:val="0"/>
+                <w:sz w:val="24"/>
+                <w:szCs w:val="24"/>
+                <w:lang w:val="en-US" w:eastAsia="zh-CN" w:bidi="ar"/>
+              </w:rPr>
+              <w:t>2 枚</w:t>
             </w:r>
           </w:p>
         </w:tc>
@@ -10567,19 +14861,29 @@
               <w:bottom w:w="30" w:type="dxa"/>
               <w:right w:w="120" w:type="dxa"/>
             </w:tcMar>
-          </w:tcPr>
-          <w:p>
-            <w:pPr>
-              <w:spacing w:before="120" w:after="120" w:line="288" w:lineRule="auto"/>
-              <w:ind w:left="0"/>
-              <w:jc w:val="left"/>
-            </w:pPr>
-            <w:r>
-              <w:rPr>
-                <w:rFonts w:ascii="Arial" w:hAnsi="Arial" w:eastAsia="等线" w:cs="Arial"/>
-                <w:sz w:val="22"/>
-              </w:rPr>
-              <w:t>48px</w:t>
+            <w:vAlign w:val="center"/>
+          </w:tcPr>
+          <w:p>
+            <w:pPr>
+              <w:keepNext w:val="0"/>
+              <w:keepLines w:val="0"/>
+              <w:widowControl/>
+              <w:suppressLineNumbers w:val="0"/>
+              <w:bidi w:val="0"/>
+              <w:spacing w:before="0" w:beforeAutospacing="0" w:after="0" w:afterAutospacing="0" w:line="23" w:lineRule="atLeast"/>
+              <w:ind w:left="0" w:leftChars="0" w:right="0" w:rightChars="0"/>
+              <w:jc w:val="left"/>
+            </w:pPr>
+            <w:r>
+              <w:rPr>
+                <w:rFonts w:hint="default" w:ascii="sans-serif" w:hAnsi="sans-serif" w:eastAsia="sans-serif" w:cs="sans-serif"/>
+                <w:color w:val="1F1F1F"/>
+                <w:kern w:val="0"/>
+                <w:sz w:val="24"/>
+                <w:szCs w:val="24"/>
+                <w:lang w:val="en-US" w:eastAsia="zh-CN" w:bidi="ar"/>
+              </w:rPr>
+              <w:t>160% 物攻</w:t>
             </w:r>
           </w:p>
         </w:tc>
@@ -10592,19 +14896,29 @@
               <w:bottom w:w="30" w:type="dxa"/>
               <w:right w:w="120" w:type="dxa"/>
             </w:tcMar>
-          </w:tcPr>
-          <w:p>
-            <w:pPr>
-              <w:spacing w:before="120" w:after="120" w:line="288" w:lineRule="auto"/>
-              <w:ind w:left="0"/>
-              <w:jc w:val="left"/>
-            </w:pPr>
-            <w:r>
-              <w:rPr>
-                <w:rFonts w:ascii="Arial" w:hAnsi="Arial" w:eastAsia="等线" w:cs="Arial"/>
-                <w:sz w:val="22"/>
-              </w:rPr>
-              <w:t>敌方受暴击+3%</w:t>
+            <w:vAlign w:val="center"/>
+          </w:tcPr>
+          <w:p>
+            <w:pPr>
+              <w:keepNext w:val="0"/>
+              <w:keepLines w:val="0"/>
+              <w:widowControl/>
+              <w:suppressLineNumbers w:val="0"/>
+              <w:bidi w:val="0"/>
+              <w:spacing w:before="0" w:beforeAutospacing="0" w:after="0" w:afterAutospacing="0" w:line="23" w:lineRule="atLeast"/>
+              <w:ind w:left="0" w:leftChars="0" w:right="0" w:rightChars="0"/>
+              <w:jc w:val="left"/>
+            </w:pPr>
+            <w:r>
+              <w:rPr>
+                <w:rFonts w:hint="default" w:ascii="sans-serif" w:hAnsi="sans-serif" w:eastAsia="sans-serif" w:cs="sans-serif"/>
+                <w:color w:val="1F1F1F"/>
+                <w:kern w:val="0"/>
+                <w:sz w:val="24"/>
+                <w:szCs w:val="24"/>
+                <w:lang w:val="en-US" w:eastAsia="zh-CN" w:bidi="ar"/>
+              </w:rPr>
+              <w:t>30px</w:t>
             </w:r>
           </w:p>
         </w:tc>
@@ -10619,17 +14933,27 @@
               <w:bottom w:w="30" w:type="dxa"/>
               <w:right w:w="120" w:type="dxa"/>
             </w:tcMar>
-          </w:tcPr>
-          <w:p>
-            <w:pPr>
-              <w:spacing w:before="120" w:after="120" w:line="288" w:lineRule="auto"/>
-              <w:ind w:left="0"/>
-              <w:jc w:val="left"/>
-            </w:pPr>
-            <w:r>
-              <w:rPr>
-                <w:rFonts w:ascii="Arial" w:hAnsi="Arial" w:eastAsia="等线" w:cs="Arial"/>
-                <w:sz w:val="22"/>
+            <w:vAlign w:val="center"/>
+          </w:tcPr>
+          <w:p>
+            <w:pPr>
+              <w:keepNext w:val="0"/>
+              <w:keepLines w:val="0"/>
+              <w:widowControl/>
+              <w:suppressLineNumbers w:val="0"/>
+              <w:bidi w:val="0"/>
+              <w:spacing w:before="0" w:beforeAutospacing="0" w:after="0" w:afterAutospacing="0" w:line="23" w:lineRule="atLeast"/>
+              <w:ind w:left="0" w:leftChars="0" w:right="0" w:rightChars="0"/>
+              <w:jc w:val="left"/>
+            </w:pPr>
+            <w:r>
+              <w:rPr>
+                <w:rFonts w:hint="default" w:ascii="sans-serif" w:hAnsi="sans-serif" w:eastAsia="sans-serif" w:cs="sans-serif"/>
+                <w:color w:val="1F1F1F"/>
+                <w:kern w:val="0"/>
+                <w:sz w:val="24"/>
+                <w:szCs w:val="24"/>
+                <w:lang w:val="en-US" w:eastAsia="zh-CN" w:bidi="ar"/>
               </w:rPr>
               <w:t>4</w:t>
             </w:r>
@@ -10644,19 +14968,29 @@
               <w:bottom w:w="30" w:type="dxa"/>
               <w:right w:w="120" w:type="dxa"/>
             </w:tcMar>
-          </w:tcPr>
-          <w:p>
-            <w:pPr>
-              <w:spacing w:before="120" w:after="120" w:line="288" w:lineRule="auto"/>
-              <w:ind w:left="0"/>
-              <w:jc w:val="left"/>
-            </w:pPr>
-            <w:r>
-              <w:rPr>
-                <w:rFonts w:ascii="Arial" w:hAnsi="Arial" w:eastAsia="等线" w:cs="Arial"/>
-                <w:sz w:val="22"/>
-              </w:rPr>
-              <w:t>115%物攻</w:t>
+            <w:vAlign w:val="center"/>
+          </w:tcPr>
+          <w:p>
+            <w:pPr>
+              <w:keepNext w:val="0"/>
+              <w:keepLines w:val="0"/>
+              <w:widowControl/>
+              <w:suppressLineNumbers w:val="0"/>
+              <w:bidi w:val="0"/>
+              <w:spacing w:before="0" w:beforeAutospacing="0" w:after="0" w:afterAutospacing="0" w:line="23" w:lineRule="atLeast"/>
+              <w:ind w:left="0" w:leftChars="0" w:right="0" w:rightChars="0"/>
+              <w:jc w:val="left"/>
+            </w:pPr>
+            <w:r>
+              <w:rPr>
+                <w:rFonts w:hint="default" w:ascii="sans-serif" w:hAnsi="sans-serif" w:eastAsia="sans-serif" w:cs="sans-serif"/>
+                <w:color w:val="1F1F1F"/>
+                <w:kern w:val="0"/>
+                <w:sz w:val="24"/>
+                <w:szCs w:val="24"/>
+                <w:lang w:val="en-US" w:eastAsia="zh-CN" w:bidi="ar"/>
+              </w:rPr>
+              <w:t>2 枚</w:t>
             </w:r>
           </w:p>
         </w:tc>
@@ -10669,19 +15003,29 @@
               <w:bottom w:w="30" w:type="dxa"/>
               <w:right w:w="120" w:type="dxa"/>
             </w:tcMar>
-          </w:tcPr>
-          <w:p>
-            <w:pPr>
-              <w:spacing w:before="120" w:after="120" w:line="288" w:lineRule="auto"/>
-              <w:ind w:left="0"/>
-              <w:jc w:val="left"/>
-            </w:pPr>
-            <w:r>
-              <w:rPr>
-                <w:rFonts w:ascii="Arial" w:hAnsi="Arial" w:eastAsia="等线" w:cs="Arial"/>
-                <w:sz w:val="22"/>
-              </w:rPr>
-              <w:t>56px</w:t>
+            <w:vAlign w:val="center"/>
+          </w:tcPr>
+          <w:p>
+            <w:pPr>
+              <w:keepNext w:val="0"/>
+              <w:keepLines w:val="0"/>
+              <w:widowControl/>
+              <w:suppressLineNumbers w:val="0"/>
+              <w:bidi w:val="0"/>
+              <w:spacing w:before="0" w:beforeAutospacing="0" w:after="0" w:afterAutospacing="0" w:line="23" w:lineRule="atLeast"/>
+              <w:ind w:left="0" w:leftChars="0" w:right="0" w:rightChars="0"/>
+              <w:jc w:val="left"/>
+            </w:pPr>
+            <w:r>
+              <w:rPr>
+                <w:rFonts w:hint="default" w:ascii="sans-serif" w:hAnsi="sans-serif" w:eastAsia="sans-serif" w:cs="sans-serif"/>
+                <w:color w:val="1F1F1F"/>
+                <w:kern w:val="0"/>
+                <w:sz w:val="24"/>
+                <w:szCs w:val="24"/>
+                <w:lang w:val="en-US" w:eastAsia="zh-CN" w:bidi="ar"/>
+              </w:rPr>
+              <w:t>200% 物攻</w:t>
             </w:r>
           </w:p>
         </w:tc>
@@ -10694,19 +15038,29 @@
               <w:bottom w:w="30" w:type="dxa"/>
               <w:right w:w="120" w:type="dxa"/>
             </w:tcMar>
-          </w:tcPr>
-          <w:p>
-            <w:pPr>
-              <w:spacing w:before="120" w:after="120" w:line="288" w:lineRule="auto"/>
-              <w:ind w:left="0"/>
-              <w:jc w:val="left"/>
-            </w:pPr>
-            <w:r>
-              <w:rPr>
-                <w:rFonts w:ascii="Arial" w:hAnsi="Arial" w:eastAsia="等线" w:cs="Arial"/>
-                <w:sz w:val="22"/>
-              </w:rPr>
-              <w:t>敌方受暴击+6%</w:t>
+            <w:vAlign w:val="center"/>
+          </w:tcPr>
+          <w:p>
+            <w:pPr>
+              <w:keepNext w:val="0"/>
+              <w:keepLines w:val="0"/>
+              <w:widowControl/>
+              <w:suppressLineNumbers w:val="0"/>
+              <w:bidi w:val="0"/>
+              <w:spacing w:before="0" w:beforeAutospacing="0" w:after="0" w:afterAutospacing="0" w:line="23" w:lineRule="atLeast"/>
+              <w:ind w:left="0" w:leftChars="0" w:right="0" w:rightChars="0"/>
+              <w:jc w:val="left"/>
+            </w:pPr>
+            <w:r>
+              <w:rPr>
+                <w:rFonts w:hint="default" w:ascii="sans-serif" w:hAnsi="sans-serif" w:eastAsia="sans-serif" w:cs="sans-serif"/>
+                <w:color w:val="1F1F1F"/>
+                <w:kern w:val="0"/>
+                <w:sz w:val="24"/>
+                <w:szCs w:val="24"/>
+                <w:lang w:val="en-US" w:eastAsia="zh-CN" w:bidi="ar"/>
+              </w:rPr>
+              <w:t>35px</w:t>
             </w:r>
           </w:p>
         </w:tc>
@@ -10721,17 +15075,27 @@
               <w:bottom w:w="30" w:type="dxa"/>
               <w:right w:w="120" w:type="dxa"/>
             </w:tcMar>
-          </w:tcPr>
-          <w:p>
-            <w:pPr>
-              <w:spacing w:before="120" w:after="120" w:line="288" w:lineRule="auto"/>
-              <w:ind w:left="0"/>
-              <w:jc w:val="left"/>
-            </w:pPr>
-            <w:r>
-              <w:rPr>
-                <w:rFonts w:ascii="Arial" w:hAnsi="Arial" w:eastAsia="等线" w:cs="Arial"/>
-                <w:sz w:val="22"/>
+            <w:vAlign w:val="center"/>
+          </w:tcPr>
+          <w:p>
+            <w:pPr>
+              <w:keepNext w:val="0"/>
+              <w:keepLines w:val="0"/>
+              <w:widowControl/>
+              <w:suppressLineNumbers w:val="0"/>
+              <w:bidi w:val="0"/>
+              <w:spacing w:before="0" w:beforeAutospacing="0" w:after="0" w:afterAutospacing="0" w:line="23" w:lineRule="atLeast"/>
+              <w:ind w:left="0" w:leftChars="0" w:right="0" w:rightChars="0"/>
+              <w:jc w:val="left"/>
+            </w:pPr>
+            <w:r>
+              <w:rPr>
+                <w:rFonts w:hint="default" w:ascii="sans-serif" w:hAnsi="sans-serif" w:eastAsia="sans-serif" w:cs="sans-serif"/>
+                <w:color w:val="1F1F1F"/>
+                <w:kern w:val="0"/>
+                <w:sz w:val="24"/>
+                <w:szCs w:val="24"/>
+                <w:lang w:val="en-US" w:eastAsia="zh-CN" w:bidi="ar"/>
               </w:rPr>
               <w:t>5</w:t>
             </w:r>
@@ -10746,19 +15110,29 @@
               <w:bottom w:w="30" w:type="dxa"/>
               <w:right w:w="120" w:type="dxa"/>
             </w:tcMar>
-          </w:tcPr>
-          <w:p>
-            <w:pPr>
-              <w:spacing w:before="120" w:after="120" w:line="288" w:lineRule="auto"/>
-              <w:ind w:left="0"/>
-              <w:jc w:val="left"/>
-            </w:pPr>
-            <w:r>
-              <w:rPr>
-                <w:rFonts w:ascii="Arial" w:hAnsi="Arial" w:eastAsia="等线" w:cs="Arial"/>
-                <w:sz w:val="22"/>
-              </w:rPr>
-              <w:t>150%物攻</w:t>
+            <w:vAlign w:val="center"/>
+          </w:tcPr>
+          <w:p>
+            <w:pPr>
+              <w:keepNext w:val="0"/>
+              <w:keepLines w:val="0"/>
+              <w:widowControl/>
+              <w:suppressLineNumbers w:val="0"/>
+              <w:bidi w:val="0"/>
+              <w:spacing w:before="0" w:beforeAutospacing="0" w:after="0" w:afterAutospacing="0" w:line="23" w:lineRule="atLeast"/>
+              <w:ind w:left="0" w:leftChars="0" w:right="0" w:rightChars="0"/>
+              <w:jc w:val="left"/>
+            </w:pPr>
+            <w:r>
+              <w:rPr>
+                <w:rFonts w:hint="default" w:ascii="sans-serif" w:hAnsi="sans-serif" w:eastAsia="sans-serif" w:cs="sans-serif"/>
+                <w:color w:val="1F1F1F"/>
+                <w:kern w:val="0"/>
+                <w:sz w:val="24"/>
+                <w:szCs w:val="24"/>
+                <w:lang w:val="en-US" w:eastAsia="zh-CN" w:bidi="ar"/>
+              </w:rPr>
+              <w:t>3 枚</w:t>
             </w:r>
           </w:p>
         </w:tc>
@@ -10771,19 +15145,29 @@
               <w:bottom w:w="30" w:type="dxa"/>
               <w:right w:w="120" w:type="dxa"/>
             </w:tcMar>
-          </w:tcPr>
-          <w:p>
-            <w:pPr>
-              <w:spacing w:before="120" w:after="120" w:line="288" w:lineRule="auto"/>
-              <w:ind w:left="0"/>
-              <w:jc w:val="left"/>
-            </w:pPr>
-            <w:r>
-              <w:rPr>
-                <w:rFonts w:ascii="Arial" w:hAnsi="Arial" w:eastAsia="等线" w:cs="Arial"/>
-                <w:sz w:val="22"/>
-              </w:rPr>
-              <w:t>64px</w:t>
+            <w:vAlign w:val="center"/>
+          </w:tcPr>
+          <w:p>
+            <w:pPr>
+              <w:keepNext w:val="0"/>
+              <w:keepLines w:val="0"/>
+              <w:widowControl/>
+              <w:suppressLineNumbers w:val="0"/>
+              <w:bidi w:val="0"/>
+              <w:spacing w:before="0" w:beforeAutospacing="0" w:after="0" w:afterAutospacing="0" w:line="23" w:lineRule="atLeast"/>
+              <w:ind w:left="0" w:leftChars="0" w:right="0" w:rightChars="0"/>
+              <w:jc w:val="left"/>
+            </w:pPr>
+            <w:r>
+              <w:rPr>
+                <w:rFonts w:hint="default" w:ascii="sans-serif" w:hAnsi="sans-serif" w:eastAsia="sans-serif" w:cs="sans-serif"/>
+                <w:color w:val="1F1F1F"/>
+                <w:kern w:val="0"/>
+                <w:sz w:val="24"/>
+                <w:szCs w:val="24"/>
+                <w:lang w:val="en-US" w:eastAsia="zh-CN" w:bidi="ar"/>
+              </w:rPr>
+              <w:t>250% 物攻</w:t>
             </w:r>
           </w:p>
         </w:tc>
@@ -10796,19 +15180,29 @@
               <w:bottom w:w="30" w:type="dxa"/>
               <w:right w:w="120" w:type="dxa"/>
             </w:tcMar>
-          </w:tcPr>
-          <w:p>
-            <w:pPr>
-              <w:spacing w:before="120" w:after="120" w:line="288" w:lineRule="auto"/>
-              <w:ind w:left="0"/>
-              <w:jc w:val="left"/>
-            </w:pPr>
-            <w:r>
-              <w:rPr>
-                <w:rFonts w:ascii="Arial" w:hAnsi="Arial" w:eastAsia="等线" w:cs="Arial"/>
-                <w:sz w:val="22"/>
-              </w:rPr>
-              <w:t>敌方受暴击+10%</w:t>
+            <w:vAlign w:val="center"/>
+          </w:tcPr>
+          <w:p>
+            <w:pPr>
+              <w:keepNext w:val="0"/>
+              <w:keepLines w:val="0"/>
+              <w:widowControl/>
+              <w:suppressLineNumbers w:val="0"/>
+              <w:bidi w:val="0"/>
+              <w:spacing w:before="0" w:beforeAutospacing="0" w:after="0" w:afterAutospacing="0" w:line="23" w:lineRule="atLeast"/>
+              <w:ind w:left="0" w:leftChars="0" w:right="0" w:rightChars="0"/>
+              <w:jc w:val="left"/>
+            </w:pPr>
+            <w:r>
+              <w:rPr>
+                <w:rFonts w:hint="default" w:ascii="sans-serif" w:hAnsi="sans-serif" w:eastAsia="sans-serif" w:cs="sans-serif"/>
+                <w:color w:val="1F1F1F"/>
+                <w:kern w:val="0"/>
+                <w:sz w:val="24"/>
+                <w:szCs w:val="24"/>
+                <w:lang w:val="en-US" w:eastAsia="zh-CN" w:bidi="ar"/>
+              </w:rPr>
+              <w:t>40px</w:t>
             </w:r>
           </w:p>
         </w:tc>
@@ -10823,17 +15217,27 @@
               <w:bottom w:w="30" w:type="dxa"/>
               <w:right w:w="120" w:type="dxa"/>
             </w:tcMar>
-          </w:tcPr>
-          <w:p>
-            <w:pPr>
-              <w:spacing w:before="120" w:after="120" w:line="288" w:lineRule="auto"/>
-              <w:ind w:left="0"/>
-              <w:jc w:val="left"/>
-            </w:pPr>
-            <w:r>
-              <w:rPr>
-                <w:rFonts w:ascii="Arial" w:hAnsi="Arial" w:eastAsia="等线" w:cs="Arial"/>
-                <w:sz w:val="22"/>
+            <w:vAlign w:val="center"/>
+          </w:tcPr>
+          <w:p>
+            <w:pPr>
+              <w:keepNext w:val="0"/>
+              <w:keepLines w:val="0"/>
+              <w:widowControl/>
+              <w:suppressLineNumbers w:val="0"/>
+              <w:bidi w:val="0"/>
+              <w:spacing w:before="0" w:beforeAutospacing="0" w:after="0" w:afterAutospacing="0" w:line="23" w:lineRule="atLeast"/>
+              <w:ind w:left="0" w:leftChars="0" w:right="0" w:rightChars="0"/>
+              <w:jc w:val="left"/>
+            </w:pPr>
+            <w:r>
+              <w:rPr>
+                <w:rFonts w:hint="default" w:ascii="sans-serif" w:hAnsi="sans-serif" w:eastAsia="sans-serif" w:cs="sans-serif"/>
+                <w:color w:val="1F1F1F"/>
+                <w:kern w:val="0"/>
+                <w:sz w:val="24"/>
+                <w:szCs w:val="24"/>
+                <w:lang w:val="en-US" w:eastAsia="zh-CN" w:bidi="ar"/>
               </w:rPr>
               <w:t>6</w:t>
             </w:r>
@@ -10848,19 +15252,31 @@
               <w:bottom w:w="30" w:type="dxa"/>
               <w:right w:w="120" w:type="dxa"/>
             </w:tcMar>
-          </w:tcPr>
-          <w:p>
-            <w:pPr>
-              <w:spacing w:before="120" w:after="120" w:line="288" w:lineRule="auto"/>
-              <w:ind w:left="0"/>
-              <w:jc w:val="left"/>
-            </w:pPr>
-            <w:r>
-              <w:rPr>
-                <w:rFonts w:ascii="Arial" w:hAnsi="Arial" w:eastAsia="等线" w:cs="Arial"/>
-                <w:sz w:val="22"/>
-              </w:rPr>
-              <w:t>200%物攻</w:t>
+            <w:vAlign w:val="center"/>
+          </w:tcPr>
+          <w:p>
+            <w:pPr>
+              <w:keepNext w:val="0"/>
+              <w:keepLines w:val="0"/>
+              <w:widowControl/>
+              <w:suppressLineNumbers w:val="0"/>
+              <w:bidi w:val="0"/>
+              <w:spacing w:before="0" w:beforeAutospacing="0" w:after="0" w:afterAutospacing="0" w:line="23" w:lineRule="atLeast"/>
+              <w:ind w:left="0" w:leftChars="0" w:right="0" w:rightChars="0"/>
+              <w:jc w:val="left"/>
+            </w:pPr>
+            <w:r>
+              <w:rPr>
+                <w:rFonts w:hint="default" w:ascii="sans-serif" w:hAnsi="sans-serif" w:eastAsia="sans-serif" w:cs="sans-serif"/>
+                <w:b/>
+                <w:bCs/>
+                <w:color w:val="1F1F1F"/>
+                <w:kern w:val="0"/>
+                <w:sz w:val="24"/>
+                <w:szCs w:val="24"/>
+                <w:lang w:val="en-US" w:eastAsia="zh-CN" w:bidi="ar"/>
+              </w:rPr>
+              <w:t>5 枚</w:t>
             </w:r>
           </w:p>
         </w:tc>
@@ -10873,19 +15289,31 @@
               <w:bottom w:w="30" w:type="dxa"/>
               <w:right w:w="120" w:type="dxa"/>
             </w:tcMar>
-          </w:tcPr>
-          <w:p>
-            <w:pPr>
-              <w:spacing w:before="120" w:after="120" w:line="288" w:lineRule="auto"/>
-              <w:ind w:left="0"/>
-              <w:jc w:val="left"/>
-            </w:pPr>
-            <w:r>
-              <w:rPr>
-                <w:rFonts w:ascii="Arial" w:hAnsi="Arial" w:eastAsia="等线" w:cs="Arial"/>
-                <w:sz w:val="22"/>
-              </w:rPr>
-              <w:t>80px</w:t>
+            <w:vAlign w:val="center"/>
+          </w:tcPr>
+          <w:p>
+            <w:pPr>
+              <w:keepNext w:val="0"/>
+              <w:keepLines w:val="0"/>
+              <w:widowControl/>
+              <w:suppressLineNumbers w:val="0"/>
+              <w:bidi w:val="0"/>
+              <w:spacing w:before="0" w:beforeAutospacing="0" w:after="0" w:afterAutospacing="0" w:line="23" w:lineRule="atLeast"/>
+              <w:ind w:left="0" w:leftChars="0" w:right="0" w:rightChars="0"/>
+              <w:jc w:val="left"/>
+            </w:pPr>
+            <w:r>
+              <w:rPr>
+                <w:rFonts w:hint="default" w:ascii="sans-serif" w:hAnsi="sans-serif" w:eastAsia="sans-serif" w:cs="sans-serif"/>
+                <w:b/>
+                <w:bCs/>
+                <w:color w:val="1F1F1F"/>
+                <w:kern w:val="0"/>
+                <w:sz w:val="24"/>
+                <w:szCs w:val="24"/>
+                <w:lang w:val="en-US" w:eastAsia="zh-CN" w:bidi="ar"/>
+              </w:rPr>
+              <w:t>450% 物攻</w:t>
             </w:r>
           </w:p>
         </w:tc>
@@ -10898,19 +15326,31 @@
               <w:bottom w:w="30" w:type="dxa"/>
               <w:right w:w="120" w:type="dxa"/>
             </w:tcMar>
-          </w:tcPr>
-          <w:p>
-            <w:pPr>
-              <w:spacing w:before="120" w:after="120" w:line="288" w:lineRule="auto"/>
-              <w:ind w:left="0"/>
-              <w:jc w:val="left"/>
-            </w:pPr>
-            <w:r>
-              <w:rPr>
-                <w:rFonts w:ascii="Arial" w:hAnsi="Arial" w:eastAsia="等线" w:cs="Arial"/>
-                <w:sz w:val="22"/>
-              </w:rPr>
-              <w:t>敌方受暴击+15%、暴伤+10%</w:t>
+            <w:vAlign w:val="center"/>
+          </w:tcPr>
+          <w:p>
+            <w:pPr>
+              <w:keepNext w:val="0"/>
+              <w:keepLines w:val="0"/>
+              <w:widowControl/>
+              <w:suppressLineNumbers w:val="0"/>
+              <w:bidi w:val="0"/>
+              <w:spacing w:before="0" w:beforeAutospacing="0" w:after="0" w:afterAutospacing="0" w:line="23" w:lineRule="atLeast"/>
+              <w:ind w:left="0" w:leftChars="0" w:right="0" w:rightChars="0"/>
+              <w:jc w:val="left"/>
+            </w:pPr>
+            <w:r>
+              <w:rPr>
+                <w:rFonts w:hint="default" w:ascii="sans-serif" w:hAnsi="sans-serif" w:eastAsia="sans-serif" w:cs="sans-serif"/>
+                <w:b/>
+                <w:bCs/>
+                <w:color w:val="1F1F1F"/>
+                <w:kern w:val="0"/>
+                <w:sz w:val="24"/>
+                <w:szCs w:val="24"/>
+                <w:lang w:val="en-US" w:eastAsia="zh-CN" w:bidi="ar"/>
+              </w:rPr>
+              <w:t>60px</w:t>
             </w:r>
           </w:p>
         </w:tc>
@@ -10924,7 +15364,7 @@
         <w:suppressLineNumbers w:val="0"/>
         <w:jc w:val="left"/>
         <w:rPr>
-          <w:rStyle w:val="7"/>
+          <w:rStyle w:val="8"/>
         </w:rPr>
       </w:pPr>
       <w:bookmarkStart w:id="19" w:name="heading_19"/>
@@ -10947,7 +15387,7 @@
       </w:r>
       <w:r>
         <w:rPr>
-          <w:rStyle w:val="7"/>
+          <w:rStyle w:val="8"/>
           <w:lang w:val="en-US" w:eastAsia="zh-CN"/>
         </w:rPr>
         <w:t>裂空震慑</w:t>
@@ -10955,7 +15395,7 @@
     </w:p>
     <w:p>
       <w:pPr>
-        <w:pStyle w:val="3"/>
+        <w:pStyle w:val="4"/>
         <w:keepNext w:val="0"/>
         <w:keepLines w:val="0"/>
         <w:widowControl/>
@@ -10996,7 +15436,7 @@
     </w:p>
     <w:p>
       <w:pPr>
-        <w:pStyle w:val="3"/>
+        <w:pStyle w:val="4"/>
         <w:keepNext w:val="0"/>
         <w:keepLines w:val="0"/>
         <w:widowControl/>
@@ -11077,7 +15517,7 @@
     </w:p>
     <w:tbl>
       <w:tblPr>
-        <w:tblStyle w:val="4"/>
+        <w:tblStyle w:val="5"/>
         <w:tblW w:w="0" w:type="auto"/>
         <w:tblCellSpacing w:w="15" w:type="dxa"/>
         <w:tblInd w:w="20" w:type="dxa"/>
@@ -11145,7 +15585,7 @@
             </w:pPr>
             <w:r>
               <w:rPr>
-                <w:rStyle w:val="6"/>
+                <w:rStyle w:val="7"/>
                 <w:rFonts w:hint="default" w:ascii="sans-serif" w:hAnsi="sans-serif" w:eastAsia="sans-serif" w:cs="sans-serif"/>
                 <w:color w:val="1F1F1F"/>
                 <w:kern w:val="0"/>
@@ -11192,7 +15632,7 @@
             </w:pPr>
             <w:r>
               <w:rPr>
-                <w:rStyle w:val="6"/>
+                <w:rStyle w:val="7"/>
                 <w:rFonts w:hint="default" w:ascii="sans-serif" w:hAnsi="sans-serif" w:eastAsia="sans-serif" w:cs="sans-serif"/>
                 <w:color w:val="1F1F1F"/>
                 <w:kern w:val="0"/>
@@ -11239,7 +15679,7 @@
             </w:pPr>
             <w:r>
               <w:rPr>
-                <w:rStyle w:val="6"/>
+                <w:rStyle w:val="7"/>
                 <w:rFonts w:hint="default" w:ascii="sans-serif" w:hAnsi="sans-serif" w:eastAsia="sans-serif" w:cs="sans-serif"/>
                 <w:color w:val="1F1F1F"/>
                 <w:kern w:val="0"/>
@@ -11286,7 +15726,7 @@
             </w:pPr>
             <w:r>
               <w:rPr>
-                <w:rStyle w:val="6"/>
+                <w:rStyle w:val="7"/>
                 <w:rFonts w:hint="default" w:ascii="sans-serif" w:hAnsi="sans-serif" w:eastAsia="sans-serif" w:cs="sans-serif"/>
                 <w:color w:val="1F1F1F"/>
                 <w:kern w:val="0"/>
@@ -11333,7 +15773,7 @@
             </w:pPr>
             <w:r>
               <w:rPr>
-                <w:rStyle w:val="6"/>
+                <w:rStyle w:val="7"/>
                 <w:rFonts w:hint="default" w:ascii="sans-serif" w:hAnsi="sans-serif" w:eastAsia="sans-serif" w:cs="sans-serif"/>
                 <w:color w:val="1F1F1F"/>
                 <w:kern w:val="0"/>
@@ -12759,7 +17199,7 @@
     </w:tbl>
     <w:p>
       <w:pPr>
-        <w:pStyle w:val="3"/>
+        <w:pStyle w:val="4"/>
         <w:keepNext w:val="0"/>
         <w:keepLines w:val="0"/>
         <w:widowControl/>
@@ -12814,7 +17254,7 @@
     </w:p>
     <w:p>
       <w:pPr>
-        <w:pStyle w:val="3"/>
+        <w:pStyle w:val="4"/>
         <w:keepNext w:val="0"/>
         <w:keepLines w:val="0"/>
         <w:widowControl/>
@@ -12869,7 +17309,7 @@
     </w:p>
     <w:p>
       <w:pPr>
-        <w:pStyle w:val="3"/>
+        <w:pStyle w:val="4"/>
         <w:keepNext w:val="0"/>
         <w:keepLines w:val="0"/>
         <w:widowControl/>
@@ -12955,7 +17395,7 @@
     </w:p>
     <w:p>
       <w:pPr>
-        <w:pStyle w:val="3"/>
+        <w:pStyle w:val="4"/>
         <w:keepNext w:val="0"/>
         <w:keepLines w:val="0"/>
         <w:widowControl/>
@@ -13017,7 +17457,7 @@
     </w:p>
     <w:p>
       <w:pPr>
-        <w:pStyle w:val="3"/>
+        <w:pStyle w:val="4"/>
         <w:keepNext w:val="0"/>
         <w:keepLines w:val="0"/>
         <w:widowControl/>
@@ -13062,7 +17502,7 @@
     </w:p>
     <w:p>
       <w:pPr>
-        <w:pStyle w:val="3"/>
+        <w:pStyle w:val="4"/>
         <w:keepNext w:val="0"/>
         <w:keepLines w:val="0"/>
         <w:widowControl/>
@@ -13103,7 +17543,7 @@
     </w:p>
     <w:p>
       <w:pPr>
-        <w:pStyle w:val="3"/>
+        <w:pStyle w:val="4"/>
         <w:keepNext w:val="0"/>
         <w:keepLines w:val="0"/>
         <w:widowControl/>
@@ -13152,7 +17592,7 @@
     </w:p>
     <w:p>
       <w:pPr>
-        <w:pStyle w:val="3"/>
+        <w:pStyle w:val="4"/>
         <w:keepNext w:val="0"/>
         <w:keepLines w:val="0"/>
         <w:widowControl/>
@@ -13165,7 +17605,7 @@
     </w:p>
     <w:p>
       <w:pPr>
-        <w:pStyle w:val="3"/>
+        <w:pStyle w:val="4"/>
         <w:keepNext w:val="0"/>
         <w:keepLines w:val="0"/>
         <w:widowControl/>
@@ -13206,7 +17646,7 @@
     </w:p>
     <w:p>
       <w:pPr>
-        <w:pStyle w:val="3"/>
+        <w:pStyle w:val="4"/>
         <w:keepNext w:val="0"/>
         <w:keepLines w:val="0"/>
         <w:widowControl/>
@@ -13329,7 +17769,7 @@
             </w:pPr>
             <w:r>
               <w:rPr>
-                <w:rStyle w:val="6"/>
+                <w:rStyle w:val="7"/>
                 <w:rFonts w:hint="default" w:ascii="sans-serif" w:hAnsi="sans-serif" w:eastAsia="sans-serif" w:cs="sans-serif"/>
                 <w:color w:val="1F1F1F"/>
                 <w:kern w:val="0"/>
@@ -13377,7 +17817,7 @@
             </w:pPr>
             <w:r>
               <w:rPr>
-                <w:rStyle w:val="6"/>
+                <w:rStyle w:val="7"/>
                 <w:rFonts w:hint="default" w:ascii="sans-serif" w:hAnsi="sans-serif" w:eastAsia="sans-serif" w:cs="sans-serif"/>
                 <w:color w:val="1F1F1F"/>
                 <w:kern w:val="0"/>
@@ -13425,7 +17865,7 @@
             </w:pPr>
             <w:r>
               <w:rPr>
-                <w:rStyle w:val="6"/>
+                <w:rStyle w:val="7"/>
                 <w:rFonts w:hint="default" w:ascii="sans-serif" w:hAnsi="sans-serif" w:eastAsia="sans-serif" w:cs="sans-serif"/>
                 <w:color w:val="1F1F1F"/>
                 <w:kern w:val="0"/>
@@ -13473,7 +17913,7 @@
             </w:pPr>
             <w:r>
               <w:rPr>
-                <w:rStyle w:val="6"/>
+                <w:rStyle w:val="7"/>
                 <w:rFonts w:hint="default" w:ascii="sans-serif" w:hAnsi="sans-serif" w:eastAsia="sans-serif" w:cs="sans-serif"/>
                 <w:color w:val="1F1F1F"/>
                 <w:kern w:val="0"/>
@@ -13521,7 +17961,7 @@
             </w:pPr>
             <w:r>
               <w:rPr>
-                <w:rStyle w:val="6"/>
+                <w:rStyle w:val="7"/>
                 <w:rFonts w:hint="default" w:ascii="sans-serif" w:hAnsi="sans-serif" w:eastAsia="sans-serif" w:cs="sans-serif"/>
                 <w:color w:val="1F1F1F"/>
                 <w:kern w:val="0"/>
@@ -13569,7 +18009,7 @@
             </w:pPr>
             <w:r>
               <w:rPr>
-                <w:rStyle w:val="6"/>
+                <w:rStyle w:val="7"/>
                 <w:rFonts w:hint="default" w:ascii="sans-serif" w:hAnsi="sans-serif" w:eastAsia="sans-serif" w:cs="sans-serif"/>
                 <w:color w:val="1F1F1F"/>
                 <w:kern w:val="0"/>
@@ -14548,8 +18988,6 @@
               </w:rPr>
               <w:t>18 支</w:t>
             </w:r>
-            <w:bookmarkStart w:id="26" w:name="_GoBack"/>
-            <w:bookmarkEnd w:id="26"/>
           </w:p>
         </w:tc>
         <w:tc>
@@ -15505,7 +19943,7 @@
     </w:p>
     <w:tbl>
       <w:tblPr>
-        <w:tblStyle w:val="4"/>
+        <w:tblStyle w:val="5"/>
         <w:tblW w:w="0" w:type="auto"/>
         <w:tblInd w:w="0" w:type="dxa"/>
         <w:tblBorders>
@@ -16340,7 +20778,7 @@
     </w:p>
     <w:tbl>
       <w:tblPr>
-        <w:tblStyle w:val="4"/>
+        <w:tblStyle w:val="5"/>
         <w:tblW w:w="0" w:type="auto"/>
         <w:tblInd w:w="0" w:type="dxa"/>
         <w:tblBorders>
@@ -16383,6 +20821,7 @@
               <w:ind w:left="0"/>
               <w:jc w:val="left"/>
             </w:pPr>
+            <w:bookmarkStart w:id="26" w:name="_GoBack" w:colFirst="0" w:colLast="4"/>
             <w:r>
               <w:rPr>
                 <w:rFonts w:ascii="Arial" w:hAnsi="Arial" w:eastAsia="等线" w:cs="Arial"/>
@@ -17255,6 +21694,7 @@
           </w:p>
         </w:tc>
       </w:tr>
+      <w:bookmarkEnd w:id="26"/>
     </w:tbl>
     <w:p>
       <w:pPr>
@@ -17351,7 +21791,7 @@
     </w:p>
     <w:tbl>
       <w:tblPr>
-        <w:tblStyle w:val="4"/>
+        <w:tblStyle w:val="5"/>
         <w:tblW w:w="0" w:type="auto"/>
         <w:tblInd w:w="0" w:type="dxa"/>
         <w:tblBorders>
@@ -18010,7 +22450,7 @@
     </w:p>
     <w:tbl>
       <w:tblPr>
-        <w:tblStyle w:val="4"/>
+        <w:tblStyle w:val="5"/>
         <w:tblW w:w="0" w:type="auto"/>
         <w:tblInd w:w="0" w:type="dxa"/>
         <w:tblBorders>
@@ -19377,10 +23817,28 @@
     </w:rPr>
   </w:style>
   <w:style w:type="paragraph" w:styleId="2">
+    <w:name w:val="heading 1"/>
+    <w:basedOn w:val="1"/>
+    <w:next w:val="1"/>
+    <w:qFormat/>
+    <w:uiPriority w:val="0"/>
+    <w:pPr>
+      <w:keepNext/>
+      <w:keepLines/>
+      <w:spacing w:before="340" w:beforeLines="0" w:beforeAutospacing="0" w:after="330" w:afterLines="0" w:afterAutospacing="0" w:line="576" w:lineRule="auto"/>
+      <w:outlineLvl w:val="0"/>
+    </w:pPr>
+    <w:rPr>
+      <w:b/>
+      <w:kern w:val="44"/>
+      <w:sz w:val="44"/>
+    </w:rPr>
+  </w:style>
+  <w:style w:type="paragraph" w:styleId="3">
     <w:name w:val="heading 2"/>
     <w:basedOn w:val="1"/>
     <w:next w:val="1"/>
-    <w:link w:val="7"/>
+    <w:link w:val="8"/>
     <w:semiHidden/>
     <w:unhideWhenUsed/>
     <w:qFormat/>
@@ -19397,12 +23855,12 @@
       <w:sz w:val="32"/>
     </w:rPr>
   </w:style>
-  <w:style w:type="character" w:default="1" w:styleId="5">
+  <w:style w:type="character" w:default="1" w:styleId="6">
     <w:name w:val="Default Paragraph Font"/>
     <w:semiHidden/>
     <w:uiPriority w:val="0"/>
   </w:style>
-  <w:style w:type="table" w:default="1" w:styleId="4">
+  <w:style w:type="table" w:default="1" w:styleId="5">
     <w:name w:val="Normal Table"/>
     <w:semiHidden/>
     <w:uiPriority w:val="0"/>
@@ -19415,7 +23873,7 @@
       </w:tblCellMar>
     </w:tblPr>
   </w:style>
-  <w:style w:type="paragraph" w:styleId="3">
+  <w:style w:type="paragraph" w:styleId="4">
     <w:name w:val="Normal (Web)"/>
     <w:basedOn w:val="1"/>
     <w:uiPriority w:val="0"/>
@@ -19430,18 +23888,18 @@
       <w:lang w:val="en-US" w:eastAsia="zh-CN" w:bidi="ar"/>
     </w:rPr>
   </w:style>
-  <w:style w:type="character" w:styleId="6">
+  <w:style w:type="character" w:styleId="7">
     <w:name w:val="Strong"/>
-    <w:basedOn w:val="5"/>
+    <w:basedOn w:val="6"/>
     <w:qFormat/>
     <w:uiPriority w:val="0"/>
     <w:rPr>
       <w:b/>
     </w:rPr>
   </w:style>
-  <w:style w:type="character" w:customStyle="1" w:styleId="7">
+  <w:style w:type="character" w:customStyle="1" w:styleId="8">
     <w:name w:val="标题 2 Char"/>
-    <w:link w:val="2"/>
+    <w:link w:val="3"/>
     <w:uiPriority w:val="0"/>
     <w:rPr>
       <w:rFonts w:ascii="Arial" w:hAnsi="Arial" w:eastAsia="黑体"/>
